--- a/FASE 2/Evidencias Proyecto/Evidencias de documentación/Definition_of_Done.docx
+++ b/FASE 2/Evidencias Proyecto/Evidencias de documentación/Definition_of_Done.docx
@@ -1744,6 +1744,186 @@
           </w:p>
         </w:tc>
       </w:tr>
+      <w:tr>
+        <w:trPr>
+          <w:cantSplit w:val="0"/>
+          <w:tblHeader w:val="0"/>
+        </w:trPr>
+        <w:tc>
+          <w:tcPr/>
+          <w:p>
+            <w:pPr>
+              <w:tabs>
+                <w:tab w:val="left" w:pos="1276"/>
+              </w:tabs>
+              <w:rPr>
+                <w:color w:val="000000"/>
+                <w:sz w:val="24"/>
+                <w:szCs w:val="24"/>
+              </w:rPr>
+            </w:pPr>
+            <w:r>
+              <w:rPr>
+                <w:rtl w:val="0"/>
+              </w:rPr>
+              <w:t>1.4</w:t>
+            </w:r>
+          </w:p>
+        </w:tc>
+        <w:tc>
+          <w:tcPr/>
+          <w:p>
+            <w:pPr>
+              <w:tabs>
+                <w:tab w:val="left" w:pos="1276"/>
+              </w:tabs>
+              <w:rPr>
+                <w:color w:val="000000"/>
+                <w:sz w:val="24"/>
+                <w:szCs w:val="24"/>
+              </w:rPr>
+            </w:pPr>
+            <w:r>
+              <w:rPr>
+                <w:rtl w:val="0"/>
+              </w:rPr>
+              <w:t>21-09-2026</w:t>
+            </w:r>
+          </w:p>
+        </w:tc>
+        <w:tc>
+          <w:tcPr/>
+          <w:p>
+            <w:pPr>
+              <w:tabs>
+                <w:tab w:val="left" w:pos="1276"/>
+              </w:tabs>
+              <w:rPr>
+                <w:color w:val="000000"/>
+                <w:sz w:val="24"/>
+                <w:szCs w:val="24"/>
+              </w:rPr>
+            </w:pPr>
+            <w:r>
+              <w:rPr>
+                <w:rtl w:val="0"/>
+              </w:rPr>
+              <w:t>Alcance actualizado a FS-HU-17 (acceso a la cuenta: recuperar contraseña, acceso con Google y registro con rol)</w:t>
+            </w:r>
+          </w:p>
+        </w:tc>
+        <w:tc>
+          <w:tcPr/>
+          <w:p>
+            <w:pPr>
+              <w:tabs>
+                <w:tab w:val="left" w:pos="1276"/>
+              </w:tabs>
+              <w:rPr>
+                <w:color w:val="000000"/>
+                <w:sz w:val="24"/>
+                <w:szCs w:val="24"/>
+              </w:rPr>
+            </w:pPr>
+            <w:r>
+              <w:rPr>
+                <w:rtl w:val="0"/>
+              </w:rPr>
+              <w:t>Rodrigo Cárcamo Rojas</w:t>
+            </w:r>
+          </w:p>
+        </w:tc>
+      </w:tr>
+      <w:tr>
+        <w:trPr>
+          <w:cantSplit w:val="0"/>
+          <w:tblHeader w:val="0"/>
+        </w:trPr>
+        <w:tc>
+          <w:tcPr/>
+          <w:p>
+            <w:pPr>
+              <w:tabs>
+                <w:tab w:val="left" w:pos="1276"/>
+              </w:tabs>
+              <w:rPr>
+                <w:color w:val="000000"/>
+                <w:sz w:val="24"/>
+                <w:szCs w:val="24"/>
+              </w:rPr>
+            </w:pPr>
+            <w:r>
+              <w:rPr>
+                <w:rtl w:val="0"/>
+              </w:rPr>
+              <w:t>1.5</w:t>
+            </w:r>
+          </w:p>
+        </w:tc>
+        <w:tc>
+          <w:tcPr/>
+          <w:p>
+            <w:pPr>
+              <w:tabs>
+                <w:tab w:val="left" w:pos="1276"/>
+              </w:tabs>
+              <w:rPr>
+                <w:color w:val="000000"/>
+                <w:sz w:val="24"/>
+                <w:szCs w:val="24"/>
+              </w:rPr>
+            </w:pPr>
+            <w:r>
+              <w:rPr>
+                <w:rtl w:val="0"/>
+              </w:rPr>
+              <w:t>21-09-2026</w:t>
+            </w:r>
+          </w:p>
+        </w:tc>
+        <w:tc>
+          <w:tcPr/>
+          <w:p>
+            <w:pPr>
+              <w:tabs>
+                <w:tab w:val="left" w:pos="1276"/>
+              </w:tabs>
+              <w:rPr>
+                <w:color w:val="000000"/>
+                <w:sz w:val="24"/>
+                <w:szCs w:val="24"/>
+              </w:rPr>
+            </w:pPr>
+            <w:r>
+              <w:rPr>
+                <w:rtl w:val="0"/>
+              </w:rPr>
+              <w:t>Alcance actualizado a FS-HU-19 (objetivos y estilo de vida, e información de salud)</w:t>
+            </w:r>
+          </w:p>
+        </w:tc>
+        <w:tc>
+          <w:tcPr/>
+          <w:p>
+            <w:pPr>
+              <w:tabs>
+                <w:tab w:val="left" w:pos="1276"/>
+              </w:tabs>
+              <w:rPr>
+                <w:color w:val="000000"/>
+                <w:sz w:val="24"/>
+                <w:szCs w:val="24"/>
+              </w:rPr>
+            </w:pPr>
+            <w:r>
+              <w:rPr>
+                <w:rtl w:val="0"/>
+              </w:rPr>
+              <w:t>Rodrigo Cárcamo Rojas</w:t>
+            </w:r>
+          </w:p>
+        </w:tc>
+      </w:tr>
     </w:tbl>
     <w:p>
       <w:pPr>
@@ -2702,7 +2882,7 @@
           <w:i w:val="0"/>
           <w:sz w:val="21"/>
         </w:rPr>
-        <w:t>La DoD aplica a todas las historias de usuario del Product Backlog (FS-HU-01 a FS-HU-14) y a todos los sprints de la Fase 2. Es complementaria a los criterios de aceptación: los criterios de aceptación son específicos de cada historia (qué debe hacer la funcionalidad), mientras que la DoD es común a todas (con qué calidad debe quedar construida).</w:t>
+        <w:t>La DoD aplica a todas las historias de usuario del Product Backlog (FS-HU-01 a FS-HU-19) y a todos los sprints de la Fase 2. Es complementaria a los criterios de aceptación: los criterios de aceptación son específicos de cada historia (qué debe hacer la funcionalidad), mientras que la DoD es común a todas (con qué calidad debe quedar construida).</w:t>
       </w:r>
     </w:p>
     <w:p>

--- a/FASE 2/Evidencias Proyecto/Evidencias de documentación/Definition_of_Done.docx
+++ b/FASE 2/Evidencias Proyecto/Evidencias de documentación/Definition_of_Done.docx
@@ -1,194 +1,191 @@
 
 <file path=word/document.xml><?xml version="1.0" encoding="utf-8"?>
-<w:document xmlns:mc="http://schemas.openxmlformats.org/markup-compatibility/2006" xmlns:o="urn:schemas-microsoft-com:office:office" xmlns:r="http://schemas.openxmlformats.org/officeDocument/2006/relationships" xmlns:m="http://schemas.openxmlformats.org/officeDocument/2006/math" xmlns:v="urn:schemas-microsoft-com:vml" xmlns:wp="http://schemas.openxmlformats.org/drawingml/2006/wordprocessingDrawing" xmlns:w10="urn:schemas-microsoft-com:office:word" xmlns:w="http://schemas.openxmlformats.org/wordprocessingml/2006/main" xmlns:wne="http://schemas.microsoft.com/office/word/2006/wordml" xmlns:sl="http://schemas.openxmlformats.org/schemaLibrary/2006/main" xmlns:a="http://schemas.openxmlformats.org/drawingml/2006/main" xmlns:pic="http://schemas.openxmlformats.org/drawingml/2006/picture" xmlns:c="http://schemas.openxmlformats.org/drawingml/2006/chart" xmlns:lc="http://schemas.openxmlformats.org/drawingml/2006/lockedCanvas" xmlns:dgm="http://schemas.openxmlformats.org/drawingml/2006/diagram" xmlns:wps="http://schemas.microsoft.com/office/word/2010/wordprocessingShape" xmlns:wpg="http://schemas.microsoft.com/office/word/2010/wordprocessingGroup" xmlns:w14="http://schemas.microsoft.com/office/word/2010/wordml" xmlns:w15="http://schemas.microsoft.com/office/word/2012/wordml">
+<w:document xmlns:wpc="http://schemas.microsoft.com/office/word/2010/wordprocessingCanvas" xmlns:cx="http://schemas.microsoft.com/office/drawing/2014/chartex" xmlns:cx1="http://schemas.microsoft.com/office/drawing/2015/9/8/chartex" xmlns:cx2="http://schemas.microsoft.com/office/drawing/2015/10/21/chartex" xmlns:cx3="http://schemas.microsoft.com/office/drawing/2016/5/9/chartex" xmlns:cx4="http://schemas.microsoft.com/office/drawing/2016/5/10/chartex" xmlns:cx5="http://schemas.microsoft.com/office/drawing/2016/5/11/chartex" xmlns:cx6="http://schemas.microsoft.com/office/drawing/2016/5/12/chartex" xmlns:cx7="http://schemas.microsoft.com/office/drawing/2016/5/13/chartex" xmlns:cx8="http://schemas.microsoft.com/office/drawing/2016/5/14/chartex" xmlns:mc="http://schemas.openxmlformats.org/markup-compatibility/2006" xmlns:m="http://schemas.openxmlformats.org/officeDocument/2006/math" xmlns:aink="http://schemas.microsoft.com/office/drawing/2016/ink" xmlns:am3d="http://schemas.microsoft.com/office/drawing/2017/model3d" xmlns:oel="http://schemas.microsoft.com/office/2019/extlst" xmlns:r="http://schemas.openxmlformats.org/officeDocument/2006/relationships" xmlns:wp14="http://schemas.microsoft.com/office/word/2010/wordprocessingDrawing" xmlns:wp="http://schemas.openxmlformats.org/drawingml/2006/wordprocessingDrawing" xmlns:wpg="http://schemas.microsoft.com/office/word/2010/wordprocessingGroup" xmlns:wpi="http://schemas.microsoft.com/office/word/2010/wordprocessingInk" xmlns:wps="http://schemas.microsoft.com/office/word/2010/wordprocessingShape" xmlns:o="urn:schemas-microsoft-com:office:office" xmlns:v="urn:schemas-microsoft-com:vml" xmlns:w10="urn:schemas-microsoft-com:office:word" xmlns:w="http://schemas.openxmlformats.org/wordprocessingml/2006/main" xmlns:w14="http://schemas.microsoft.com/office/word/2010/wordml" xmlns:w15="http://schemas.microsoft.com/office/word/2012/wordml" xmlns:w16cex="http://schemas.microsoft.com/office/word/2018/wordml/cex" xmlns:w16cid="http://schemas.microsoft.com/office/word/2016/wordml/cid" xmlns:w16="http://schemas.microsoft.com/office/word/2018/wordml" xmlns:w16sdtdh="http://schemas.microsoft.com/office/word/2020/wordml/sdtdatahash" xmlns:w16sdtfl="http://schemas.microsoft.com/office/word/2024/wordml/sdtformatlock" xmlns:w16se="http://schemas.microsoft.com/office/word/2015/wordml/symex" xmlns:w16du="http://schemas.microsoft.com/office/word/2023/wordml/word16du" xmlns:wne="http://schemas.microsoft.com/office/word/2006/wordml" mc:Ignorable="w14 w15 w16se w16cid w16 w16cex w16sdtdh w16sdtfl w16du wp14">
   <w:body>
     <w:p>
       <w:pPr>
         <w:spacing w:after="0" w:line="240" w:lineRule="auto"/>
         <w:jc w:val="center"/>
         <w:rPr>
-          <w:b w:val="1"/>
+          <w:b/>
           <w:sz w:val="36"/>
           <w:szCs w:val="36"/>
         </w:rPr>
       </w:pPr>
-      <w:bookmarkStart w:colFirst="0" w:colLast="0" w:name="_heading=h.gjdgxs" w:id="0"/>
+      <w:bookmarkStart w:id="0" w:name="_heading=h.gjdgxs" w:colFirst="0" w:colLast="0"/>
       <w:bookmarkEnd w:id="0"/>
-      <w:r>
-        <w:rPr>
-          <w:rtl w:val="0"/>
-        </w:rPr>
-      </w:r>
     </w:p>
     <w:p>
       <w:pPr>
         <w:spacing w:after="0" w:line="240" w:lineRule="auto"/>
         <w:jc w:val="center"/>
         <w:rPr>
-          <w:b w:val="1"/>
+          <w:b/>
           <w:sz w:val="36"/>
           <w:szCs w:val="36"/>
         </w:rPr>
       </w:pPr>
-      <w:bookmarkStart w:colFirst="0" w:colLast="0" w:name="_heading=h.ozlk6kkis06w" w:id="1"/>
+      <w:bookmarkStart w:id="1" w:name="_heading=h.ozlk6kkis06w" w:colFirst="0" w:colLast="0"/>
       <w:bookmarkEnd w:id="1"/>
-      <w:r>
-        <w:rPr>
-          <w:rtl w:val="0"/>
-        </w:rPr>
-      </w:r>
     </w:p>
     <w:p>
       <w:pPr>
         <w:spacing w:after="0" w:line="240" w:lineRule="auto"/>
         <w:jc w:val="center"/>
         <w:rPr>
-          <w:b w:val="1"/>
+          <w:b/>
           <w:color w:val="000000"/>
           <w:sz w:val="36"/>
           <w:szCs w:val="36"/>
         </w:rPr>
       </w:pPr>
-      <w:r>
-        <w:rPr>
-          <w:rtl w:val="0"/>
-        </w:rPr>
-      </w:r>
     </w:p>
     <w:p>
       <w:pPr>
         <w:spacing w:after="0" w:line="240" w:lineRule="auto"/>
         <w:jc w:val="center"/>
         <w:rPr>
-          <w:b w:val="1"/>
+          <w:b/>
           <w:color w:val="000000"/>
           <w:sz w:val="36"/>
           <w:szCs w:val="36"/>
         </w:rPr>
       </w:pPr>
-      <w:r>
-        <w:rPr>
-          <w:rtl w:val="0"/>
-        </w:rPr>
-      </w:r>
     </w:p>
     <w:p>
       <w:pPr>
         <w:spacing w:after="0" w:line="240" w:lineRule="auto"/>
         <w:jc w:val="center"/>
         <w:rPr>
-          <w:b w:val="1"/>
+          <w:b/>
           <w:color w:val="000000"/>
           <w:sz w:val="36"/>
           <w:szCs w:val="36"/>
         </w:rPr>
       </w:pPr>
-      <w:r>
-        <w:rPr>
-          <w:rtl w:val="0"/>
-        </w:rPr>
-      </w:r>
     </w:p>
     <w:p>
       <w:pPr>
         <w:spacing w:after="0" w:line="240" w:lineRule="auto"/>
         <w:jc w:val="center"/>
         <w:rPr>
-          <w:b w:val="1"/>
+          <w:b/>
           <w:color w:val="000000"/>
           <w:sz w:val="36"/>
           <w:szCs w:val="36"/>
         </w:rPr>
       </w:pPr>
-      <w:r>
-        <w:rPr>
-          <w:rtl w:val="0"/>
-        </w:rPr>
-      </w:r>
     </w:p>
     <w:p>
       <w:pPr>
         <w:spacing w:after="0" w:line="240" w:lineRule="auto"/>
         <w:jc w:val="center"/>
         <w:rPr>
-          <w:b w:val="1"/>
+          <w:b/>
           <w:color w:val="000000"/>
           <w:sz w:val="36"/>
           <w:szCs w:val="36"/>
         </w:rPr>
       </w:pPr>
-      <w:r>
-        <w:rPr>
-          <w:rtl w:val="0"/>
-        </w:rPr>
-      </w:r>
     </w:p>
     <w:p>
       <w:pPr>
         <w:spacing w:after="0" w:line="240" w:lineRule="auto"/>
         <w:jc w:val="center"/>
         <w:rPr>
-          <w:b w:val="1"/>
+          <w:b/>
           <w:color w:val="000000"/>
           <w:sz w:val="36"/>
           <w:szCs w:val="36"/>
         </w:rPr>
       </w:pPr>
-      <w:r>
-        <w:rPr>
-          <w:rtl w:val="0"/>
-        </w:rPr>
-      </w:r>
     </w:p>
     <w:p>
       <w:pPr>
         <w:spacing w:after="0" w:line="240" w:lineRule="auto"/>
         <w:jc w:val="center"/>
         <w:rPr>
-          <w:b w:val="1"/>
+          <w:b/>
           <w:color w:val="000000"/>
           <w:sz w:val="36"/>
           <w:szCs w:val="36"/>
         </w:rPr>
       </w:pPr>
-      <w:r>
-        <w:rPr>
-          <w:rtl w:val="0"/>
-        </w:rPr>
-      </w:r>
     </w:p>
     <w:p>
       <w:pPr>
         <w:spacing w:after="0" w:line="240" w:lineRule="auto"/>
         <w:jc w:val="center"/>
         <w:rPr>
-          <w:b w:val="1"/>
+          <w:b/>
           <w:color w:val="000000"/>
           <w:sz w:val="36"/>
           <w:szCs w:val="36"/>
         </w:rPr>
       </w:pPr>
-      <w:r>
-        <w:rPr>
-          <w:rtl w:val="0"/>
-        </w:rPr>
-      </w:r>
     </w:p>
     <w:p>
       <w:pPr>
         <w:spacing w:after="0" w:line="240" w:lineRule="auto"/>
         <w:jc w:val="center"/>
         <w:rPr>
-          <w:b w:val="1"/>
+          <w:b/>
           <w:color w:val="000000"/>
           <w:sz w:val="36"/>
           <w:szCs w:val="36"/>
         </w:rPr>
       </w:pPr>
+    </w:p>
+    <w:p>
+      <w:pPr>
+        <w:spacing w:after="0" w:line="240" w:lineRule="auto"/>
+        <w:jc w:val="right"/>
+        <w:rPr>
+          <w:b/>
+          <w:color w:val="000000"/>
+          <w:sz w:val="48"/>
+          <w:szCs w:val="48"/>
+        </w:rPr>
+      </w:pPr>
+      <w:proofErr w:type="spellStart"/>
       <w:r>
         <w:rPr>
-          <w:rtl w:val="0"/>
-        </w:rPr>
+          <w:b/>
+          <w:color w:val="000000"/>
+          <w:sz w:val="48"/>
+          <w:szCs w:val="48"/>
+        </w:rPr>
+        <w:t>Definition</w:t>
+      </w:r>
+      <w:proofErr w:type="spellEnd"/>
+      <w:r>
+        <w:rPr>
+          <w:b/>
+          <w:color w:val="000000"/>
+          <w:sz w:val="48"/>
+          <w:szCs w:val="48"/>
+        </w:rPr>
+        <w:t xml:space="preserve"> </w:t>
+      </w:r>
+      <w:proofErr w:type="spellStart"/>
+      <w:r>
+        <w:rPr>
+          <w:b/>
+          <w:color w:val="000000"/>
+          <w:sz w:val="48"/>
+          <w:szCs w:val="48"/>
+        </w:rPr>
+        <w:t>of</w:t>
+      </w:r>
+      <w:proofErr w:type="spellEnd"/>
+      <w:r>
+        <w:rPr>
+          <w:b/>
+          <w:color w:val="000000"/>
+          <w:sz w:val="48"/>
+          <w:szCs w:val="48"/>
+        </w:rPr>
+        <w:t xml:space="preserve"> Done</w:t>
       </w:r>
     </w:p>
     <w:p>
@@ -196,7 +193,7 @@
         <w:spacing w:after="0" w:line="240" w:lineRule="auto"/>
         <w:jc w:val="right"/>
         <w:rPr>
-          <w:b w:val="1"/>
+          <w:b/>
           <w:color w:val="000000"/>
           <w:sz w:val="48"/>
           <w:szCs w:val="48"/>
@@ -204,13 +201,12 @@
       </w:pPr>
       <w:r>
         <w:rPr>
-          <w:b w:val="1"/>
+          <w:b/>
           <w:color w:val="000000"/>
           <w:sz w:val="48"/>
           <w:szCs w:val="48"/>
-          <w:rtl w:val="0"/>
-        </w:rPr>
-        <w:t xml:space="preserve">Definition of Done</w:t>
+        </w:rPr>
+        <w:t>(Definición de Terminado)</w:t>
       </w:r>
     </w:p>
     <w:p>
@@ -218,7 +214,7 @@
         <w:spacing w:after="0" w:line="240" w:lineRule="auto"/>
         <w:jc w:val="right"/>
         <w:rPr>
-          <w:b w:val="1"/>
+          <w:b/>
           <w:color w:val="000000"/>
           <w:sz w:val="48"/>
           <w:szCs w:val="48"/>
@@ -226,13 +222,26 @@
       </w:pPr>
       <w:r>
         <w:rPr>
-          <w:b w:val="1"/>
-          <w:color w:val="000000"/>
+          <w:b/>
           <w:sz w:val="48"/>
-          <w:szCs w:val="48"/>
-          <w:rtl w:val="0"/>
-        </w:rPr>
-        <w:t xml:space="preserve">(Definición de Terminado)</w:t>
+        </w:rPr>
+        <w:t xml:space="preserve"> “</w:t>
+      </w:r>
+      <w:proofErr w:type="spellStart"/>
+      <w:r>
+        <w:rPr>
+          <w:b/>
+          <w:sz w:val="48"/>
+        </w:rPr>
+        <w:t>FitSearch</w:t>
+      </w:r>
+      <w:proofErr w:type="spellEnd"/>
+      <w:r>
+        <w:rPr>
+          <w:b/>
+          <w:sz w:val="48"/>
+        </w:rPr>
+        <w:t>”</w:t>
       </w:r>
     </w:p>
     <w:p>
@@ -240,928 +249,867 @@
         <w:spacing w:after="0" w:line="240" w:lineRule="auto"/>
         <w:jc w:val="right"/>
         <w:rPr>
-          <w:b w:val="1"/>
-          <w:color w:val="000000"/>
-          <w:sz w:val="48"/>
-          <w:szCs w:val="48"/>
+          <w:b/>
+          <w:i/>
+          <w:color w:val="00B050"/>
+          <w:sz w:val="36"/>
+          <w:szCs w:val="36"/>
+        </w:rPr>
+      </w:pPr>
+    </w:p>
+    <w:p>
+      <w:pPr>
+        <w:spacing w:after="0" w:line="240" w:lineRule="auto"/>
+        <w:jc w:val="right"/>
+        <w:rPr>
+          <w:b/>
+          <w:i/>
+          <w:color w:val="365F91"/>
+          <w:sz w:val="36"/>
+          <w:szCs w:val="36"/>
         </w:rPr>
       </w:pPr>
       <w:r>
         <w:rPr>
-          <w:rFonts w:ascii="Calibri" w:hAnsi="Calibri"/>
           <w:b/>
-          <w:sz w:val="48"/>
-        </w:rPr>
-        <w:t xml:space="preserve"> “FitSearch”</w:t>
+          <w:i/>
+          <w:sz w:val="36"/>
+        </w:rPr>
+        <w:t>Fecha: 14</w:t>
+      </w:r>
+      <w:r>
+        <w:rPr>
+          <w:b/>
+          <w:i/>
+          <w:sz w:val="36"/>
+        </w:rPr>
+        <w:t>/</w:t>
+      </w:r>
+      <w:r>
+        <w:rPr>
+          <w:b/>
+          <w:i/>
+          <w:sz w:val="36"/>
+        </w:rPr>
+        <w:t>09</w:t>
+      </w:r>
+      <w:r>
+        <w:rPr>
+          <w:b/>
+          <w:i/>
+          <w:sz w:val="36"/>
+        </w:rPr>
+        <w:t>/</w:t>
+      </w:r>
+      <w:r>
+        <w:rPr>
+          <w:b/>
+          <w:i/>
+          <w:sz w:val="36"/>
+        </w:rPr>
+        <w:t>2026</w:t>
       </w:r>
     </w:p>
     <w:p>
       <w:pPr>
         <w:spacing w:after="0" w:line="240" w:lineRule="auto"/>
-        <w:jc w:val="right"/>
-        <w:rPr>
-          <w:b w:val="1"/>
-          <w:i w:val="1"/>
-          <w:color w:val="00b050"/>
-          <w:sz w:val="36"/>
-          <w:szCs w:val="36"/>
+        <w:rPr>
+          <w:b/>
+          <w:color w:val="365F91"/>
+        </w:rPr>
+      </w:pPr>
+    </w:p>
+    <w:p>
+      <w:pPr>
+        <w:spacing w:after="0" w:line="240" w:lineRule="auto"/>
+        <w:rPr>
+          <w:b/>
+          <w:color w:val="365F91"/>
+        </w:rPr>
+      </w:pPr>
+    </w:p>
+    <w:p>
+      <w:pPr>
+        <w:spacing w:after="0" w:line="240" w:lineRule="auto"/>
+        <w:rPr>
+          <w:b/>
+          <w:color w:val="365F91"/>
+        </w:rPr>
+      </w:pPr>
+    </w:p>
+    <w:p>
+      <w:pPr>
+        <w:spacing w:after="0" w:line="240" w:lineRule="auto"/>
+        <w:rPr>
+          <w:b/>
+          <w:color w:val="365F91"/>
+        </w:rPr>
+      </w:pPr>
+    </w:p>
+    <w:p>
+      <w:pPr>
+        <w:spacing w:after="0" w:line="240" w:lineRule="auto"/>
+        <w:rPr>
+          <w:b/>
+          <w:color w:val="365F91"/>
+        </w:rPr>
+      </w:pPr>
+    </w:p>
+    <w:p>
+      <w:pPr>
+        <w:spacing w:after="0" w:line="240" w:lineRule="auto"/>
+        <w:rPr>
+          <w:b/>
+          <w:color w:val="365F91"/>
+        </w:rPr>
+      </w:pPr>
+    </w:p>
+    <w:p>
+      <w:pPr>
+        <w:spacing w:after="0" w:line="240" w:lineRule="auto"/>
+        <w:rPr>
+          <w:b/>
+          <w:color w:val="365F91"/>
+        </w:rPr>
+      </w:pPr>
+    </w:p>
+    <w:p>
+      <w:pPr>
+        <w:spacing w:after="0" w:line="240" w:lineRule="auto"/>
+        <w:rPr>
+          <w:b/>
+          <w:color w:val="365F91"/>
+        </w:rPr>
+      </w:pPr>
+    </w:p>
+    <w:p>
+      <w:pPr>
+        <w:spacing w:after="0" w:line="240" w:lineRule="auto"/>
+        <w:rPr>
+          <w:b/>
+          <w:color w:val="365F91"/>
+        </w:rPr>
+      </w:pPr>
+    </w:p>
+    <w:p>
+      <w:pPr>
+        <w:spacing w:after="0" w:line="240" w:lineRule="auto"/>
+        <w:rPr>
+          <w:b/>
+          <w:color w:val="365F91"/>
+        </w:rPr>
+      </w:pPr>
+    </w:p>
+    <w:p>
+      <w:pPr>
+        <w:spacing w:after="0" w:line="240" w:lineRule="auto"/>
+        <w:rPr>
+          <w:b/>
+          <w:color w:val="365F91"/>
+        </w:rPr>
+      </w:pPr>
+    </w:p>
+    <w:p>
+      <w:pPr>
+        <w:spacing w:after="0" w:line="240" w:lineRule="auto"/>
+        <w:rPr>
+          <w:b/>
+          <w:color w:val="365F91"/>
+        </w:rPr>
+      </w:pPr>
+    </w:p>
+    <w:p>
+      <w:pPr>
+        <w:spacing w:after="0" w:line="240" w:lineRule="auto"/>
+        <w:rPr>
+          <w:b/>
+          <w:color w:val="365F91"/>
+        </w:rPr>
+      </w:pPr>
+    </w:p>
+    <w:p>
+      <w:pPr>
+        <w:spacing w:after="0" w:line="240" w:lineRule="auto"/>
+        <w:rPr>
+          <w:b/>
+          <w:color w:val="365F91"/>
+        </w:rPr>
+      </w:pPr>
+    </w:p>
+    <w:p>
+      <w:pPr>
+        <w:spacing w:after="0" w:line="240" w:lineRule="auto"/>
+        <w:rPr>
+          <w:b/>
+          <w:color w:val="365F91"/>
+        </w:rPr>
+      </w:pPr>
+    </w:p>
+    <w:p>
+      <w:pPr>
+        <w:spacing w:after="0" w:line="240" w:lineRule="auto"/>
+        <w:rPr>
+          <w:b/>
+          <w:color w:val="365F91"/>
+        </w:rPr>
+      </w:pPr>
+    </w:p>
+    <w:p>
+      <w:pPr>
+        <w:spacing w:after="0" w:line="240" w:lineRule="auto"/>
+        <w:rPr>
+          <w:b/>
+          <w:color w:val="365F91"/>
+        </w:rPr>
+      </w:pPr>
+    </w:p>
+    <w:p>
+      <w:pPr>
+        <w:spacing w:after="0" w:line="240" w:lineRule="auto"/>
+        <w:rPr>
+          <w:b/>
+          <w:color w:val="365F91"/>
+        </w:rPr>
+      </w:pPr>
+    </w:p>
+    <w:p>
+      <w:pPr>
+        <w:spacing w:after="0" w:line="240" w:lineRule="auto"/>
+        <w:rPr>
+          <w:b/>
+          <w:color w:val="365F91"/>
+        </w:rPr>
+      </w:pPr>
+    </w:p>
+    <w:p>
+      <w:pPr>
+        <w:spacing w:after="0" w:line="240" w:lineRule="auto"/>
+        <w:rPr>
+          <w:b/>
+          <w:color w:val="365F91"/>
+        </w:rPr>
+      </w:pPr>
+    </w:p>
+    <w:p>
+      <w:pPr>
+        <w:spacing w:after="0" w:line="240" w:lineRule="auto"/>
+        <w:rPr>
+          <w:b/>
+          <w:color w:val="365F91"/>
+        </w:rPr>
+      </w:pPr>
+    </w:p>
+    <w:p>
+      <w:pPr>
+        <w:rPr>
+          <w:b/>
+          <w:color w:val="365F91"/>
         </w:rPr>
       </w:pPr>
       <w:r>
-        <w:rPr>
-          <w:rFonts w:ascii="Calibri" w:hAnsi="Calibri"/>
-          <w:b/>
-          <w:i/>
-          <w:sz w:val="36"/>
-        </w:rPr>
+        <w:br w:type="page"/>
       </w:r>
     </w:p>
     <w:p>
       <w:pPr>
         <w:spacing w:after="0" w:line="240" w:lineRule="auto"/>
-        <w:jc w:val="right"/>
-        <w:rPr>
-          <w:rFonts w:ascii="Calibri" w:cs="Calibri" w:eastAsia="Calibri" w:hAnsi="Calibri"/>
-          <w:b w:val="1"/>
-          <w:i w:val="1"/>
-          <w:color w:val="365f91"/>
-          <w:sz w:val="36"/>
-          <w:szCs w:val="36"/>
+        <w:rPr>
+          <w:b/>
+          <w:color w:val="365F91"/>
         </w:rPr>
       </w:pPr>
+    </w:p>
+    <w:p>
+      <w:pPr>
+        <w:spacing w:after="0" w:line="240" w:lineRule="auto"/>
+        <w:rPr>
+          <w:color w:val="000000"/>
+          <w:sz w:val="24"/>
+          <w:szCs w:val="24"/>
+        </w:rPr>
+      </w:pPr>
+      <w:bookmarkStart w:id="2" w:name="_heading=h.30j0zll" w:colFirst="0" w:colLast="0"/>
+      <w:bookmarkEnd w:id="2"/>
       <w:r>
         <w:rPr>
-          <w:rFonts w:ascii="Calibri" w:hAnsi="Calibri"/>
           <w:b/>
-          <w:i/>
-          <w:sz w:val="36"/>
-        </w:rPr>
-        <w:t xml:space="preserve">Fecha: 14-09-2026</w:t>
+          <w:color w:val="365F91"/>
+          <w:sz w:val="32"/>
+          <w:szCs w:val="32"/>
+        </w:rPr>
+        <w:t>Tabla de contenido</w:t>
       </w:r>
     </w:p>
     <w:p>
       <w:pPr>
-        <w:spacing w:after="0" w:line="240" w:lineRule="auto"/>
-        <w:rPr>
-          <w:b w:val="1"/>
-          <w:color w:val="365f91"/>
+        <w:rPr>
+          <w:color w:val="000000"/>
+          <w:sz w:val="24"/>
+          <w:szCs w:val="24"/>
         </w:rPr>
       </w:pPr>
-      <w:r>
-        <w:rPr>
-          <w:rtl w:val="0"/>
-        </w:rPr>
-      </w:r>
     </w:p>
     <w:p>
       <w:pPr>
-        <w:spacing w:after="0" w:line="240" w:lineRule="auto"/>
-        <w:rPr>
-          <w:b w:val="1"/>
-          <w:color w:val="365f91"/>
-        </w:rPr>
-      </w:pPr>
-      <w:r>
-        <w:rPr>
-          <w:rtl w:val="0"/>
-        </w:rPr>
-      </w:r>
-    </w:p>
-    <w:p>
-      <w:pPr>
-        <w:spacing w:after="0" w:line="240" w:lineRule="auto"/>
-        <w:rPr>
-          <w:b w:val="1"/>
-          <w:color w:val="365f91"/>
-        </w:rPr>
-      </w:pPr>
-      <w:r>
-        <w:rPr>
-          <w:rtl w:val="0"/>
-        </w:rPr>
-      </w:r>
-    </w:p>
-    <w:p>
-      <w:pPr>
-        <w:spacing w:after="0" w:line="240" w:lineRule="auto"/>
-        <w:rPr>
-          <w:b w:val="1"/>
-          <w:color w:val="365f91"/>
-        </w:rPr>
-      </w:pPr>
-      <w:r>
-        <w:rPr>
-          <w:rtl w:val="0"/>
-        </w:rPr>
-      </w:r>
-    </w:p>
-    <w:p>
-      <w:pPr>
-        <w:spacing w:after="0" w:line="240" w:lineRule="auto"/>
-        <w:rPr>
-          <w:b w:val="1"/>
-          <w:color w:val="365f91"/>
-        </w:rPr>
-      </w:pPr>
-      <w:r>
-        <w:rPr>
-          <w:rtl w:val="0"/>
-        </w:rPr>
-      </w:r>
-    </w:p>
-    <w:p>
-      <w:pPr>
-        <w:spacing w:after="0" w:line="240" w:lineRule="auto"/>
-        <w:rPr>
-          <w:b w:val="1"/>
-          <w:color w:val="365f91"/>
-        </w:rPr>
-      </w:pPr>
-      <w:r>
-        <w:rPr>
-          <w:rtl w:val="0"/>
-        </w:rPr>
-      </w:r>
-    </w:p>
-    <w:p>
-      <w:pPr>
-        <w:spacing w:after="0" w:line="240" w:lineRule="auto"/>
-        <w:rPr>
-          <w:b w:val="1"/>
-          <w:color w:val="365f91"/>
-        </w:rPr>
-      </w:pPr>
-      <w:r>
-        <w:rPr>
-          <w:rtl w:val="0"/>
-        </w:rPr>
-      </w:r>
-    </w:p>
-    <w:p>
-      <w:pPr>
-        <w:spacing w:after="0" w:line="240" w:lineRule="auto"/>
-        <w:rPr>
-          <w:b w:val="1"/>
-          <w:color w:val="365f91"/>
-        </w:rPr>
-      </w:pPr>
-      <w:r>
-        <w:rPr>
-          <w:rtl w:val="0"/>
-        </w:rPr>
-      </w:r>
-    </w:p>
-    <w:p>
-      <w:pPr>
-        <w:spacing w:after="0" w:line="240" w:lineRule="auto"/>
-        <w:rPr>
-          <w:b w:val="1"/>
-          <w:color w:val="365f91"/>
-        </w:rPr>
-      </w:pPr>
-      <w:r>
-        <w:rPr>
-          <w:rtl w:val="0"/>
-        </w:rPr>
-      </w:r>
-    </w:p>
-    <w:p>
-      <w:pPr>
-        <w:spacing w:after="0" w:line="240" w:lineRule="auto"/>
-        <w:rPr>
-          <w:b w:val="1"/>
-          <w:color w:val="365f91"/>
-        </w:rPr>
-      </w:pPr>
-      <w:r>
-        <w:rPr>
-          <w:rtl w:val="0"/>
-        </w:rPr>
-      </w:r>
-    </w:p>
-    <w:p>
-      <w:pPr>
-        <w:spacing w:after="0" w:line="240" w:lineRule="auto"/>
-        <w:rPr>
-          <w:b w:val="1"/>
-          <w:color w:val="365f91"/>
-        </w:rPr>
-      </w:pPr>
-      <w:r>
-        <w:rPr>
-          <w:rtl w:val="0"/>
-        </w:rPr>
-      </w:r>
-    </w:p>
-    <w:p>
-      <w:pPr>
-        <w:spacing w:after="0" w:line="240" w:lineRule="auto"/>
-        <w:rPr>
-          <w:b w:val="1"/>
-          <w:color w:val="365f91"/>
-        </w:rPr>
-      </w:pPr>
-      <w:r>
-        <w:rPr>
-          <w:rtl w:val="0"/>
-        </w:rPr>
-      </w:r>
-    </w:p>
-    <w:p>
-      <w:pPr>
-        <w:spacing w:after="0" w:line="240" w:lineRule="auto"/>
-        <w:rPr>
-          <w:b w:val="1"/>
-          <w:color w:val="365f91"/>
-        </w:rPr>
-      </w:pPr>
-      <w:r>
-        <w:rPr>
-          <w:rtl w:val="0"/>
-        </w:rPr>
-      </w:r>
-    </w:p>
-    <w:p>
-      <w:pPr>
-        <w:spacing w:after="0" w:line="240" w:lineRule="auto"/>
-        <w:rPr>
-          <w:b w:val="1"/>
-          <w:color w:val="365f91"/>
-        </w:rPr>
-      </w:pPr>
-      <w:r>
-        <w:rPr>
-          <w:rtl w:val="0"/>
-        </w:rPr>
-      </w:r>
-    </w:p>
-    <w:p>
-      <w:pPr>
-        <w:spacing w:after="0" w:line="240" w:lineRule="auto"/>
-        <w:rPr>
-          <w:b w:val="1"/>
-          <w:color w:val="365f91"/>
-        </w:rPr>
-      </w:pPr>
-      <w:r>
-        <w:rPr>
-          <w:rtl w:val="0"/>
-        </w:rPr>
-      </w:r>
-    </w:p>
-    <w:p>
-      <w:pPr>
-        <w:spacing w:after="0" w:line="240" w:lineRule="auto"/>
-        <w:rPr>
-          <w:b w:val="1"/>
-          <w:color w:val="365f91"/>
-        </w:rPr>
-      </w:pPr>
-      <w:r>
-        <w:rPr>
-          <w:rtl w:val="0"/>
-        </w:rPr>
-      </w:r>
-    </w:p>
-    <w:p>
-      <w:pPr>
-        <w:spacing w:after="0" w:line="240" w:lineRule="auto"/>
-        <w:rPr>
-          <w:b w:val="1"/>
-          <w:color w:val="365f91"/>
-        </w:rPr>
-      </w:pPr>
-      <w:r>
-        <w:rPr>
-          <w:rtl w:val="0"/>
-        </w:rPr>
-      </w:r>
-    </w:p>
-    <w:p>
-      <w:pPr>
-        <w:spacing w:after="0" w:line="240" w:lineRule="auto"/>
-        <w:rPr>
-          <w:b w:val="1"/>
-          <w:color w:val="365f91"/>
-        </w:rPr>
-      </w:pPr>
-      <w:r>
-        <w:rPr>
-          <w:rtl w:val="0"/>
-        </w:rPr>
-      </w:r>
-    </w:p>
-    <w:p>
-      <w:pPr>
-        <w:spacing w:after="0" w:line="240" w:lineRule="auto"/>
-        <w:rPr>
-          <w:b w:val="1"/>
-          <w:color w:val="365f91"/>
-        </w:rPr>
-      </w:pPr>
-      <w:r>
-        <w:rPr>
-          <w:rtl w:val="0"/>
-        </w:rPr>
-      </w:r>
-    </w:p>
-    <w:p>
-      <w:pPr>
-        <w:spacing w:after="0" w:line="240" w:lineRule="auto"/>
-        <w:rPr>
-          <w:b w:val="1"/>
-          <w:color w:val="365f91"/>
-        </w:rPr>
-      </w:pPr>
-      <w:r>
-        <w:rPr>
-          <w:rtl w:val="0"/>
-        </w:rPr>
-      </w:r>
-    </w:p>
-    <w:p>
-      <w:pPr>
-        <w:spacing w:after="0" w:line="240" w:lineRule="auto"/>
-        <w:rPr>
-          <w:b w:val="1"/>
-          <w:color w:val="365f91"/>
-        </w:rPr>
-      </w:pPr>
-      <w:r>
-        <w:rPr>
-          <w:rtl w:val="0"/>
-        </w:rPr>
-      </w:r>
-    </w:p>
-    <w:p>
-      <w:pPr>
-        <w:rPr>
-          <w:b w:val="1"/>
-          <w:color w:val="365f91"/>
-        </w:rPr>
-      </w:pPr>
-      <w:r>
-        <w:br w:type="page"/>
-      </w:r>
-      <w:r>
-        <w:rPr>
-          <w:rtl w:val="0"/>
-        </w:rPr>
-      </w:r>
-    </w:p>
-    <w:p>
-      <w:pPr>
-        <w:spacing w:after="0" w:line="240" w:lineRule="auto"/>
-        <w:rPr>
-          <w:b w:val="1"/>
-          <w:color w:val="365f91"/>
-        </w:rPr>
-      </w:pPr>
-      <w:r>
-        <w:rPr>
-          <w:rtl w:val="0"/>
-        </w:rPr>
-      </w:r>
-    </w:p>
-    <w:p>
-      <w:pPr>
-        <w:spacing w:after="0" w:line="240" w:lineRule="auto"/>
-        <w:rPr>
-          <w:color w:val="000000"/>
-          <w:sz w:val="24"/>
-          <w:szCs w:val="24"/>
-        </w:rPr>
-      </w:pPr>
-      <w:bookmarkStart w:colFirst="0" w:colLast="0" w:name="_heading=h.30j0zll" w:id="2"/>
-      <w:bookmarkEnd w:id="2"/>
-      <w:r>
-        <w:rPr>
-          <w:b w:val="1"/>
-          <w:color w:val="365f91"/>
-          <w:sz w:val="32"/>
-          <w:szCs w:val="32"/>
-          <w:rtl w:val="0"/>
-        </w:rPr>
-        <w:t xml:space="preserve">Tabla de contenido</w:t>
-      </w:r>
-      <w:r>
-        <w:rPr>
-          <w:rtl w:val="0"/>
-        </w:rPr>
-      </w:r>
-    </w:p>
-    <w:p>
-      <w:pPr>
-        <w:rPr>
-          <w:color w:val="000000"/>
-          <w:sz w:val="24"/>
-          <w:szCs w:val="24"/>
-        </w:rPr>
-      </w:pPr>
-      <w:r>
-        <w:rPr>
-          <w:rtl w:val="0"/>
-        </w:rPr>
-      </w:r>
-    </w:p>
-    <w:p>
-      <w:pPr>
-        <w:keepNext w:val="1"/>
-        <w:keepLines w:val="1"/>
-        <w:pageBreakBefore w:val="0"/>
-        <w:widowControl w:val="1"/>
+        <w:keepNext/>
+        <w:keepLines/>
         <w:pBdr>
-          <w:top w:space="0" w:sz="0" w:val="nil"/>
-          <w:left w:space="0" w:sz="0" w:val="nil"/>
-          <w:bottom w:space="0" w:sz="0" w:val="nil"/>
-          <w:right w:space="0" w:sz="0" w:val="nil"/>
-          <w:between w:space="0" w:sz="0" w:val="nil"/>
+          <w:top w:val="nil"/>
+          <w:left w:val="nil"/>
+          <w:bottom w:val="nil"/>
+          <w:right w:val="nil"/>
+          <w:between w:val="nil"/>
         </w:pBdr>
-        <w:shd w:fill="auto" w:val="clear"/>
-        <w:spacing w:after="0" w:before="480" w:line="276" w:lineRule="auto"/>
-        <w:ind w:left="0" w:right="0" w:firstLine="0"/>
-        <w:jc w:val="left"/>
-        <w:rPr>
-          <w:rFonts w:ascii="Cambria" w:cs="Cambria" w:eastAsia="Cambria" w:hAnsi="Cambria"/>
-          <w:b w:val="1"/>
-          <w:i w:val="0"/>
-          <w:smallCaps w:val="0"/>
-          <w:strike w:val="0"/>
+        <w:spacing w:before="480" w:after="0"/>
+        <w:rPr>
+          <w:rFonts w:ascii="Cambria" w:eastAsia="Cambria" w:hAnsi="Cambria" w:cs="Cambria"/>
+          <w:b/>
           <w:color w:val="366091"/>
           <w:sz w:val="28"/>
           <w:szCs w:val="28"/>
-          <w:u w:val="none"/>
-          <w:shd w:fill="auto" w:val="clear"/>
-          <w:vertAlign w:val="baseline"/>
         </w:rPr>
       </w:pPr>
       <w:r>
         <w:rPr>
-          <w:rFonts w:ascii="Cambria" w:cs="Cambria" w:eastAsia="Cambria" w:hAnsi="Cambria"/>
-          <w:b w:val="1"/>
-          <w:i w:val="0"/>
-          <w:smallCaps w:val="0"/>
-          <w:strike w:val="0"/>
+          <w:rFonts w:ascii="Cambria" w:eastAsia="Cambria" w:hAnsi="Cambria" w:cs="Cambria"/>
+          <w:b/>
           <w:color w:val="366091"/>
           <w:sz w:val="28"/>
           <w:szCs w:val="28"/>
-          <w:u w:val="none"/>
-          <w:shd w:fill="auto" w:val="clear"/>
-          <w:vertAlign w:val="baseline"/>
-          <w:rtl w:val="0"/>
-        </w:rPr>
-        <w:t xml:space="preserve">Contenido</w:t>
+        </w:rPr>
+        <w:t>Contenido</w:t>
       </w:r>
     </w:p>
     <w:sdt>
       <w:sdtPr>
+        <w:id w:val="454683520"/>
         <w:docPartObj>
           <w:docPartGallery w:val="Table of Contents"/>
-          <w:docPartUnique w:val="1"/>
+          <w:docPartUnique/>
         </w:docPartObj>
       </w:sdtPr>
       <w:sdtContent>
         <w:p>
           <w:pPr>
-            <w:keepNext w:val="0"/>
-            <w:keepLines w:val="0"/>
-            <w:pageBreakBefore w:val="0"/>
-            <w:widowControl w:val="1"/>
-            <w:pBdr>
-              <w:top w:space="0" w:sz="0" w:val="nil"/>
-              <w:left w:space="0" w:sz="0" w:val="nil"/>
-              <w:bottom w:space="0" w:sz="0" w:val="nil"/>
-              <w:right w:space="0" w:sz="0" w:val="nil"/>
-              <w:between w:space="0" w:sz="0" w:val="nil"/>
-            </w:pBdr>
-            <w:shd w:fill="auto" w:val="clear"/>
+            <w:pStyle w:val="TDC1"/>
             <w:tabs>
               <w:tab w:val="right" w:pos="8828"/>
             </w:tabs>
-            <w:spacing w:after="100" w:before="0" w:line="276" w:lineRule="auto"/>
-            <w:ind w:left="0" w:right="0" w:firstLine="0"/>
-            <w:jc w:val="left"/>
             <w:rPr>
-              <w:rFonts w:ascii="Calibri" w:cs="Calibri" w:eastAsia="Calibri" w:hAnsi="Calibri"/>
-              <w:b w:val="0"/>
-              <w:i w:val="0"/>
-              <w:smallCaps w:val="0"/>
-              <w:strike w:val="0"/>
-              <w:color w:val="000000"/>
-              <w:sz w:val="22"/>
-              <w:szCs w:val="22"/>
-              <w:u w:val="none"/>
-              <w:shd w:fill="auto" w:val="clear"/>
-              <w:vertAlign w:val="baseline"/>
+              <w:rFonts w:asciiTheme="minorHAnsi" w:eastAsiaTheme="minorEastAsia" w:hAnsiTheme="minorHAnsi" w:cstheme="minorBidi"/>
+              <w:noProof/>
+              <w:kern w:val="2"/>
+              <w:sz w:val="24"/>
+              <w:szCs w:val="24"/>
+              <w14:ligatures w14:val="standardContextual"/>
             </w:rPr>
           </w:pPr>
           <w:r>
             <w:fldChar w:fldCharType="begin"/>
+          </w:r>
+          <w:r>
             <w:instrText xml:space="preserve"> TOC \h \u \z </w:instrText>
+          </w:r>
+          <w:r>
             <w:fldChar w:fldCharType="separate"/>
           </w:r>
-          <w:hyperlink>
-            <w:r>
-              <w:rPr>
-                <w:rFonts w:ascii="Calibri" w:cs="Calibri" w:eastAsia="Calibri" w:hAnsi="Calibri"/>
-                <w:b w:val="0"/>
-                <w:i w:val="0"/>
-                <w:smallCaps w:val="0"/>
-                <w:strike w:val="0"/>
-                <w:color w:val="000000"/>
-                <w:sz w:val="22"/>
-                <w:szCs w:val="22"/>
-                <w:u w:val="none"/>
-                <w:shd w:fill="auto" w:val="clear"/>
-                <w:vertAlign w:val="baseline"/>
-                <w:rtl w:val="0"/>
-              </w:rPr>
-              <w:t xml:space="preserve">Datos del documento</w:t>
+          <w:hyperlink w:anchor="_Toc240931753" w:history="1">
+            <w:r>
+              <w:rPr>
+                <w:rStyle w:val="Hipervnculo"/>
+                <w:noProof/>
+              </w:rPr>
+              <w:t>Datos del documento</w:t>
+            </w:r>
+            <w:r>
+              <w:rPr>
+                <w:noProof/>
+                <w:webHidden/>
+              </w:rPr>
               <w:tab/>
-              <w:t xml:space="preserve">3</w:t>
+            </w:r>
+            <w:r>
+              <w:rPr>
+                <w:noProof/>
+                <w:webHidden/>
+              </w:rPr>
+              <w:fldChar w:fldCharType="begin"/>
+            </w:r>
+            <w:r>
+              <w:rPr>
+                <w:noProof/>
+                <w:webHidden/>
+              </w:rPr>
+              <w:instrText xml:space="preserve"> PAGEREF _Toc240931753 \h </w:instrText>
+            </w:r>
+            <w:r>
+              <w:rPr>
+                <w:noProof/>
+                <w:webHidden/>
+              </w:rPr>
+            </w:r>
+            <w:r>
+              <w:rPr>
+                <w:noProof/>
+                <w:webHidden/>
+              </w:rPr>
+              <w:fldChar w:fldCharType="separate"/>
+            </w:r>
+            <w:r>
+              <w:rPr>
+                <w:noProof/>
+                <w:webHidden/>
+              </w:rPr>
+              <w:t>4</w:t>
+            </w:r>
+            <w:r>
+              <w:rPr>
+                <w:noProof/>
+                <w:webHidden/>
+              </w:rPr>
+              <w:fldChar w:fldCharType="end"/>
             </w:r>
           </w:hyperlink>
-          <w:r>
-            <w:rPr>
-              <w:rtl w:val="0"/>
-            </w:rPr>
-          </w:r>
         </w:p>
         <w:p>
           <w:pPr>
-            <w:keepNext w:val="0"/>
-            <w:keepLines w:val="0"/>
-            <w:pageBreakBefore w:val="0"/>
-            <w:widowControl w:val="1"/>
-            <w:pBdr>
-              <w:top w:space="0" w:sz="0" w:val="nil"/>
-              <w:left w:space="0" w:sz="0" w:val="nil"/>
-              <w:bottom w:space="0" w:sz="0" w:val="nil"/>
-              <w:right w:space="0" w:sz="0" w:val="nil"/>
-              <w:between w:space="0" w:sz="0" w:val="nil"/>
-            </w:pBdr>
-            <w:shd w:fill="auto" w:val="clear"/>
+            <w:pStyle w:val="TDC1"/>
             <w:tabs>
               <w:tab w:val="right" w:pos="8828"/>
             </w:tabs>
-            <w:spacing w:after="100" w:before="0" w:line="276" w:lineRule="auto"/>
-            <w:ind w:left="0" w:right="0" w:firstLine="0"/>
-            <w:jc w:val="left"/>
             <w:rPr>
-              <w:rFonts w:ascii="Calibri" w:cs="Calibri" w:eastAsia="Calibri" w:hAnsi="Calibri"/>
-              <w:b w:val="0"/>
-              <w:i w:val="0"/>
-              <w:smallCaps w:val="0"/>
-              <w:strike w:val="0"/>
-              <w:color w:val="000000"/>
-              <w:sz w:val="22"/>
-              <w:szCs w:val="22"/>
-              <w:u w:val="none"/>
-              <w:shd w:fill="auto" w:val="clear"/>
-              <w:vertAlign w:val="baseline"/>
+              <w:rFonts w:asciiTheme="minorHAnsi" w:eastAsiaTheme="minorEastAsia" w:hAnsiTheme="minorHAnsi" w:cstheme="minorBidi"/>
+              <w:noProof/>
+              <w:kern w:val="2"/>
+              <w:sz w:val="24"/>
+              <w:szCs w:val="24"/>
+              <w14:ligatures w14:val="standardContextual"/>
             </w:rPr>
           </w:pPr>
-          <w:hyperlink>
-            <w:r>
-              <w:rPr>
-                <w:rFonts w:ascii="Calibri" w:cs="Calibri" w:eastAsia="Calibri" w:hAnsi="Calibri"/>
-                <w:b w:val="0"/>
-                <w:i w:val="0"/>
-                <w:smallCaps w:val="0"/>
-                <w:strike w:val="0"/>
-                <w:color w:val="000000"/>
-                <w:sz w:val="22"/>
-                <w:szCs w:val="22"/>
-                <w:u w:val="none"/>
-                <w:shd w:fill="auto" w:val="clear"/>
-                <w:vertAlign w:val="baseline"/>
-                <w:rtl w:val="0"/>
-              </w:rPr>
-              <w:t xml:space="preserve">Propósito</w:t>
+          <w:hyperlink w:anchor="_Toc240931754" w:history="1">
+            <w:r>
+              <w:rPr>
+                <w:rStyle w:val="Hipervnculo"/>
+                <w:noProof/>
+              </w:rPr>
+              <w:t>Propósito</w:t>
+            </w:r>
+            <w:r>
+              <w:rPr>
+                <w:noProof/>
+                <w:webHidden/>
+              </w:rPr>
               <w:tab/>
-              <w:t xml:space="preserve">4</w:t>
+            </w:r>
+            <w:r>
+              <w:rPr>
+                <w:noProof/>
+                <w:webHidden/>
+              </w:rPr>
+              <w:fldChar w:fldCharType="begin"/>
+            </w:r>
+            <w:r>
+              <w:rPr>
+                <w:noProof/>
+                <w:webHidden/>
+              </w:rPr>
+              <w:instrText xml:space="preserve"> PAGEREF _Toc240931754 \h </w:instrText>
+            </w:r>
+            <w:r>
+              <w:rPr>
+                <w:noProof/>
+                <w:webHidden/>
+              </w:rPr>
+            </w:r>
+            <w:r>
+              <w:rPr>
+                <w:noProof/>
+                <w:webHidden/>
+              </w:rPr>
+              <w:fldChar w:fldCharType="separate"/>
+            </w:r>
+            <w:r>
+              <w:rPr>
+                <w:noProof/>
+                <w:webHidden/>
+              </w:rPr>
+              <w:t>5</w:t>
+            </w:r>
+            <w:r>
+              <w:rPr>
+                <w:noProof/>
+                <w:webHidden/>
+              </w:rPr>
+              <w:fldChar w:fldCharType="end"/>
             </w:r>
           </w:hyperlink>
-          <w:r>
-            <w:rPr>
-              <w:rtl w:val="0"/>
-            </w:rPr>
-          </w:r>
         </w:p>
         <w:p>
           <w:pPr>
-            <w:keepNext w:val="0"/>
-            <w:keepLines w:val="0"/>
-            <w:pageBreakBefore w:val="0"/>
-            <w:widowControl w:val="1"/>
-            <w:pBdr>
-              <w:top w:space="0" w:sz="0" w:val="nil"/>
-              <w:left w:space="0" w:sz="0" w:val="nil"/>
-              <w:bottom w:space="0" w:sz="0" w:val="nil"/>
-              <w:right w:space="0" w:sz="0" w:val="nil"/>
-              <w:between w:space="0" w:sz="0" w:val="nil"/>
-            </w:pBdr>
-            <w:shd w:fill="auto" w:val="clear"/>
+            <w:pStyle w:val="TDC1"/>
             <w:tabs>
               <w:tab w:val="right" w:pos="8828"/>
             </w:tabs>
-            <w:spacing w:after="100" w:before="0" w:line="276" w:lineRule="auto"/>
-            <w:ind w:left="0" w:right="0" w:firstLine="0"/>
-            <w:jc w:val="left"/>
             <w:rPr>
-              <w:rFonts w:ascii="Calibri" w:cs="Calibri" w:eastAsia="Calibri" w:hAnsi="Calibri"/>
-              <w:b w:val="0"/>
-              <w:i w:val="0"/>
-              <w:smallCaps w:val="0"/>
-              <w:strike w:val="0"/>
-              <w:color w:val="000000"/>
-              <w:sz w:val="22"/>
-              <w:szCs w:val="22"/>
-              <w:u w:val="none"/>
-              <w:shd w:fill="auto" w:val="clear"/>
-              <w:vertAlign w:val="baseline"/>
+              <w:rFonts w:asciiTheme="minorHAnsi" w:eastAsiaTheme="minorEastAsia" w:hAnsiTheme="minorHAnsi" w:cstheme="minorBidi"/>
+              <w:noProof/>
+              <w:kern w:val="2"/>
+              <w:sz w:val="24"/>
+              <w:szCs w:val="24"/>
+              <w14:ligatures w14:val="standardContextual"/>
             </w:rPr>
           </w:pPr>
-          <w:hyperlink>
-            <w:r>
-              <w:rPr>
-                <w:rFonts w:ascii="Calibri" w:cs="Calibri" w:eastAsia="Calibri" w:hAnsi="Calibri"/>
-                <w:b w:val="0"/>
-                <w:i w:val="0"/>
-                <w:smallCaps w:val="0"/>
-                <w:strike w:val="0"/>
-                <w:color w:val="000000"/>
-                <w:sz w:val="22"/>
-                <w:szCs w:val="22"/>
-                <w:u w:val="none"/>
-                <w:shd w:fill="auto" w:val="clear"/>
-                <w:vertAlign w:val="baseline"/>
-                <w:rtl w:val="0"/>
-              </w:rPr>
-              <w:t xml:space="preserve">Alcance</w:t>
+          <w:hyperlink w:anchor="_Toc240931755" w:history="1">
+            <w:r>
+              <w:rPr>
+                <w:rStyle w:val="Hipervnculo"/>
+                <w:noProof/>
+              </w:rPr>
+              <w:t>Alcance</w:t>
+            </w:r>
+            <w:r>
+              <w:rPr>
+                <w:noProof/>
+                <w:webHidden/>
+              </w:rPr>
               <w:tab/>
-              <w:t xml:space="preserve">4</w:t>
+            </w:r>
+            <w:r>
+              <w:rPr>
+                <w:noProof/>
+                <w:webHidden/>
+              </w:rPr>
+              <w:fldChar w:fldCharType="begin"/>
+            </w:r>
+            <w:r>
+              <w:rPr>
+                <w:noProof/>
+                <w:webHidden/>
+              </w:rPr>
+              <w:instrText xml:space="preserve"> PAGEREF _Toc240931755 \h </w:instrText>
+            </w:r>
+            <w:r>
+              <w:rPr>
+                <w:noProof/>
+                <w:webHidden/>
+              </w:rPr>
+            </w:r>
+            <w:r>
+              <w:rPr>
+                <w:noProof/>
+                <w:webHidden/>
+              </w:rPr>
+              <w:fldChar w:fldCharType="separate"/>
+            </w:r>
+            <w:r>
+              <w:rPr>
+                <w:noProof/>
+                <w:webHidden/>
+              </w:rPr>
+              <w:t>5</w:t>
+            </w:r>
+            <w:r>
+              <w:rPr>
+                <w:noProof/>
+                <w:webHidden/>
+              </w:rPr>
+              <w:fldChar w:fldCharType="end"/>
             </w:r>
           </w:hyperlink>
-          <w:r>
-            <w:rPr>
-              <w:rtl w:val="0"/>
-            </w:rPr>
-          </w:r>
         </w:p>
         <w:p>
           <w:pPr>
-            <w:keepNext w:val="0"/>
-            <w:keepLines w:val="0"/>
-            <w:pageBreakBefore w:val="0"/>
-            <w:widowControl w:val="1"/>
-            <w:pBdr>
-              <w:top w:space="0" w:sz="0" w:val="nil"/>
-              <w:left w:space="0" w:sz="0" w:val="nil"/>
-              <w:bottom w:space="0" w:sz="0" w:val="nil"/>
-              <w:right w:space="0" w:sz="0" w:val="nil"/>
-              <w:between w:space="0" w:sz="0" w:val="nil"/>
-            </w:pBdr>
-            <w:shd w:fill="auto" w:val="clear"/>
+            <w:pStyle w:val="TDC1"/>
             <w:tabs>
               <w:tab w:val="right" w:pos="8828"/>
             </w:tabs>
-            <w:spacing w:after="100" w:before="0" w:line="276" w:lineRule="auto"/>
-            <w:ind w:left="0" w:right="0" w:firstLine="0"/>
-            <w:jc w:val="left"/>
             <w:rPr>
-              <w:rFonts w:ascii="Calibri" w:cs="Calibri" w:eastAsia="Calibri" w:hAnsi="Calibri"/>
-              <w:b w:val="0"/>
-              <w:i w:val="0"/>
-              <w:smallCaps w:val="0"/>
-              <w:strike w:val="0"/>
-              <w:color w:val="000000"/>
-              <w:sz w:val="22"/>
-              <w:szCs w:val="22"/>
-              <w:u w:val="none"/>
-              <w:shd w:fill="auto" w:val="clear"/>
-              <w:vertAlign w:val="baseline"/>
+              <w:rFonts w:asciiTheme="minorHAnsi" w:eastAsiaTheme="minorEastAsia" w:hAnsiTheme="minorHAnsi" w:cstheme="minorBidi"/>
+              <w:noProof/>
+              <w:kern w:val="2"/>
+              <w:sz w:val="24"/>
+              <w:szCs w:val="24"/>
+              <w14:ligatures w14:val="standardContextual"/>
             </w:rPr>
           </w:pPr>
-          <w:hyperlink>
-            <w:r>
-              <w:rPr>
-                <w:rFonts w:ascii="Calibri" w:cs="Calibri" w:eastAsia="Calibri" w:hAnsi="Calibri"/>
-                <w:b w:val="0"/>
-                <w:i w:val="0"/>
-                <w:smallCaps w:val="0"/>
-                <w:strike w:val="0"/>
-                <w:color w:val="000000"/>
-                <w:sz w:val="22"/>
-                <w:szCs w:val="22"/>
-                <w:u w:val="none"/>
-                <w:shd w:fill="auto" w:val="clear"/>
-                <w:vertAlign w:val="baseline"/>
-                <w:rtl w:val="0"/>
-              </w:rPr>
-              <w:t xml:space="preserve">Criterios de terminado de una historia de usuario</w:t>
+          <w:hyperlink w:anchor="_Toc240931756" w:history="1">
+            <w:r>
+              <w:rPr>
+                <w:rStyle w:val="Hipervnculo"/>
+                <w:noProof/>
+              </w:rPr>
+              <w:t>Criterios de terminado de una historia de usuario</w:t>
+            </w:r>
+            <w:r>
+              <w:rPr>
+                <w:noProof/>
+                <w:webHidden/>
+              </w:rPr>
               <w:tab/>
-              <w:t xml:space="preserve">4</w:t>
+            </w:r>
+            <w:r>
+              <w:rPr>
+                <w:noProof/>
+                <w:webHidden/>
+              </w:rPr>
+              <w:fldChar w:fldCharType="begin"/>
+            </w:r>
+            <w:r>
+              <w:rPr>
+                <w:noProof/>
+                <w:webHidden/>
+              </w:rPr>
+              <w:instrText xml:space="preserve"> PAGEREF _Toc240931756 \h </w:instrText>
+            </w:r>
+            <w:r>
+              <w:rPr>
+                <w:noProof/>
+                <w:webHidden/>
+              </w:rPr>
+            </w:r>
+            <w:r>
+              <w:rPr>
+                <w:noProof/>
+                <w:webHidden/>
+              </w:rPr>
+              <w:fldChar w:fldCharType="separate"/>
+            </w:r>
+            <w:r>
+              <w:rPr>
+                <w:noProof/>
+                <w:webHidden/>
+              </w:rPr>
+              <w:t>5</w:t>
+            </w:r>
+            <w:r>
+              <w:rPr>
+                <w:noProof/>
+                <w:webHidden/>
+              </w:rPr>
+              <w:fldChar w:fldCharType="end"/>
             </w:r>
           </w:hyperlink>
-          <w:r>
-            <w:rPr>
-              <w:rtl w:val="0"/>
-            </w:rPr>
-          </w:r>
         </w:p>
         <w:p>
           <w:pPr>
-            <w:keepNext w:val="0"/>
-            <w:keepLines w:val="0"/>
-            <w:pageBreakBefore w:val="0"/>
-            <w:widowControl w:val="1"/>
-            <w:pBdr>
-              <w:top w:space="0" w:sz="0" w:val="nil"/>
-              <w:left w:space="0" w:sz="0" w:val="nil"/>
-              <w:bottom w:space="0" w:sz="0" w:val="nil"/>
-              <w:right w:space="0" w:sz="0" w:val="nil"/>
-              <w:between w:space="0" w:sz="0" w:val="nil"/>
-            </w:pBdr>
-            <w:shd w:fill="auto" w:val="clear"/>
+            <w:pStyle w:val="TDC1"/>
             <w:tabs>
               <w:tab w:val="right" w:pos="8828"/>
             </w:tabs>
-            <w:spacing w:after="100" w:before="0" w:line="276" w:lineRule="auto"/>
-            <w:ind w:left="0" w:right="0" w:firstLine="0"/>
-            <w:jc w:val="left"/>
             <w:rPr>
-              <w:rFonts w:ascii="Calibri" w:cs="Calibri" w:eastAsia="Calibri" w:hAnsi="Calibri"/>
-              <w:b w:val="0"/>
-              <w:i w:val="0"/>
-              <w:smallCaps w:val="0"/>
-              <w:strike w:val="0"/>
-              <w:color w:val="000000"/>
-              <w:sz w:val="22"/>
-              <w:szCs w:val="22"/>
-              <w:u w:val="none"/>
-              <w:shd w:fill="auto" w:val="clear"/>
-              <w:vertAlign w:val="baseline"/>
+              <w:rFonts w:asciiTheme="minorHAnsi" w:eastAsiaTheme="minorEastAsia" w:hAnsiTheme="minorHAnsi" w:cstheme="minorBidi"/>
+              <w:noProof/>
+              <w:kern w:val="2"/>
+              <w:sz w:val="24"/>
+              <w:szCs w:val="24"/>
+              <w14:ligatures w14:val="standardContextual"/>
             </w:rPr>
           </w:pPr>
-          <w:hyperlink>
-            <w:r>
-              <w:rPr>
-                <w:rFonts w:ascii="Calibri" w:cs="Calibri" w:eastAsia="Calibri" w:hAnsi="Calibri"/>
-                <w:b w:val="0"/>
-                <w:i w:val="0"/>
-                <w:smallCaps w:val="0"/>
-                <w:strike w:val="0"/>
-                <w:color w:val="000000"/>
-                <w:sz w:val="22"/>
-                <w:szCs w:val="22"/>
-                <w:u w:val="none"/>
-                <w:shd w:fill="auto" w:val="clear"/>
-                <w:vertAlign w:val="baseline"/>
-                <w:rtl w:val="0"/>
-              </w:rPr>
-              <w:t xml:space="preserve">Criterios de terminado de un sprint</w:t>
+          <w:hyperlink w:anchor="_Toc240931757" w:history="1">
+            <w:r>
+              <w:rPr>
+                <w:rStyle w:val="Hipervnculo"/>
+                <w:noProof/>
+              </w:rPr>
+              <w:t>Criterios de terminado de un sprint</w:t>
+            </w:r>
+            <w:r>
+              <w:rPr>
+                <w:noProof/>
+                <w:webHidden/>
+              </w:rPr>
               <w:tab/>
-              <w:t xml:space="preserve">5</w:t>
+            </w:r>
+            <w:r>
+              <w:rPr>
+                <w:noProof/>
+                <w:webHidden/>
+              </w:rPr>
+              <w:fldChar w:fldCharType="begin"/>
+            </w:r>
+            <w:r>
+              <w:rPr>
+                <w:noProof/>
+                <w:webHidden/>
+              </w:rPr>
+              <w:instrText xml:space="preserve"> PAGEREF _Toc240931757 \h </w:instrText>
+            </w:r>
+            <w:r>
+              <w:rPr>
+                <w:noProof/>
+                <w:webHidden/>
+              </w:rPr>
+            </w:r>
+            <w:r>
+              <w:rPr>
+                <w:noProof/>
+                <w:webHidden/>
+              </w:rPr>
+              <w:fldChar w:fldCharType="separate"/>
+            </w:r>
+            <w:r>
+              <w:rPr>
+                <w:noProof/>
+                <w:webHidden/>
+              </w:rPr>
+              <w:t>6</w:t>
+            </w:r>
+            <w:r>
+              <w:rPr>
+                <w:noProof/>
+                <w:webHidden/>
+              </w:rPr>
+              <w:fldChar w:fldCharType="end"/>
             </w:r>
           </w:hyperlink>
-          <w:r>
-            <w:rPr>
-              <w:rtl w:val="0"/>
-            </w:rPr>
-          </w:r>
         </w:p>
         <w:p>
           <w:pPr>
-            <w:keepNext w:val="0"/>
-            <w:keepLines w:val="0"/>
-            <w:pageBreakBefore w:val="0"/>
-            <w:widowControl w:val="1"/>
-            <w:pBdr>
-              <w:top w:space="0" w:sz="0" w:val="nil"/>
-              <w:left w:space="0" w:sz="0" w:val="nil"/>
-              <w:bottom w:space="0" w:sz="0" w:val="nil"/>
-              <w:right w:space="0" w:sz="0" w:val="nil"/>
-              <w:between w:space="0" w:sz="0" w:val="nil"/>
-            </w:pBdr>
-            <w:shd w:fill="auto" w:val="clear"/>
+            <w:pStyle w:val="TDC1"/>
             <w:tabs>
               <w:tab w:val="right" w:pos="8828"/>
             </w:tabs>
-            <w:spacing w:after="100" w:before="0" w:line="276" w:lineRule="auto"/>
-            <w:ind w:left="0" w:right="0" w:firstLine="0"/>
-            <w:jc w:val="left"/>
             <w:rPr>
-              <w:rFonts w:ascii="Calibri" w:cs="Calibri" w:eastAsia="Calibri" w:hAnsi="Calibri"/>
-              <w:b w:val="0"/>
-              <w:i w:val="0"/>
-              <w:smallCaps w:val="0"/>
-              <w:strike w:val="0"/>
-              <w:color w:val="000000"/>
-              <w:sz w:val="22"/>
-              <w:szCs w:val="22"/>
-              <w:u w:val="none"/>
-              <w:shd w:fill="auto" w:val="clear"/>
-              <w:vertAlign w:val="baseline"/>
+              <w:rFonts w:asciiTheme="minorHAnsi" w:eastAsiaTheme="minorEastAsia" w:hAnsiTheme="minorHAnsi" w:cstheme="minorBidi"/>
+              <w:noProof/>
+              <w:kern w:val="2"/>
+              <w:sz w:val="24"/>
+              <w:szCs w:val="24"/>
+              <w14:ligatures w14:val="standardContextual"/>
             </w:rPr>
           </w:pPr>
-          <w:hyperlink>
-            <w:r>
-              <w:rPr>
-                <w:rFonts w:ascii="Calibri" w:cs="Calibri" w:eastAsia="Calibri" w:hAnsi="Calibri"/>
-                <w:b w:val="0"/>
-                <w:i w:val="0"/>
-                <w:smallCaps w:val="0"/>
-                <w:strike w:val="0"/>
-                <w:color w:val="000000"/>
-                <w:sz w:val="22"/>
-                <w:szCs w:val="22"/>
-                <w:u w:val="none"/>
-                <w:shd w:fill="auto" w:val="clear"/>
-                <w:vertAlign w:val="baseline"/>
-                <w:rtl w:val="0"/>
-              </w:rPr>
-              <w:t xml:space="preserve">Incumplimiento y revisión de la DoD</w:t>
+          <w:hyperlink w:anchor="_Toc240931758" w:history="1">
+            <w:r>
+              <w:rPr>
+                <w:rStyle w:val="Hipervnculo"/>
+                <w:noProof/>
+              </w:rPr>
+              <w:t>Incumplimiento y revisión de la DoD</w:t>
+            </w:r>
+            <w:r>
+              <w:rPr>
+                <w:noProof/>
+                <w:webHidden/>
+              </w:rPr>
               <w:tab/>
-              <w:t xml:space="preserve">5</w:t>
+            </w:r>
+            <w:r>
+              <w:rPr>
+                <w:noProof/>
+                <w:webHidden/>
+              </w:rPr>
+              <w:fldChar w:fldCharType="begin"/>
+            </w:r>
+            <w:r>
+              <w:rPr>
+                <w:noProof/>
+                <w:webHidden/>
+              </w:rPr>
+              <w:instrText xml:space="preserve"> PAGEREF _Toc240931758 \h </w:instrText>
+            </w:r>
+            <w:r>
+              <w:rPr>
+                <w:noProof/>
+                <w:webHidden/>
+              </w:rPr>
+            </w:r>
+            <w:r>
+              <w:rPr>
+                <w:noProof/>
+                <w:webHidden/>
+              </w:rPr>
+              <w:fldChar w:fldCharType="separate"/>
+            </w:r>
+            <w:r>
+              <w:rPr>
+                <w:noProof/>
+                <w:webHidden/>
+              </w:rPr>
+              <w:t>6</w:t>
+            </w:r>
+            <w:r>
+              <w:rPr>
+                <w:noProof/>
+                <w:webHidden/>
+              </w:rPr>
+              <w:fldChar w:fldCharType="end"/>
             </w:r>
           </w:hyperlink>
-          <w:r>
-            <w:rPr>
-              <w:rtl w:val="0"/>
-            </w:rPr>
-          </w:r>
         </w:p>
         <w:p>
           <w:pPr>
-            <w:keepNext w:val="0"/>
-            <w:keepLines w:val="0"/>
-            <w:pageBreakBefore w:val="0"/>
-            <w:widowControl w:val="1"/>
-            <w:pBdr>
-              <w:top w:space="0" w:sz="0" w:val="nil"/>
-              <w:left w:space="0" w:sz="0" w:val="nil"/>
-              <w:bottom w:space="0" w:sz="0" w:val="nil"/>
-              <w:right w:space="0" w:sz="0" w:val="nil"/>
-              <w:between w:space="0" w:sz="0" w:val="nil"/>
-            </w:pBdr>
-            <w:shd w:fill="auto" w:val="clear"/>
+            <w:pStyle w:val="TDC1"/>
             <w:tabs>
               <w:tab w:val="right" w:pos="8828"/>
             </w:tabs>
-            <w:spacing w:after="100" w:before="0" w:line="276" w:lineRule="auto"/>
-            <w:ind w:left="0" w:right="0" w:firstLine="0"/>
-            <w:jc w:val="left"/>
             <w:rPr>
-              <w:rFonts w:ascii="Calibri" w:cs="Calibri" w:eastAsia="Calibri" w:hAnsi="Calibri"/>
-              <w:b w:val="0"/>
-              <w:i w:val="0"/>
-              <w:smallCaps w:val="0"/>
-              <w:strike w:val="0"/>
-              <w:color w:val="000000"/>
-              <w:sz w:val="22"/>
-              <w:szCs w:val="22"/>
-              <w:u w:val="none"/>
-              <w:shd w:fill="auto" w:val="clear"/>
-              <w:vertAlign w:val="baseline"/>
+              <w:rFonts w:asciiTheme="minorHAnsi" w:eastAsiaTheme="minorEastAsia" w:hAnsiTheme="minorHAnsi" w:cstheme="minorBidi"/>
+              <w:noProof/>
+              <w:kern w:val="2"/>
+              <w:sz w:val="24"/>
+              <w:szCs w:val="24"/>
+              <w14:ligatures w14:val="standardContextual"/>
             </w:rPr>
           </w:pPr>
-          <w:hyperlink>
-            <w:r>
-              <w:rPr>
-                <w:rFonts w:ascii="Calibri" w:cs="Calibri" w:eastAsia="Calibri" w:hAnsi="Calibri"/>
-                <w:b w:val="0"/>
-                <w:i w:val="0"/>
-                <w:smallCaps w:val="0"/>
-                <w:strike w:val="0"/>
-                <w:color w:val="000000"/>
-                <w:sz w:val="22"/>
-                <w:szCs w:val="22"/>
-                <w:u w:val="none"/>
-                <w:shd w:fill="auto" w:val="clear"/>
-                <w:vertAlign w:val="baseline"/>
-                <w:rtl w:val="0"/>
-              </w:rPr>
-              <w:t xml:space="preserve">Aprobación del equipo</w:t>
+          <w:hyperlink w:anchor="_Toc240931759" w:history="1">
+            <w:r>
+              <w:rPr>
+                <w:rStyle w:val="Hipervnculo"/>
+                <w:noProof/>
+              </w:rPr>
+              <w:t>Aprobación del equipo</w:t>
+            </w:r>
+            <w:r>
+              <w:rPr>
+                <w:noProof/>
+                <w:webHidden/>
+              </w:rPr>
               <w:tab/>
-              <w:t xml:space="preserve">5</w:t>
+            </w:r>
+            <w:r>
+              <w:rPr>
+                <w:noProof/>
+                <w:webHidden/>
+              </w:rPr>
+              <w:fldChar w:fldCharType="begin"/>
+            </w:r>
+            <w:r>
+              <w:rPr>
+                <w:noProof/>
+                <w:webHidden/>
+              </w:rPr>
+              <w:instrText xml:space="preserve"> PAGEREF _Toc240931759 \h </w:instrText>
+            </w:r>
+            <w:r>
+              <w:rPr>
+                <w:noProof/>
+                <w:webHidden/>
+              </w:rPr>
+            </w:r>
+            <w:r>
+              <w:rPr>
+                <w:noProof/>
+                <w:webHidden/>
+              </w:rPr>
+              <w:fldChar w:fldCharType="separate"/>
+            </w:r>
+            <w:r>
+              <w:rPr>
+                <w:noProof/>
+                <w:webHidden/>
+              </w:rPr>
+              <w:t>6</w:t>
+            </w:r>
+            <w:r>
+              <w:rPr>
+                <w:noProof/>
+                <w:webHidden/>
+              </w:rPr>
+              <w:fldChar w:fldCharType="end"/>
             </w:r>
           </w:hyperlink>
-          <w:r>
-            <w:rPr>
-              <w:rtl w:val="0"/>
-            </w:rPr>
-          </w:r>
         </w:p>
         <w:p>
-          <w:pPr>
-            <w:rPr/>
-          </w:pPr>
-          <w:r>
-            <w:rPr>
-              <w:rtl w:val="0"/>
-            </w:rPr>
-          </w:r>
           <w:r>
             <w:fldChar w:fldCharType="end"/>
           </w:r>
@@ -1171,8 +1119,8 @@
     <w:p>
       <w:pPr>
         <w:rPr>
-          <w:rFonts w:ascii="Cambria" w:cs="Cambria" w:eastAsia="Cambria" w:hAnsi="Cambria"/>
-          <w:b w:val="1"/>
+          <w:rFonts w:ascii="Cambria" w:eastAsia="Cambria" w:hAnsi="Cambria" w:cs="Cambria"/>
+          <w:b/>
           <w:color w:val="366091"/>
           <w:sz w:val="28"/>
           <w:szCs w:val="28"/>
@@ -1181,25 +1129,19 @@
       <w:r>
         <w:br w:type="page"/>
       </w:r>
-      <w:r>
-        <w:rPr>
-          <w:rtl w:val="0"/>
-        </w:rPr>
-      </w:r>
     </w:p>
     <w:p>
       <w:pPr>
-        <w:pStyle w:val="Heading1"/>
-        <w:rPr/>
+        <w:pStyle w:val="Ttulo1"/>
       </w:pPr>
-      <w:bookmarkStart w:colFirst="0" w:colLast="0" w:name="_heading=h.1fob9te" w:id="3"/>
+      <w:bookmarkStart w:id="3" w:name="_heading=h.1fob9te" w:colFirst="0" w:colLast="0"/>
+      <w:bookmarkStart w:id="4" w:name="_Toc240931753"/>
       <w:bookmarkEnd w:id="3"/>
       <w:r>
-        <w:rPr>
-          <w:rtl w:val="0"/>
-        </w:rPr>
-        <w:t xml:space="preserve">Datos del documento</w:t>
+        <w:lastRenderedPageBreak/>
+        <w:t>Datos del documento</w:t>
       </w:r>
+      <w:bookmarkEnd w:id="4"/>
     </w:p>
     <w:p>
       <w:pPr>
@@ -1210,11 +1152,6 @@
           <w:szCs w:val="24"/>
         </w:rPr>
       </w:pPr>
-      <w:r>
-        <w:rPr>
-          <w:rtl w:val="0"/>
-        </w:rPr>
-      </w:r>
     </w:p>
     <w:p>
       <w:pPr>
@@ -1230,49 +1167,37 @@
           <w:color w:val="000000"/>
           <w:sz w:val="24"/>
           <w:szCs w:val="24"/>
-          <w:rtl w:val="0"/>
-        </w:rPr>
-        <w:t xml:space="preserve">Histórico de Revisiones</w:t>
+        </w:rPr>
+        <w:t>Histórico de Revisiones</w:t>
       </w:r>
     </w:p>
     <w:tbl>
       <w:tblPr>
-        <w:tblStyle w:val="Table1"/>
-        <w:tblW w:w="8828.0" w:type="dxa"/>
-        <w:jc w:val="left"/>
-        <w:tblInd w:w="0.0" w:type="dxa"/>
+        <w:tblStyle w:val="a"/>
+        <w:tblW w:w="8828" w:type="dxa"/>
+        <w:tblInd w:w="0" w:type="dxa"/>
         <w:tblBorders>
-          <w:top w:color="000000" w:space="0" w:sz="4" w:val="single"/>
-          <w:left w:color="000000" w:space="0" w:sz="4" w:val="single"/>
-          <w:bottom w:color="000000" w:space="0" w:sz="4" w:val="single"/>
-          <w:right w:color="000000" w:space="0" w:sz="4" w:val="single"/>
-          <w:insideH w:color="000000" w:space="0" w:sz="4" w:val="single"/>
-          <w:insideV w:color="000000" w:space="0" w:sz="4" w:val="single"/>
+          <w:top w:val="single" w:sz="4" w:space="0" w:color="000000"/>
+          <w:left w:val="single" w:sz="4" w:space="0" w:color="000000"/>
+          <w:bottom w:val="single" w:sz="4" w:space="0" w:color="000000"/>
+          <w:right w:val="single" w:sz="4" w:space="0" w:color="000000"/>
+          <w:insideH w:val="single" w:sz="4" w:space="0" w:color="000000"/>
+          <w:insideV w:val="single" w:sz="4" w:space="0" w:color="000000"/>
         </w:tblBorders>
         <w:tblLayout w:type="fixed"/>
-        <w:tblLook w:val="0400"/>
+        <w:tblLook w:val="0400" w:firstRow="0" w:lastRow="0" w:firstColumn="0" w:lastColumn="0" w:noHBand="0" w:noVBand="1"/>
       </w:tblPr>
       <w:tblGrid>
         <w:gridCol w:w="1796"/>
         <w:gridCol w:w="1790"/>
         <w:gridCol w:w="3049"/>
         <w:gridCol w:w="2193"/>
-        <w:tblGridChange w:id="0">
-          <w:tblGrid>
-            <w:gridCol w:w="1796"/>
-            <w:gridCol w:w="1790"/>
-            <w:gridCol w:w="3049"/>
-            <w:gridCol w:w="2193"/>
-          </w:tblGrid>
-        </w:tblGridChange>
       </w:tblGrid>
       <w:tr>
-        <w:trPr>
-          <w:cantSplit w:val="0"/>
-          <w:tblHeader w:val="0"/>
-        </w:trPr>
-        <w:tc>
-          <w:tcPr/>
+        <w:tc>
+          <w:tcPr>
+            <w:tcW w:w="1796" w:type="dxa"/>
+          </w:tcPr>
           <w:p>
             <w:pPr>
               <w:tabs>
@@ -1289,14 +1214,15 @@
                 <w:color w:val="000000"/>
                 <w:sz w:val="24"/>
                 <w:szCs w:val="24"/>
-                <w:rtl w:val="0"/>
-              </w:rPr>
-              <w:t xml:space="preserve">Versión</w:t>
-            </w:r>
-          </w:p>
-        </w:tc>
-        <w:tc>
-          <w:tcPr/>
+              </w:rPr>
+              <w:t>Versión</w:t>
+            </w:r>
+          </w:p>
+        </w:tc>
+        <w:tc>
+          <w:tcPr>
+            <w:tcW w:w="1790" w:type="dxa"/>
+          </w:tcPr>
           <w:p>
             <w:pPr>
               <w:tabs>
@@ -1313,14 +1239,15 @@
                 <w:color w:val="000000"/>
                 <w:sz w:val="24"/>
                 <w:szCs w:val="24"/>
-                <w:rtl w:val="0"/>
-              </w:rPr>
-              <w:t xml:space="preserve">Fecha</w:t>
-            </w:r>
-          </w:p>
-        </w:tc>
-        <w:tc>
-          <w:tcPr/>
+              </w:rPr>
+              <w:t>Fecha</w:t>
+            </w:r>
+          </w:p>
+        </w:tc>
+        <w:tc>
+          <w:tcPr>
+            <w:tcW w:w="3049" w:type="dxa"/>
+          </w:tcPr>
           <w:p>
             <w:pPr>
               <w:tabs>
@@ -1337,14 +1264,15 @@
                 <w:color w:val="000000"/>
                 <w:sz w:val="24"/>
                 <w:szCs w:val="24"/>
-                <w:rtl w:val="0"/>
-              </w:rPr>
-              <w:t xml:space="preserve">Descripción/cambio</w:t>
-            </w:r>
-          </w:p>
-        </w:tc>
-        <w:tc>
-          <w:tcPr/>
+              </w:rPr>
+              <w:t>Descripción/cambio</w:t>
+            </w:r>
+          </w:p>
+        </w:tc>
+        <w:tc>
+          <w:tcPr>
+            <w:tcW w:w="2193" w:type="dxa"/>
+          </w:tcPr>
           <w:p>
             <w:pPr>
               <w:tabs>
@@ -1361,20 +1289,17 @@
                 <w:color w:val="000000"/>
                 <w:sz w:val="24"/>
                 <w:szCs w:val="24"/>
-                <w:rtl w:val="0"/>
-              </w:rPr>
-              <w:t xml:space="preserve">autor</w:t>
+              </w:rPr>
+              <w:t>autor</w:t>
             </w:r>
           </w:p>
         </w:tc>
       </w:tr>
       <w:tr>
-        <w:trPr>
-          <w:cantSplit w:val="0"/>
-          <w:tblHeader w:val="0"/>
-        </w:trPr>
-        <w:tc>
-          <w:tcPr/>
+        <w:tc>
+          <w:tcPr>
+            <w:tcW w:w="1796" w:type="dxa"/>
+          </w:tcPr>
           <w:p>
             <w:pPr>
               <w:tabs>
@@ -1388,18 +1313,17 @@
             </w:pPr>
             <w:r>
               <w:rPr>
-                <w:rFonts w:ascii="Calibri" w:hAnsi="Calibri"/>
-                <w:b w:val="0"/>
-                <w:i w:val="0"/>
                 <w:color w:val="000000"/>
                 <w:sz w:val="21"/>
               </w:rPr>
-              <w:t xml:space="preserve">1.0</w:t>
-            </w:r>
-          </w:p>
-        </w:tc>
-        <w:tc>
-          <w:tcPr/>
+              <w:t>1.0</w:t>
+            </w:r>
+          </w:p>
+        </w:tc>
+        <w:tc>
+          <w:tcPr>
+            <w:tcW w:w="1790" w:type="dxa"/>
+          </w:tcPr>
           <w:p>
             <w:pPr>
               <w:tabs>
@@ -1413,18 +1337,45 @@
             </w:pPr>
             <w:r>
               <w:rPr>
-                <w:rFonts w:ascii="Calibri" w:hAnsi="Calibri"/>
-                <w:b w:val="0"/>
-                <w:i w:val="0"/>
                 <w:color w:val="000000"/>
                 <w:sz w:val="21"/>
               </w:rPr>
-              <w:t xml:space="preserve">14-09-2026</w:t>
-            </w:r>
-          </w:p>
-        </w:tc>
-        <w:tc>
-          <w:tcPr/>
+              <w:t>14</w:t>
+            </w:r>
+            <w:r>
+              <w:rPr>
+                <w:color w:val="000000"/>
+                <w:sz w:val="21"/>
+              </w:rPr>
+              <w:t>/</w:t>
+            </w:r>
+            <w:r>
+              <w:rPr>
+                <w:color w:val="000000"/>
+                <w:sz w:val="21"/>
+              </w:rPr>
+              <w:t>09</w:t>
+            </w:r>
+            <w:r>
+              <w:rPr>
+                <w:color w:val="000000"/>
+                <w:sz w:val="21"/>
+              </w:rPr>
+              <w:t>/</w:t>
+            </w:r>
+            <w:r>
+              <w:rPr>
+                <w:color w:val="000000"/>
+                <w:sz w:val="21"/>
+              </w:rPr>
+              <w:t>2026</w:t>
+            </w:r>
+          </w:p>
+        </w:tc>
+        <w:tc>
+          <w:tcPr>
+            <w:tcW w:w="3049" w:type="dxa"/>
+          </w:tcPr>
           <w:p>
             <w:pPr>
               <w:tabs>
@@ -1438,18 +1389,49 @@
             </w:pPr>
             <w:r>
               <w:rPr>
-                <w:rFonts w:ascii="Calibri" w:hAnsi="Calibri"/>
-                <w:b w:val="0"/>
-                <w:i w:val="0"/>
                 <w:color w:val="000000"/>
                 <w:sz w:val="21"/>
               </w:rPr>
-              <w:t xml:space="preserve">Versión inicial de la Definition of Done del proyecto</w:t>
-            </w:r>
-          </w:p>
-        </w:tc>
-        <w:tc>
-          <w:tcPr/>
+              <w:t xml:space="preserve">Versión inicial de la </w:t>
+            </w:r>
+            <w:proofErr w:type="spellStart"/>
+            <w:r>
+              <w:rPr>
+                <w:color w:val="000000"/>
+                <w:sz w:val="21"/>
+              </w:rPr>
+              <w:t>Definition</w:t>
+            </w:r>
+            <w:proofErr w:type="spellEnd"/>
+            <w:r>
+              <w:rPr>
+                <w:color w:val="000000"/>
+                <w:sz w:val="21"/>
+              </w:rPr>
+              <w:t xml:space="preserve"> </w:t>
+            </w:r>
+            <w:proofErr w:type="spellStart"/>
+            <w:r>
+              <w:rPr>
+                <w:color w:val="000000"/>
+                <w:sz w:val="21"/>
+              </w:rPr>
+              <w:t>of</w:t>
+            </w:r>
+            <w:proofErr w:type="spellEnd"/>
+            <w:r>
+              <w:rPr>
+                <w:color w:val="000000"/>
+                <w:sz w:val="21"/>
+              </w:rPr>
+              <w:t xml:space="preserve"> Done del proyecto</w:t>
+            </w:r>
+          </w:p>
+        </w:tc>
+        <w:tc>
+          <w:tcPr>
+            <w:tcW w:w="2193" w:type="dxa"/>
+          </w:tcPr>
           <w:p>
             <w:pPr>
               <w:tabs>
@@ -1463,24 +1445,19 @@
             </w:pPr>
             <w:r>
               <w:rPr>
-                <w:rFonts w:ascii="Calibri" w:hAnsi="Calibri"/>
-                <w:b w:val="0"/>
-                <w:i w:val="0"/>
                 <w:color w:val="000000"/>
                 <w:sz w:val="21"/>
               </w:rPr>
-              <w:t xml:space="preserve">Rodrigo Cárcamo Rojas</w:t>
+              <w:t>Rodrigo Cárcamo Rojas</w:t>
             </w:r>
           </w:p>
         </w:tc>
       </w:tr>
       <w:tr>
-        <w:trPr>
-          <w:cantSplit w:val="0"/>
-          <w:tblHeader w:val="0"/>
-        </w:trPr>
-        <w:tc>
-          <w:tcPr/>
+        <w:tc>
+          <w:tcPr>
+            <w:tcW w:w="1796" w:type="dxa"/>
+          </w:tcPr>
           <w:p>
             <w:pPr>
               <w:tabs>
@@ -1493,15 +1470,14 @@
               </w:rPr>
             </w:pPr>
             <w:r>
-              <w:rPr>
-                <w:rtl w:val="0"/>
-              </w:rPr>
-              <w:t xml:space="preserve">1.1</w:t>
-            </w:r>
-          </w:p>
-        </w:tc>
-        <w:tc>
-          <w:tcPr/>
+              <w:t>1.1</w:t>
+            </w:r>
+          </w:p>
+        </w:tc>
+        <w:tc>
+          <w:tcPr>
+            <w:tcW w:w="1790" w:type="dxa"/>
+          </w:tcPr>
           <w:p>
             <w:pPr>
               <w:tabs>
@@ -1515,14 +1491,17 @@
             </w:pPr>
             <w:r>
               <w:rPr>
-                <w:rtl w:val="0"/>
-              </w:rPr>
-              <w:t xml:space="preserve">14-09-2026</w:t>
-            </w:r>
-          </w:p>
-        </w:tc>
-        <w:tc>
-          <w:tcPr/>
+                <w:color w:val="000000"/>
+                <w:sz w:val="21"/>
+              </w:rPr>
+              <w:t>14/09/2026</w:t>
+            </w:r>
+          </w:p>
+        </w:tc>
+        <w:tc>
+          <w:tcPr>
+            <w:tcW w:w="3049" w:type="dxa"/>
+          </w:tcPr>
           <w:p>
             <w:pPr>
               <w:tabs>
@@ -1535,15 +1514,46 @@
               </w:rPr>
             </w:pPr>
             <w:r>
-              <w:rPr>
-                <w:rtl w:val="0"/>
-              </w:rPr>
-              <w:t xml:space="preserve">Herramientas de prueba precisadas (Jest/Supertest en backend, Vitest en frontend) y migraciones con Prisma</w:t>
-            </w:r>
-          </w:p>
-        </w:tc>
-        <w:tc>
-          <w:tcPr/>
+              <w:t>Herramientas de prueba precisadas (Jest/</w:t>
+            </w:r>
+            <w:proofErr w:type="spellStart"/>
+            <w:r>
+              <w:t>Supertest</w:t>
+            </w:r>
+            <w:proofErr w:type="spellEnd"/>
+            <w:r>
+              <w:t xml:space="preserve"> en </w:t>
+            </w:r>
+            <w:proofErr w:type="spellStart"/>
+            <w:r>
+              <w:t>backend</w:t>
+            </w:r>
+            <w:proofErr w:type="spellEnd"/>
+            <w:r>
+              <w:t xml:space="preserve">, </w:t>
+            </w:r>
+            <w:proofErr w:type="spellStart"/>
+            <w:r>
+              <w:t>Vitest</w:t>
+            </w:r>
+            <w:proofErr w:type="spellEnd"/>
+            <w:r>
+              <w:t xml:space="preserve"> en </w:t>
+            </w:r>
+            <w:proofErr w:type="spellStart"/>
+            <w:r>
+              <w:t>frontend</w:t>
+            </w:r>
+            <w:proofErr w:type="spellEnd"/>
+            <w:r>
+              <w:t>) y migraciones con Prisma</w:t>
+            </w:r>
+          </w:p>
+        </w:tc>
+        <w:tc>
+          <w:tcPr>
+            <w:tcW w:w="2193" w:type="dxa"/>
+          </w:tcPr>
           <w:p>
             <w:pPr>
               <w:tabs>
@@ -1556,21 +1566,16 @@
               </w:rPr>
             </w:pPr>
             <w:r>
-              <w:rPr>
-                <w:rtl w:val="0"/>
-              </w:rPr>
-              <w:t xml:space="preserve">Rodrigo Cárcamo Rojas</w:t>
+              <w:t>Rodrigo Cárcamo Rojas</w:t>
             </w:r>
           </w:p>
         </w:tc>
       </w:tr>
       <w:tr>
-        <w:trPr>
-          <w:cantSplit w:val="0"/>
-          <w:tblHeader w:val="0"/>
-        </w:trPr>
-        <w:tc>
-          <w:tcPr/>
+        <w:tc>
+          <w:tcPr>
+            <w:tcW w:w="1796" w:type="dxa"/>
+          </w:tcPr>
           <w:p>
             <w:pPr>
               <w:tabs>
@@ -1583,15 +1588,14 @@
               </w:rPr>
             </w:pPr>
             <w:r>
-              <w:rPr>
-                <w:rtl w:val="0"/>
-              </w:rPr>
-              <w:t xml:space="preserve">1.2</w:t>
-            </w:r>
-          </w:p>
-        </w:tc>
-        <w:tc>
-          <w:tcPr/>
+              <w:t>1.2</w:t>
+            </w:r>
+          </w:p>
+        </w:tc>
+        <w:tc>
+          <w:tcPr>
+            <w:tcW w:w="1790" w:type="dxa"/>
+          </w:tcPr>
           <w:p>
             <w:pPr>
               <w:tabs>
@@ -1605,14 +1609,17 @@
             </w:pPr>
             <w:r>
               <w:rPr>
-                <w:rtl w:val="0"/>
-              </w:rPr>
-              <w:t xml:space="preserve">14-09-2026</w:t>
-            </w:r>
-          </w:p>
-        </w:tc>
-        <w:tc>
-          <w:tcPr/>
+                <w:color w:val="000000"/>
+                <w:sz w:val="21"/>
+              </w:rPr>
+              <w:t>14/09/2026</w:t>
+            </w:r>
+          </w:p>
+        </w:tc>
+        <w:tc>
+          <w:tcPr>
+            <w:tcW w:w="3049" w:type="dxa"/>
+          </w:tcPr>
           <w:p>
             <w:pPr>
               <w:tabs>
@@ -1625,15 +1632,14 @@
               </w:rPr>
             </w:pPr>
             <w:r>
-              <w:rPr>
-                <w:rtl w:val="0"/>
-              </w:rPr>
-              <w:t xml:space="preserve">Alcance actualizado a FS-HU-12</w:t>
-            </w:r>
-          </w:p>
-        </w:tc>
-        <w:tc>
-          <w:tcPr/>
+              <w:t>Alcance actualizado a FS-HU-12</w:t>
+            </w:r>
+          </w:p>
+        </w:tc>
+        <w:tc>
+          <w:tcPr>
+            <w:tcW w:w="2193" w:type="dxa"/>
+          </w:tcPr>
           <w:p>
             <w:pPr>
               <w:tabs>
@@ -1646,21 +1652,16 @@
               </w:rPr>
             </w:pPr>
             <w:r>
-              <w:rPr>
-                <w:rtl w:val="0"/>
-              </w:rPr>
-              <w:t xml:space="preserve">Rodrigo Cárcamo Rojas</w:t>
+              <w:t>Rodrigo Cárcamo Rojas</w:t>
             </w:r>
           </w:p>
         </w:tc>
       </w:tr>
       <w:tr>
-        <w:trPr>
-          <w:cantSplit w:val="0"/>
-          <w:tblHeader w:val="0"/>
-        </w:trPr>
-        <w:tc>
-          <w:tcPr/>
+        <w:tc>
+          <w:tcPr>
+            <w:tcW w:w="1796" w:type="dxa"/>
+          </w:tcPr>
           <w:p>
             <w:pPr>
               <w:tabs>
@@ -1673,15 +1674,14 @@
               </w:rPr>
             </w:pPr>
             <w:r>
-              <w:rPr>
-                <w:rtl w:val="0"/>
-              </w:rPr>
-              <w:t xml:space="preserve">1.3</w:t>
-            </w:r>
-          </w:p>
-        </w:tc>
-        <w:tc>
-          <w:tcPr/>
+              <w:t>1.3</w:t>
+            </w:r>
+          </w:p>
+        </w:tc>
+        <w:tc>
+          <w:tcPr>
+            <w:tcW w:w="1790" w:type="dxa"/>
+          </w:tcPr>
           <w:p>
             <w:pPr>
               <w:tabs>
@@ -1695,14 +1695,31 @@
             </w:pPr>
             <w:r>
               <w:rPr>
-                <w:rtl w:val="0"/>
-              </w:rPr>
-              <w:t xml:space="preserve">15-09-2026</w:t>
-            </w:r>
-          </w:p>
-        </w:tc>
-        <w:tc>
-          <w:tcPr/>
+                <w:color w:val="000000"/>
+                <w:sz w:val="21"/>
+              </w:rPr>
+              <w:t>1</w:t>
+            </w:r>
+            <w:r>
+              <w:rPr>
+                <w:color w:val="000000"/>
+                <w:sz w:val="21"/>
+              </w:rPr>
+              <w:t>5</w:t>
+            </w:r>
+            <w:r>
+              <w:rPr>
+                <w:color w:val="000000"/>
+                <w:sz w:val="21"/>
+              </w:rPr>
+              <w:t>/09/2026</w:t>
+            </w:r>
+          </w:p>
+        </w:tc>
+        <w:tc>
+          <w:tcPr>
+            <w:tcW w:w="3049" w:type="dxa"/>
+          </w:tcPr>
           <w:p>
             <w:pPr>
               <w:tabs>
@@ -1715,15 +1732,14 @@
               </w:rPr>
             </w:pPr>
             <w:r>
-              <w:rPr>
-                <w:rtl w:val="0"/>
-              </w:rPr>
-              <w:t xml:space="preserve">Alcance actualizado a FS-HU-14 (épica E7 Reservas)</w:t>
-            </w:r>
-          </w:p>
-        </w:tc>
-        <w:tc>
-          <w:tcPr/>
+              <w:t>Alcance actualizado a FS-HU-14 (épica E7 Reservas)</w:t>
+            </w:r>
+          </w:p>
+        </w:tc>
+        <w:tc>
+          <w:tcPr>
+            <w:tcW w:w="2193" w:type="dxa"/>
+          </w:tcPr>
           <w:p>
             <w:pPr>
               <w:tabs>
@@ -1736,21 +1752,16 @@
               </w:rPr>
             </w:pPr>
             <w:r>
-              <w:rPr>
-                <w:rtl w:val="0"/>
-              </w:rPr>
-              <w:t xml:space="preserve">Rodrigo Cárcamo Rojas</w:t>
+              <w:t>Rodrigo Cárcamo Rojas</w:t>
             </w:r>
           </w:p>
         </w:tc>
       </w:tr>
       <w:tr>
-        <w:trPr>
-          <w:cantSplit w:val="0"/>
-          <w:tblHeader w:val="0"/>
-        </w:trPr>
-        <w:tc>
-          <w:tcPr/>
+        <w:tc>
+          <w:tcPr>
+            <w:tcW w:w="1796" w:type="dxa"/>
+          </w:tcPr>
           <w:p>
             <w:pPr>
               <w:tabs>
@@ -1763,15 +1774,14 @@
               </w:rPr>
             </w:pPr>
             <w:r>
-              <w:rPr>
-                <w:rtl w:val="0"/>
-              </w:rPr>
               <w:t>1.4</w:t>
             </w:r>
           </w:p>
         </w:tc>
         <w:tc>
-          <w:tcPr/>
+          <w:tcPr>
+            <w:tcW w:w="1790" w:type="dxa"/>
+          </w:tcPr>
           <w:p>
             <w:pPr>
               <w:tabs>
@@ -1785,14 +1795,24 @@
             </w:pPr>
             <w:r>
               <w:rPr>
-                <w:rtl w:val="0"/>
-              </w:rPr>
-              <w:t>21-09-2026</w:t>
-            </w:r>
-          </w:p>
-        </w:tc>
-        <w:tc>
-          <w:tcPr/>
+                <w:color w:val="000000"/>
+                <w:sz w:val="21"/>
+              </w:rPr>
+              <w:t>21</w:t>
+            </w:r>
+            <w:r>
+              <w:rPr>
+                <w:color w:val="000000"/>
+                <w:sz w:val="21"/>
+              </w:rPr>
+              <w:t>/09/2026</w:t>
+            </w:r>
+          </w:p>
+        </w:tc>
+        <w:tc>
+          <w:tcPr>
+            <w:tcW w:w="3049" w:type="dxa"/>
+          </w:tcPr>
           <w:p>
             <w:pPr>
               <w:tabs>
@@ -1805,15 +1825,14 @@
               </w:rPr>
             </w:pPr>
             <w:r>
-              <w:rPr>
-                <w:rtl w:val="0"/>
-              </w:rPr>
               <w:t>Alcance actualizado a FS-HU-17 (acceso a la cuenta: recuperar contraseña, acceso con Google y registro con rol)</w:t>
             </w:r>
           </w:p>
         </w:tc>
         <w:tc>
-          <w:tcPr/>
+          <w:tcPr>
+            <w:tcW w:w="2193" w:type="dxa"/>
+          </w:tcPr>
           <w:p>
             <w:pPr>
               <w:tabs>
@@ -1826,21 +1845,16 @@
               </w:rPr>
             </w:pPr>
             <w:r>
-              <w:rPr>
-                <w:rtl w:val="0"/>
-              </w:rPr>
               <w:t>Rodrigo Cárcamo Rojas</w:t>
             </w:r>
           </w:p>
         </w:tc>
       </w:tr>
       <w:tr>
-        <w:trPr>
-          <w:cantSplit w:val="0"/>
-          <w:tblHeader w:val="0"/>
-        </w:trPr>
-        <w:tc>
-          <w:tcPr/>
+        <w:tc>
+          <w:tcPr>
+            <w:tcW w:w="1796" w:type="dxa"/>
+          </w:tcPr>
           <w:p>
             <w:pPr>
               <w:tabs>
@@ -1853,15 +1867,14 @@
               </w:rPr>
             </w:pPr>
             <w:r>
-              <w:rPr>
-                <w:rtl w:val="0"/>
-              </w:rPr>
               <w:t>1.5</w:t>
             </w:r>
           </w:p>
         </w:tc>
         <w:tc>
-          <w:tcPr/>
+          <w:tcPr>
+            <w:tcW w:w="1790" w:type="dxa"/>
+          </w:tcPr>
           <w:p>
             <w:pPr>
               <w:tabs>
@@ -1875,14 +1888,24 @@
             </w:pPr>
             <w:r>
               <w:rPr>
-                <w:rtl w:val="0"/>
-              </w:rPr>
-              <w:t>21-09-2026</w:t>
-            </w:r>
-          </w:p>
-        </w:tc>
-        <w:tc>
-          <w:tcPr/>
+                <w:color w:val="000000"/>
+                <w:sz w:val="21"/>
+              </w:rPr>
+              <w:t>21</w:t>
+            </w:r>
+            <w:r>
+              <w:rPr>
+                <w:color w:val="000000"/>
+                <w:sz w:val="21"/>
+              </w:rPr>
+              <w:t>/09/2026</w:t>
+            </w:r>
+          </w:p>
+        </w:tc>
+        <w:tc>
+          <w:tcPr>
+            <w:tcW w:w="3049" w:type="dxa"/>
+          </w:tcPr>
           <w:p>
             <w:pPr>
               <w:tabs>
@@ -1895,15 +1918,14 @@
               </w:rPr>
             </w:pPr>
             <w:r>
-              <w:rPr>
-                <w:rtl w:val="0"/>
-              </w:rPr>
               <w:t>Alcance actualizado a FS-HU-19 (objetivos y estilo de vida, e información de salud)</w:t>
             </w:r>
           </w:p>
         </w:tc>
         <w:tc>
-          <w:tcPr/>
+          <w:tcPr>
+            <w:tcW w:w="2193" w:type="dxa"/>
+          </w:tcPr>
           <w:p>
             <w:pPr>
               <w:tabs>
@@ -1916,9 +1938,6 @@
               </w:rPr>
             </w:pPr>
             <w:r>
-              <w:rPr>
-                <w:rtl w:val="0"/>
-              </w:rPr>
               <w:t>Rodrigo Cárcamo Rojas</w:t>
             </w:r>
           </w:p>
@@ -1937,11 +1956,6 @@
           <w:u w:val="single"/>
         </w:rPr>
       </w:pPr>
-      <w:r>
-        <w:rPr>
-          <w:rtl w:val="0"/>
-        </w:rPr>
-      </w:r>
     </w:p>
     <w:p>
       <w:pPr>
@@ -1952,53 +1966,41 @@
           <w:szCs w:val="24"/>
         </w:rPr>
       </w:pPr>
-      <w:bookmarkStart w:colFirst="0" w:colLast="0" w:name="_heading=h.3znysh7" w:id="4"/>
-      <w:bookmarkEnd w:id="4"/>
+      <w:bookmarkStart w:id="5" w:name="_heading=h.3znysh7" w:colFirst="0" w:colLast="0"/>
+      <w:bookmarkEnd w:id="5"/>
       <w:r>
         <w:rPr>
           <w:color w:val="000000"/>
           <w:sz w:val="24"/>
           <w:szCs w:val="24"/>
-          <w:rtl w:val="0"/>
-        </w:rPr>
-        <w:t xml:space="preserve">Información del Proyecto</w:t>
+        </w:rPr>
+        <w:t>Información del Proyecto</w:t>
       </w:r>
     </w:p>
     <w:tbl>
       <w:tblPr>
-        <w:tblStyle w:val="Table2"/>
-        <w:tblW w:w="8720.0" w:type="dxa"/>
-        <w:jc w:val="left"/>
-        <w:tblInd w:w="108.0" w:type="dxa"/>
+        <w:tblStyle w:val="a0"/>
+        <w:tblW w:w="8720" w:type="dxa"/>
+        <w:tblInd w:w="108" w:type="dxa"/>
         <w:tblBorders>
-          <w:top w:color="000000" w:space="0" w:sz="4" w:val="single"/>
-          <w:left w:color="000000" w:space="0" w:sz="4" w:val="single"/>
-          <w:bottom w:color="000000" w:space="0" w:sz="4" w:val="single"/>
-          <w:right w:color="000000" w:space="0" w:sz="4" w:val="single"/>
-          <w:insideH w:color="000000" w:space="0" w:sz="4" w:val="single"/>
-          <w:insideV w:color="000000" w:space="0" w:sz="4" w:val="single"/>
+          <w:top w:val="single" w:sz="4" w:space="0" w:color="000000"/>
+          <w:left w:val="single" w:sz="4" w:space="0" w:color="000000"/>
+          <w:bottom w:val="single" w:sz="4" w:space="0" w:color="000000"/>
+          <w:right w:val="single" w:sz="4" w:space="0" w:color="000000"/>
+          <w:insideH w:val="single" w:sz="4" w:space="0" w:color="000000"/>
+          <w:insideV w:val="single" w:sz="4" w:space="0" w:color="000000"/>
         </w:tblBorders>
         <w:tblLayout w:type="fixed"/>
-        <w:tblLook w:val="0400"/>
+        <w:tblLook w:val="0400" w:firstRow="0" w:lastRow="0" w:firstColumn="0" w:lastColumn="0" w:noHBand="0" w:noVBand="1"/>
       </w:tblPr>
       <w:tblGrid>
         <w:gridCol w:w="3071"/>
         <w:gridCol w:w="5649"/>
-        <w:tblGridChange w:id="0">
-          <w:tblGrid>
-            <w:gridCol w:w="3071"/>
-            <w:gridCol w:w="5649"/>
-          </w:tblGrid>
-        </w:tblGridChange>
       </w:tblGrid>
       <w:tr>
-        <w:trPr>
-          <w:cantSplit w:val="0"/>
-          <w:tblHeader w:val="0"/>
-        </w:trPr>
-        <w:tc>
-          <w:tcPr>
-            <w:shd w:fill="auto" w:val="clear"/>
+        <w:tc>
+          <w:tcPr>
+            <w:tcW w:w="3071" w:type="dxa"/>
           </w:tcPr>
           <w:p>
             <w:pPr>
@@ -2010,15 +2012,14 @@
             <w:r>
               <w:rPr>
                 <w:color w:val="000000"/>
-                <w:rtl w:val="0"/>
-              </w:rPr>
-              <w:t xml:space="preserve">Organización</w:t>
-            </w:r>
-          </w:p>
-        </w:tc>
-        <w:tc>
-          <w:tcPr>
-            <w:shd w:fill="auto" w:val="clear"/>
+              </w:rPr>
+              <w:t>Organización</w:t>
+            </w:r>
+          </w:p>
+        </w:tc>
+        <w:tc>
+          <w:tcPr>
+            <w:tcW w:w="5649" w:type="dxa"/>
           </w:tcPr>
           <w:p>
             <w:pPr>
@@ -2029,9 +2030,6 @@
             </w:pPr>
             <w:r>
               <w:rPr>
-                <w:rFonts w:ascii="Calibri" w:hAnsi="Calibri"/>
-                <w:b w:val="0"/>
-                <w:i w:val="0"/>
                 <w:color w:val="000000"/>
                 <w:sz w:val="21"/>
               </w:rPr>
@@ -2041,13 +2039,9 @@
         </w:tc>
       </w:tr>
       <w:tr>
-        <w:trPr>
-          <w:cantSplit w:val="0"/>
-          <w:tblHeader w:val="0"/>
-        </w:trPr>
-        <w:tc>
-          <w:tcPr>
-            <w:shd w:fill="auto" w:val="clear"/>
+        <w:tc>
+          <w:tcPr>
+            <w:tcW w:w="3071" w:type="dxa"/>
           </w:tcPr>
           <w:p>
             <w:pPr>
@@ -2059,15 +2053,14 @@
             <w:r>
               <w:rPr>
                 <w:color w:val="000000"/>
-                <w:rtl w:val="0"/>
-              </w:rPr>
-              <w:t xml:space="preserve">Sección</w:t>
-            </w:r>
-          </w:p>
-        </w:tc>
-        <w:tc>
-          <w:tcPr>
-            <w:shd w:fill="auto" w:val="clear"/>
+              </w:rPr>
+              <w:t>Sección</w:t>
+            </w:r>
+          </w:p>
+        </w:tc>
+        <w:tc>
+          <w:tcPr>
+            <w:tcW w:w="5649" w:type="dxa"/>
           </w:tcPr>
           <w:p>
             <w:pPr>
@@ -2078,9 +2071,6 @@
             </w:pPr>
             <w:r>
               <w:rPr>
-                <w:rFonts w:ascii="Calibri" w:hAnsi="Calibri"/>
-                <w:b w:val="0"/>
-                <w:i w:val="0"/>
                 <w:color w:val="000000"/>
                 <w:sz w:val="21"/>
               </w:rPr>
@@ -2090,13 +2080,9 @@
         </w:tc>
       </w:tr>
       <w:tr>
-        <w:trPr>
-          <w:cantSplit w:val="0"/>
-          <w:tblHeader w:val="0"/>
-        </w:trPr>
-        <w:tc>
-          <w:tcPr>
-            <w:shd w:fill="auto" w:val="clear"/>
+        <w:tc>
+          <w:tcPr>
+            <w:tcW w:w="3071" w:type="dxa"/>
           </w:tcPr>
           <w:p>
             <w:pPr>
@@ -2108,15 +2094,14 @@
             <w:r>
               <w:rPr>
                 <w:color w:val="000000"/>
-                <w:rtl w:val="0"/>
-              </w:rPr>
-              <w:t xml:space="preserve">Proyecto (Nombre)</w:t>
-            </w:r>
-          </w:p>
-        </w:tc>
-        <w:tc>
-          <w:tcPr>
-            <w:shd w:fill="auto" w:val="clear"/>
+              </w:rPr>
+              <w:t>Proyecto (Nombre)</w:t>
+            </w:r>
+          </w:p>
+        </w:tc>
+        <w:tc>
+          <w:tcPr>
+            <w:tcW w:w="5649" w:type="dxa"/>
           </w:tcPr>
           <w:p>
             <w:pPr>
@@ -2125,27 +2110,22 @@
                 <w:color w:val="000000"/>
               </w:rPr>
             </w:pPr>
-            <w:r>
-              <w:rPr>
-                <w:rFonts w:ascii="Calibri" w:hAnsi="Calibri"/>
-                <w:b w:val="0"/>
-                <w:i w:val="0"/>
+            <w:proofErr w:type="spellStart"/>
+            <w:r>
+              <w:rPr>
                 <w:color w:val="000000"/>
                 <w:sz w:val="21"/>
               </w:rPr>
               <w:t>FitSearch</w:t>
             </w:r>
+            <w:proofErr w:type="spellEnd"/>
           </w:p>
         </w:tc>
       </w:tr>
       <w:tr>
-        <w:trPr>
-          <w:cantSplit w:val="0"/>
-          <w:tblHeader w:val="0"/>
-        </w:trPr>
-        <w:tc>
-          <w:tcPr>
-            <w:shd w:fill="auto" w:val="clear"/>
+        <w:tc>
+          <w:tcPr>
+            <w:tcW w:w="3071" w:type="dxa"/>
           </w:tcPr>
           <w:p>
             <w:pPr>
@@ -2157,15 +2137,14 @@
             <w:r>
               <w:rPr>
                 <w:color w:val="000000"/>
-                <w:rtl w:val="0"/>
-              </w:rPr>
-              <w:t xml:space="preserve">Fecha de Inicio</w:t>
-            </w:r>
-          </w:p>
-        </w:tc>
-        <w:tc>
-          <w:tcPr>
-            <w:shd w:fill="auto" w:val="clear"/>
+              </w:rPr>
+              <w:t>Fecha de Inicio</w:t>
+            </w:r>
+          </w:p>
+        </w:tc>
+        <w:tc>
+          <w:tcPr>
+            <w:tcW w:w="5649" w:type="dxa"/>
           </w:tcPr>
           <w:p>
             <w:pPr>
@@ -2176,9 +2155,6 @@
             </w:pPr>
             <w:r>
               <w:rPr>
-                <w:rFonts w:ascii="Calibri" w:hAnsi="Calibri"/>
-                <w:b w:val="0"/>
-                <w:i w:val="0"/>
                 <w:color w:val="000000"/>
                 <w:sz w:val="21"/>
               </w:rPr>
@@ -2188,13 +2164,9 @@
         </w:tc>
       </w:tr>
       <w:tr>
-        <w:trPr>
-          <w:cantSplit w:val="0"/>
-          <w:tblHeader w:val="0"/>
-        </w:trPr>
-        <w:tc>
-          <w:tcPr>
-            <w:shd w:fill="auto" w:val="clear"/>
+        <w:tc>
+          <w:tcPr>
+            <w:tcW w:w="3071" w:type="dxa"/>
           </w:tcPr>
           <w:p>
             <w:pPr>
@@ -2206,15 +2178,14 @@
             <w:r>
               <w:rPr>
                 <w:color w:val="000000"/>
-                <w:rtl w:val="0"/>
-              </w:rPr>
-              <w:t xml:space="preserve">Fecha de Término</w:t>
-            </w:r>
-          </w:p>
-        </w:tc>
-        <w:tc>
-          <w:tcPr>
-            <w:shd w:fill="auto" w:val="clear"/>
+              </w:rPr>
+              <w:t>Fecha de Término</w:t>
+            </w:r>
+          </w:p>
+        </w:tc>
+        <w:tc>
+          <w:tcPr>
+            <w:tcW w:w="5649" w:type="dxa"/>
           </w:tcPr>
           <w:p>
             <w:pPr>
@@ -2225,9 +2196,6 @@
             </w:pPr>
             <w:r>
               <w:rPr>
-                <w:rFonts w:ascii="Calibri" w:hAnsi="Calibri"/>
-                <w:b w:val="0"/>
-                <w:i w:val="0"/>
                 <w:color w:val="000000"/>
                 <w:sz w:val="21"/>
               </w:rPr>
@@ -2237,13 +2205,9 @@
         </w:tc>
       </w:tr>
       <w:tr>
-        <w:trPr>
-          <w:cantSplit w:val="0"/>
-          <w:tblHeader w:val="0"/>
-        </w:trPr>
-        <w:tc>
-          <w:tcPr>
-            <w:shd w:fill="auto" w:val="clear"/>
+        <w:tc>
+          <w:tcPr>
+            <w:tcW w:w="3071" w:type="dxa"/>
           </w:tcPr>
           <w:p>
             <w:pPr>
@@ -2255,15 +2219,14 @@
             <w:r>
               <w:rPr>
                 <w:color w:val="000000"/>
-                <w:rtl w:val="0"/>
-              </w:rPr>
-              <w:t xml:space="preserve">Patrocinador principal</w:t>
-            </w:r>
-          </w:p>
-        </w:tc>
-        <w:tc>
-          <w:tcPr>
-            <w:shd w:fill="auto" w:val="clear"/>
+              </w:rPr>
+              <w:t>Patrocinador principal</w:t>
+            </w:r>
+          </w:p>
+        </w:tc>
+        <w:tc>
+          <w:tcPr>
+            <w:tcW w:w="5649" w:type="dxa"/>
           </w:tcPr>
           <w:p>
             <w:pPr>
@@ -2274,9 +2237,6 @@
             </w:pPr>
             <w:r>
               <w:rPr>
-                <w:rFonts w:ascii="Calibri" w:hAnsi="Calibri"/>
-                <w:b w:val="0"/>
-                <w:i w:val="0"/>
                 <w:color w:val="000000"/>
                 <w:sz w:val="21"/>
               </w:rPr>
@@ -2286,13 +2246,9 @@
         </w:tc>
       </w:tr>
       <w:tr>
-        <w:trPr>
-          <w:cantSplit w:val="0"/>
-          <w:tblHeader w:val="0"/>
-        </w:trPr>
-        <w:tc>
-          <w:tcPr>
-            <w:shd w:fill="auto" w:val="clear"/>
+        <w:tc>
+          <w:tcPr>
+            <w:tcW w:w="3071" w:type="dxa"/>
           </w:tcPr>
           <w:p>
             <w:pPr>
@@ -2304,15 +2260,14 @@
             <w:r>
               <w:rPr>
                 <w:color w:val="000000"/>
-                <w:rtl w:val="0"/>
-              </w:rPr>
-              <w:t xml:space="preserve">Docente</w:t>
-            </w:r>
-          </w:p>
-        </w:tc>
-        <w:tc>
-          <w:tcPr>
-            <w:shd w:fill="auto" w:val="clear"/>
+              </w:rPr>
+              <w:t>Docente</w:t>
+            </w:r>
+          </w:p>
+        </w:tc>
+        <w:tc>
+          <w:tcPr>
+            <w:tcW w:w="5649" w:type="dxa"/>
           </w:tcPr>
           <w:p>
             <w:pPr>
@@ -2323,9 +2278,6 @@
             </w:pPr>
             <w:r>
               <w:rPr>
-                <w:rFonts w:ascii="Calibri" w:hAnsi="Calibri"/>
-                <w:b w:val="0"/>
-                <w:i w:val="0"/>
                 <w:color w:val="000000"/>
                 <w:sz w:val="21"/>
               </w:rPr>
@@ -2344,13 +2296,8 @@
           <w:szCs w:val="24"/>
         </w:rPr>
       </w:pPr>
-      <w:bookmarkStart w:colFirst="0" w:colLast="0" w:name="_heading=h.2et92p0" w:id="5"/>
-      <w:bookmarkEnd w:id="5"/>
-      <w:r>
-        <w:rPr>
-          <w:rtl w:val="0"/>
-        </w:rPr>
-      </w:r>
+      <w:bookmarkStart w:id="6" w:name="_heading=h.2et92p0" w:colFirst="0" w:colLast="0"/>
+      <w:bookmarkEnd w:id="6"/>
     </w:p>
     <w:p>
       <w:pPr>
@@ -2366,48 +2313,39 @@
           <w:color w:val="000000"/>
           <w:sz w:val="24"/>
           <w:szCs w:val="24"/>
-          <w:rtl w:val="0"/>
-        </w:rPr>
-        <w:t xml:space="preserve">Integrantes</w:t>
+        </w:rPr>
+        <w:t>Integrantes</w:t>
       </w:r>
     </w:p>
     <w:tbl>
       <w:tblPr>
-        <w:tblStyle w:val="Table3"/>
-        <w:tblW w:w="8720.0" w:type="dxa"/>
-        <w:jc w:val="left"/>
-        <w:tblInd w:w="108.0" w:type="dxa"/>
+        <w:tblStyle w:val="a1"/>
+        <w:tblW w:w="8720" w:type="dxa"/>
+        <w:tblInd w:w="108" w:type="dxa"/>
         <w:tblBorders>
-          <w:top w:color="000000" w:space="0" w:sz="4" w:val="single"/>
-          <w:left w:color="000000" w:space="0" w:sz="4" w:val="single"/>
-          <w:bottom w:color="000000" w:space="0" w:sz="4" w:val="single"/>
-          <w:right w:color="000000" w:space="0" w:sz="4" w:val="single"/>
-          <w:insideH w:color="000000" w:space="0" w:sz="4" w:val="single"/>
-          <w:insideV w:color="000000" w:space="0" w:sz="4" w:val="single"/>
+          <w:top w:val="single" w:sz="4" w:space="0" w:color="000000"/>
+          <w:left w:val="single" w:sz="4" w:space="0" w:color="000000"/>
+          <w:bottom w:val="single" w:sz="4" w:space="0" w:color="000000"/>
+          <w:right w:val="single" w:sz="4" w:space="0" w:color="000000"/>
+          <w:insideH w:val="single" w:sz="4" w:space="0" w:color="000000"/>
+          <w:insideV w:val="single" w:sz="4" w:space="0" w:color="000000"/>
         </w:tblBorders>
         <w:tblLayout w:type="fixed"/>
-        <w:tblLook w:val="0400"/>
+        <w:tblLook w:val="0400" w:firstRow="0" w:lastRow="0" w:firstColumn="0" w:lastColumn="0" w:noHBand="0" w:noVBand="1"/>
       </w:tblPr>
       <w:tblGrid>
         <w:gridCol w:w="2084"/>
         <w:gridCol w:w="3452"/>
         <w:gridCol w:w="3184"/>
-        <w:tblGridChange w:id="0">
-          <w:tblGrid>
-            <w:gridCol w:w="2084"/>
-            <w:gridCol w:w="3452"/>
-            <w:gridCol w:w="3184"/>
-          </w:tblGrid>
-        </w:tblGridChange>
       </w:tblGrid>
       <w:tr>
         <w:trPr>
-          <w:cantSplit w:val="1"/>
-          <w:tblHeader w:val="1"/>
+          <w:cantSplit/>
+          <w:tblHeader/>
         </w:trPr>
         <w:tc>
           <w:tcPr>
-            <w:shd w:fill="auto" w:val="clear"/>
+            <w:tcW w:w="2084" w:type="dxa"/>
           </w:tcPr>
           <w:p>
             <w:pPr>
@@ -2420,15 +2358,14 @@
             <w:r>
               <w:rPr>
                 <w:color w:val="000000"/>
-                <w:rtl w:val="0"/>
-              </w:rPr>
-              <w:t xml:space="preserve">Rut</w:t>
-            </w:r>
-          </w:p>
-        </w:tc>
-        <w:tc>
-          <w:tcPr>
-            <w:shd w:fill="auto" w:val="clear"/>
+              </w:rPr>
+              <w:t>Rut</w:t>
+            </w:r>
+          </w:p>
+        </w:tc>
+        <w:tc>
+          <w:tcPr>
+            <w:tcW w:w="3452" w:type="dxa"/>
           </w:tcPr>
           <w:p>
             <w:pPr>
@@ -2441,15 +2378,14 @@
             <w:r>
               <w:rPr>
                 <w:color w:val="000000"/>
-                <w:rtl w:val="0"/>
-              </w:rPr>
-              <w:t xml:space="preserve">Nombre</w:t>
-            </w:r>
-          </w:p>
-        </w:tc>
-        <w:tc>
-          <w:tcPr>
-            <w:shd w:fill="auto" w:val="clear"/>
+              </w:rPr>
+              <w:t>Nombre</w:t>
+            </w:r>
+          </w:p>
+        </w:tc>
+        <w:tc>
+          <w:tcPr>
+            <w:tcW w:w="3184" w:type="dxa"/>
           </w:tcPr>
           <w:p>
             <w:pPr>
@@ -2462,36 +2398,28 @@
             <w:r>
               <w:rPr>
                 <w:color w:val="000000"/>
-                <w:rtl w:val="0"/>
-              </w:rPr>
-              <w:t xml:space="preserve">Correo</w:t>
+              </w:rPr>
+              <w:t>Correo</w:t>
             </w:r>
           </w:p>
         </w:tc>
       </w:tr>
       <w:tr>
-        <w:trPr>
-          <w:cantSplit w:val="0"/>
-          <w:tblHeader w:val="0"/>
-        </w:trPr>
-        <w:tc>
-          <w:tcPr>
-            <w:shd w:fill="auto" w:val="clear"/>
+        <w:tc>
+          <w:tcPr>
+            <w:tcW w:w="2084" w:type="dxa"/>
           </w:tcPr>
           <w:p>
             <w:pPr>
               <w:spacing w:after="0" w:line="240" w:lineRule="auto"/>
               <w:jc w:val="center"/>
               <w:rPr>
-                <w:b w:val="1"/>
-                <w:color w:val="000000"/>
-              </w:rPr>
-            </w:pPr>
-            <w:r>
-              <w:rPr>
-                <w:rFonts w:ascii="Calibri" w:hAnsi="Calibri"/>
-                <w:b w:val="0"/>
-                <w:i w:val="0"/>
+                <w:b/>
+                <w:color w:val="000000"/>
+              </w:rPr>
+            </w:pPr>
+            <w:r>
+              <w:rPr>
                 <w:color w:val="000000"/>
                 <w:sz w:val="21"/>
               </w:rPr>
@@ -2501,22 +2429,19 @@
         </w:tc>
         <w:tc>
           <w:tcPr>
-            <w:shd w:fill="auto" w:val="clear"/>
+            <w:tcW w:w="3452" w:type="dxa"/>
           </w:tcPr>
           <w:p>
             <w:pPr>
               <w:spacing w:after="0" w:line="240" w:lineRule="auto"/>
               <w:jc w:val="center"/>
               <w:rPr>
-                <w:b w:val="1"/>
-                <w:color w:val="000000"/>
-              </w:rPr>
-            </w:pPr>
-            <w:r>
-              <w:rPr>
-                <w:rFonts w:ascii="Calibri" w:hAnsi="Calibri"/>
-                <w:b w:val="0"/>
-                <w:i w:val="0"/>
+                <w:b/>
+                <w:color w:val="000000"/>
+              </w:rPr>
+            </w:pPr>
+            <w:r>
+              <w:rPr>
                 <w:color w:val="000000"/>
                 <w:sz w:val="21"/>
               </w:rPr>
@@ -2526,22 +2451,19 @@
         </w:tc>
         <w:tc>
           <w:tcPr>
-            <w:shd w:fill="auto" w:val="clear"/>
+            <w:tcW w:w="3184" w:type="dxa"/>
           </w:tcPr>
           <w:p>
             <w:pPr>
               <w:spacing w:after="0" w:line="240" w:lineRule="auto"/>
               <w:jc w:val="center"/>
               <w:rPr>
-                <w:b w:val="1"/>
-                <w:color w:val="000000"/>
-              </w:rPr>
-            </w:pPr>
-            <w:r>
-              <w:rPr>
-                <w:rFonts w:ascii="Calibri" w:hAnsi="Calibri"/>
-                <w:b w:val="0"/>
-                <w:i w:val="0"/>
+                <w:b/>
+                <w:color w:val="000000"/>
+              </w:rPr>
+            </w:pPr>
+            <w:r>
+              <w:rPr>
                 <w:color w:val="000000"/>
                 <w:sz w:val="21"/>
               </w:rPr>
@@ -2551,28 +2473,21 @@
         </w:tc>
       </w:tr>
       <w:tr>
-        <w:trPr>
-          <w:cantSplit w:val="0"/>
-          <w:tblHeader w:val="0"/>
-        </w:trPr>
-        <w:tc>
-          <w:tcPr>
-            <w:shd w:fill="auto" w:val="clear"/>
+        <w:tc>
+          <w:tcPr>
+            <w:tcW w:w="2084" w:type="dxa"/>
           </w:tcPr>
           <w:p>
             <w:pPr>
               <w:spacing w:after="0" w:line="240" w:lineRule="auto"/>
               <w:jc w:val="center"/>
               <w:rPr>
-                <w:b w:val="1"/>
-                <w:color w:val="000000"/>
-              </w:rPr>
-            </w:pPr>
-            <w:r>
-              <w:rPr>
-                <w:rFonts w:ascii="Calibri" w:hAnsi="Calibri"/>
-                <w:b w:val="0"/>
-                <w:i w:val="0"/>
+                <w:b/>
+                <w:color w:val="000000"/>
+              </w:rPr>
+            </w:pPr>
+            <w:r>
+              <w:rPr>
                 <w:color w:val="000000"/>
                 <w:sz w:val="21"/>
               </w:rPr>
@@ -2582,22 +2497,19 @@
         </w:tc>
         <w:tc>
           <w:tcPr>
-            <w:shd w:fill="auto" w:val="clear"/>
+            <w:tcW w:w="3452" w:type="dxa"/>
           </w:tcPr>
           <w:p>
             <w:pPr>
               <w:spacing w:after="0" w:line="240" w:lineRule="auto"/>
               <w:jc w:val="center"/>
               <w:rPr>
-                <w:b w:val="1"/>
-                <w:color w:val="000000"/>
-              </w:rPr>
-            </w:pPr>
-            <w:r>
-              <w:rPr>
-                <w:rFonts w:ascii="Calibri" w:hAnsi="Calibri"/>
-                <w:b w:val="0"/>
-                <w:i w:val="0"/>
+                <w:b/>
+                <w:color w:val="000000"/>
+              </w:rPr>
+            </w:pPr>
+            <w:r>
+              <w:rPr>
                 <w:color w:val="000000"/>
                 <w:sz w:val="21"/>
               </w:rPr>
@@ -2607,22 +2519,19 @@
         </w:tc>
         <w:tc>
           <w:tcPr>
-            <w:shd w:fill="auto" w:val="clear"/>
+            <w:tcW w:w="3184" w:type="dxa"/>
           </w:tcPr>
           <w:p>
             <w:pPr>
               <w:spacing w:after="0" w:line="240" w:lineRule="auto"/>
               <w:jc w:val="center"/>
               <w:rPr>
-                <w:b w:val="1"/>
-                <w:color w:val="000000"/>
-              </w:rPr>
-            </w:pPr>
-            <w:r>
-              <w:rPr>
-                <w:rFonts w:ascii="Calibri" w:hAnsi="Calibri"/>
-                <w:b w:val="0"/>
-                <w:i w:val="0"/>
+                <w:b/>
+                <w:color w:val="000000"/>
+              </w:rPr>
+            </w:pPr>
+            <w:r>
+              <w:rPr>
                 <w:color w:val="000000"/>
                 <w:sz w:val="21"/>
               </w:rPr>
@@ -2632,28 +2541,21 @@
         </w:tc>
       </w:tr>
       <w:tr>
-        <w:trPr>
-          <w:cantSplit w:val="0"/>
-          <w:tblHeader w:val="0"/>
-        </w:trPr>
-        <w:tc>
-          <w:tcPr>
-            <w:shd w:fill="auto" w:val="clear"/>
+        <w:tc>
+          <w:tcPr>
+            <w:tcW w:w="2084" w:type="dxa"/>
           </w:tcPr>
           <w:p>
             <w:pPr>
               <w:spacing w:after="0" w:line="240" w:lineRule="auto"/>
               <w:jc w:val="center"/>
               <w:rPr>
-                <w:b w:val="1"/>
-                <w:color w:val="000000"/>
-              </w:rPr>
-            </w:pPr>
-            <w:r>
-              <w:rPr>
-                <w:rFonts w:ascii="Calibri" w:hAnsi="Calibri"/>
-                <w:b w:val="0"/>
-                <w:i w:val="0"/>
+                <w:b/>
+                <w:color w:val="000000"/>
+              </w:rPr>
+            </w:pPr>
+            <w:r>
+              <w:rPr>
                 <w:color w:val="000000"/>
                 <w:sz w:val="21"/>
               </w:rPr>
@@ -2663,22 +2565,19 @@
         </w:tc>
         <w:tc>
           <w:tcPr>
-            <w:shd w:fill="auto" w:val="clear"/>
+            <w:tcW w:w="3452" w:type="dxa"/>
           </w:tcPr>
           <w:p>
             <w:pPr>
               <w:spacing w:after="0" w:line="240" w:lineRule="auto"/>
               <w:jc w:val="center"/>
               <w:rPr>
-                <w:b w:val="1"/>
-                <w:color w:val="000000"/>
-              </w:rPr>
-            </w:pPr>
-            <w:r>
-              <w:rPr>
-                <w:rFonts w:ascii="Calibri" w:hAnsi="Calibri"/>
-                <w:b w:val="0"/>
-                <w:i w:val="0"/>
+                <w:b/>
+                <w:color w:val="000000"/>
+              </w:rPr>
+            </w:pPr>
+            <w:r>
+              <w:rPr>
                 <w:color w:val="000000"/>
                 <w:sz w:val="21"/>
               </w:rPr>
@@ -2688,22 +2587,19 @@
         </w:tc>
         <w:tc>
           <w:tcPr>
-            <w:shd w:fill="auto" w:val="clear"/>
+            <w:tcW w:w="3184" w:type="dxa"/>
           </w:tcPr>
           <w:p>
             <w:pPr>
               <w:spacing w:after="0" w:line="240" w:lineRule="auto"/>
               <w:jc w:val="center"/>
               <w:rPr>
-                <w:b w:val="1"/>
-                <w:color w:val="000000"/>
-              </w:rPr>
-            </w:pPr>
-            <w:r>
-              <w:rPr>
-                <w:rFonts w:ascii="Calibri" w:hAnsi="Calibri"/>
-                <w:b w:val="0"/>
-                <w:i w:val="0"/>
+                <w:b/>
+                <w:color w:val="000000"/>
+              </w:rPr>
+            </w:pPr>
+            <w:r>
+              <w:rPr>
                 <w:color w:val="000000"/>
                 <w:sz w:val="21"/>
               </w:rPr>
@@ -2713,134 +2609,96 @@
         </w:tc>
       </w:tr>
       <w:tr>
-        <w:trPr>
-          <w:cantSplit w:val="0"/>
-          <w:tblHeader w:val="0"/>
-        </w:trPr>
-        <w:tc>
-          <w:tcPr>
-            <w:shd w:fill="auto" w:val="clear"/>
+        <w:tc>
+          <w:tcPr>
+            <w:tcW w:w="2084" w:type="dxa"/>
           </w:tcPr>
           <w:p>
             <w:pPr>
               <w:spacing w:after="0" w:line="240" w:lineRule="auto"/>
               <w:jc w:val="center"/>
               <w:rPr>
-                <w:b w:val="1"/>
-                <w:color w:val="000000"/>
-              </w:rPr>
-            </w:pPr>
-            <w:r>
-              <w:rPr>
-                <w:rtl w:val="0"/>
-              </w:rPr>
-            </w:r>
-          </w:p>
-        </w:tc>
-        <w:tc>
-          <w:tcPr>
-            <w:shd w:fill="auto" w:val="clear"/>
+                <w:b/>
+                <w:color w:val="000000"/>
+              </w:rPr>
+            </w:pPr>
+          </w:p>
+        </w:tc>
+        <w:tc>
+          <w:tcPr>
+            <w:tcW w:w="3452" w:type="dxa"/>
           </w:tcPr>
           <w:p>
             <w:pPr>
               <w:spacing w:after="0" w:line="240" w:lineRule="auto"/>
               <w:jc w:val="center"/>
               <w:rPr>
-                <w:b w:val="1"/>
-                <w:color w:val="000000"/>
-              </w:rPr>
-            </w:pPr>
-            <w:r>
-              <w:rPr>
-                <w:rtl w:val="0"/>
-              </w:rPr>
-            </w:r>
-          </w:p>
-        </w:tc>
-        <w:tc>
-          <w:tcPr>
-            <w:shd w:fill="auto" w:val="clear"/>
+                <w:b/>
+                <w:color w:val="000000"/>
+              </w:rPr>
+            </w:pPr>
+          </w:p>
+        </w:tc>
+        <w:tc>
+          <w:tcPr>
+            <w:tcW w:w="3184" w:type="dxa"/>
           </w:tcPr>
           <w:p>
             <w:pPr>
               <w:spacing w:after="0" w:line="240" w:lineRule="auto"/>
               <w:jc w:val="center"/>
               <w:rPr>
-                <w:b w:val="1"/>
-                <w:color w:val="000000"/>
-              </w:rPr>
-            </w:pPr>
-            <w:r>
-              <w:rPr>
-                <w:rtl w:val="0"/>
-              </w:rPr>
-            </w:r>
+                <w:b/>
+                <w:color w:val="000000"/>
+              </w:rPr>
+            </w:pPr>
           </w:p>
         </w:tc>
       </w:tr>
       <w:tr>
-        <w:trPr>
-          <w:cantSplit w:val="0"/>
-          <w:tblHeader w:val="0"/>
-        </w:trPr>
-        <w:tc>
-          <w:tcPr>
-            <w:shd w:fill="auto" w:val="clear"/>
+        <w:tc>
+          <w:tcPr>
+            <w:tcW w:w="2084" w:type="dxa"/>
           </w:tcPr>
           <w:p>
             <w:pPr>
               <w:spacing w:after="0" w:line="240" w:lineRule="auto"/>
               <w:jc w:val="center"/>
               <w:rPr>
-                <w:b w:val="1"/>
-                <w:color w:val="000000"/>
-              </w:rPr>
-            </w:pPr>
-            <w:r>
-              <w:rPr>
-                <w:rtl w:val="0"/>
-              </w:rPr>
-            </w:r>
-          </w:p>
-        </w:tc>
-        <w:tc>
-          <w:tcPr>
-            <w:shd w:fill="auto" w:val="clear"/>
+                <w:b/>
+                <w:color w:val="000000"/>
+              </w:rPr>
+            </w:pPr>
+          </w:p>
+        </w:tc>
+        <w:tc>
+          <w:tcPr>
+            <w:tcW w:w="3452" w:type="dxa"/>
           </w:tcPr>
           <w:p>
             <w:pPr>
               <w:spacing w:after="0" w:line="240" w:lineRule="auto"/>
               <w:jc w:val="center"/>
               <w:rPr>
-                <w:b w:val="1"/>
-                <w:color w:val="000000"/>
-              </w:rPr>
-            </w:pPr>
-            <w:r>
-              <w:rPr>
-                <w:rtl w:val="0"/>
-              </w:rPr>
-            </w:r>
-          </w:p>
-        </w:tc>
-        <w:tc>
-          <w:tcPr>
-            <w:shd w:fill="auto" w:val="clear"/>
+                <w:b/>
+                <w:color w:val="000000"/>
+              </w:rPr>
+            </w:pPr>
+          </w:p>
+        </w:tc>
+        <w:tc>
+          <w:tcPr>
+            <w:tcW w:w="3184" w:type="dxa"/>
           </w:tcPr>
           <w:p>
             <w:pPr>
               <w:spacing w:after="0" w:line="240" w:lineRule="auto"/>
               <w:jc w:val="center"/>
               <w:rPr>
-                <w:b w:val="1"/>
-                <w:color w:val="000000"/>
-              </w:rPr>
-            </w:pPr>
-            <w:r>
-              <w:rPr>
-                <w:rtl w:val="0"/>
-              </w:rPr>
-            </w:r>
+                <w:b/>
+                <w:color w:val="000000"/>
+              </w:rPr>
+            </w:pPr>
           </w:p>
         </w:tc>
       </w:tr>
@@ -2853,50 +2711,138 @@
     </w:p>
     <w:p>
       <w:pPr>
-        <w:pStyle w:val="Heading1"/>
+        <w:pStyle w:val="Ttulo1"/>
       </w:pPr>
+      <w:bookmarkStart w:id="7" w:name="_Toc240931754"/>
       <w:r>
+        <w:lastRenderedPageBreak/>
         <w:t>Propósito</w:t>
       </w:r>
+      <w:bookmarkEnd w:id="7"/>
     </w:p>
     <w:p>
       <w:r>
         <w:rPr>
-          <w:i w:val="0"/>
           <w:sz w:val="21"/>
         </w:rPr>
-        <w:t>La Definition of Done (DoD) es el acuerdo explícito del equipo de FitSearch sobre las condiciones técnicas y de calidad que debe cumplir cualquier incremento de software para considerarse terminado. Su objetivo es que todo el equipo (Product Owner, Scrum Master y desarrolladores) entienda lo mismo cuando una historia de usuario se declara "Hecha", y que cada incremento sea potencialmente entregable, verificable y mantenible.</w:t>
+        <w:t xml:space="preserve">La </w:t>
+      </w:r>
+      <w:proofErr w:type="spellStart"/>
+      <w:r>
+        <w:rPr>
+          <w:sz w:val="21"/>
+        </w:rPr>
+        <w:t>Definition</w:t>
+      </w:r>
+      <w:proofErr w:type="spellEnd"/>
+      <w:r>
+        <w:rPr>
+          <w:sz w:val="21"/>
+        </w:rPr>
+        <w:t xml:space="preserve"> </w:t>
+      </w:r>
+      <w:proofErr w:type="spellStart"/>
+      <w:r>
+        <w:rPr>
+          <w:sz w:val="21"/>
+        </w:rPr>
+        <w:t>of</w:t>
+      </w:r>
+      <w:proofErr w:type="spellEnd"/>
+      <w:r>
+        <w:rPr>
+          <w:sz w:val="21"/>
+        </w:rPr>
+        <w:t xml:space="preserve"> Done (DoD) es el acuerdo explícito del equipo de </w:t>
+      </w:r>
+      <w:proofErr w:type="spellStart"/>
+      <w:r>
+        <w:rPr>
+          <w:sz w:val="21"/>
+        </w:rPr>
+        <w:t>FitSearch</w:t>
+      </w:r>
+      <w:proofErr w:type="spellEnd"/>
+      <w:r>
+        <w:rPr>
+          <w:sz w:val="21"/>
+        </w:rPr>
+        <w:t xml:space="preserve"> sobre las condiciones técnicas y de calidad que debe cumplir cualquier incremento de software para considerarse terminado. Su objetivo es que todo el equipo (</w:t>
+      </w:r>
+      <w:proofErr w:type="spellStart"/>
+      <w:r>
+        <w:rPr>
+          <w:sz w:val="21"/>
+        </w:rPr>
+        <w:t>Product</w:t>
+      </w:r>
+      <w:proofErr w:type="spellEnd"/>
+      <w:r>
+        <w:rPr>
+          <w:sz w:val="21"/>
+        </w:rPr>
+        <w:t xml:space="preserve"> Owner, Scrum Master y desarrolladores) entienda lo mismo cuando una historia de usuario se declara "Hecha", y que cada incremento sea potencialmente entregable, verificable y mantenible.</w:t>
       </w:r>
     </w:p>
     <w:p>
       <w:pPr>
-        <w:pStyle w:val="Heading1"/>
+        <w:pStyle w:val="Ttulo1"/>
       </w:pPr>
+      <w:bookmarkStart w:id="8" w:name="_Toc240931755"/>
       <w:r>
         <w:t>Alcance</w:t>
       </w:r>
+      <w:bookmarkEnd w:id="8"/>
     </w:p>
     <w:p>
       <w:r>
         <w:rPr>
-          <w:i w:val="0"/>
           <w:sz w:val="21"/>
         </w:rPr>
-        <w:t>La DoD aplica a todas las historias de usuario del Product Backlog (FS-HU-01 a FS-HU-19) y a todos los sprints de la Fase 2. Es complementaria a los criterios de aceptación: los criterios de aceptación son específicos de cada historia (qué debe hacer la funcionalidad), mientras que la DoD es común a todas (con qué calidad debe quedar construida).</w:t>
+        <w:t xml:space="preserve">La DoD aplica a todas las historias de usuario del </w:t>
+      </w:r>
+      <w:proofErr w:type="spellStart"/>
+      <w:r>
+        <w:rPr>
+          <w:sz w:val="21"/>
+        </w:rPr>
+        <w:t>Product</w:t>
+      </w:r>
+      <w:proofErr w:type="spellEnd"/>
+      <w:r>
+        <w:rPr>
+          <w:sz w:val="21"/>
+        </w:rPr>
+        <w:t xml:space="preserve"> Backlog (FS-HU-01 a FS-HU-19) y a todos los </w:t>
+      </w:r>
+      <w:proofErr w:type="spellStart"/>
+      <w:r>
+        <w:rPr>
+          <w:sz w:val="21"/>
+        </w:rPr>
+        <w:t>sprints</w:t>
+      </w:r>
+      <w:proofErr w:type="spellEnd"/>
+      <w:r>
+        <w:rPr>
+          <w:sz w:val="21"/>
+        </w:rPr>
+        <w:t xml:space="preserve"> de la Fase 2. Es complementaria a los criterios de aceptación: los criterios de aceptación son específicos de cada historia (qué debe hacer la funcionalidad), mientras que la DoD es común a todas (con qué calidad debe quedar construida).</w:t>
       </w:r>
     </w:p>
     <w:p>
       <w:pPr>
-        <w:pStyle w:val="Heading1"/>
+        <w:pStyle w:val="Ttulo1"/>
       </w:pPr>
+      <w:bookmarkStart w:id="9" w:name="_Toc240931756"/>
       <w:r>
         <w:t>Criterios de terminado de una historia de usuario</w:t>
       </w:r>
+      <w:bookmarkEnd w:id="9"/>
     </w:p>
     <w:p>
       <w:r>
         <w:rPr>
-          <w:i w:val="0"/>
           <w:sz w:val="21"/>
         </w:rPr>
         <w:t>Una historia de usuario se considera terminada solo cuando cumple todos los criterios siguientes:</w:t>
@@ -2904,7 +2850,7 @@
     </w:p>
     <w:tbl>
       <w:tblPr>
-        <w:tblW w:type="dxa" w:w="8828"/>
+        <w:tblW w:w="8828" w:type="dxa"/>
         <w:tblBorders>
           <w:top w:val="single" w:sz="4" w:space="0" w:color="000000"/>
           <w:left w:val="single" w:sz="4" w:space="0" w:color="000000"/>
@@ -2914,7 +2860,7 @@
           <w:insideV w:val="single" w:sz="4" w:space="0" w:color="000000"/>
         </w:tblBorders>
         <w:tblLayout w:type="fixed"/>
-        <w:tblLook w:firstColumn="1" w:firstRow="1" w:lastColumn="0" w:lastRow="0" w:noHBand="0" w:noVBand="1" w:val="04A0"/>
+        <w:tblLook w:val="04A0" w:firstRow="1" w:lastRow="0" w:firstColumn="1" w:lastColumn="0" w:noHBand="0" w:noVBand="1"/>
       </w:tblPr>
       <w:tblGrid>
         <w:gridCol w:w="900"/>
@@ -2928,13 +2874,14 @@
         </w:trPr>
         <w:tc>
           <w:tcPr>
-            <w:tcW w:type="dxa" w:w="900"/>
-            <w:shd w:val="clear" w:color="auto" w:fill="c6d9f1"/>
-          </w:tcPr>
-          <w:p>
-            <w:pPr>
-              <w:spacing w:after="0"/>
-            </w:pPr>
+            <w:tcW w:w="900" w:type="dxa"/>
+            <w:shd w:val="clear" w:color="auto" w:fill="C6D9F1"/>
+          </w:tcPr>
+          <w:p>
+            <w:pPr>
+              <w:spacing w:after="0"/>
+            </w:pPr>
+            <w:proofErr w:type="spellStart"/>
             <w:r>
               <w:rPr>
                 <w:b/>
@@ -2942,12 +2889,13 @@
               </w:rPr>
               <w:t>N°</w:t>
             </w:r>
-          </w:p>
-        </w:tc>
-        <w:tc>
-          <w:tcPr>
-            <w:tcW w:type="dxa" w:w="1500"/>
-            <w:shd w:val="clear" w:color="auto" w:fill="c6d9f1"/>
+            <w:proofErr w:type="spellEnd"/>
+          </w:p>
+        </w:tc>
+        <w:tc>
+          <w:tcPr>
+            <w:tcW w:w="1500" w:type="dxa"/>
+            <w:shd w:val="clear" w:color="auto" w:fill="C6D9F1"/>
           </w:tcPr>
           <w:p>
             <w:pPr>
@@ -2964,8 +2912,8 @@
         </w:tc>
         <w:tc>
           <w:tcPr>
-            <w:tcW w:type="dxa" w:w="3728"/>
-            <w:shd w:val="clear" w:color="auto" w:fill="c6d9f1"/>
+            <w:tcW w:w="3728" w:type="dxa"/>
+            <w:shd w:val="clear" w:color="auto" w:fill="C6D9F1"/>
           </w:tcPr>
           <w:p>
             <w:pPr>
@@ -2982,8 +2930,8 @@
         </w:tc>
         <w:tc>
           <w:tcPr>
-            <w:tcW w:type="dxa" w:w="2700"/>
-            <w:shd w:val="clear" w:color="auto" w:fill="c6d9f1"/>
+            <w:tcW w:w="2700" w:type="dxa"/>
+            <w:shd w:val="clear" w:color="auto" w:fill="C6D9F1"/>
           </w:tcPr>
           <w:p>
             <w:pPr>
@@ -3002,7 +2950,7 @@
       <w:tr>
         <w:tc>
           <w:tcPr>
-            <w:tcW w:type="dxa" w:w="900"/>
+            <w:tcW w:w="900" w:type="dxa"/>
           </w:tcPr>
           <w:p>
             <w:pPr>
@@ -3018,7 +2966,7 @@
         </w:tc>
         <w:tc>
           <w:tcPr>
-            <w:tcW w:type="dxa" w:w="1500"/>
+            <w:tcW w:w="1500" w:type="dxa"/>
           </w:tcPr>
           <w:p>
             <w:pPr>
@@ -3034,7 +2982,7 @@
         </w:tc>
         <w:tc>
           <w:tcPr>
-            <w:tcW w:type="dxa" w:w="3728"/>
+            <w:tcW w:w="3728" w:type="dxa"/>
           </w:tcPr>
           <w:p>
             <w:pPr>
@@ -3050,17 +2998,31 @@
         </w:tc>
         <w:tc>
           <w:tcPr>
-            <w:tcW w:type="dxa" w:w="2700"/>
-          </w:tcPr>
-          <w:p>
-            <w:pPr>
-              <w:spacing w:after="0"/>
-            </w:pPr>
-            <w:r>
-              <w:rPr>
-                <w:sz w:val="19"/>
-              </w:rPr>
-              <w:t>Demostración en la Sprint Review.</w:t>
+            <w:tcW w:w="2700" w:type="dxa"/>
+          </w:tcPr>
+          <w:p>
+            <w:pPr>
+              <w:spacing w:after="0"/>
+            </w:pPr>
+            <w:r>
+              <w:rPr>
+                <w:sz w:val="19"/>
+              </w:rPr>
+              <w:t xml:space="preserve">Demostración en la Sprint </w:t>
+            </w:r>
+            <w:proofErr w:type="spellStart"/>
+            <w:r>
+              <w:rPr>
+                <w:sz w:val="19"/>
+              </w:rPr>
+              <w:t>Review</w:t>
+            </w:r>
+            <w:proofErr w:type="spellEnd"/>
+            <w:r>
+              <w:rPr>
+                <w:sz w:val="19"/>
+              </w:rPr>
+              <w:t>.</w:t>
             </w:r>
           </w:p>
         </w:tc>
@@ -3068,7 +3030,7 @@
       <w:tr>
         <w:tc>
           <w:tcPr>
-            <w:tcW w:type="dxa" w:w="900"/>
+            <w:tcW w:w="900" w:type="dxa"/>
           </w:tcPr>
           <w:p>
             <w:pPr>
@@ -3084,7 +3046,7 @@
         </w:tc>
         <w:tc>
           <w:tcPr>
-            <w:tcW w:type="dxa" w:w="1500"/>
+            <w:tcW w:w="1500" w:type="dxa"/>
           </w:tcPr>
           <w:p>
             <w:pPr>
@@ -3100,23 +3062,37 @@
         </w:tc>
         <w:tc>
           <w:tcPr>
-            <w:tcW w:type="dxa" w:w="3728"/>
-          </w:tcPr>
-          <w:p>
-            <w:pPr>
-              <w:spacing w:after="0"/>
-            </w:pPr>
-            <w:r>
-              <w:rPr>
-                <w:sz w:val="19"/>
-              </w:rPr>
-              <w:t>El Product Owner revisó y aceptó la historia.</w:t>
-            </w:r>
-          </w:p>
-        </w:tc>
-        <w:tc>
-          <w:tcPr>
-            <w:tcW w:type="dxa" w:w="2700"/>
+            <w:tcW w:w="3728" w:type="dxa"/>
+          </w:tcPr>
+          <w:p>
+            <w:pPr>
+              <w:spacing w:after="0"/>
+            </w:pPr>
+            <w:r>
+              <w:rPr>
+                <w:sz w:val="19"/>
+              </w:rPr>
+              <w:t xml:space="preserve">El </w:t>
+            </w:r>
+            <w:proofErr w:type="spellStart"/>
+            <w:r>
+              <w:rPr>
+                <w:sz w:val="19"/>
+              </w:rPr>
+              <w:t>Product</w:t>
+            </w:r>
+            <w:proofErr w:type="spellEnd"/>
+            <w:r>
+              <w:rPr>
+                <w:sz w:val="19"/>
+              </w:rPr>
+              <w:t xml:space="preserve"> Owner revisó y aceptó la historia.</w:t>
+            </w:r>
+          </w:p>
+        </w:tc>
+        <w:tc>
+          <w:tcPr>
+            <w:tcW w:w="2700" w:type="dxa"/>
           </w:tcPr>
           <w:p>
             <w:pPr>
@@ -3134,7 +3110,7 @@
       <w:tr>
         <w:tc>
           <w:tcPr>
-            <w:tcW w:type="dxa" w:w="900"/>
+            <w:tcW w:w="900" w:type="dxa"/>
           </w:tcPr>
           <w:p>
             <w:pPr>
@@ -3150,7 +3126,7 @@
         </w:tc>
         <w:tc>
           <w:tcPr>
-            <w:tcW w:type="dxa" w:w="1500"/>
+            <w:tcW w:w="1500" w:type="dxa"/>
           </w:tcPr>
           <w:p>
             <w:pPr>
@@ -3166,33 +3142,75 @@
         </w:tc>
         <w:tc>
           <w:tcPr>
-            <w:tcW w:type="dxa" w:w="3728"/>
-          </w:tcPr>
-          <w:p>
-            <w:pPr>
-              <w:spacing w:after="0"/>
-            </w:pPr>
-            <w:r>
-              <w:rPr>
-                <w:sz w:val="19"/>
-              </w:rPr>
-              <w:t>El código está versionado en GitHub e integrado a la rama principal mediante pull request.</w:t>
-            </w:r>
-          </w:p>
-        </w:tc>
-        <w:tc>
-          <w:tcPr>
-            <w:tcW w:type="dxa" w:w="2700"/>
-          </w:tcPr>
-          <w:p>
-            <w:pPr>
-              <w:spacing w:after="0"/>
-            </w:pPr>
-            <w:r>
-              <w:rPr>
-                <w:sz w:val="19"/>
-              </w:rPr>
-              <w:t>Pull request aprobado y fusionado.</w:t>
+            <w:tcW w:w="3728" w:type="dxa"/>
+          </w:tcPr>
+          <w:p>
+            <w:pPr>
+              <w:spacing w:after="0"/>
+            </w:pPr>
+            <w:r>
+              <w:rPr>
+                <w:sz w:val="19"/>
+              </w:rPr>
+              <w:t xml:space="preserve">El código está versionado en GitHub e integrado a la rama principal mediante </w:t>
+            </w:r>
+            <w:proofErr w:type="spellStart"/>
+            <w:r>
+              <w:rPr>
+                <w:sz w:val="19"/>
+              </w:rPr>
+              <w:t>pull</w:t>
+            </w:r>
+            <w:proofErr w:type="spellEnd"/>
+            <w:r>
+              <w:rPr>
+                <w:sz w:val="19"/>
+              </w:rPr>
+              <w:t xml:space="preserve"> </w:t>
+            </w:r>
+            <w:proofErr w:type="spellStart"/>
+            <w:r>
+              <w:rPr>
+                <w:sz w:val="19"/>
+              </w:rPr>
+              <w:t>request</w:t>
+            </w:r>
+            <w:proofErr w:type="spellEnd"/>
+            <w:r>
+              <w:rPr>
+                <w:sz w:val="19"/>
+              </w:rPr>
+              <w:t>.</w:t>
+            </w:r>
+          </w:p>
+        </w:tc>
+        <w:tc>
+          <w:tcPr>
+            <w:tcW w:w="2700" w:type="dxa"/>
+          </w:tcPr>
+          <w:p>
+            <w:pPr>
+              <w:spacing w:after="0"/>
+            </w:pPr>
+            <w:r>
+              <w:rPr>
+                <w:sz w:val="19"/>
+              </w:rPr>
+              <w:t xml:space="preserve">Pull </w:t>
+            </w:r>
+            <w:proofErr w:type="spellStart"/>
+            <w:r>
+              <w:rPr>
+                <w:sz w:val="19"/>
+              </w:rPr>
+              <w:t>request</w:t>
+            </w:r>
+            <w:proofErr w:type="spellEnd"/>
+            <w:r>
+              <w:rPr>
+                <w:sz w:val="19"/>
+              </w:rPr>
+              <w:t xml:space="preserve"> aprobado y fusionado.</w:t>
             </w:r>
           </w:p>
         </w:tc>
@@ -3200,7 +3218,7 @@
       <w:tr>
         <w:tc>
           <w:tcPr>
-            <w:tcW w:type="dxa" w:w="900"/>
+            <w:tcW w:w="900" w:type="dxa"/>
           </w:tcPr>
           <w:p>
             <w:pPr>
@@ -3216,7 +3234,7 @@
         </w:tc>
         <w:tc>
           <w:tcPr>
-            <w:tcW w:type="dxa" w:w="1500"/>
+            <w:tcW w:w="1500" w:type="dxa"/>
           </w:tcPr>
           <w:p>
             <w:pPr>
@@ -3232,7 +3250,7 @@
         </w:tc>
         <w:tc>
           <w:tcPr>
-            <w:tcW w:type="dxa" w:w="3728"/>
+            <w:tcW w:w="3728" w:type="dxa"/>
           </w:tcPr>
           <w:p>
             <w:pPr>
@@ -3248,17 +3266,45 @@
         </w:tc>
         <w:tc>
           <w:tcPr>
-            <w:tcW w:type="dxa" w:w="2700"/>
-          </w:tcPr>
-          <w:p>
-            <w:pPr>
-              <w:spacing w:after="0"/>
-            </w:pPr>
-            <w:r>
-              <w:rPr>
-                <w:sz w:val="19"/>
-              </w:rPr>
-              <w:t>Aprobación registrada en el pull request.</w:t>
+            <w:tcW w:w="2700" w:type="dxa"/>
+          </w:tcPr>
+          <w:p>
+            <w:pPr>
+              <w:spacing w:after="0"/>
+            </w:pPr>
+            <w:r>
+              <w:rPr>
+                <w:sz w:val="19"/>
+              </w:rPr>
+              <w:t xml:space="preserve">Aprobación registrada en el </w:t>
+            </w:r>
+            <w:proofErr w:type="spellStart"/>
+            <w:r>
+              <w:rPr>
+                <w:sz w:val="19"/>
+              </w:rPr>
+              <w:t>pull</w:t>
+            </w:r>
+            <w:proofErr w:type="spellEnd"/>
+            <w:r>
+              <w:rPr>
+                <w:sz w:val="19"/>
+              </w:rPr>
+              <w:t xml:space="preserve"> </w:t>
+            </w:r>
+            <w:proofErr w:type="spellStart"/>
+            <w:r>
+              <w:rPr>
+                <w:sz w:val="19"/>
+              </w:rPr>
+              <w:t>request</w:t>
+            </w:r>
+            <w:proofErr w:type="spellEnd"/>
+            <w:r>
+              <w:rPr>
+                <w:sz w:val="19"/>
+              </w:rPr>
+              <w:t>.</w:t>
             </w:r>
           </w:p>
         </w:tc>
@@ -3266,7 +3312,7 @@
       <w:tr>
         <w:tc>
           <w:tcPr>
-            <w:tcW w:type="dxa" w:w="900"/>
+            <w:tcW w:w="900" w:type="dxa"/>
           </w:tcPr>
           <w:p>
             <w:pPr>
@@ -3282,7 +3328,7 @@
         </w:tc>
         <w:tc>
           <w:tcPr>
-            <w:tcW w:type="dxa" w:w="1500"/>
+            <w:tcW w:w="1500" w:type="dxa"/>
           </w:tcPr>
           <w:p>
             <w:pPr>
@@ -3298,33 +3344,125 @@
         </w:tc>
         <w:tc>
           <w:tcPr>
-            <w:tcW w:type="dxa" w:w="3728"/>
-          </w:tcPr>
-          <w:p>
-            <w:pPr>
-              <w:spacing w:after="0"/>
-            </w:pPr>
-            <w:r>
-              <w:rPr>
-                <w:sz w:val="19"/>
-              </w:rPr>
-              <w:t>El código no tiene errores de linter (ESLint) y el frontend compila sin errores.</w:t>
-            </w:r>
-          </w:p>
-        </w:tc>
-        <w:tc>
-          <w:tcPr>
-            <w:tcW w:type="dxa" w:w="2700"/>
-          </w:tcPr>
-          <w:p>
-            <w:pPr>
-              <w:spacing w:after="0"/>
-            </w:pPr>
-            <w:r>
-              <w:rPr>
-                <w:sz w:val="19"/>
-              </w:rPr>
-              <w:t>npm run lint y npm run build sin errores.</w:t>
+            <w:tcW w:w="3728" w:type="dxa"/>
+          </w:tcPr>
+          <w:p>
+            <w:pPr>
+              <w:spacing w:after="0"/>
+            </w:pPr>
+            <w:r>
+              <w:rPr>
+                <w:sz w:val="19"/>
+              </w:rPr>
+              <w:t xml:space="preserve">El código no tiene errores de </w:t>
+            </w:r>
+            <w:proofErr w:type="spellStart"/>
+            <w:r>
+              <w:rPr>
+                <w:sz w:val="19"/>
+              </w:rPr>
+              <w:t>linter</w:t>
+            </w:r>
+            <w:proofErr w:type="spellEnd"/>
+            <w:r>
+              <w:rPr>
+                <w:sz w:val="19"/>
+              </w:rPr>
+              <w:t xml:space="preserve"> (</w:t>
+            </w:r>
+            <w:proofErr w:type="spellStart"/>
+            <w:r>
+              <w:rPr>
+                <w:sz w:val="19"/>
+              </w:rPr>
+              <w:t>ESLint</w:t>
+            </w:r>
+            <w:proofErr w:type="spellEnd"/>
+            <w:r>
+              <w:rPr>
+                <w:sz w:val="19"/>
+              </w:rPr>
+              <w:t xml:space="preserve">) y el </w:t>
+            </w:r>
+            <w:proofErr w:type="spellStart"/>
+            <w:r>
+              <w:rPr>
+                <w:sz w:val="19"/>
+              </w:rPr>
+              <w:t>frontend</w:t>
+            </w:r>
+            <w:proofErr w:type="spellEnd"/>
+            <w:r>
+              <w:rPr>
+                <w:sz w:val="19"/>
+              </w:rPr>
+              <w:t xml:space="preserve"> compila sin errores.</w:t>
+            </w:r>
+          </w:p>
+        </w:tc>
+        <w:tc>
+          <w:tcPr>
+            <w:tcW w:w="2700" w:type="dxa"/>
+          </w:tcPr>
+          <w:p>
+            <w:pPr>
+              <w:spacing w:after="0"/>
+            </w:pPr>
+            <w:proofErr w:type="spellStart"/>
+            <w:r>
+              <w:rPr>
+                <w:sz w:val="19"/>
+              </w:rPr>
+              <w:t>npm</w:t>
+            </w:r>
+            <w:proofErr w:type="spellEnd"/>
+            <w:r>
+              <w:rPr>
+                <w:sz w:val="19"/>
+              </w:rPr>
+              <w:t xml:space="preserve"> run </w:t>
+            </w:r>
+            <w:proofErr w:type="spellStart"/>
+            <w:r>
+              <w:rPr>
+                <w:sz w:val="19"/>
+              </w:rPr>
+              <w:t>lint</w:t>
+            </w:r>
+            <w:proofErr w:type="spellEnd"/>
+            <w:r>
+              <w:rPr>
+                <w:sz w:val="19"/>
+              </w:rPr>
+              <w:t xml:space="preserve"> y </w:t>
+            </w:r>
+            <w:proofErr w:type="spellStart"/>
+            <w:r>
+              <w:rPr>
+                <w:sz w:val="19"/>
+              </w:rPr>
+              <w:t>npm</w:t>
+            </w:r>
+            <w:proofErr w:type="spellEnd"/>
+            <w:r>
+              <w:rPr>
+                <w:sz w:val="19"/>
+              </w:rPr>
+              <w:t xml:space="preserve"> run </w:t>
+            </w:r>
+            <w:proofErr w:type="spellStart"/>
+            <w:r>
+              <w:rPr>
+                <w:sz w:val="19"/>
+              </w:rPr>
+              <w:t>build</w:t>
+            </w:r>
+            <w:proofErr w:type="spellEnd"/>
+            <w:r>
+              <w:rPr>
+                <w:sz w:val="19"/>
+              </w:rPr>
+              <w:t xml:space="preserve"> sin errores.</w:t>
             </w:r>
           </w:p>
         </w:tc>
@@ -3332,7 +3470,7 @@
       <w:tr>
         <w:tc>
           <w:tcPr>
-            <w:tcW w:type="dxa" w:w="900"/>
+            <w:tcW w:w="900" w:type="dxa"/>
           </w:tcPr>
           <w:p>
             <w:pPr>
@@ -3348,7 +3486,7 @@
         </w:tc>
         <w:tc>
           <w:tcPr>
-            <w:tcW w:type="dxa" w:w="1500"/>
+            <w:tcW w:w="1500" w:type="dxa"/>
           </w:tcPr>
           <w:p>
             <w:pPr>
@@ -3364,7 +3502,7 @@
         </w:tc>
         <w:tc>
           <w:tcPr>
-            <w:tcW w:type="dxa" w:w="3728"/>
+            <w:tcW w:w="3728" w:type="dxa"/>
           </w:tcPr>
           <w:p>
             <w:pPr>
@@ -3380,17 +3518,59 @@
         </w:tc>
         <w:tc>
           <w:tcPr>
-            <w:tcW w:type="dxa" w:w="2700"/>
-          </w:tcPr>
-          <w:p>
-            <w:pPr>
-              <w:spacing w:after="0"/>
-            </w:pPr>
-            <w:r>
-              <w:rPr>
-                <w:sz w:val="19"/>
-              </w:rPr>
-              <w:t>Revisión del pull request y archivo .env.example actualizado.</w:t>
+            <w:tcW w:w="2700" w:type="dxa"/>
+          </w:tcPr>
+          <w:p>
+            <w:pPr>
+              <w:spacing w:after="0"/>
+            </w:pPr>
+            <w:r>
+              <w:rPr>
+                <w:sz w:val="19"/>
+              </w:rPr>
+              <w:t xml:space="preserve">Revisión del </w:t>
+            </w:r>
+            <w:proofErr w:type="spellStart"/>
+            <w:r>
+              <w:rPr>
+                <w:sz w:val="19"/>
+              </w:rPr>
+              <w:t>pull</w:t>
+            </w:r>
+            <w:proofErr w:type="spellEnd"/>
+            <w:r>
+              <w:rPr>
+                <w:sz w:val="19"/>
+              </w:rPr>
+              <w:t xml:space="preserve"> </w:t>
+            </w:r>
+            <w:proofErr w:type="spellStart"/>
+            <w:r>
+              <w:rPr>
+                <w:sz w:val="19"/>
+              </w:rPr>
+              <w:t>request</w:t>
+            </w:r>
+            <w:proofErr w:type="spellEnd"/>
+            <w:r>
+              <w:rPr>
+                <w:sz w:val="19"/>
+              </w:rPr>
+              <w:t xml:space="preserve"> y archivo .</w:t>
+            </w:r>
+            <w:proofErr w:type="spellStart"/>
+            <w:r>
+              <w:rPr>
+                <w:sz w:val="19"/>
+              </w:rPr>
+              <w:t>env.example</w:t>
+            </w:r>
+            <w:proofErr w:type="spellEnd"/>
+            <w:r>
+              <w:rPr>
+                <w:sz w:val="19"/>
+              </w:rPr>
+              <w:t xml:space="preserve"> actualizado.</w:t>
             </w:r>
           </w:p>
         </w:tc>
@@ -3398,7 +3578,7 @@
       <w:tr>
         <w:tc>
           <w:tcPr>
-            <w:tcW w:type="dxa" w:w="900"/>
+            <w:tcW w:w="900" w:type="dxa"/>
           </w:tcPr>
           <w:p>
             <w:pPr>
@@ -3414,7 +3594,7 @@
         </w:tc>
         <w:tc>
           <w:tcPr>
-            <w:tcW w:type="dxa" w:w="1500"/>
+            <w:tcW w:w="1500" w:type="dxa"/>
           </w:tcPr>
           <w:p>
             <w:pPr>
@@ -3430,33 +3610,111 @@
         </w:tc>
         <w:tc>
           <w:tcPr>
-            <w:tcW w:type="dxa" w:w="3728"/>
-          </w:tcPr>
-          <w:p>
-            <w:pPr>
-              <w:spacing w:after="0"/>
-            </w:pPr>
-            <w:r>
-              <w:rPr>
-                <w:sz w:val="19"/>
-              </w:rPr>
-              <w:t>Existen pruebas unitarias para la lógica nueva o modificada (Jest en el backend, Vitest en el frontend) y todas pasan.</w:t>
-            </w:r>
-          </w:p>
-        </w:tc>
-        <w:tc>
-          <w:tcPr>
-            <w:tcW w:type="dxa" w:w="2700"/>
-          </w:tcPr>
-          <w:p>
-            <w:pPr>
-              <w:spacing w:after="0"/>
-            </w:pPr>
-            <w:r>
-              <w:rPr>
-                <w:sz w:val="19"/>
-              </w:rPr>
-              <w:t>npm test sin fallos en backend y frontend.</w:t>
+            <w:tcW w:w="3728" w:type="dxa"/>
+          </w:tcPr>
+          <w:p>
+            <w:pPr>
+              <w:spacing w:after="0"/>
+            </w:pPr>
+            <w:r>
+              <w:rPr>
+                <w:sz w:val="19"/>
+              </w:rPr>
+              <w:t xml:space="preserve">Existen pruebas unitarias para la lógica nueva o modificada (Jest en el </w:t>
+            </w:r>
+            <w:proofErr w:type="spellStart"/>
+            <w:r>
+              <w:rPr>
+                <w:sz w:val="19"/>
+              </w:rPr>
+              <w:t>backend</w:t>
+            </w:r>
+            <w:proofErr w:type="spellEnd"/>
+            <w:r>
+              <w:rPr>
+                <w:sz w:val="19"/>
+              </w:rPr>
+              <w:t xml:space="preserve">, </w:t>
+            </w:r>
+            <w:proofErr w:type="spellStart"/>
+            <w:r>
+              <w:rPr>
+                <w:sz w:val="19"/>
+              </w:rPr>
+              <w:t>Vitest</w:t>
+            </w:r>
+            <w:proofErr w:type="spellEnd"/>
+            <w:r>
+              <w:rPr>
+                <w:sz w:val="19"/>
+              </w:rPr>
+              <w:t xml:space="preserve"> en el </w:t>
+            </w:r>
+            <w:proofErr w:type="spellStart"/>
+            <w:r>
+              <w:rPr>
+                <w:sz w:val="19"/>
+              </w:rPr>
+              <w:t>frontend</w:t>
+            </w:r>
+            <w:proofErr w:type="spellEnd"/>
+            <w:r>
+              <w:rPr>
+                <w:sz w:val="19"/>
+              </w:rPr>
+              <w:t>) y todas pasan.</w:t>
+            </w:r>
+          </w:p>
+        </w:tc>
+        <w:tc>
+          <w:tcPr>
+            <w:tcW w:w="2700" w:type="dxa"/>
+          </w:tcPr>
+          <w:p>
+            <w:pPr>
+              <w:spacing w:after="0"/>
+            </w:pPr>
+            <w:proofErr w:type="spellStart"/>
+            <w:r>
+              <w:rPr>
+                <w:sz w:val="19"/>
+              </w:rPr>
+              <w:t>npm</w:t>
+            </w:r>
+            <w:proofErr w:type="spellEnd"/>
+            <w:r>
+              <w:rPr>
+                <w:sz w:val="19"/>
+              </w:rPr>
+              <w:t xml:space="preserve"> test sin fallos en </w:t>
+            </w:r>
+            <w:proofErr w:type="spellStart"/>
+            <w:r>
+              <w:rPr>
+                <w:sz w:val="19"/>
+              </w:rPr>
+              <w:t>backend</w:t>
+            </w:r>
+            <w:proofErr w:type="spellEnd"/>
+            <w:r>
+              <w:rPr>
+                <w:sz w:val="19"/>
+              </w:rPr>
+              <w:t xml:space="preserve"> y </w:t>
+            </w:r>
+            <w:proofErr w:type="spellStart"/>
+            <w:r>
+              <w:rPr>
+                <w:sz w:val="19"/>
+              </w:rPr>
+              <w:t>frontend</w:t>
+            </w:r>
+            <w:proofErr w:type="spellEnd"/>
+            <w:r>
+              <w:rPr>
+                <w:sz w:val="19"/>
+              </w:rPr>
+              <w:t>.</w:t>
             </w:r>
           </w:p>
         </w:tc>
@@ -3464,7 +3722,7 @@
       <w:tr>
         <w:tc>
           <w:tcPr>
-            <w:tcW w:type="dxa" w:w="900"/>
+            <w:tcW w:w="900" w:type="dxa"/>
           </w:tcPr>
           <w:p>
             <w:pPr>
@@ -3480,7 +3738,7 @@
         </w:tc>
         <w:tc>
           <w:tcPr>
-            <w:tcW w:type="dxa" w:w="1500"/>
+            <w:tcW w:w="1500" w:type="dxa"/>
           </w:tcPr>
           <w:p>
             <w:pPr>
@@ -3496,33 +3754,61 @@
         </w:tc>
         <w:tc>
           <w:tcPr>
-            <w:tcW w:type="dxa" w:w="3728"/>
-          </w:tcPr>
-          <w:p>
-            <w:pPr>
-              <w:spacing w:after="0"/>
-            </w:pPr>
-            <w:r>
-              <w:rPr>
-                <w:sz w:val="19"/>
-              </w:rPr>
-              <w:t>Los endpoints nuevos o modificados tienen pruebas de integración y todas pasan.</w:t>
-            </w:r>
-          </w:p>
-        </w:tc>
-        <w:tc>
-          <w:tcPr>
-            <w:tcW w:type="dxa" w:w="2700"/>
-          </w:tcPr>
-          <w:p>
-            <w:pPr>
-              <w:spacing w:after="0"/>
-            </w:pPr>
-            <w:r>
-              <w:rPr>
-                <w:sz w:val="19"/>
-              </w:rPr>
-              <w:t>Ejecución de pruebas de integración con Jest y Supertest, o colección Postman.</w:t>
+            <w:tcW w:w="3728" w:type="dxa"/>
+          </w:tcPr>
+          <w:p>
+            <w:pPr>
+              <w:spacing w:after="0"/>
+            </w:pPr>
+            <w:r>
+              <w:rPr>
+                <w:sz w:val="19"/>
+              </w:rPr>
+              <w:t xml:space="preserve">Los </w:t>
+            </w:r>
+            <w:proofErr w:type="spellStart"/>
+            <w:r>
+              <w:rPr>
+                <w:sz w:val="19"/>
+              </w:rPr>
+              <w:t>endpoints</w:t>
+            </w:r>
+            <w:proofErr w:type="spellEnd"/>
+            <w:r>
+              <w:rPr>
+                <w:sz w:val="19"/>
+              </w:rPr>
+              <w:t xml:space="preserve"> nuevos o modificados tienen pruebas de integración y todas pasan.</w:t>
+            </w:r>
+          </w:p>
+        </w:tc>
+        <w:tc>
+          <w:tcPr>
+            <w:tcW w:w="2700" w:type="dxa"/>
+          </w:tcPr>
+          <w:p>
+            <w:pPr>
+              <w:spacing w:after="0"/>
+            </w:pPr>
+            <w:r>
+              <w:rPr>
+                <w:sz w:val="19"/>
+              </w:rPr>
+              <w:t xml:space="preserve">Ejecución de pruebas de integración con Jest y </w:t>
+            </w:r>
+            <w:proofErr w:type="spellStart"/>
+            <w:r>
+              <w:rPr>
+                <w:sz w:val="19"/>
+              </w:rPr>
+              <w:t>Supertest</w:t>
+            </w:r>
+            <w:proofErr w:type="spellEnd"/>
+            <w:r>
+              <w:rPr>
+                <w:sz w:val="19"/>
+              </w:rPr>
+              <w:t>, o colección Postman.</w:t>
             </w:r>
           </w:p>
         </w:tc>
@@ -3530,7 +3816,7 @@
       <w:tr>
         <w:tc>
           <w:tcPr>
-            <w:tcW w:type="dxa" w:w="900"/>
+            <w:tcW w:w="900" w:type="dxa"/>
           </w:tcPr>
           <w:p>
             <w:pPr>
@@ -3546,7 +3832,7 @@
         </w:tc>
         <w:tc>
           <w:tcPr>
-            <w:tcW w:type="dxa" w:w="1500"/>
+            <w:tcW w:w="1500" w:type="dxa"/>
           </w:tcPr>
           <w:p>
             <w:pPr>
@@ -3562,7 +3848,7 @@
         </w:tc>
         <w:tc>
           <w:tcPr>
-            <w:tcW w:type="dxa" w:w="3728"/>
+            <w:tcW w:w="3728" w:type="dxa"/>
           </w:tcPr>
           <w:p>
             <w:pPr>
@@ -3578,7 +3864,7 @@
         </w:tc>
         <w:tc>
           <w:tcPr>
-            <w:tcW w:type="dxa" w:w="2700"/>
+            <w:tcW w:w="2700" w:type="dxa"/>
           </w:tcPr>
           <w:p>
             <w:pPr>
@@ -3596,7 +3882,7 @@
       <w:tr>
         <w:tc>
           <w:tcPr>
-            <w:tcW w:type="dxa" w:w="900"/>
+            <w:tcW w:w="900" w:type="dxa"/>
           </w:tcPr>
           <w:p>
             <w:pPr>
@@ -3612,7 +3898,7 @@
         </w:tc>
         <w:tc>
           <w:tcPr>
-            <w:tcW w:type="dxa" w:w="1500"/>
+            <w:tcW w:w="1500" w:type="dxa"/>
           </w:tcPr>
           <w:p>
             <w:pPr>
@@ -3628,33 +3914,75 @@
         </w:tc>
         <w:tc>
           <w:tcPr>
-            <w:tcW w:type="dxa" w:w="3728"/>
-          </w:tcPr>
-          <w:p>
-            <w:pPr>
-              <w:spacing w:after="0"/>
-            </w:pPr>
-            <w:r>
-              <w:rPr>
-                <w:sz w:val="19"/>
-              </w:rPr>
-              <w:t>Las pantallas nuevas funcionan correctamente en móvil y en escritorio (diseño mobile-first).</w:t>
-            </w:r>
-          </w:p>
-        </w:tc>
-        <w:tc>
-          <w:tcPr>
-            <w:tcW w:type="dxa" w:w="2700"/>
-          </w:tcPr>
-          <w:p>
-            <w:pPr>
-              <w:spacing w:after="0"/>
-            </w:pPr>
-            <w:r>
-              <w:rPr>
-                <w:sz w:val="19"/>
-              </w:rPr>
-              <w:t>Prueba manual en ancho de 360 px y 1366 px.</w:t>
+            <w:tcW w:w="3728" w:type="dxa"/>
+          </w:tcPr>
+          <w:p>
+            <w:pPr>
+              <w:spacing w:after="0"/>
+            </w:pPr>
+            <w:r>
+              <w:rPr>
+                <w:sz w:val="19"/>
+              </w:rPr>
+              <w:t xml:space="preserve">Las pantallas nuevas funcionan correctamente en móvil y en escritorio (diseño </w:t>
+            </w:r>
+            <w:proofErr w:type="spellStart"/>
+            <w:r>
+              <w:rPr>
+                <w:sz w:val="19"/>
+              </w:rPr>
+              <w:t>mobile-first</w:t>
+            </w:r>
+            <w:proofErr w:type="spellEnd"/>
+            <w:r>
+              <w:rPr>
+                <w:sz w:val="19"/>
+              </w:rPr>
+              <w:t>).</w:t>
+            </w:r>
+          </w:p>
+        </w:tc>
+        <w:tc>
+          <w:tcPr>
+            <w:tcW w:w="2700" w:type="dxa"/>
+          </w:tcPr>
+          <w:p>
+            <w:pPr>
+              <w:spacing w:after="0"/>
+            </w:pPr>
+            <w:r>
+              <w:rPr>
+                <w:sz w:val="19"/>
+              </w:rPr>
+              <w:t xml:space="preserve">Prueba manual en ancho de 360 </w:t>
+            </w:r>
+            <w:proofErr w:type="spellStart"/>
+            <w:r>
+              <w:rPr>
+                <w:sz w:val="19"/>
+              </w:rPr>
+              <w:t>px</w:t>
+            </w:r>
+            <w:proofErr w:type="spellEnd"/>
+            <w:r>
+              <w:rPr>
+                <w:sz w:val="19"/>
+              </w:rPr>
+              <w:t xml:space="preserve"> y 1366 </w:t>
+            </w:r>
+            <w:proofErr w:type="spellStart"/>
+            <w:r>
+              <w:rPr>
+                <w:sz w:val="19"/>
+              </w:rPr>
+              <w:t>px</w:t>
+            </w:r>
+            <w:proofErr w:type="spellEnd"/>
+            <w:r>
+              <w:rPr>
+                <w:sz w:val="19"/>
+              </w:rPr>
+              <w:t>.</w:t>
             </w:r>
           </w:p>
         </w:tc>
@@ -3662,23 +3990,24 @@
       <w:tr>
         <w:tc>
           <w:tcPr>
-            <w:tcW w:type="dxa" w:w="900"/>
-          </w:tcPr>
-          <w:p>
-            <w:pPr>
-              <w:spacing w:after="0"/>
-            </w:pPr>
-            <w:r>
-              <w:rPr>
-                <w:sz w:val="19"/>
-              </w:rPr>
+            <w:tcW w:w="900" w:type="dxa"/>
+          </w:tcPr>
+          <w:p>
+            <w:pPr>
+              <w:spacing w:after="0"/>
+            </w:pPr>
+            <w:r>
+              <w:rPr>
+                <w:sz w:val="19"/>
+              </w:rPr>
+              <w:lastRenderedPageBreak/>
               <w:t>DoD-11</w:t>
             </w:r>
           </w:p>
         </w:tc>
         <w:tc>
           <w:tcPr>
-            <w:tcW w:type="dxa" w:w="1500"/>
+            <w:tcW w:w="1500" w:type="dxa"/>
           </w:tcPr>
           <w:p>
             <w:pPr>
@@ -3694,23 +4023,65 @@
         </w:tc>
         <w:tc>
           <w:tcPr>
-            <w:tcW w:type="dxa" w:w="3728"/>
-          </w:tcPr>
-          <w:p>
-            <w:pPr>
-              <w:spacing w:after="0"/>
-            </w:pPr>
-            <w:r>
-              <w:rPr>
-                <w:sz w:val="19"/>
-              </w:rPr>
-              <w:t>Los endpoints protegidos validan el token JWT y el rol; las contraseñas se almacenan con bcrypt; las entradas se validan en el backend.</w:t>
-            </w:r>
-          </w:p>
-        </w:tc>
-        <w:tc>
-          <w:tcPr>
-            <w:tcW w:type="dxa" w:w="2700"/>
+            <w:tcW w:w="3728" w:type="dxa"/>
+          </w:tcPr>
+          <w:p>
+            <w:pPr>
+              <w:spacing w:after="0"/>
+            </w:pPr>
+            <w:r>
+              <w:rPr>
+                <w:sz w:val="19"/>
+              </w:rPr>
+              <w:t xml:space="preserve">Los </w:t>
+            </w:r>
+            <w:proofErr w:type="spellStart"/>
+            <w:r>
+              <w:rPr>
+                <w:sz w:val="19"/>
+              </w:rPr>
+              <w:t>endpoints</w:t>
+            </w:r>
+            <w:proofErr w:type="spellEnd"/>
+            <w:r>
+              <w:rPr>
+                <w:sz w:val="19"/>
+              </w:rPr>
+              <w:t xml:space="preserve"> protegidos validan el token JWT y el rol; las contraseñas se almacenan con </w:t>
+            </w:r>
+            <w:proofErr w:type="spellStart"/>
+            <w:r>
+              <w:rPr>
+                <w:sz w:val="19"/>
+              </w:rPr>
+              <w:t>bcrypt</w:t>
+            </w:r>
+            <w:proofErr w:type="spellEnd"/>
+            <w:r>
+              <w:rPr>
+                <w:sz w:val="19"/>
+              </w:rPr>
+              <w:t xml:space="preserve">; las entradas se validan en el </w:t>
+            </w:r>
+            <w:proofErr w:type="spellStart"/>
+            <w:r>
+              <w:rPr>
+                <w:sz w:val="19"/>
+              </w:rPr>
+              <w:t>backend</w:t>
+            </w:r>
+            <w:proofErr w:type="spellEnd"/>
+            <w:r>
+              <w:rPr>
+                <w:sz w:val="19"/>
+              </w:rPr>
+              <w:t>.</w:t>
+            </w:r>
+          </w:p>
+        </w:tc>
+        <w:tc>
+          <w:tcPr>
+            <w:tcW w:w="2700" w:type="dxa"/>
           </w:tcPr>
           <w:p>
             <w:pPr>
@@ -3728,7 +4099,7 @@
       <w:tr>
         <w:tc>
           <w:tcPr>
-            <w:tcW w:type="dxa" w:w="900"/>
+            <w:tcW w:w="900" w:type="dxa"/>
           </w:tcPr>
           <w:p>
             <w:pPr>
@@ -3744,7 +4115,7 @@
         </w:tc>
         <w:tc>
           <w:tcPr>
-            <w:tcW w:type="dxa" w:w="1500"/>
+            <w:tcW w:w="1500" w:type="dxa"/>
           </w:tcPr>
           <w:p>
             <w:pPr>
@@ -3760,7 +4131,7 @@
         </w:tc>
         <w:tc>
           <w:tcPr>
-            <w:tcW w:type="dxa" w:w="3728"/>
+            <w:tcW w:w="3728" w:type="dxa"/>
           </w:tcPr>
           <w:p>
             <w:pPr>
@@ -3776,17 +4147,67 @@
         </w:tc>
         <w:tc>
           <w:tcPr>
-            <w:tcW w:type="dxa" w:w="2700"/>
-          </w:tcPr>
-          <w:p>
-            <w:pPr>
-              <w:spacing w:after="0"/>
-            </w:pPr>
-            <w:r>
-              <w:rPr>
-                <w:sz w:val="19"/>
-              </w:rPr>
-              <w:t>npm audit en frontend y backend.</w:t>
+            <w:tcW w:w="2700" w:type="dxa"/>
+          </w:tcPr>
+          <w:p>
+            <w:pPr>
+              <w:spacing w:after="0"/>
+            </w:pPr>
+            <w:proofErr w:type="spellStart"/>
+            <w:r>
+              <w:rPr>
+                <w:sz w:val="19"/>
+              </w:rPr>
+              <w:t>npm</w:t>
+            </w:r>
+            <w:proofErr w:type="spellEnd"/>
+            <w:r>
+              <w:rPr>
+                <w:sz w:val="19"/>
+              </w:rPr>
+              <w:t xml:space="preserve"> </w:t>
+            </w:r>
+            <w:proofErr w:type="spellStart"/>
+            <w:r>
+              <w:rPr>
+                <w:sz w:val="19"/>
+              </w:rPr>
+              <w:t>audit</w:t>
+            </w:r>
+            <w:proofErr w:type="spellEnd"/>
+            <w:r>
+              <w:rPr>
+                <w:sz w:val="19"/>
+              </w:rPr>
+              <w:t xml:space="preserve"> en </w:t>
+            </w:r>
+            <w:proofErr w:type="spellStart"/>
+            <w:r>
+              <w:rPr>
+                <w:sz w:val="19"/>
+              </w:rPr>
+              <w:t>frontend</w:t>
+            </w:r>
+            <w:proofErr w:type="spellEnd"/>
+            <w:r>
+              <w:rPr>
+                <w:sz w:val="19"/>
+              </w:rPr>
+              <w:t xml:space="preserve"> y </w:t>
+            </w:r>
+            <w:proofErr w:type="spellStart"/>
+            <w:r>
+              <w:rPr>
+                <w:sz w:val="19"/>
+              </w:rPr>
+              <w:t>backend</w:t>
+            </w:r>
+            <w:proofErr w:type="spellEnd"/>
+            <w:r>
+              <w:rPr>
+                <w:sz w:val="19"/>
+              </w:rPr>
+              <w:t>.</w:t>
             </w:r>
           </w:p>
         </w:tc>
@@ -3794,7 +4215,7 @@
       <w:tr>
         <w:tc>
           <w:tcPr>
-            <w:tcW w:type="dxa" w:w="900"/>
+            <w:tcW w:w="900" w:type="dxa"/>
           </w:tcPr>
           <w:p>
             <w:pPr>
@@ -3810,7 +4231,7 @@
         </w:tc>
         <w:tc>
           <w:tcPr>
-            <w:tcW w:type="dxa" w:w="1500"/>
+            <w:tcW w:w="1500" w:type="dxa"/>
           </w:tcPr>
           <w:p>
             <w:pPr>
@@ -3826,7 +4247,7 @@
         </w:tc>
         <w:tc>
           <w:tcPr>
-            <w:tcW w:type="dxa" w:w="3728"/>
+            <w:tcW w:w="3728" w:type="dxa"/>
           </w:tcPr>
           <w:p>
             <w:pPr>
@@ -3842,17 +4263,39 @@
         </w:tc>
         <w:tc>
           <w:tcPr>
-            <w:tcW w:type="dxa" w:w="2700"/>
-          </w:tcPr>
-          <w:p>
-            <w:pPr>
-              <w:spacing w:after="0"/>
-            </w:pPr>
-            <w:r>
-              <w:rPr>
-                <w:sz w:val="19"/>
-              </w:rPr>
-              <w:t>Sprints 1 a 4: entorno local según README. Desde el Sprint 5: docker-compose.</w:t>
+            <w:tcW w:w="2700" w:type="dxa"/>
+          </w:tcPr>
+          <w:p>
+            <w:pPr>
+              <w:spacing w:after="0"/>
+            </w:pPr>
+            <w:proofErr w:type="spellStart"/>
+            <w:r>
+              <w:rPr>
+                <w:sz w:val="19"/>
+              </w:rPr>
+              <w:t>Sprints</w:t>
+            </w:r>
+            <w:proofErr w:type="spellEnd"/>
+            <w:r>
+              <w:rPr>
+                <w:sz w:val="19"/>
+              </w:rPr>
+              <w:t xml:space="preserve"> 1 a 4: entorno local según README. Desde el Sprint 5: </w:t>
+            </w:r>
+            <w:proofErr w:type="spellStart"/>
+            <w:r>
+              <w:rPr>
+                <w:sz w:val="19"/>
+              </w:rPr>
+              <w:t>docker-compose</w:t>
+            </w:r>
+            <w:proofErr w:type="spellEnd"/>
+            <w:r>
+              <w:rPr>
+                <w:sz w:val="19"/>
+              </w:rPr>
+              <w:t>.</w:t>
             </w:r>
           </w:p>
         </w:tc>
@@ -3860,7 +4303,7 @@
       <w:tr>
         <w:tc>
           <w:tcPr>
-            <w:tcW w:type="dxa" w:w="900"/>
+            <w:tcW w:w="900" w:type="dxa"/>
           </w:tcPr>
           <w:p>
             <w:pPr>
@@ -3876,7 +4319,7 @@
         </w:tc>
         <w:tc>
           <w:tcPr>
-            <w:tcW w:type="dxa" w:w="1500"/>
+            <w:tcW w:w="1500" w:type="dxa"/>
           </w:tcPr>
           <w:p>
             <w:pPr>
@@ -3892,7 +4335,7 @@
         </w:tc>
         <w:tc>
           <w:tcPr>
-            <w:tcW w:type="dxa" w:w="3728"/>
+            <w:tcW w:w="3728" w:type="dxa"/>
           </w:tcPr>
           <w:p>
             <w:pPr>
@@ -3908,7 +4351,7 @@
         </w:tc>
         <w:tc>
           <w:tcPr>
-            <w:tcW w:type="dxa" w:w="2700"/>
+            <w:tcW w:w="2700" w:type="dxa"/>
           </w:tcPr>
           <w:p>
             <w:pPr>
@@ -3926,7 +4369,7 @@
       <w:tr>
         <w:tc>
           <w:tcPr>
-            <w:tcW w:type="dxa" w:w="900"/>
+            <w:tcW w:w="900" w:type="dxa"/>
           </w:tcPr>
           <w:p>
             <w:pPr>
@@ -3942,7 +4385,7 @@
         </w:tc>
         <w:tc>
           <w:tcPr>
-            <w:tcW w:type="dxa" w:w="1500"/>
+            <w:tcW w:w="1500" w:type="dxa"/>
           </w:tcPr>
           <w:p>
             <w:pPr>
@@ -3958,7 +4401,7 @@
         </w:tc>
         <w:tc>
           <w:tcPr>
-            <w:tcW w:type="dxa" w:w="3728"/>
+            <w:tcW w:w="3728" w:type="dxa"/>
           </w:tcPr>
           <w:p>
             <w:pPr>
@@ -3974,17 +4417,31 @@
         </w:tc>
         <w:tc>
           <w:tcPr>
-            <w:tcW w:type="dxa" w:w="2700"/>
-          </w:tcPr>
-          <w:p>
-            <w:pPr>
-              <w:spacing w:after="0"/>
-            </w:pPr>
-            <w:r>
-              <w:rPr>
-                <w:sz w:val="19"/>
-              </w:rPr>
-              <w:t>Revisión en la Sprint Review.</w:t>
+            <w:tcW w:w="2700" w:type="dxa"/>
+          </w:tcPr>
+          <w:p>
+            <w:pPr>
+              <w:spacing w:after="0"/>
+            </w:pPr>
+            <w:r>
+              <w:rPr>
+                <w:sz w:val="19"/>
+              </w:rPr>
+              <w:t xml:space="preserve">Revisión en la Sprint </w:t>
+            </w:r>
+            <w:proofErr w:type="spellStart"/>
+            <w:r>
+              <w:rPr>
+                <w:sz w:val="19"/>
+              </w:rPr>
+              <w:t>Review</w:t>
+            </w:r>
+            <w:proofErr w:type="spellEnd"/>
+            <w:r>
+              <w:rPr>
+                <w:sz w:val="19"/>
+              </w:rPr>
+              <w:t>.</w:t>
             </w:r>
           </w:p>
         </w:tc>
@@ -3993,16 +4450,17 @@
     <w:p/>
     <w:p>
       <w:pPr>
-        <w:pStyle w:val="Heading1"/>
+        <w:pStyle w:val="Ttulo1"/>
       </w:pPr>
+      <w:bookmarkStart w:id="10" w:name="_Toc240931757"/>
       <w:r>
         <w:t>Criterios de terminado de un sprint</w:t>
       </w:r>
+      <w:bookmarkEnd w:id="10"/>
     </w:p>
     <w:p>
       <w:r>
         <w:rPr>
-          <w:i w:val="0"/>
           <w:sz w:val="21"/>
         </w:rPr>
         <w:t>Un sprint se considera cerrado cuando:</w:t>
@@ -4010,7 +4468,7 @@
     </w:p>
     <w:tbl>
       <w:tblPr>
-        <w:tblW w:type="dxa" w:w="8828"/>
+        <w:tblW w:w="8828" w:type="dxa"/>
         <w:tblBorders>
           <w:top w:val="single" w:sz="4" w:space="0" w:color="000000"/>
           <w:left w:val="single" w:sz="4" w:space="0" w:color="000000"/>
@@ -4020,7 +4478,7 @@
           <w:insideV w:val="single" w:sz="4" w:space="0" w:color="000000"/>
         </w:tblBorders>
         <w:tblLayout w:type="fixed"/>
-        <w:tblLook w:firstColumn="1" w:firstRow="1" w:lastColumn="0" w:lastRow="0" w:noHBand="0" w:noVBand="1" w:val="04A0"/>
+        <w:tblLook w:val="04A0" w:firstRow="1" w:lastRow="0" w:firstColumn="1" w:lastColumn="0" w:noHBand="0" w:noVBand="1"/>
       </w:tblPr>
       <w:tblGrid>
         <w:gridCol w:w="900"/>
@@ -4032,13 +4490,14 @@
         </w:trPr>
         <w:tc>
           <w:tcPr>
-            <w:tcW w:type="dxa" w:w="900"/>
-            <w:shd w:val="clear" w:color="auto" w:fill="c6d9f1"/>
-          </w:tcPr>
-          <w:p>
-            <w:pPr>
-              <w:spacing w:after="0"/>
-            </w:pPr>
+            <w:tcW w:w="900" w:type="dxa"/>
+            <w:shd w:val="clear" w:color="auto" w:fill="C6D9F1"/>
+          </w:tcPr>
+          <w:p>
+            <w:pPr>
+              <w:spacing w:after="0"/>
+            </w:pPr>
+            <w:proofErr w:type="spellStart"/>
             <w:r>
               <w:rPr>
                 <w:b/>
@@ -4046,12 +4505,13 @@
               </w:rPr>
               <w:t>N°</w:t>
             </w:r>
-          </w:p>
-        </w:tc>
-        <w:tc>
-          <w:tcPr>
-            <w:tcW w:type="dxa" w:w="7928"/>
-            <w:shd w:val="clear" w:color="auto" w:fill="c6d9f1"/>
+            <w:proofErr w:type="spellEnd"/>
+          </w:p>
+        </w:tc>
+        <w:tc>
+          <w:tcPr>
+            <w:tcW w:w="7928" w:type="dxa"/>
+            <w:shd w:val="clear" w:color="auto" w:fill="C6D9F1"/>
           </w:tcPr>
           <w:p>
             <w:pPr>
@@ -4070,7 +4530,7 @@
       <w:tr>
         <w:tc>
           <w:tcPr>
-            <w:tcW w:type="dxa" w:w="900"/>
+            <w:tcW w:w="900" w:type="dxa"/>
           </w:tcPr>
           <w:p>
             <w:pPr>
@@ -4086,17 +4546,45 @@
         </w:tc>
         <w:tc>
           <w:tcPr>
-            <w:tcW w:type="dxa" w:w="7928"/>
-          </w:tcPr>
-          <w:p>
-            <w:pPr>
-              <w:spacing w:after="0"/>
-            </w:pPr>
-            <w:r>
-              <w:rPr>
-                <w:sz w:val="19"/>
-              </w:rPr>
-              <w:t>Todas las historias comprometidas cumplen la DoD, o las que no la cumplen se devuelven al Product Backlog para ser repriorizadas.</w:t>
+            <w:tcW w:w="7928" w:type="dxa"/>
+          </w:tcPr>
+          <w:p>
+            <w:pPr>
+              <w:spacing w:after="0"/>
+            </w:pPr>
+            <w:r>
+              <w:rPr>
+                <w:sz w:val="19"/>
+              </w:rPr>
+              <w:t xml:space="preserve">Todas las historias comprometidas cumplen la DoD, o las que no la cumplen se devuelven al </w:t>
+            </w:r>
+            <w:proofErr w:type="spellStart"/>
+            <w:r>
+              <w:rPr>
+                <w:sz w:val="19"/>
+              </w:rPr>
+              <w:t>Product</w:t>
+            </w:r>
+            <w:proofErr w:type="spellEnd"/>
+            <w:r>
+              <w:rPr>
+                <w:sz w:val="19"/>
+              </w:rPr>
+              <w:t xml:space="preserve"> Backlog para ser </w:t>
+            </w:r>
+            <w:proofErr w:type="spellStart"/>
+            <w:r>
+              <w:rPr>
+                <w:sz w:val="19"/>
+              </w:rPr>
+              <w:t>repriorizadas</w:t>
+            </w:r>
+            <w:proofErr w:type="spellEnd"/>
+            <w:r>
+              <w:rPr>
+                <w:sz w:val="19"/>
+              </w:rPr>
+              <w:t>.</w:t>
             </w:r>
           </w:p>
         </w:tc>
@@ -4104,7 +4592,7 @@
       <w:tr>
         <w:tc>
           <w:tcPr>
-            <w:tcW w:type="dxa" w:w="900"/>
+            <w:tcW w:w="900" w:type="dxa"/>
           </w:tcPr>
           <w:p>
             <w:pPr>
@@ -4120,7 +4608,7 @@
         </w:tc>
         <w:tc>
           <w:tcPr>
-            <w:tcW w:type="dxa" w:w="7928"/>
+            <w:tcW w:w="7928" w:type="dxa"/>
           </w:tcPr>
           <w:p>
             <w:pPr>
@@ -4138,7 +4626,7 @@
       <w:tr>
         <w:tc>
           <w:tcPr>
-            <w:tcW w:type="dxa" w:w="900"/>
+            <w:tcW w:w="900" w:type="dxa"/>
           </w:tcPr>
           <w:p>
             <w:pPr>
@@ -4154,17 +4642,45 @@
         </w:tc>
         <w:tc>
           <w:tcPr>
-            <w:tcW w:type="dxa" w:w="7928"/>
-          </w:tcPr>
-          <w:p>
-            <w:pPr>
-              <w:spacing w:after="0"/>
-            </w:pPr>
-            <w:r>
-              <w:rPr>
-                <w:sz w:val="19"/>
-              </w:rPr>
-              <w:t>Se realizó la Sprint Review con el Product Owner y se registró la validación en el documento Validando Sprint.</w:t>
+            <w:tcW w:w="7928" w:type="dxa"/>
+          </w:tcPr>
+          <w:p>
+            <w:pPr>
+              <w:spacing w:after="0"/>
+            </w:pPr>
+            <w:r>
+              <w:rPr>
+                <w:sz w:val="19"/>
+              </w:rPr>
+              <w:t xml:space="preserve">Se realizó la Sprint </w:t>
+            </w:r>
+            <w:proofErr w:type="spellStart"/>
+            <w:r>
+              <w:rPr>
+                <w:sz w:val="19"/>
+              </w:rPr>
+              <w:t>Review</w:t>
+            </w:r>
+            <w:proofErr w:type="spellEnd"/>
+            <w:r>
+              <w:rPr>
+                <w:sz w:val="19"/>
+              </w:rPr>
+              <w:t xml:space="preserve"> con el </w:t>
+            </w:r>
+            <w:proofErr w:type="spellStart"/>
+            <w:r>
+              <w:rPr>
+                <w:sz w:val="19"/>
+              </w:rPr>
+              <w:t>Product</w:t>
+            </w:r>
+            <w:proofErr w:type="spellEnd"/>
+            <w:r>
+              <w:rPr>
+                <w:sz w:val="19"/>
+              </w:rPr>
+              <w:t xml:space="preserve"> Owner y se registró la validación en el documento Validando Sprint.</w:t>
             </w:r>
           </w:p>
         </w:tc>
@@ -4172,7 +4688,7 @@
       <w:tr>
         <w:tc>
           <w:tcPr>
-            <w:tcW w:type="dxa" w:w="900"/>
+            <w:tcW w:w="900" w:type="dxa"/>
           </w:tcPr>
           <w:p>
             <w:pPr>
@@ -4188,17 +4704,31 @@
         </w:tc>
         <w:tc>
           <w:tcPr>
-            <w:tcW w:type="dxa" w:w="7928"/>
-          </w:tcPr>
-          <w:p>
-            <w:pPr>
-              <w:spacing w:after="0"/>
-            </w:pPr>
-            <w:r>
-              <w:rPr>
-                <w:sz w:val="19"/>
-              </w:rPr>
-              <w:t>El Sprint Backlog y el burndown tienen registradas las horas reales y el remanente final.</w:t>
+            <w:tcW w:w="7928" w:type="dxa"/>
+          </w:tcPr>
+          <w:p>
+            <w:pPr>
+              <w:spacing w:after="0"/>
+            </w:pPr>
+            <w:r>
+              <w:rPr>
+                <w:sz w:val="19"/>
+              </w:rPr>
+              <w:t xml:space="preserve">El Sprint Backlog y el </w:t>
+            </w:r>
+            <w:proofErr w:type="spellStart"/>
+            <w:r>
+              <w:rPr>
+                <w:sz w:val="19"/>
+              </w:rPr>
+              <w:t>burndown</w:t>
+            </w:r>
+            <w:proofErr w:type="spellEnd"/>
+            <w:r>
+              <w:rPr>
+                <w:sz w:val="19"/>
+              </w:rPr>
+              <w:t xml:space="preserve"> tienen registradas las horas reales y el remanente final.</w:t>
             </w:r>
           </w:p>
         </w:tc>
@@ -4206,7 +4736,7 @@
       <w:tr>
         <w:tc>
           <w:tcPr>
-            <w:tcW w:type="dxa" w:w="900"/>
+            <w:tcW w:w="900" w:type="dxa"/>
           </w:tcPr>
           <w:p>
             <w:pPr>
@@ -4222,7 +4752,7 @@
         </w:tc>
         <w:tc>
           <w:tcPr>
-            <w:tcW w:type="dxa" w:w="7928"/>
+            <w:tcW w:w="7928" w:type="dxa"/>
           </w:tcPr>
           <w:p>
             <w:pPr>
@@ -4241,32 +4771,63 @@
     <w:p/>
     <w:p>
       <w:pPr>
-        <w:pStyle w:val="Heading1"/>
+        <w:pStyle w:val="Ttulo1"/>
       </w:pPr>
+      <w:bookmarkStart w:id="11" w:name="_Toc240931758"/>
       <w:r>
         <w:t>Incumplimiento y revisión de la DoD</w:t>
       </w:r>
+      <w:bookmarkEnd w:id="11"/>
     </w:p>
     <w:p>
       <w:r>
         <w:rPr>
-          <w:i w:val="0"/>
           <w:sz w:val="21"/>
         </w:rPr>
-        <w:t>Una historia que no cumple la totalidad de los criterios no se considera terminada: no se presenta como completada en la Sprint Review, no suma puntos a la velocidad del equipo y vuelve al Product Backlog. La DoD se revisa en cada retrospectiva; cualquier cambio se acuerda por el equipo completo y se registra en el histórico de revisiones de este documento.</w:t>
+        <w:t xml:space="preserve">Una historia que no cumple la totalidad de los criterios no se considera terminada: no se presenta como completada en la Sprint </w:t>
+      </w:r>
+      <w:proofErr w:type="spellStart"/>
+      <w:r>
+        <w:rPr>
+          <w:sz w:val="21"/>
+        </w:rPr>
+        <w:t>Review</w:t>
+      </w:r>
+      <w:proofErr w:type="spellEnd"/>
+      <w:r>
+        <w:rPr>
+          <w:sz w:val="21"/>
+        </w:rPr>
+        <w:t xml:space="preserve">, no suma puntos a la velocidad del equipo y vuelve al </w:t>
+      </w:r>
+      <w:proofErr w:type="spellStart"/>
+      <w:r>
+        <w:rPr>
+          <w:sz w:val="21"/>
+        </w:rPr>
+        <w:t>Product</w:t>
+      </w:r>
+      <w:proofErr w:type="spellEnd"/>
+      <w:r>
+        <w:rPr>
+          <w:sz w:val="21"/>
+        </w:rPr>
+        <w:t xml:space="preserve"> Backlog. La DoD se revisa en cada retrospectiva; cualquier cambio se acuerda por el equipo completo y se registra en el histórico de revisiones de este documento.</w:t>
       </w:r>
     </w:p>
     <w:p>
       <w:pPr>
-        <w:pStyle w:val="Heading1"/>
+        <w:pStyle w:val="Ttulo1"/>
       </w:pPr>
+      <w:bookmarkStart w:id="12" w:name="_Toc240931759"/>
       <w:r>
         <w:t>Aprobación del equipo</w:t>
       </w:r>
+      <w:bookmarkEnd w:id="12"/>
     </w:p>
     <w:tbl>
       <w:tblPr>
-        <w:tblW w:type="dxa" w:w="8828"/>
+        <w:tblW w:w="8828" w:type="dxa"/>
         <w:tblBorders>
           <w:top w:val="single" w:sz="4" w:space="0" w:color="000000"/>
           <w:left w:val="single" w:sz="4" w:space="0" w:color="000000"/>
@@ -4276,7 +4837,7 @@
           <w:insideV w:val="single" w:sz="4" w:space="0" w:color="000000"/>
         </w:tblBorders>
         <w:tblLayout w:type="fixed"/>
-        <w:tblLook w:firstColumn="1" w:firstRow="1" w:lastColumn="0" w:lastRow="0" w:noHBand="0" w:noVBand="1" w:val="04A0"/>
+        <w:tblLook w:val="04A0" w:firstRow="1" w:lastRow="0" w:firstColumn="1" w:lastColumn="0" w:noHBand="0" w:noVBand="1"/>
       </w:tblPr>
       <w:tblGrid>
         <w:gridCol w:w="3000"/>
@@ -4289,8 +4850,8 @@
         </w:trPr>
         <w:tc>
           <w:tcPr>
-            <w:tcW w:type="dxa" w:w="3000"/>
-            <w:shd w:val="clear" w:color="auto" w:fill="c6d9f1"/>
+            <w:tcW w:w="3000" w:type="dxa"/>
+            <w:shd w:val="clear" w:color="auto" w:fill="C6D9F1"/>
           </w:tcPr>
           <w:p>
             <w:pPr>
@@ -4307,8 +4868,8 @@
         </w:tc>
         <w:tc>
           <w:tcPr>
-            <w:tcW w:type="dxa" w:w="3300"/>
-            <w:shd w:val="clear" w:color="auto" w:fill="c6d9f1"/>
+            <w:tcW w:w="3300" w:type="dxa"/>
+            <w:shd w:val="clear" w:color="auto" w:fill="C6D9F1"/>
           </w:tcPr>
           <w:p>
             <w:pPr>
@@ -4325,8 +4886,8 @@
         </w:tc>
         <w:tc>
           <w:tcPr>
-            <w:tcW w:type="dxa" w:w="2528"/>
-            <w:shd w:val="clear" w:color="auto" w:fill="c6d9f1"/>
+            <w:tcW w:w="2528" w:type="dxa"/>
+            <w:shd w:val="clear" w:color="auto" w:fill="C6D9F1"/>
           </w:tcPr>
           <w:p>
             <w:pPr>
@@ -4345,7 +4906,7 @@
       <w:tr>
         <w:tc>
           <w:tcPr>
-            <w:tcW w:type="dxa" w:w="3000"/>
+            <w:tcW w:w="3000" w:type="dxa"/>
           </w:tcPr>
           <w:p>
             <w:pPr>
@@ -4361,33 +4922,65 @@
         </w:tc>
         <w:tc>
           <w:tcPr>
-            <w:tcW w:type="dxa" w:w="3300"/>
-          </w:tcPr>
-          <w:p>
-            <w:pPr>
-              <w:spacing w:after="0"/>
-            </w:pPr>
-            <w:r>
-              <w:rPr>
-                <w:sz w:val="19"/>
-              </w:rPr>
-              <w:t>Product Owner / Desarrollador</w:t>
-            </w:r>
-          </w:p>
-        </w:tc>
-        <w:tc>
-          <w:tcPr>
-            <w:tcW w:type="dxa" w:w="2528"/>
-          </w:tcPr>
-          <w:p>
-            <w:pPr>
-              <w:spacing w:after="0"/>
-            </w:pPr>
-            <w:r>
-              <w:rPr>
-                <w:sz w:val="19"/>
-              </w:rPr>
-              <w:t>20-09-2026</w:t>
+            <w:tcW w:w="3300" w:type="dxa"/>
+          </w:tcPr>
+          <w:p>
+            <w:pPr>
+              <w:spacing w:after="0"/>
+            </w:pPr>
+            <w:proofErr w:type="spellStart"/>
+            <w:r>
+              <w:rPr>
+                <w:sz w:val="19"/>
+              </w:rPr>
+              <w:t>Product</w:t>
+            </w:r>
+            <w:proofErr w:type="spellEnd"/>
+            <w:r>
+              <w:rPr>
+                <w:sz w:val="19"/>
+              </w:rPr>
+              <w:t xml:space="preserve"> Owner / Desarrollador</w:t>
+            </w:r>
+          </w:p>
+        </w:tc>
+        <w:tc>
+          <w:tcPr>
+            <w:tcW w:w="2528" w:type="dxa"/>
+          </w:tcPr>
+          <w:p>
+            <w:pPr>
+              <w:spacing w:after="0"/>
+            </w:pPr>
+            <w:r>
+              <w:rPr>
+                <w:sz w:val="19"/>
+              </w:rPr>
+              <w:t>20</w:t>
+            </w:r>
+            <w:r>
+              <w:rPr>
+                <w:sz w:val="19"/>
+              </w:rPr>
+              <w:t>/</w:t>
+            </w:r>
+            <w:r>
+              <w:rPr>
+                <w:sz w:val="19"/>
+              </w:rPr>
+              <w:t>09</w:t>
+            </w:r>
+            <w:r>
+              <w:rPr>
+                <w:sz w:val="19"/>
+              </w:rPr>
+              <w:t>/</w:t>
+            </w:r>
+            <w:r>
+              <w:rPr>
+                <w:sz w:val="19"/>
+              </w:rPr>
+              <w:t>2026</w:t>
             </w:r>
           </w:p>
         </w:tc>
@@ -4395,7 +4988,7 @@
       <w:tr>
         <w:tc>
           <w:tcPr>
-            <w:tcW w:type="dxa" w:w="3000"/>
+            <w:tcW w:w="3000" w:type="dxa"/>
           </w:tcPr>
           <w:p>
             <w:pPr>
@@ -4411,7 +5004,7 @@
         </w:tc>
         <w:tc>
           <w:tcPr>
-            <w:tcW w:type="dxa" w:w="3300"/>
+            <w:tcW w:w="3300" w:type="dxa"/>
           </w:tcPr>
           <w:p>
             <w:pPr>
@@ -4427,16 +5020,20 @@
         </w:tc>
         <w:tc>
           <w:tcPr>
-            <w:tcW w:type="dxa" w:w="2528"/>
-          </w:tcPr>
-          <w:p>
-            <w:pPr>
-              <w:spacing w:after="0"/>
-            </w:pPr>
-            <w:r>
-              <w:rPr>
-                <w:sz w:val="19"/>
-              </w:rPr>
+            <w:tcW w:w="2528" w:type="dxa"/>
+          </w:tcPr>
+          <w:p>
+            <w:pPr>
+              <w:spacing w:after="0"/>
+              <w:rPr>
+                <w:sz w:val="19"/>
+              </w:rPr>
+            </w:pPr>
+            <w:r>
+              <w:rPr>
+                <w:sz w:val="19"/>
+              </w:rPr>
+              <w:t>22/09/2026</w:t>
             </w:r>
           </w:p>
         </w:tc>
@@ -4444,7 +5041,7 @@
       <w:tr>
         <w:tc>
           <w:tcPr>
-            <w:tcW w:type="dxa" w:w="3000"/>
+            <w:tcW w:w="3000" w:type="dxa"/>
           </w:tcPr>
           <w:p>
             <w:pPr>
@@ -4460,7 +5057,7 @@
         </w:tc>
         <w:tc>
           <w:tcPr>
-            <w:tcW w:type="dxa" w:w="3300"/>
+            <w:tcW w:w="3300" w:type="dxa"/>
           </w:tcPr>
           <w:p>
             <w:pPr>
@@ -4476,155 +5073,169 @@
         </w:tc>
         <w:tc>
           <w:tcPr>
-            <w:tcW w:type="dxa" w:w="2528"/>
-          </w:tcPr>
-          <w:p>
-            <w:pPr>
-              <w:spacing w:after="0"/>
-            </w:pPr>
-            <w:r>
-              <w:rPr>
-                <w:sz w:val="19"/>
-              </w:rPr>
-            </w:r>
+            <w:tcW w:w="2528" w:type="dxa"/>
+          </w:tcPr>
+          <w:p>
+            <w:pPr>
+              <w:spacing w:after="0"/>
+            </w:pPr>
           </w:p>
         </w:tc>
       </w:tr>
     </w:tbl>
     <w:p/>
     <w:sectPr>
-      <w:headerReference r:id="rId8" w:type="default"/>
-      <w:footerReference r:id="rId9" w:type="default"/>
-      <w:pgSz w:h="15840" w:w="12240" w:orient="portrait"/>
-      <w:pgMar w:bottom="1418" w:top="1418" w:left="1701" w:right="1701" w:header="709" w:footer="709"/>
+      <w:headerReference w:type="default" r:id="rId7"/>
+      <w:footerReference w:type="default" r:id="rId8"/>
+      <w:pgSz w:w="12240" w:h="15840"/>
+      <w:pgMar w:top="1418" w:right="1701" w:bottom="1418" w:left="1701" w:header="709" w:footer="709" w:gutter="0"/>
       <w:pgNumType w:start="1"/>
+      <w:cols w:space="720"/>
     </w:sectPr>
   </w:body>
 </w:document>
 </file>
 
+<file path=word/endnotes.xml><?xml version="1.0" encoding="utf-8"?>
+<w:endnotes xmlns:wpc="http://schemas.microsoft.com/office/word/2010/wordprocessingCanvas" xmlns:cx="http://schemas.microsoft.com/office/drawing/2014/chartex" xmlns:cx1="http://schemas.microsoft.com/office/drawing/2015/9/8/chartex" xmlns:cx2="http://schemas.microsoft.com/office/drawing/2015/10/21/chartex" xmlns:cx3="http://schemas.microsoft.com/office/drawing/2016/5/9/chartex" xmlns:cx4="http://schemas.microsoft.com/office/drawing/2016/5/10/chartex" xmlns:cx5="http://schemas.microsoft.com/office/drawing/2016/5/11/chartex" xmlns:cx6="http://schemas.microsoft.com/office/drawing/2016/5/12/chartex" xmlns:cx7="http://schemas.microsoft.com/office/drawing/2016/5/13/chartex" xmlns:cx8="http://schemas.microsoft.com/office/drawing/2016/5/14/chartex" xmlns:mc="http://schemas.openxmlformats.org/markup-compatibility/2006" xmlns:m="http://schemas.openxmlformats.org/officeDocument/2006/math" xmlns:aink="http://schemas.microsoft.com/office/drawing/2016/ink" xmlns:am3d="http://schemas.microsoft.com/office/drawing/2017/model3d" xmlns:oel="http://schemas.microsoft.com/office/2019/extlst" xmlns:r="http://schemas.openxmlformats.org/officeDocument/2006/relationships" xmlns:wp14="http://schemas.microsoft.com/office/word/2010/wordprocessingDrawing" xmlns:wp="http://schemas.openxmlformats.org/drawingml/2006/wordprocessingDrawing" xmlns:wpg="http://schemas.microsoft.com/office/word/2010/wordprocessingGroup" xmlns:wpi="http://schemas.microsoft.com/office/word/2010/wordprocessingInk" xmlns:wps="http://schemas.microsoft.com/office/word/2010/wordprocessingShape" xmlns:o="urn:schemas-microsoft-com:office:office" xmlns:v="urn:schemas-microsoft-com:vml" xmlns:w10="urn:schemas-microsoft-com:office:word" xmlns:w="http://schemas.openxmlformats.org/wordprocessingml/2006/main" xmlns:w14="http://schemas.microsoft.com/office/word/2010/wordml" xmlns:w15="http://schemas.microsoft.com/office/word/2012/wordml" xmlns:w16cex="http://schemas.microsoft.com/office/word/2018/wordml/cex" xmlns:w16cid="http://schemas.microsoft.com/office/word/2016/wordml/cid" xmlns:w16="http://schemas.microsoft.com/office/word/2018/wordml" xmlns:w16sdtdh="http://schemas.microsoft.com/office/word/2020/wordml/sdtdatahash" xmlns:w16sdtfl="http://schemas.microsoft.com/office/word/2024/wordml/sdtformatlock" xmlns:w16se="http://schemas.microsoft.com/office/word/2015/wordml/symex" xmlns:w16du="http://schemas.microsoft.com/office/word/2023/wordml/word16du" xmlns:wne="http://schemas.microsoft.com/office/word/2006/wordml" mc:Ignorable="w14 w15 w16se w16cid w16 w16cex w16sdtdh w16sdtfl w16du wp14">
+  <w:endnote w:type="separator" w:id="-1">
+    <w:p>
+      <w:pPr>
+        <w:spacing w:after="0" w:line="240" w:lineRule="auto"/>
+      </w:pPr>
+      <w:r>
+        <w:separator/>
+      </w:r>
+    </w:p>
+  </w:endnote>
+  <w:endnote w:type="continuationSeparator" w:id="0">
+    <w:p>
+      <w:pPr>
+        <w:spacing w:after="0" w:line="240" w:lineRule="auto"/>
+      </w:pPr>
+      <w:r>
+        <w:continuationSeparator/>
+      </w:r>
+    </w:p>
+  </w:endnote>
+</w:endnotes>
+</file>
+
 <file path=word/footer1.xml><?xml version="1.0" encoding="utf-8"?>
-<w:ftr xmlns:mc="http://schemas.openxmlformats.org/markup-compatibility/2006" xmlns:o="urn:schemas-microsoft-com:office:office" xmlns:r="http://schemas.openxmlformats.org/officeDocument/2006/relationships" xmlns:m="http://schemas.openxmlformats.org/officeDocument/2006/math" xmlns:v="urn:schemas-microsoft-com:vml" xmlns:wp="http://schemas.openxmlformats.org/drawingml/2006/wordprocessingDrawing" xmlns:w10="urn:schemas-microsoft-com:office:word" xmlns:w="http://schemas.openxmlformats.org/wordprocessingml/2006/main" xmlns:wne="http://schemas.microsoft.com/office/word/2006/wordml" xmlns:sl="http://schemas.openxmlformats.org/schemaLibrary/2006/main" xmlns:a="http://schemas.openxmlformats.org/drawingml/2006/main" xmlns:pic="http://schemas.openxmlformats.org/drawingml/2006/picture" xmlns:c="http://schemas.openxmlformats.org/drawingml/2006/chart" xmlns:lc="http://schemas.openxmlformats.org/drawingml/2006/lockedCanvas" xmlns:dgm="http://schemas.openxmlformats.org/drawingml/2006/diagram" xmlns:wps="http://schemas.microsoft.com/office/word/2010/wordprocessingShape" xmlns:wpg="http://schemas.microsoft.com/office/word/2010/wordprocessingGroup" xmlns:w14="http://schemas.microsoft.com/office/word/2010/wordml" xmlns:w15="http://schemas.microsoft.com/office/word/2012/wordml">
+<w:ftr xmlns:wpc="http://schemas.microsoft.com/office/word/2010/wordprocessingCanvas" xmlns:cx="http://schemas.microsoft.com/office/drawing/2014/chartex" xmlns:cx1="http://schemas.microsoft.com/office/drawing/2015/9/8/chartex" xmlns:cx2="http://schemas.microsoft.com/office/drawing/2015/10/21/chartex" xmlns:cx3="http://schemas.microsoft.com/office/drawing/2016/5/9/chartex" xmlns:cx4="http://schemas.microsoft.com/office/drawing/2016/5/10/chartex" xmlns:cx5="http://schemas.microsoft.com/office/drawing/2016/5/11/chartex" xmlns:cx6="http://schemas.microsoft.com/office/drawing/2016/5/12/chartex" xmlns:cx7="http://schemas.microsoft.com/office/drawing/2016/5/13/chartex" xmlns:cx8="http://schemas.microsoft.com/office/drawing/2016/5/14/chartex" xmlns:mc="http://schemas.openxmlformats.org/markup-compatibility/2006" xmlns:m="http://schemas.openxmlformats.org/officeDocument/2006/math" xmlns:aink="http://schemas.microsoft.com/office/drawing/2016/ink" xmlns:am3d="http://schemas.microsoft.com/office/drawing/2017/model3d" xmlns:oel="http://schemas.microsoft.com/office/2019/extlst" xmlns:r="http://schemas.openxmlformats.org/officeDocument/2006/relationships" xmlns:wp14="http://schemas.microsoft.com/office/word/2010/wordprocessingDrawing" xmlns:wp="http://schemas.openxmlformats.org/drawingml/2006/wordprocessingDrawing" xmlns:wpg="http://schemas.microsoft.com/office/word/2010/wordprocessingGroup" xmlns:wpi="http://schemas.microsoft.com/office/word/2010/wordprocessingInk" xmlns:wps="http://schemas.microsoft.com/office/word/2010/wordprocessingShape" xmlns:o="urn:schemas-microsoft-com:office:office" xmlns:v="urn:schemas-microsoft-com:vml" xmlns:w10="urn:schemas-microsoft-com:office:word" xmlns:w="http://schemas.openxmlformats.org/wordprocessingml/2006/main" xmlns:w14="http://schemas.microsoft.com/office/word/2010/wordml" xmlns:w15="http://schemas.microsoft.com/office/word/2012/wordml" xmlns:w16cex="http://schemas.microsoft.com/office/word/2018/wordml/cex" xmlns:w16cid="http://schemas.microsoft.com/office/word/2016/wordml/cid" xmlns:w16="http://schemas.microsoft.com/office/word/2018/wordml" xmlns:w16sdtdh="http://schemas.microsoft.com/office/word/2020/wordml/sdtdatahash" xmlns:w16sdtfl="http://schemas.microsoft.com/office/word/2024/wordml/sdtformatlock" xmlns:w16se="http://schemas.microsoft.com/office/word/2015/wordml/symex" xmlns:w16du="http://schemas.microsoft.com/office/word/2023/wordml/word16du" xmlns:wne="http://schemas.microsoft.com/office/word/2006/wordml" mc:Ignorable="w14 w15 w16se w16cid w16 w16cex w16sdtdh w16sdtfl w16du wp14">
   <w:p>
     <w:pPr>
-      <w:keepNext w:val="0"/>
-      <w:keepLines w:val="0"/>
-      <w:pageBreakBefore w:val="0"/>
-      <w:widowControl w:val="1"/>
       <w:pBdr>
-        <w:top w:space="0" w:sz="0" w:val="nil"/>
-        <w:left w:space="0" w:sz="0" w:val="nil"/>
-        <w:bottom w:space="0" w:sz="0" w:val="nil"/>
-        <w:right w:space="0" w:sz="0" w:val="nil"/>
-        <w:between w:space="0" w:sz="0" w:val="nil"/>
+        <w:top w:val="nil"/>
+        <w:left w:val="nil"/>
+        <w:bottom w:val="nil"/>
+        <w:right w:val="nil"/>
+        <w:between w:val="nil"/>
       </w:pBdr>
-      <w:shd w:fill="auto" w:val="clear"/>
       <w:tabs>
         <w:tab w:val="center" w:pos="4419"/>
         <w:tab w:val="right" w:pos="8838"/>
       </w:tabs>
-      <w:spacing w:after="0" w:before="0" w:line="240" w:lineRule="auto"/>
-      <w:ind w:left="0" w:right="0" w:firstLine="0"/>
+      <w:spacing w:after="0" w:line="240" w:lineRule="auto"/>
       <w:jc w:val="center"/>
       <w:rPr>
-        <w:rFonts w:ascii="Calibri" w:cs="Calibri" w:eastAsia="Calibri" w:hAnsi="Calibri"/>
-        <w:b w:val="0"/>
-        <w:i w:val="0"/>
-        <w:smallCaps w:val="0"/>
-        <w:strike w:val="0"/>
         <w:color w:val="000000"/>
         <w:sz w:val="20"/>
         <w:szCs w:val="20"/>
-        <w:u w:val="none"/>
-        <w:shd w:fill="auto" w:val="clear"/>
-        <w:vertAlign w:val="baseline"/>
       </w:rPr>
     </w:pPr>
     <w:r>
       <w:rPr>
-        <w:rFonts w:ascii="Calibri" w:cs="Calibri" w:eastAsia="Calibri" w:hAnsi="Calibri"/>
-        <w:b w:val="0"/>
-        <w:i w:val="0"/>
-        <w:smallCaps w:val="0"/>
-        <w:strike w:val="0"/>
         <w:color w:val="000000"/>
-        <w:sz w:val="22"/>
-        <w:szCs w:val="22"/>
-        <w:u w:val="none"/>
-        <w:shd w:fill="auto" w:val="clear"/>
-        <w:vertAlign w:val="baseline"/>
-        <w:rtl w:val="0"/>
       </w:rPr>
-      <w:t xml:space="preserve">Documento Product Backlog y Sprint Backlog 1</w:t>
+      <w:t xml:space="preserve">Documento </w:t>
+    </w:r>
+    <w:proofErr w:type="spellStart"/>
+    <w:r>
+      <w:rPr>
+        <w:color w:val="000000"/>
+      </w:rPr>
+      <w:t>Product</w:t>
+    </w:r>
+    <w:proofErr w:type="spellEnd"/>
+    <w:r>
+      <w:rPr>
+        <w:color w:val="000000"/>
+      </w:rPr>
+      <w:t xml:space="preserve"> Backlog y Sprint Backlog 1</w:t>
     </w:r>
     <w:r>
       <w:rPr>
-        <w:rFonts w:ascii="Calibri" w:cs="Calibri" w:eastAsia="Calibri" w:hAnsi="Calibri"/>
-        <w:b w:val="0"/>
-        <w:i w:val="0"/>
-        <w:smallCaps w:val="0"/>
-        <w:strike w:val="0"/>
         <w:color w:val="000000"/>
         <w:sz w:val="20"/>
         <w:szCs w:val="20"/>
-        <w:u w:val="none"/>
-        <w:shd w:fill="auto" w:val="clear"/>
-        <w:vertAlign w:val="baseline"/>
-        <w:rtl w:val="0"/>
       </w:rPr>
-      <w:t xml:space="preserve">, Ingeniería de Software – DuocUC</w:t>
+      <w:t xml:space="preserve">, Ingeniería de Software – </w:t>
     </w:r>
+    <w:proofErr w:type="spellStart"/>
+    <w:r>
+      <w:rPr>
+        <w:color w:val="000000"/>
+        <w:sz w:val="20"/>
+        <w:szCs w:val="20"/>
+      </w:rPr>
+      <w:t>DuocUC</w:t>
+    </w:r>
+    <w:proofErr w:type="spellEnd"/>
   </w:p>
   <w:p>
     <w:pPr>
-      <w:keepNext w:val="0"/>
-      <w:keepLines w:val="0"/>
-      <w:pageBreakBefore w:val="0"/>
-      <w:widowControl w:val="1"/>
       <w:pBdr>
-        <w:top w:space="0" w:sz="0" w:val="nil"/>
-        <w:left w:space="0" w:sz="0" w:val="nil"/>
-        <w:bottom w:space="0" w:sz="0" w:val="nil"/>
-        <w:right w:space="0" w:sz="0" w:val="nil"/>
-        <w:between w:space="0" w:sz="0" w:val="nil"/>
+        <w:top w:val="nil"/>
+        <w:left w:val="nil"/>
+        <w:bottom w:val="nil"/>
+        <w:right w:val="nil"/>
+        <w:between w:val="nil"/>
       </w:pBdr>
-      <w:shd w:fill="auto" w:val="clear"/>
       <w:tabs>
         <w:tab w:val="center" w:pos="4419"/>
         <w:tab w:val="right" w:pos="8838"/>
       </w:tabs>
-      <w:spacing w:after="0" w:before="0" w:line="240" w:lineRule="auto"/>
-      <w:ind w:left="0" w:right="0" w:firstLine="0"/>
-      <w:jc w:val="left"/>
+      <w:spacing w:after="0" w:line="240" w:lineRule="auto"/>
       <w:rPr>
-        <w:rFonts w:ascii="Calibri" w:cs="Calibri" w:eastAsia="Calibri" w:hAnsi="Calibri"/>
-        <w:b w:val="0"/>
-        <w:i w:val="0"/>
-        <w:smallCaps w:val="0"/>
-        <w:strike w:val="0"/>
         <w:color w:val="000000"/>
-        <w:sz w:val="22"/>
-        <w:szCs w:val="22"/>
-        <w:u w:val="none"/>
-        <w:shd w:fill="auto" w:val="clear"/>
-        <w:vertAlign w:val="baseline"/>
       </w:rPr>
     </w:pPr>
-    <w:r>
-      <w:rPr>
-        <w:rtl w:val="0"/>
-      </w:rPr>
-    </w:r>
   </w:p>
 </w:ftr>
 </file>
 
+<file path=word/footnotes.xml><?xml version="1.0" encoding="utf-8"?>
+<w:footnotes xmlns:wpc="http://schemas.microsoft.com/office/word/2010/wordprocessingCanvas" xmlns:cx="http://schemas.microsoft.com/office/drawing/2014/chartex" xmlns:cx1="http://schemas.microsoft.com/office/drawing/2015/9/8/chartex" xmlns:cx2="http://schemas.microsoft.com/office/drawing/2015/10/21/chartex" xmlns:cx3="http://schemas.microsoft.com/office/drawing/2016/5/9/chartex" xmlns:cx4="http://schemas.microsoft.com/office/drawing/2016/5/10/chartex" xmlns:cx5="http://schemas.microsoft.com/office/drawing/2016/5/11/chartex" xmlns:cx6="http://schemas.microsoft.com/office/drawing/2016/5/12/chartex" xmlns:cx7="http://schemas.microsoft.com/office/drawing/2016/5/13/chartex" xmlns:cx8="http://schemas.microsoft.com/office/drawing/2016/5/14/chartex" xmlns:mc="http://schemas.openxmlformats.org/markup-compatibility/2006" xmlns:m="http://schemas.openxmlformats.org/officeDocument/2006/math" xmlns:aink="http://schemas.microsoft.com/office/drawing/2016/ink" xmlns:am3d="http://schemas.microsoft.com/office/drawing/2017/model3d" xmlns:oel="http://schemas.microsoft.com/office/2019/extlst" xmlns:r="http://schemas.openxmlformats.org/officeDocument/2006/relationships" xmlns:wp14="http://schemas.microsoft.com/office/word/2010/wordprocessingDrawing" xmlns:wp="http://schemas.openxmlformats.org/drawingml/2006/wordprocessingDrawing" xmlns:wpg="http://schemas.microsoft.com/office/word/2010/wordprocessingGroup" xmlns:wpi="http://schemas.microsoft.com/office/word/2010/wordprocessingInk" xmlns:wps="http://schemas.microsoft.com/office/word/2010/wordprocessingShape" xmlns:o="urn:schemas-microsoft-com:office:office" xmlns:v="urn:schemas-microsoft-com:vml" xmlns:w10="urn:schemas-microsoft-com:office:word" xmlns:w="http://schemas.openxmlformats.org/wordprocessingml/2006/main" xmlns:w14="http://schemas.microsoft.com/office/word/2010/wordml" xmlns:w15="http://schemas.microsoft.com/office/word/2012/wordml" xmlns:w16cex="http://schemas.microsoft.com/office/word/2018/wordml/cex" xmlns:w16cid="http://schemas.microsoft.com/office/word/2016/wordml/cid" xmlns:w16="http://schemas.microsoft.com/office/word/2018/wordml" xmlns:w16sdtdh="http://schemas.microsoft.com/office/word/2020/wordml/sdtdatahash" xmlns:w16sdtfl="http://schemas.microsoft.com/office/word/2024/wordml/sdtformatlock" xmlns:w16se="http://schemas.microsoft.com/office/word/2015/wordml/symex" xmlns:w16du="http://schemas.microsoft.com/office/word/2023/wordml/word16du" xmlns:wne="http://schemas.microsoft.com/office/word/2006/wordml" mc:Ignorable="w14 w15 w16se w16cid w16 w16cex w16sdtdh w16sdtfl w16du wp14">
+  <w:footnote w:type="separator" w:id="-1">
+    <w:p>
+      <w:pPr>
+        <w:spacing w:after="0" w:line="240" w:lineRule="auto"/>
+      </w:pPr>
+      <w:r>
+        <w:separator/>
+      </w:r>
+    </w:p>
+  </w:footnote>
+  <w:footnote w:type="continuationSeparator" w:id="0">
+    <w:p>
+      <w:pPr>
+        <w:spacing w:after="0" w:line="240" w:lineRule="auto"/>
+      </w:pPr>
+      <w:r>
+        <w:continuationSeparator/>
+      </w:r>
+    </w:p>
+  </w:footnote>
+</w:footnotes>
+</file>
+
 <file path=word/header1.xml><?xml version="1.0" encoding="utf-8"?>
-<w:hdr xmlns:mc="http://schemas.openxmlformats.org/markup-compatibility/2006" xmlns:o="urn:schemas-microsoft-com:office:office" xmlns:r="http://schemas.openxmlformats.org/officeDocument/2006/relationships" xmlns:m="http://schemas.openxmlformats.org/officeDocument/2006/math" xmlns:v="urn:schemas-microsoft-com:vml" xmlns:wp="http://schemas.openxmlformats.org/drawingml/2006/wordprocessingDrawing" xmlns:w10="urn:schemas-microsoft-com:office:word" xmlns:w="http://schemas.openxmlformats.org/wordprocessingml/2006/main" xmlns:wne="http://schemas.microsoft.com/office/word/2006/wordml" xmlns:sl="http://schemas.openxmlformats.org/schemaLibrary/2006/main" xmlns:a="http://schemas.openxmlformats.org/drawingml/2006/main" xmlns:pic="http://schemas.openxmlformats.org/drawingml/2006/picture" xmlns:c="http://schemas.openxmlformats.org/drawingml/2006/chart" xmlns:lc="http://schemas.openxmlformats.org/drawingml/2006/lockedCanvas" xmlns:dgm="http://schemas.openxmlformats.org/drawingml/2006/diagram" xmlns:wps="http://schemas.microsoft.com/office/word/2010/wordprocessingShape" xmlns:wpg="http://schemas.microsoft.com/office/word/2010/wordprocessingGroup" xmlns:w14="http://schemas.microsoft.com/office/word/2010/wordml" xmlns:w15="http://schemas.microsoft.com/office/word/2012/wordml">
+<w:hdr xmlns:wpc="http://schemas.microsoft.com/office/word/2010/wordprocessingCanvas" xmlns:cx="http://schemas.microsoft.com/office/drawing/2014/chartex" xmlns:cx1="http://schemas.microsoft.com/office/drawing/2015/9/8/chartex" xmlns:cx2="http://schemas.microsoft.com/office/drawing/2015/10/21/chartex" xmlns:cx3="http://schemas.microsoft.com/office/drawing/2016/5/9/chartex" xmlns:cx4="http://schemas.microsoft.com/office/drawing/2016/5/10/chartex" xmlns:cx5="http://schemas.microsoft.com/office/drawing/2016/5/11/chartex" xmlns:cx6="http://schemas.microsoft.com/office/drawing/2016/5/12/chartex" xmlns:cx7="http://schemas.microsoft.com/office/drawing/2016/5/13/chartex" xmlns:cx8="http://schemas.microsoft.com/office/drawing/2016/5/14/chartex" xmlns:mc="http://schemas.openxmlformats.org/markup-compatibility/2006" xmlns:m="http://schemas.openxmlformats.org/officeDocument/2006/math" xmlns:aink="http://schemas.microsoft.com/office/drawing/2016/ink" xmlns:am3d="http://schemas.microsoft.com/office/drawing/2017/model3d" xmlns:oel="http://schemas.microsoft.com/office/2019/extlst" xmlns:r="http://schemas.openxmlformats.org/officeDocument/2006/relationships" xmlns:wp14="http://schemas.microsoft.com/office/word/2010/wordprocessingDrawing" xmlns:wp="http://schemas.openxmlformats.org/drawingml/2006/wordprocessingDrawing" xmlns:wpg="http://schemas.microsoft.com/office/word/2010/wordprocessingGroup" xmlns:wpi="http://schemas.microsoft.com/office/word/2010/wordprocessingInk" xmlns:wps="http://schemas.microsoft.com/office/word/2010/wordprocessingShape" xmlns:o="urn:schemas-microsoft-com:office:office" xmlns:v="urn:schemas-microsoft-com:vml" xmlns:w10="urn:schemas-microsoft-com:office:word" xmlns:w="http://schemas.openxmlformats.org/wordprocessingml/2006/main" xmlns:w14="http://schemas.microsoft.com/office/word/2010/wordml" xmlns:w15="http://schemas.microsoft.com/office/word/2012/wordml" xmlns:w16cex="http://schemas.microsoft.com/office/word/2018/wordml/cex" xmlns:w16cid="http://schemas.microsoft.com/office/word/2016/wordml/cid" xmlns:w16="http://schemas.microsoft.com/office/word/2018/wordml" xmlns:w16sdtdh="http://schemas.microsoft.com/office/word/2020/wordml/sdtdatahash" xmlns:w16sdtfl="http://schemas.microsoft.com/office/word/2024/wordml/sdtformatlock" xmlns:w16se="http://schemas.microsoft.com/office/word/2015/wordml/symex" xmlns:w16du="http://schemas.microsoft.com/office/word/2023/wordml/word16du" xmlns:wne="http://schemas.microsoft.com/office/word/2006/wordml" mc:Ignorable="w14 w15 w16se w16cid w16 w16cex w16sdtdh w16sdtfl w16du wp14">
   <w:p>
     <w:pPr>
       <w:pBdr>
-        <w:bottom w:color="000000" w:space="1" w:sz="4" w:val="single"/>
+        <w:bottom w:val="single" w:sz="4" w:space="1" w:color="000000"/>
       </w:pBdr>
       <w:tabs>
         <w:tab w:val="center" w:pos="4419"/>
@@ -4632,20 +5243,24 @@
       </w:tabs>
       <w:spacing w:after="0" w:line="240" w:lineRule="auto"/>
       <w:jc w:val="right"/>
-      <w:rPr>
-        <w:rFonts w:ascii="Calibri" w:cs="Calibri" w:eastAsia="Calibri" w:hAnsi="Calibri"/>
-      </w:rPr>
     </w:pPr>
     <w:r>
-      <w:rPr>
-        <w:rFonts w:ascii="Calibri" w:cs="Calibri" w:eastAsia="Calibri" w:hAnsi="Calibri"/>
-        <w:rtl w:val="0"/>
-      </w:rPr>
-      <w:t xml:space="preserve">Documento Product Backlog y Sprint Backlog 1</w:t>
+      <w:t xml:space="preserve">Documento </w:t>
+    </w:r>
+    <w:proofErr w:type="spellStart"/>
+    <w:r>
+      <w:t>Product</w:t>
+    </w:r>
+    <w:proofErr w:type="spellEnd"/>
+    <w:r>
+      <w:t xml:space="preserve"> Backlog y Sprint Backlog 1</w:t>
     </w:r>
     <w:r>
+      <w:rPr>
+        <w:noProof/>
+      </w:rPr>
       <w:drawing>
-        <wp:anchor allowOverlap="1" behindDoc="0" distB="0" distT="0" distL="114300" distR="114300" hidden="0" layoutInCell="1" locked="0" relativeHeight="0" simplePos="0">
+        <wp:anchor distT="0" distB="0" distL="114300" distR="114300" simplePos="0" relativeHeight="251658240" behindDoc="0" locked="0" layoutInCell="1" hidden="0" allowOverlap="1" wp14:anchorId="0FD579A6" wp14:editId="0BA8A09C">
           <wp:simplePos x="0" y="0"/>
           <wp:positionH relativeFrom="column">
             <wp:posOffset>131977</wp:posOffset>
@@ -4654,19 +5269,20 @@
             <wp:posOffset>-152561</wp:posOffset>
           </wp:positionV>
           <wp:extent cx="932815" cy="231775"/>
-          <wp:effectExtent b="0" l="0" r="0" t="0"/>
-          <wp:wrapSquare wrapText="bothSides" distB="0" distT="0" distL="114300" distR="114300"/>
+          <wp:effectExtent l="0" t="0" r="0" b="0"/>
+          <wp:wrapSquare wrapText="bothSides" distT="0" distB="0" distL="114300" distR="114300"/>
           <wp:docPr id="5" name="image1.png"/>
-          <a:graphic>
+          <wp:cNvGraphicFramePr/>
+          <a:graphic xmlns:a="http://schemas.openxmlformats.org/drawingml/2006/main">
             <a:graphicData uri="http://schemas.openxmlformats.org/drawingml/2006/picture">
-              <pic:pic>
+              <pic:pic xmlns:pic="http://schemas.openxmlformats.org/drawingml/2006/picture">
                 <pic:nvPicPr>
                   <pic:cNvPr id="0" name="image1.png"/>
                   <pic:cNvPicPr preferRelativeResize="0"/>
                 </pic:nvPicPr>
                 <pic:blipFill>
                   <a:blip r:embed="rId1"/>
-                  <a:srcRect b="0" l="0" r="0" t="0"/>
+                  <a:srcRect/>
                   <a:stretch>
                     <a:fillRect/>
                   </a:stretch>
@@ -4676,7 +5292,9 @@
                     <a:off x="0" y="0"/>
                     <a:ext cx="932815" cy="231775"/>
                   </a:xfrm>
-                  <a:prstGeom prst="rect"/>
+                  <a:prstGeom prst="rect">
+                    <a:avLst/>
+                  </a:prstGeom>
                   <a:ln/>
                 </pic:spPr>
               </pic:pic>
@@ -4689,19 +5307,15 @@
 </w:hdr>
 </file>
 
-<file path=word/numbering.xml><?xml version="1.0" encoding="utf-8"?>
-<w:numbering xmlns:mc="http://schemas.openxmlformats.org/markup-compatibility/2006" xmlns:o="urn:schemas-microsoft-com:office:office" xmlns:r="http://schemas.openxmlformats.org/officeDocument/2006/relationships" xmlns:m="http://schemas.openxmlformats.org/officeDocument/2006/math" xmlns:v="urn:schemas-microsoft-com:vml" xmlns:wp="http://schemas.openxmlformats.org/drawingml/2006/wordprocessingDrawing" xmlns:w10="urn:schemas-microsoft-com:office:word" xmlns:w="http://schemas.openxmlformats.org/wordprocessingml/2006/main" xmlns:wne="http://schemas.microsoft.com/office/word/2006/wordml" xmlns:sl="http://schemas.openxmlformats.org/schemaLibrary/2006/main" xmlns:a="http://schemas.openxmlformats.org/drawingml/2006/main" xmlns:pic="http://schemas.openxmlformats.org/drawingml/2006/picture" xmlns:c="http://schemas.openxmlformats.org/drawingml/2006/chart" xmlns:lc="http://schemas.openxmlformats.org/drawingml/2006/lockedCanvas" xmlns:dgm="http://schemas.openxmlformats.org/drawingml/2006/diagram" xmlns:wps="http://schemas.microsoft.com/office/word/2010/wordprocessingShape" xmlns:wpg="http://schemas.microsoft.com/office/word/2010/wordprocessingGroup" xmlns:w14="http://schemas.microsoft.com/office/word/2010/wordml" xmlns:w15="http://schemas.microsoft.com/office/word/2012/wordml"/>
-</file>
-
 <file path=word/styles.xml><?xml version="1.0" encoding="utf-8"?>
-<w:styles xmlns:mc="http://schemas.openxmlformats.org/markup-compatibility/2006" xmlns:o="urn:schemas-microsoft-com:office:office" xmlns:r="http://schemas.openxmlformats.org/officeDocument/2006/relationships" xmlns:m="http://schemas.openxmlformats.org/officeDocument/2006/math" xmlns:v="urn:schemas-microsoft-com:vml" xmlns:wp="http://schemas.openxmlformats.org/drawingml/2006/wordprocessingDrawing" xmlns:w10="urn:schemas-microsoft-com:office:word" xmlns:w="http://schemas.openxmlformats.org/wordprocessingml/2006/main" xmlns:wne="http://schemas.microsoft.com/office/word/2006/wordml" xmlns:sl="http://schemas.openxmlformats.org/schemaLibrary/2006/main" xmlns:a="http://schemas.openxmlformats.org/drawingml/2006/main" xmlns:pic="http://schemas.openxmlformats.org/drawingml/2006/picture" xmlns:c="http://schemas.openxmlformats.org/drawingml/2006/chart" xmlns:lc="http://schemas.openxmlformats.org/drawingml/2006/lockedCanvas" xmlns:dgm="http://schemas.openxmlformats.org/drawingml/2006/diagram" xmlns:wps="http://schemas.microsoft.com/office/word/2010/wordprocessingShape" xmlns:wpg="http://schemas.microsoft.com/office/word/2010/wordprocessingGroup" xmlns:w14="http://schemas.microsoft.com/office/word/2010/wordml" xmlns:w15="http://schemas.microsoft.com/office/word/2012/wordml">
+<w:styles xmlns:mc="http://schemas.openxmlformats.org/markup-compatibility/2006" xmlns:r="http://schemas.openxmlformats.org/officeDocument/2006/relationships" xmlns:w="http://schemas.openxmlformats.org/wordprocessingml/2006/main" xmlns:w14="http://schemas.microsoft.com/office/word/2010/wordml" xmlns:w15="http://schemas.microsoft.com/office/word/2012/wordml" xmlns:w16cex="http://schemas.microsoft.com/office/word/2018/wordml/cex" xmlns:w16cid="http://schemas.microsoft.com/office/word/2016/wordml/cid" xmlns:w16="http://schemas.microsoft.com/office/word/2018/wordml" xmlns:w16sdtdh="http://schemas.microsoft.com/office/word/2020/wordml/sdtdatahash" xmlns:w16sdtfl="http://schemas.microsoft.com/office/word/2024/wordml/sdtformatlock" xmlns:w16se="http://schemas.microsoft.com/office/word/2015/wordml/symex" xmlns:w16du="http://schemas.microsoft.com/office/word/2023/wordml/word16du" mc:Ignorable="w14 w15 w16se w16cid w16 w16cex w16sdtdh w16sdtfl w16du">
   <w:docDefaults>
     <w:rPrDefault>
       <w:rPr>
-        <w:rFonts w:ascii="Calibri" w:cs="Calibri" w:eastAsia="Calibri" w:hAnsi="Calibri"/>
+        <w:rFonts w:ascii="Calibri" w:eastAsia="Calibri" w:hAnsi="Calibri" w:cs="Calibri"/>
         <w:sz w:val="22"/>
         <w:szCs w:val="22"/>
-        <w:lang w:val="es-CL"/>
+        <w:lang w:val="es-CL" w:eastAsia="es-ES_tradnl" w:bidi="ar-SA"/>
       </w:rPr>
     </w:rPrDefault>
     <w:pPrDefault>
@@ -4710,132 +5324,387 @@
       </w:pPr>
     </w:pPrDefault>
   </w:docDefaults>
-  <w:style w:type="paragraph" w:styleId="Normal" w:default="1">
-    <w:name w:val="normal"/>
-  </w:style>
-  <w:style w:type="table" w:styleId="TableNormal" w:default="1">
-    <w:name w:val="Table Normal"/>
-  </w:style>
-  <w:style w:type="paragraph" w:styleId="Heading1">
-    <w:name w:val="heading 1"/>
-    <w:basedOn w:val="Normal"/>
-    <w:next w:val="Normal"/>
-    <w:pPr>
-      <w:keepNext w:val="1"/>
-      <w:keepLines w:val="1"/>
-      <w:spacing w:after="0" w:before="480" w:lineRule="auto"/>
-    </w:pPr>
-    <w:rPr>
-      <w:rFonts w:ascii="Cambria" w:cs="Cambria" w:eastAsia="Cambria" w:hAnsi="Cambria"/>
-      <w:b w:val="1"/>
-      <w:color w:val="366091"/>
-      <w:sz w:val="28"/>
-      <w:szCs w:val="28"/>
-    </w:rPr>
-  </w:style>
-  <w:style w:type="paragraph" w:styleId="Heading2">
-    <w:name w:val="heading 2"/>
-    <w:basedOn w:val="Normal"/>
-    <w:next w:val="Normal"/>
-    <w:pPr>
-      <w:keepNext w:val="1"/>
-      <w:keepLines w:val="1"/>
-      <w:spacing w:after="0" w:before="200" w:lineRule="auto"/>
-    </w:pPr>
-    <w:rPr>
-      <w:rFonts w:ascii="Cambria" w:cs="Cambria" w:eastAsia="Cambria" w:hAnsi="Cambria"/>
-      <w:b w:val="1"/>
-      <w:color w:val="4f81bd"/>
-      <w:sz w:val="26"/>
-      <w:szCs w:val="26"/>
-    </w:rPr>
-  </w:style>
-  <w:style w:type="paragraph" w:styleId="Heading3">
-    <w:name w:val="heading 3"/>
-    <w:basedOn w:val="Normal"/>
-    <w:next w:val="Normal"/>
-    <w:pPr>
-      <w:keepNext w:val="1"/>
-      <w:keepLines w:val="0"/>
-      <w:widowControl w:val="0"/>
-      <w:spacing w:after="60" w:before="120" w:lineRule="auto"/>
-      <w:jc w:val="both"/>
-    </w:pPr>
-    <w:rPr>
-      <w:rFonts w:ascii="Arial" w:cs="Arial" w:eastAsia="Arial" w:hAnsi="Arial"/>
-      <w:b w:val="0"/>
-      <w:i w:val="1"/>
-      <w:color w:val="000000"/>
-      <w:sz w:val="20"/>
-      <w:szCs w:val="20"/>
-    </w:rPr>
-  </w:style>
-  <w:style w:type="paragraph" w:styleId="Heading4">
-    <w:name w:val="heading 4"/>
-    <w:basedOn w:val="Normal"/>
-    <w:next w:val="Normal"/>
-    <w:pPr>
-      <w:keepNext w:val="1"/>
-      <w:keepLines w:val="0"/>
-      <w:widowControl w:val="0"/>
-      <w:spacing w:after="60" w:before="120" w:lineRule="auto"/>
-      <w:jc w:val="both"/>
-    </w:pPr>
-    <w:rPr>
-      <w:rFonts w:ascii="Arial" w:cs="Arial" w:eastAsia="Arial" w:hAnsi="Arial"/>
-      <w:b w:val="0"/>
-      <w:color w:val="000000"/>
-      <w:sz w:val="20"/>
-      <w:szCs w:val="20"/>
-    </w:rPr>
-  </w:style>
-  <w:style w:type="paragraph" w:styleId="Heading5">
-    <w:name w:val="heading 5"/>
-    <w:basedOn w:val="Normal"/>
-    <w:next w:val="Normal"/>
-    <w:pPr>
-      <w:widowControl w:val="0"/>
-      <w:spacing w:after="60" w:before="240" w:lineRule="auto"/>
-      <w:ind w:left="2880"/>
-      <w:jc w:val="both"/>
-    </w:pPr>
-    <w:rPr>
-      <w:rFonts w:ascii="Verdana" w:cs="Verdana" w:eastAsia="Verdana" w:hAnsi="Verdana"/>
-    </w:rPr>
-  </w:style>
-  <w:style w:type="paragraph" w:styleId="Heading6">
-    <w:name w:val="heading 6"/>
-    <w:basedOn w:val="Normal"/>
-    <w:next w:val="Normal"/>
-    <w:pPr>
-      <w:widowControl w:val="0"/>
-      <w:spacing w:after="60" w:before="240" w:lineRule="auto"/>
-      <w:ind w:left="2880"/>
-      <w:jc w:val="both"/>
-    </w:pPr>
-    <w:rPr>
-      <w:rFonts w:ascii="Verdana" w:cs="Verdana" w:eastAsia="Verdana" w:hAnsi="Verdana"/>
-      <w:i w:val="1"/>
-    </w:rPr>
-  </w:style>
-  <w:style w:type="paragraph" w:styleId="Title">
-    <w:name w:val="Title"/>
-    <w:basedOn w:val="Normal"/>
-    <w:next w:val="Normal"/>
-    <w:pPr>
-      <w:spacing w:after="0" w:line="240" w:lineRule="auto"/>
-      <w:jc w:val="center"/>
-    </w:pPr>
-    <w:rPr>
-      <w:rFonts w:ascii="Arial" w:cs="Arial" w:eastAsia="Arial" w:hAnsi="Arial"/>
-      <w:b w:val="1"/>
-      <w:sz w:val="36"/>
-      <w:szCs w:val="36"/>
-    </w:rPr>
-  </w:style>
-  <w:style w:type="paragraph" w:styleId="Normal" w:default="1">
+  <w:latentStyles w:defLockedState="0" w:defUIPriority="99" w:defSemiHidden="0" w:defUnhideWhenUsed="0" w:defQFormat="0" w:count="376">
+    <w:lsdException w:name="Normal" w:uiPriority="0" w:qFormat="1"/>
+    <w:lsdException w:name="heading 1" w:uiPriority="9" w:qFormat="1"/>
+    <w:lsdException w:name="heading 2" w:semiHidden="1" w:uiPriority="9" w:unhideWhenUsed="1" w:qFormat="1"/>
+    <w:lsdException w:name="heading 3" w:semiHidden="1" w:uiPriority="9" w:unhideWhenUsed="1" w:qFormat="1"/>
+    <w:lsdException w:name="heading 4" w:semiHidden="1" w:uiPriority="9" w:unhideWhenUsed="1" w:qFormat="1"/>
+    <w:lsdException w:name="heading 5" w:semiHidden="1" w:uiPriority="9" w:unhideWhenUsed="1" w:qFormat="1"/>
+    <w:lsdException w:name="heading 6" w:semiHidden="1" w:uiPriority="9" w:unhideWhenUsed="1" w:qFormat="1"/>
+    <w:lsdException w:name="heading 7" w:semiHidden="1" w:uiPriority="9" w:unhideWhenUsed="1" w:qFormat="1"/>
+    <w:lsdException w:name="heading 8" w:semiHidden="1" w:uiPriority="9" w:unhideWhenUsed="1" w:qFormat="1"/>
+    <w:lsdException w:name="heading 9" w:semiHidden="1" w:uiPriority="9" w:unhideWhenUsed="1" w:qFormat="1"/>
+    <w:lsdException w:name="index 1" w:semiHidden="1" w:unhideWhenUsed="1"/>
+    <w:lsdException w:name="index 2" w:semiHidden="1" w:unhideWhenUsed="1"/>
+    <w:lsdException w:name="index 3" w:semiHidden="1" w:unhideWhenUsed="1"/>
+    <w:lsdException w:name="index 4" w:semiHidden="1" w:unhideWhenUsed="1"/>
+    <w:lsdException w:name="index 5" w:semiHidden="1" w:unhideWhenUsed="1"/>
+    <w:lsdException w:name="index 6" w:semiHidden="1" w:unhideWhenUsed="1"/>
+    <w:lsdException w:name="index 7" w:semiHidden="1" w:unhideWhenUsed="1"/>
+    <w:lsdException w:name="index 8" w:semiHidden="1" w:unhideWhenUsed="1"/>
+    <w:lsdException w:name="index 9" w:semiHidden="1" w:unhideWhenUsed="1"/>
+    <w:lsdException w:name="toc 1" w:semiHidden="1" w:uiPriority="39" w:unhideWhenUsed="1"/>
+    <w:lsdException w:name="toc 2" w:semiHidden="1" w:uiPriority="39" w:unhideWhenUsed="1"/>
+    <w:lsdException w:name="toc 3" w:semiHidden="1" w:uiPriority="39" w:unhideWhenUsed="1"/>
+    <w:lsdException w:name="toc 4" w:semiHidden="1" w:uiPriority="39" w:unhideWhenUsed="1"/>
+    <w:lsdException w:name="toc 5" w:semiHidden="1" w:uiPriority="39" w:unhideWhenUsed="1"/>
+    <w:lsdException w:name="toc 6" w:semiHidden="1" w:uiPriority="39" w:unhideWhenUsed="1"/>
+    <w:lsdException w:name="toc 7" w:semiHidden="1" w:uiPriority="39" w:unhideWhenUsed="1"/>
+    <w:lsdException w:name="toc 8" w:semiHidden="1" w:uiPriority="39" w:unhideWhenUsed="1"/>
+    <w:lsdException w:name="toc 9" w:semiHidden="1" w:uiPriority="39" w:unhideWhenUsed="1"/>
+    <w:lsdException w:name="Normal Indent" w:semiHidden="1" w:unhideWhenUsed="1"/>
+    <w:lsdException w:name="footnote text" w:semiHidden="1" w:unhideWhenUsed="1"/>
+    <w:lsdException w:name="annotation text" w:semiHidden="1" w:unhideWhenUsed="1"/>
+    <w:lsdException w:name="header" w:semiHidden="1" w:unhideWhenUsed="1"/>
+    <w:lsdException w:name="footer" w:semiHidden="1" w:unhideWhenUsed="1"/>
+    <w:lsdException w:name="index heading" w:semiHidden="1" w:unhideWhenUsed="1"/>
+    <w:lsdException w:name="caption" w:semiHidden="1" w:uiPriority="35" w:unhideWhenUsed="1" w:qFormat="1"/>
+    <w:lsdException w:name="table of figures" w:semiHidden="1" w:unhideWhenUsed="1"/>
+    <w:lsdException w:name="envelope address" w:semiHidden="1" w:unhideWhenUsed="1"/>
+    <w:lsdException w:name="envelope return" w:semiHidden="1" w:unhideWhenUsed="1"/>
+    <w:lsdException w:name="footnote reference" w:semiHidden="1" w:unhideWhenUsed="1"/>
+    <w:lsdException w:name="annotation reference" w:semiHidden="1" w:unhideWhenUsed="1"/>
+    <w:lsdException w:name="line number" w:semiHidden="1" w:unhideWhenUsed="1"/>
+    <w:lsdException w:name="page number" w:semiHidden="1" w:unhideWhenUsed="1"/>
+    <w:lsdException w:name="endnote reference" w:semiHidden="1" w:unhideWhenUsed="1"/>
+    <w:lsdException w:name="endnote text" w:semiHidden="1" w:unhideWhenUsed="1"/>
+    <w:lsdException w:name="table of authorities" w:semiHidden="1" w:unhideWhenUsed="1"/>
+    <w:lsdException w:name="macro" w:semiHidden="1" w:unhideWhenUsed="1"/>
+    <w:lsdException w:name="toa heading" w:semiHidden="1" w:unhideWhenUsed="1"/>
+    <w:lsdException w:name="List" w:semiHidden="1" w:unhideWhenUsed="1"/>
+    <w:lsdException w:name="List Bullet" w:semiHidden="1" w:unhideWhenUsed="1"/>
+    <w:lsdException w:name="List Number" w:semiHidden="1" w:unhideWhenUsed="1"/>
+    <w:lsdException w:name="List 2" w:semiHidden="1" w:unhideWhenUsed="1"/>
+    <w:lsdException w:name="List 3" w:semiHidden="1" w:unhideWhenUsed="1"/>
+    <w:lsdException w:name="List 4" w:semiHidden="1" w:unhideWhenUsed="1"/>
+    <w:lsdException w:name="List 5" w:semiHidden="1" w:unhideWhenUsed="1"/>
+    <w:lsdException w:name="List Bullet 2" w:semiHidden="1" w:unhideWhenUsed="1"/>
+    <w:lsdException w:name="List Bullet 3" w:semiHidden="1" w:unhideWhenUsed="1"/>
+    <w:lsdException w:name="List Bullet 4" w:semiHidden="1" w:unhideWhenUsed="1"/>
+    <w:lsdException w:name="List Bullet 5" w:semiHidden="1" w:unhideWhenUsed="1"/>
+    <w:lsdException w:name="List Number 2" w:semiHidden="1" w:unhideWhenUsed="1"/>
+    <w:lsdException w:name="List Number 3" w:semiHidden="1" w:unhideWhenUsed="1"/>
+    <w:lsdException w:name="List Number 4" w:semiHidden="1" w:unhideWhenUsed="1"/>
+    <w:lsdException w:name="List Number 5" w:semiHidden="1" w:unhideWhenUsed="1"/>
+    <w:lsdException w:name="Title" w:uiPriority="10" w:qFormat="1"/>
+    <w:lsdException w:name="Closing" w:semiHidden="1" w:unhideWhenUsed="1"/>
+    <w:lsdException w:name="Signature" w:semiHidden="1" w:unhideWhenUsed="1"/>
+    <w:lsdException w:name="Default Paragraph Font" w:semiHidden="1" w:uiPriority="1" w:unhideWhenUsed="1"/>
+    <w:lsdException w:name="Body Text" w:semiHidden="1" w:unhideWhenUsed="1"/>
+    <w:lsdException w:name="Body Text Indent" w:semiHidden="1" w:unhideWhenUsed="1"/>
+    <w:lsdException w:name="List Continue" w:semiHidden="1" w:unhideWhenUsed="1"/>
+    <w:lsdException w:name="List Continue 2" w:semiHidden="1" w:unhideWhenUsed="1"/>
+    <w:lsdException w:name="List Continue 3" w:semiHidden="1" w:unhideWhenUsed="1"/>
+    <w:lsdException w:name="List Continue 4" w:semiHidden="1" w:unhideWhenUsed="1"/>
+    <w:lsdException w:name="List Continue 5" w:semiHidden="1" w:unhideWhenUsed="1"/>
+    <w:lsdException w:name="Message Header" w:semiHidden="1" w:unhideWhenUsed="1"/>
+    <w:lsdException w:name="Subtitle" w:uiPriority="11" w:qFormat="1"/>
+    <w:lsdException w:name="Salutation" w:semiHidden="1" w:unhideWhenUsed="1"/>
+    <w:lsdException w:name="Date" w:semiHidden="1" w:unhideWhenUsed="1"/>
+    <w:lsdException w:name="Body Text First Indent" w:semiHidden="1" w:unhideWhenUsed="1"/>
+    <w:lsdException w:name="Body Text First Indent 2" w:semiHidden="1" w:unhideWhenUsed="1"/>
+    <w:lsdException w:name="Note Heading" w:semiHidden="1" w:unhideWhenUsed="1"/>
+    <w:lsdException w:name="Body Text 2" w:semiHidden="1" w:unhideWhenUsed="1"/>
+    <w:lsdException w:name="Body Text 3" w:semiHidden="1" w:unhideWhenUsed="1"/>
+    <w:lsdException w:name="Body Text Indent 2" w:semiHidden="1" w:unhideWhenUsed="1"/>
+    <w:lsdException w:name="Body Text Indent 3" w:semiHidden="1" w:unhideWhenUsed="1"/>
+    <w:lsdException w:name="Block Text" w:semiHidden="1" w:unhideWhenUsed="1"/>
+    <w:lsdException w:name="Hyperlink" w:semiHidden="1" w:unhideWhenUsed="1"/>
+    <w:lsdException w:name="FollowedHyperlink" w:semiHidden="1" w:unhideWhenUsed="1"/>
+    <w:lsdException w:name="Strong" w:uiPriority="22" w:qFormat="1"/>
+    <w:lsdException w:name="Emphasis" w:uiPriority="20" w:qFormat="1"/>
+    <w:lsdException w:name="Document Map" w:semiHidden="1" w:unhideWhenUsed="1"/>
+    <w:lsdException w:name="Plain Text" w:semiHidden="1" w:unhideWhenUsed="1"/>
+    <w:lsdException w:name="E-mail Signature" w:semiHidden="1" w:unhideWhenUsed="1"/>
+    <w:lsdException w:name="HTML Top of Form" w:semiHidden="1" w:unhideWhenUsed="1"/>
+    <w:lsdException w:name="HTML Bottom of Form" w:semiHidden="1" w:unhideWhenUsed="1"/>
+    <w:lsdException w:name="Normal (Web)" w:semiHidden="1" w:unhideWhenUsed="1"/>
+    <w:lsdException w:name="HTML Acronym" w:semiHidden="1" w:unhideWhenUsed="1"/>
+    <w:lsdException w:name="HTML Address" w:semiHidden="1" w:unhideWhenUsed="1"/>
+    <w:lsdException w:name="HTML Cite" w:semiHidden="1" w:unhideWhenUsed="1"/>
+    <w:lsdException w:name="HTML Code" w:semiHidden="1" w:unhideWhenUsed="1"/>
+    <w:lsdException w:name="HTML Definition" w:semiHidden="1" w:unhideWhenUsed="1"/>
+    <w:lsdException w:name="HTML Keyboard" w:semiHidden="1" w:unhideWhenUsed="1"/>
+    <w:lsdException w:name="HTML Preformatted" w:semiHidden="1" w:unhideWhenUsed="1"/>
+    <w:lsdException w:name="HTML Sample" w:semiHidden="1" w:unhideWhenUsed="1"/>
+    <w:lsdException w:name="HTML Typewriter" w:semiHidden="1" w:unhideWhenUsed="1"/>
+    <w:lsdException w:name="HTML Variable" w:semiHidden="1" w:unhideWhenUsed="1"/>
+    <w:lsdException w:name="Normal Table" w:semiHidden="1" w:unhideWhenUsed="1"/>
+    <w:lsdException w:name="annotation subject" w:semiHidden="1" w:unhideWhenUsed="1"/>
+    <w:lsdException w:name="No List" w:semiHidden="1" w:unhideWhenUsed="1"/>
+    <w:lsdException w:name="Outline List 1" w:semiHidden="1" w:unhideWhenUsed="1"/>
+    <w:lsdException w:name="Outline List 2" w:semiHidden="1" w:unhideWhenUsed="1"/>
+    <w:lsdException w:name="Outline List 3" w:semiHidden="1" w:unhideWhenUsed="1"/>
+    <w:lsdException w:name="Table Simple 1" w:semiHidden="1" w:unhideWhenUsed="1"/>
+    <w:lsdException w:name="Table Simple 2" w:semiHidden="1" w:unhideWhenUsed="1"/>
+    <w:lsdException w:name="Table Simple 3" w:semiHidden="1" w:unhideWhenUsed="1"/>
+    <w:lsdException w:name="Table Classic 1" w:semiHidden="1" w:unhideWhenUsed="1"/>
+    <w:lsdException w:name="Table Classic 2" w:semiHidden="1" w:unhideWhenUsed="1"/>
+    <w:lsdException w:name="Table Classic 3" w:semiHidden="1" w:unhideWhenUsed="1"/>
+    <w:lsdException w:name="Table Classic 4" w:semiHidden="1" w:unhideWhenUsed="1"/>
+    <w:lsdException w:name="Table Colorful 1" w:semiHidden="1" w:unhideWhenUsed="1"/>
+    <w:lsdException w:name="Table Colorful 2" w:semiHidden="1" w:unhideWhenUsed="1"/>
+    <w:lsdException w:name="Table Colorful 3" w:semiHidden="1" w:unhideWhenUsed="1"/>
+    <w:lsdException w:name="Table Columns 1" w:semiHidden="1" w:unhideWhenUsed="1"/>
+    <w:lsdException w:name="Table Columns 2" w:semiHidden="1" w:unhideWhenUsed="1"/>
+    <w:lsdException w:name="Table Columns 3" w:semiHidden="1" w:unhideWhenUsed="1"/>
+    <w:lsdException w:name="Table Columns 4" w:semiHidden="1" w:unhideWhenUsed="1"/>
+    <w:lsdException w:name="Table Columns 5" w:semiHidden="1" w:unhideWhenUsed="1"/>
+    <w:lsdException w:name="Table Grid 1" w:semiHidden="1" w:unhideWhenUsed="1"/>
+    <w:lsdException w:name="Table Grid 2" w:semiHidden="1" w:unhideWhenUsed="1"/>
+    <w:lsdException w:name="Table Grid 3" w:semiHidden="1" w:unhideWhenUsed="1"/>
+    <w:lsdException w:name="Table Grid 4" w:semiHidden="1" w:unhideWhenUsed="1"/>
+    <w:lsdException w:name="Table Grid 5" w:semiHidden="1" w:unhideWhenUsed="1"/>
+    <w:lsdException w:name="Table Grid 6" w:semiHidden="1" w:unhideWhenUsed="1"/>
+    <w:lsdException w:name="Table Grid 7" w:semiHidden="1" w:unhideWhenUsed="1"/>
+    <w:lsdException w:name="Table Grid 8" w:semiHidden="1" w:unhideWhenUsed="1"/>
+    <w:lsdException w:name="Table List 1" w:semiHidden="1" w:unhideWhenUsed="1"/>
+    <w:lsdException w:name="Table List 2" w:semiHidden="1" w:unhideWhenUsed="1"/>
+    <w:lsdException w:name="Table List 3" w:semiHidden="1" w:unhideWhenUsed="1"/>
+    <w:lsdException w:name="Table List 4" w:semiHidden="1" w:unhideWhenUsed="1"/>
+    <w:lsdException w:name="Table List 5" w:semiHidden="1" w:unhideWhenUsed="1"/>
+    <w:lsdException w:name="Table List 6" w:semiHidden="1" w:unhideWhenUsed="1"/>
+    <w:lsdException w:name="Table List 7" w:semiHidden="1" w:unhideWhenUsed="1"/>
+    <w:lsdException w:name="Table List 8" w:semiHidden="1" w:unhideWhenUsed="1"/>
+    <w:lsdException w:name="Table 3D effects 1" w:semiHidden="1" w:unhideWhenUsed="1"/>
+    <w:lsdException w:name="Table 3D effects 2" w:semiHidden="1" w:unhideWhenUsed="1"/>
+    <w:lsdException w:name="Table 3D effects 3" w:semiHidden="1" w:unhideWhenUsed="1"/>
+    <w:lsdException w:name="Table Contemporary" w:semiHidden="1" w:unhideWhenUsed="1"/>
+    <w:lsdException w:name="Table Elegant" w:semiHidden="1" w:unhideWhenUsed="1"/>
+    <w:lsdException w:name="Table Professional" w:semiHidden="1" w:unhideWhenUsed="1"/>
+    <w:lsdException w:name="Table Subtle 1" w:semiHidden="1" w:unhideWhenUsed="1"/>
+    <w:lsdException w:name="Table Subtle 2" w:semiHidden="1" w:unhideWhenUsed="1"/>
+    <w:lsdException w:name="Table Web 1" w:semiHidden="1" w:unhideWhenUsed="1"/>
+    <w:lsdException w:name="Table Web 2" w:semiHidden="1" w:unhideWhenUsed="1"/>
+    <w:lsdException w:name="Table Web 3" w:semiHidden="1" w:unhideWhenUsed="1"/>
+    <w:lsdException w:name="Balloon Text" w:semiHidden="1" w:unhideWhenUsed="1"/>
+    <w:lsdException w:name="Table Grid" w:uiPriority="39"/>
+    <w:lsdException w:name="Table Theme" w:semiHidden="1" w:unhideWhenUsed="1"/>
+    <w:lsdException w:name="Placeholder Text" w:semiHidden="1"/>
+    <w:lsdException w:name="No Spacing" w:uiPriority="1" w:qFormat="1"/>
+    <w:lsdException w:name="Light Shading" w:uiPriority="60"/>
+    <w:lsdException w:name="Light List" w:uiPriority="61"/>
+    <w:lsdException w:name="Light Grid" w:uiPriority="62"/>
+    <w:lsdException w:name="Medium Shading 1" w:uiPriority="63"/>
+    <w:lsdException w:name="Medium Shading 2" w:uiPriority="64"/>
+    <w:lsdException w:name="Medium List 1" w:uiPriority="65"/>
+    <w:lsdException w:name="Medium List 2" w:uiPriority="66"/>
+    <w:lsdException w:name="Medium Grid 1" w:uiPriority="67"/>
+    <w:lsdException w:name="Medium Grid 2" w:uiPriority="68"/>
+    <w:lsdException w:name="Medium Grid 3" w:uiPriority="69"/>
+    <w:lsdException w:name="Dark List" w:uiPriority="70"/>
+    <w:lsdException w:name="Colorful Shading" w:uiPriority="71"/>
+    <w:lsdException w:name="Colorful List" w:uiPriority="72"/>
+    <w:lsdException w:name="Colorful Grid" w:uiPriority="73"/>
+    <w:lsdException w:name="Light Shading Accent 1" w:uiPriority="60"/>
+    <w:lsdException w:name="Light List Accent 1" w:uiPriority="61"/>
+    <w:lsdException w:name="Light Grid Accent 1" w:uiPriority="62"/>
+    <w:lsdException w:name="Medium Shading 1 Accent 1" w:uiPriority="63"/>
+    <w:lsdException w:name="Medium Shading 2 Accent 1" w:uiPriority="64"/>
+    <w:lsdException w:name="Medium List 1 Accent 1" w:uiPriority="65"/>
+    <w:lsdException w:name="Revision" w:semiHidden="1"/>
+    <w:lsdException w:name="List Paragraph" w:uiPriority="34" w:qFormat="1"/>
+    <w:lsdException w:name="Quote" w:uiPriority="29" w:qFormat="1"/>
+    <w:lsdException w:name="Intense Quote" w:uiPriority="30" w:qFormat="1"/>
+    <w:lsdException w:name="Medium List 2 Accent 1" w:uiPriority="66"/>
+    <w:lsdException w:name="Medium Grid 1 Accent 1" w:uiPriority="67"/>
+    <w:lsdException w:name="Medium Grid 2 Accent 1" w:uiPriority="68"/>
+    <w:lsdException w:name="Medium Grid 3 Accent 1" w:uiPriority="69"/>
+    <w:lsdException w:name="Dark List Accent 1" w:uiPriority="70"/>
+    <w:lsdException w:name="Colorful Shading Accent 1" w:uiPriority="71"/>
+    <w:lsdException w:name="Colorful List Accent 1" w:uiPriority="72"/>
+    <w:lsdException w:name="Colorful Grid Accent 1" w:uiPriority="73"/>
+    <w:lsdException w:name="Light Shading Accent 2" w:uiPriority="60"/>
+    <w:lsdException w:name="Light List Accent 2" w:uiPriority="61"/>
+    <w:lsdException w:name="Light Grid Accent 2" w:uiPriority="62"/>
+    <w:lsdException w:name="Medium Shading 1 Accent 2" w:uiPriority="63"/>
+    <w:lsdException w:name="Medium Shading 2 Accent 2" w:uiPriority="64"/>
+    <w:lsdException w:name="Medium List 1 Accent 2" w:uiPriority="65"/>
+    <w:lsdException w:name="Medium List 2 Accent 2" w:uiPriority="66"/>
+    <w:lsdException w:name="Medium Grid 1 Accent 2" w:uiPriority="67"/>
+    <w:lsdException w:name="Medium Grid 2 Accent 2" w:uiPriority="68"/>
+    <w:lsdException w:name="Medium Grid 3 Accent 2" w:uiPriority="69"/>
+    <w:lsdException w:name="Dark List Accent 2" w:uiPriority="70"/>
+    <w:lsdException w:name="Colorful Shading Accent 2" w:uiPriority="71"/>
+    <w:lsdException w:name="Colorful List Accent 2" w:uiPriority="72"/>
+    <w:lsdException w:name="Colorful Grid Accent 2" w:uiPriority="73"/>
+    <w:lsdException w:name="Light Shading Accent 3" w:uiPriority="60"/>
+    <w:lsdException w:name="Light List Accent 3" w:uiPriority="61"/>
+    <w:lsdException w:name="Light Grid Accent 3" w:uiPriority="62"/>
+    <w:lsdException w:name="Medium Shading 1 Accent 3" w:uiPriority="63"/>
+    <w:lsdException w:name="Medium Shading 2 Accent 3" w:uiPriority="64"/>
+    <w:lsdException w:name="Medium List 1 Accent 3" w:uiPriority="65"/>
+    <w:lsdException w:name="Medium List 2 Accent 3" w:uiPriority="66"/>
+    <w:lsdException w:name="Medium Grid 1 Accent 3" w:uiPriority="67"/>
+    <w:lsdException w:name="Medium Grid 2 Accent 3" w:uiPriority="68"/>
+    <w:lsdException w:name="Medium Grid 3 Accent 3" w:uiPriority="69"/>
+    <w:lsdException w:name="Dark List Accent 3" w:uiPriority="70"/>
+    <w:lsdException w:name="Colorful Shading Accent 3" w:uiPriority="71"/>
+    <w:lsdException w:name="Colorful List Accent 3" w:uiPriority="72"/>
+    <w:lsdException w:name="Colorful Grid Accent 3" w:uiPriority="73"/>
+    <w:lsdException w:name="Light Shading Accent 4" w:uiPriority="60"/>
+    <w:lsdException w:name="Light List Accent 4" w:uiPriority="61"/>
+    <w:lsdException w:name="Light Grid Accent 4" w:uiPriority="62"/>
+    <w:lsdException w:name="Medium Shading 1 Accent 4" w:uiPriority="63"/>
+    <w:lsdException w:name="Medium Shading 2 Accent 4" w:uiPriority="64"/>
+    <w:lsdException w:name="Medium List 1 Accent 4" w:uiPriority="65"/>
+    <w:lsdException w:name="Medium List 2 Accent 4" w:uiPriority="66"/>
+    <w:lsdException w:name="Medium Grid 1 Accent 4" w:uiPriority="67"/>
+    <w:lsdException w:name="Medium Grid 2 Accent 4" w:uiPriority="68"/>
+    <w:lsdException w:name="Medium Grid 3 Accent 4" w:uiPriority="69"/>
+    <w:lsdException w:name="Dark List Accent 4" w:uiPriority="70"/>
+    <w:lsdException w:name="Colorful Shading Accent 4" w:uiPriority="71"/>
+    <w:lsdException w:name="Colorful List Accent 4" w:uiPriority="72"/>
+    <w:lsdException w:name="Colorful Grid Accent 4" w:uiPriority="73"/>
+    <w:lsdException w:name="Light Shading Accent 5" w:uiPriority="60"/>
+    <w:lsdException w:name="Light List Accent 5" w:uiPriority="61"/>
+    <w:lsdException w:name="Light Grid Accent 5" w:uiPriority="62"/>
+    <w:lsdException w:name="Medium Shading 1 Accent 5" w:uiPriority="63"/>
+    <w:lsdException w:name="Medium Shading 2 Accent 5" w:uiPriority="64"/>
+    <w:lsdException w:name="Medium List 1 Accent 5" w:uiPriority="65"/>
+    <w:lsdException w:name="Medium List 2 Accent 5" w:uiPriority="66"/>
+    <w:lsdException w:name="Medium Grid 1 Accent 5" w:uiPriority="67"/>
+    <w:lsdException w:name="Medium Grid 2 Accent 5" w:uiPriority="68"/>
+    <w:lsdException w:name="Medium Grid 3 Accent 5" w:uiPriority="69"/>
+    <w:lsdException w:name="Dark List Accent 5" w:uiPriority="70"/>
+    <w:lsdException w:name="Colorful Shading Accent 5" w:uiPriority="71"/>
+    <w:lsdException w:name="Colorful List Accent 5" w:uiPriority="72"/>
+    <w:lsdException w:name="Colorful Grid Accent 5" w:uiPriority="73"/>
+    <w:lsdException w:name="Light Shading Accent 6" w:uiPriority="60"/>
+    <w:lsdException w:name="Light List Accent 6" w:uiPriority="61"/>
+    <w:lsdException w:name="Light Grid Accent 6" w:uiPriority="62"/>
+    <w:lsdException w:name="Medium Shading 1 Accent 6" w:uiPriority="63"/>
+    <w:lsdException w:name="Medium Shading 2 Accent 6" w:uiPriority="64"/>
+    <w:lsdException w:name="Medium List 1 Accent 6" w:uiPriority="65"/>
+    <w:lsdException w:name="Medium List 2 Accent 6" w:uiPriority="66"/>
+    <w:lsdException w:name="Medium Grid 1 Accent 6" w:uiPriority="67"/>
+    <w:lsdException w:name="Medium Grid 2 Accent 6" w:uiPriority="68"/>
+    <w:lsdException w:name="Medium Grid 3 Accent 6" w:uiPriority="69"/>
+    <w:lsdException w:name="Dark List Accent 6" w:uiPriority="70"/>
+    <w:lsdException w:name="Colorful Shading Accent 6" w:uiPriority="71"/>
+    <w:lsdException w:name="Colorful List Accent 6" w:uiPriority="72"/>
+    <w:lsdException w:name="Colorful Grid Accent 6" w:uiPriority="73"/>
+    <w:lsdException w:name="Subtle Emphasis" w:uiPriority="19" w:qFormat="1"/>
+    <w:lsdException w:name="Intense Emphasis" w:uiPriority="21" w:qFormat="1"/>
+    <w:lsdException w:name="Subtle Reference" w:uiPriority="31" w:qFormat="1"/>
+    <w:lsdException w:name="Intense Reference" w:uiPriority="32" w:qFormat="1"/>
+    <w:lsdException w:name="Book Title" w:uiPriority="33" w:qFormat="1"/>
+    <w:lsdException w:name="Bibliography" w:semiHidden="1" w:uiPriority="37" w:unhideWhenUsed="1"/>
+    <w:lsdException w:name="TOC Heading" w:semiHidden="1" w:uiPriority="39" w:unhideWhenUsed="1" w:qFormat="1"/>
+    <w:lsdException w:name="Plain Table 1" w:uiPriority="41"/>
+    <w:lsdException w:name="Plain Table 2" w:uiPriority="42"/>
+    <w:lsdException w:name="Plain Table 3" w:uiPriority="43"/>
+    <w:lsdException w:name="Plain Table 4" w:uiPriority="44"/>
+    <w:lsdException w:name="Plain Table 5" w:uiPriority="45"/>
+    <w:lsdException w:name="Grid Table Light" w:uiPriority="40"/>
+    <w:lsdException w:name="Grid Table 1 Light" w:uiPriority="46"/>
+    <w:lsdException w:name="Grid Table 2" w:uiPriority="47"/>
+    <w:lsdException w:name="Grid Table 3" w:uiPriority="48"/>
+    <w:lsdException w:name="Grid Table 4" w:uiPriority="49"/>
+    <w:lsdException w:name="Grid Table 5 Dark" w:uiPriority="50"/>
+    <w:lsdException w:name="Grid Table 6 Colorful" w:uiPriority="51"/>
+    <w:lsdException w:name="Grid Table 7 Colorful" w:uiPriority="52"/>
+    <w:lsdException w:name="Grid Table 1 Light Accent 1" w:uiPriority="46"/>
+    <w:lsdException w:name="Grid Table 2 Accent 1" w:uiPriority="47"/>
+    <w:lsdException w:name="Grid Table 3 Accent 1" w:uiPriority="48"/>
+    <w:lsdException w:name="Grid Table 4 Accent 1" w:uiPriority="49"/>
+    <w:lsdException w:name="Grid Table 5 Dark Accent 1" w:uiPriority="50"/>
+    <w:lsdException w:name="Grid Table 6 Colorful Accent 1" w:uiPriority="51"/>
+    <w:lsdException w:name="Grid Table 7 Colorful Accent 1" w:uiPriority="52"/>
+    <w:lsdException w:name="Grid Table 1 Light Accent 2" w:uiPriority="46"/>
+    <w:lsdException w:name="Grid Table 2 Accent 2" w:uiPriority="47"/>
+    <w:lsdException w:name="Grid Table 3 Accent 2" w:uiPriority="48"/>
+    <w:lsdException w:name="Grid Table 4 Accent 2" w:uiPriority="49"/>
+    <w:lsdException w:name="Grid Table 5 Dark Accent 2" w:uiPriority="50"/>
+    <w:lsdException w:name="Grid Table 6 Colorful Accent 2" w:uiPriority="51"/>
+    <w:lsdException w:name="Grid Table 7 Colorful Accent 2" w:uiPriority="52"/>
+    <w:lsdException w:name="Grid Table 1 Light Accent 3" w:uiPriority="46"/>
+    <w:lsdException w:name="Grid Table 2 Accent 3" w:uiPriority="47"/>
+    <w:lsdException w:name="Grid Table 3 Accent 3" w:uiPriority="48"/>
+    <w:lsdException w:name="Grid Table 4 Accent 3" w:uiPriority="49"/>
+    <w:lsdException w:name="Grid Table 5 Dark Accent 3" w:uiPriority="50"/>
+    <w:lsdException w:name="Grid Table 6 Colorful Accent 3" w:uiPriority="51"/>
+    <w:lsdException w:name="Grid Table 7 Colorful Accent 3" w:uiPriority="52"/>
+    <w:lsdException w:name="Grid Table 1 Light Accent 4" w:uiPriority="46"/>
+    <w:lsdException w:name="Grid Table 2 Accent 4" w:uiPriority="47"/>
+    <w:lsdException w:name="Grid Table 3 Accent 4" w:uiPriority="48"/>
+    <w:lsdException w:name="Grid Table 4 Accent 4" w:uiPriority="49"/>
+    <w:lsdException w:name="Grid Table 5 Dark Accent 4" w:uiPriority="50"/>
+    <w:lsdException w:name="Grid Table 6 Colorful Accent 4" w:uiPriority="51"/>
+    <w:lsdException w:name="Grid Table 7 Colorful Accent 4" w:uiPriority="52"/>
+    <w:lsdException w:name="Grid Table 1 Light Accent 5" w:uiPriority="46"/>
+    <w:lsdException w:name="Grid Table 2 Accent 5" w:uiPriority="47"/>
+    <w:lsdException w:name="Grid Table 3 Accent 5" w:uiPriority="48"/>
+    <w:lsdException w:name="Grid Table 4 Accent 5" w:uiPriority="49"/>
+    <w:lsdException w:name="Grid Table 5 Dark Accent 5" w:uiPriority="50"/>
+    <w:lsdException w:name="Grid Table 6 Colorful Accent 5" w:uiPriority="51"/>
+    <w:lsdException w:name="Grid Table 7 Colorful Accent 5" w:uiPriority="52"/>
+    <w:lsdException w:name="Grid Table 1 Light Accent 6" w:uiPriority="46"/>
+    <w:lsdException w:name="Grid Table 2 Accent 6" w:uiPriority="47"/>
+    <w:lsdException w:name="Grid Table 3 Accent 6" w:uiPriority="48"/>
+    <w:lsdException w:name="Grid Table 4 Accent 6" w:uiPriority="49"/>
+    <w:lsdException w:name="Grid Table 5 Dark Accent 6" w:uiPriority="50"/>
+    <w:lsdException w:name="Grid Table 6 Colorful Accent 6" w:uiPriority="51"/>
+    <w:lsdException w:name="Grid Table 7 Colorful Accent 6" w:uiPriority="52"/>
+    <w:lsdException w:name="List Table 1 Light" w:uiPriority="46"/>
+    <w:lsdException w:name="List Table 2" w:uiPriority="47"/>
+    <w:lsdException w:name="List Table 3" w:uiPriority="48"/>
+    <w:lsdException w:name="List Table 4" w:uiPriority="49"/>
+    <w:lsdException w:name="List Table 5 Dark" w:uiPriority="50"/>
+    <w:lsdException w:name="List Table 6 Colorful" w:uiPriority="51"/>
+    <w:lsdException w:name="List Table 7 Colorful" w:uiPriority="52"/>
+    <w:lsdException w:name="List Table 1 Light Accent 1" w:uiPriority="46"/>
+    <w:lsdException w:name="List Table 2 Accent 1" w:uiPriority="47"/>
+    <w:lsdException w:name="List Table 3 Accent 1" w:uiPriority="48"/>
+    <w:lsdException w:name="List Table 4 Accent 1" w:uiPriority="49"/>
+    <w:lsdException w:name="List Table 5 Dark Accent 1" w:uiPriority="50"/>
+    <w:lsdException w:name="List Table 6 Colorful Accent 1" w:uiPriority="51"/>
+    <w:lsdException w:name="List Table 7 Colorful Accent 1" w:uiPriority="52"/>
+    <w:lsdException w:name="List Table 1 Light Accent 2" w:uiPriority="46"/>
+    <w:lsdException w:name="List Table 2 Accent 2" w:uiPriority="47"/>
+    <w:lsdException w:name="List Table 3 Accent 2" w:uiPriority="48"/>
+    <w:lsdException w:name="List Table 4 Accent 2" w:uiPriority="49"/>
+    <w:lsdException w:name="List Table 5 Dark Accent 2" w:uiPriority="50"/>
+    <w:lsdException w:name="List Table 6 Colorful Accent 2" w:uiPriority="51"/>
+    <w:lsdException w:name="List Table 7 Colorful Accent 2" w:uiPriority="52"/>
+    <w:lsdException w:name="List Table 1 Light Accent 3" w:uiPriority="46"/>
+    <w:lsdException w:name="List Table 2 Accent 3" w:uiPriority="47"/>
+    <w:lsdException w:name="List Table 3 Accent 3" w:uiPriority="48"/>
+    <w:lsdException w:name="List Table 4 Accent 3" w:uiPriority="49"/>
+    <w:lsdException w:name="List Table 5 Dark Accent 3" w:uiPriority="50"/>
+    <w:lsdException w:name="List Table 6 Colorful Accent 3" w:uiPriority="51"/>
+    <w:lsdException w:name="List Table 7 Colorful Accent 3" w:uiPriority="52"/>
+    <w:lsdException w:name="List Table 1 Light Accent 4" w:uiPriority="46"/>
+    <w:lsdException w:name="List Table 2 Accent 4" w:uiPriority="47"/>
+    <w:lsdException w:name="List Table 3 Accent 4" w:uiPriority="48"/>
+    <w:lsdException w:name="List Table 4 Accent 4" w:uiPriority="49"/>
+    <w:lsdException w:name="List Table 5 Dark Accent 4" w:uiPriority="50"/>
+    <w:lsdException w:name="List Table 6 Colorful Accent 4" w:uiPriority="51"/>
+    <w:lsdException w:name="List Table 7 Colorful Accent 4" w:uiPriority="52"/>
+    <w:lsdException w:name="List Table 1 Light Accent 5" w:uiPriority="46"/>
+    <w:lsdException w:name="List Table 2 Accent 5" w:uiPriority="47"/>
+    <w:lsdException w:name="List Table 3 Accent 5" w:uiPriority="48"/>
+    <w:lsdException w:name="List Table 4 Accent 5" w:uiPriority="49"/>
+    <w:lsdException w:name="List Table 5 Dark Accent 5" w:uiPriority="50"/>
+    <w:lsdException w:name="List Table 6 Colorful Accent 5" w:uiPriority="51"/>
+    <w:lsdException w:name="List Table 7 Colorful Accent 5" w:uiPriority="52"/>
+    <w:lsdException w:name="List Table 1 Light Accent 6" w:uiPriority="46"/>
+    <w:lsdException w:name="List Table 2 Accent 6" w:uiPriority="47"/>
+    <w:lsdException w:name="List Table 3 Accent 6" w:uiPriority="48"/>
+    <w:lsdException w:name="List Table 4 Accent 6" w:uiPriority="49"/>
+    <w:lsdException w:name="List Table 5 Dark Accent 6" w:uiPriority="50"/>
+    <w:lsdException w:name="List Table 6 Colorful Accent 6" w:uiPriority="51"/>
+    <w:lsdException w:name="List Table 7 Colorful Accent 6" w:uiPriority="52"/>
+    <w:lsdException w:name="Mention" w:semiHidden="1" w:unhideWhenUsed="1"/>
+    <w:lsdException w:name="Smart Hyperlink" w:semiHidden="1" w:unhideWhenUsed="1"/>
+    <w:lsdException w:name="Hashtag" w:semiHidden="1" w:unhideWhenUsed="1"/>
+    <w:lsdException w:name="Unresolved Mention" w:semiHidden="1" w:unhideWhenUsed="1"/>
+    <w:lsdException w:name="Smart Link" w:semiHidden="1" w:unhideWhenUsed="1"/>
+  </w:latentStyles>
+  <w:style w:type="paragraph" w:default="1" w:styleId="Normal">
     <w:name w:val="Normal"/>
-    <w:qFormat w:val="1"/>
+    <w:qFormat/>
     <w:rsid w:val="002C589F"/>
   </w:style>
   <w:style w:type="paragraph" w:styleId="Ttulo1">
@@ -4843,19 +5712,20 @@
     <w:basedOn w:val="Normal"/>
     <w:next w:val="Normal"/>
     <w:link w:val="Ttulo1Car"/>
-    <w:qFormat w:val="1"/>
+    <w:uiPriority w:val="9"/>
+    <w:qFormat/>
     <w:rsid w:val="00616CDB"/>
     <w:pPr>
-      <w:keepNext w:val="1"/>
-      <w:keepLines w:val="1"/>
-      <w:spacing w:after="0" w:before="480"/>
+      <w:keepNext/>
+      <w:keepLines/>
+      <w:spacing w:before="480" w:after="0"/>
       <w:outlineLvl w:val="0"/>
     </w:pPr>
     <w:rPr>
-      <w:rFonts w:asciiTheme="majorHAnsi" w:cstheme="majorBidi" w:eastAsiaTheme="majorEastAsia" w:hAnsiTheme="majorHAnsi"/>
-      <w:b w:val="1"/>
-      <w:bCs w:val="1"/>
-      <w:color w:val="365f91" w:themeColor="accent1" w:themeShade="0000BF"/>
+      <w:rFonts w:asciiTheme="majorHAnsi" w:eastAsiaTheme="majorEastAsia" w:hAnsiTheme="majorHAnsi" w:cstheme="majorBidi"/>
+      <w:b/>
+      <w:bCs/>
+      <w:color w:val="365F91" w:themeColor="accent1" w:themeShade="BF"/>
       <w:sz w:val="28"/>
       <w:szCs w:val="28"/>
     </w:rPr>
@@ -4865,20 +5735,22 @@
     <w:basedOn w:val="Normal"/>
     <w:next w:val="Normal"/>
     <w:link w:val="Ttulo2Car"/>
-    <w:unhideWhenUsed w:val="1"/>
-    <w:qFormat w:val="1"/>
+    <w:uiPriority w:val="9"/>
+    <w:semiHidden/>
+    <w:unhideWhenUsed/>
+    <w:qFormat/>
     <w:rsid w:val="00616CDB"/>
     <w:pPr>
-      <w:keepNext w:val="1"/>
-      <w:keepLines w:val="1"/>
-      <w:spacing w:after="0" w:before="200"/>
+      <w:keepNext/>
+      <w:keepLines/>
+      <w:spacing w:before="200" w:after="0"/>
       <w:outlineLvl w:val="1"/>
     </w:pPr>
     <w:rPr>
-      <w:rFonts w:asciiTheme="majorHAnsi" w:cstheme="majorBidi" w:eastAsiaTheme="majorEastAsia" w:hAnsiTheme="majorHAnsi"/>
-      <w:b w:val="1"/>
-      <w:bCs w:val="1"/>
-      <w:color w:val="4f81bd" w:themeColor="accent1"/>
+      <w:rFonts w:asciiTheme="majorHAnsi" w:eastAsiaTheme="majorEastAsia" w:hAnsiTheme="majorHAnsi" w:cstheme="majorBidi"/>
+      <w:b/>
+      <w:bCs/>
+      <w:color w:val="4F81BD" w:themeColor="accent1"/>
       <w:sz w:val="26"/>
       <w:szCs w:val="26"/>
     </w:rPr>
@@ -4888,20 +5760,23 @@
     <w:basedOn w:val="Ttulo1"/>
     <w:next w:val="Normal"/>
     <w:link w:val="Ttulo3Car"/>
-    <w:qFormat w:val="1"/>
+    <w:uiPriority w:val="9"/>
+    <w:semiHidden/>
+    <w:unhideWhenUsed/>
+    <w:qFormat/>
     <w:rsid w:val="000A2611"/>
     <w:pPr>
       <w:keepLines w:val="0"/>
       <w:widowControl w:val="0"/>
-      <w:spacing w:after="60" w:before="120" w:line="240" w:lineRule="atLeast"/>
+      <w:spacing w:before="120" w:after="60" w:line="240" w:lineRule="atLeast"/>
       <w:jc w:val="both"/>
       <w:outlineLvl w:val="2"/>
     </w:pPr>
     <w:rPr>
-      <w:rFonts w:ascii="Arial" w:cs="Times New Roman" w:eastAsia="Times New Roman" w:hAnsi="Arial"/>
+      <w:rFonts w:ascii="Arial" w:eastAsia="Times New Roman" w:hAnsi="Arial" w:cs="Times New Roman"/>
       <w:b w:val="0"/>
       <w:bCs w:val="0"/>
-      <w:i w:val="1"/>
+      <w:i/>
       <w:color w:val="auto"/>
       <w:sz w:val="20"/>
       <w:szCs w:val="20"/>
@@ -4913,17 +5788,20 @@
     <w:basedOn w:val="Ttulo1"/>
     <w:next w:val="Normal"/>
     <w:link w:val="Ttulo4Car"/>
-    <w:qFormat w:val="1"/>
+    <w:uiPriority w:val="9"/>
+    <w:semiHidden/>
+    <w:unhideWhenUsed/>
+    <w:qFormat/>
     <w:rsid w:val="000A2611"/>
     <w:pPr>
       <w:keepLines w:val="0"/>
       <w:widowControl w:val="0"/>
-      <w:spacing w:after="60" w:before="120" w:line="240" w:lineRule="atLeast"/>
+      <w:spacing w:before="120" w:after="60" w:line="240" w:lineRule="atLeast"/>
       <w:jc w:val="both"/>
       <w:outlineLvl w:val="3"/>
     </w:pPr>
     <w:rPr>
-      <w:rFonts w:ascii="Arial" w:cs="Times New Roman" w:eastAsia="Times New Roman" w:hAnsi="Arial"/>
+      <w:rFonts w:ascii="Arial" w:eastAsia="Times New Roman" w:hAnsi="Arial" w:cs="Times New Roman"/>
       <w:b w:val="0"/>
       <w:bCs w:val="0"/>
       <w:color w:val="auto"/>
@@ -4937,17 +5815,20 @@
     <w:basedOn w:val="Normal"/>
     <w:next w:val="Normal"/>
     <w:link w:val="Ttulo5Car"/>
-    <w:qFormat w:val="1"/>
+    <w:uiPriority w:val="9"/>
+    <w:semiHidden/>
+    <w:unhideWhenUsed/>
+    <w:qFormat/>
     <w:rsid w:val="000A2611"/>
     <w:pPr>
       <w:widowControl w:val="0"/>
-      <w:spacing w:after="60" w:before="240" w:line="240" w:lineRule="atLeast"/>
+      <w:spacing w:before="240" w:after="60" w:line="240" w:lineRule="atLeast"/>
       <w:ind w:left="2880"/>
       <w:jc w:val="both"/>
       <w:outlineLvl w:val="4"/>
     </w:pPr>
     <w:rPr>
-      <w:rFonts w:ascii="Verdana" w:cs="Times New Roman" w:eastAsia="Times New Roman" w:hAnsi="Verdana"/>
+      <w:rFonts w:ascii="Verdana" w:eastAsia="Times New Roman" w:hAnsi="Verdana" w:cs="Times New Roman"/>
       <w:szCs w:val="20"/>
       <w:lang w:val="en-US"/>
     </w:rPr>
@@ -4957,18 +5838,21 @@
     <w:basedOn w:val="Normal"/>
     <w:next w:val="Normal"/>
     <w:link w:val="Ttulo6Car"/>
-    <w:qFormat w:val="1"/>
+    <w:uiPriority w:val="9"/>
+    <w:semiHidden/>
+    <w:unhideWhenUsed/>
+    <w:qFormat/>
     <w:rsid w:val="000A2611"/>
     <w:pPr>
       <w:widowControl w:val="0"/>
-      <w:spacing w:after="60" w:before="240" w:line="240" w:lineRule="atLeast"/>
+      <w:spacing w:before="240" w:after="60" w:line="240" w:lineRule="atLeast"/>
       <w:ind w:left="2880"/>
       <w:jc w:val="both"/>
       <w:outlineLvl w:val="5"/>
     </w:pPr>
     <w:rPr>
-      <w:rFonts w:ascii="Verdana" w:cs="Times New Roman" w:eastAsia="Times New Roman" w:hAnsi="Verdana"/>
-      <w:i w:val="1"/>
+      <w:rFonts w:ascii="Verdana" w:eastAsia="Times New Roman" w:hAnsi="Verdana" w:cs="Times New Roman"/>
+      <w:i/>
       <w:szCs w:val="20"/>
       <w:lang w:val="en-US"/>
     </w:rPr>
@@ -4978,17 +5862,17 @@
     <w:basedOn w:val="Normal"/>
     <w:next w:val="Normal"/>
     <w:link w:val="Ttulo7Car"/>
-    <w:qFormat w:val="1"/>
+    <w:qFormat/>
     <w:rsid w:val="000A2611"/>
     <w:pPr>
       <w:widowControl w:val="0"/>
-      <w:spacing w:after="60" w:before="240" w:line="240" w:lineRule="atLeast"/>
+      <w:spacing w:before="240" w:after="60" w:line="240" w:lineRule="atLeast"/>
       <w:ind w:left="2880"/>
       <w:jc w:val="both"/>
       <w:outlineLvl w:val="6"/>
     </w:pPr>
     <w:rPr>
-      <w:rFonts w:ascii="Verdana" w:cs="Times New Roman" w:eastAsia="Times New Roman" w:hAnsi="Verdana"/>
+      <w:rFonts w:ascii="Verdana" w:eastAsia="Times New Roman" w:hAnsi="Verdana" w:cs="Times New Roman"/>
       <w:sz w:val="20"/>
       <w:szCs w:val="20"/>
       <w:lang w:val="en-US"/>
@@ -4999,18 +5883,18 @@
     <w:basedOn w:val="Normal"/>
     <w:next w:val="Normal"/>
     <w:link w:val="Ttulo8Car"/>
-    <w:qFormat w:val="1"/>
+    <w:qFormat/>
     <w:rsid w:val="000A2611"/>
     <w:pPr>
       <w:widowControl w:val="0"/>
-      <w:spacing w:after="60" w:before="240" w:line="240" w:lineRule="atLeast"/>
+      <w:spacing w:before="240" w:after="60" w:line="240" w:lineRule="atLeast"/>
       <w:ind w:left="2880"/>
       <w:jc w:val="both"/>
       <w:outlineLvl w:val="7"/>
     </w:pPr>
     <w:rPr>
-      <w:rFonts w:ascii="Verdana" w:cs="Times New Roman" w:eastAsia="Times New Roman" w:hAnsi="Verdana"/>
-      <w:i w:val="1"/>
+      <w:rFonts w:ascii="Verdana" w:eastAsia="Times New Roman" w:hAnsi="Verdana" w:cs="Times New Roman"/>
+      <w:i/>
       <w:sz w:val="20"/>
       <w:szCs w:val="20"/>
       <w:lang w:val="en-US"/>
@@ -5021,73 +5905,104 @@
     <w:basedOn w:val="Normal"/>
     <w:next w:val="Normal"/>
     <w:link w:val="Ttulo9Car"/>
-    <w:qFormat w:val="1"/>
+    <w:qFormat/>
     <w:rsid w:val="000A2611"/>
     <w:pPr>
       <w:widowControl w:val="0"/>
-      <w:spacing w:after="60" w:before="240" w:line="240" w:lineRule="atLeast"/>
+      <w:spacing w:before="240" w:after="60" w:line="240" w:lineRule="atLeast"/>
       <w:ind w:left="2880"/>
       <w:jc w:val="both"/>
       <w:outlineLvl w:val="8"/>
     </w:pPr>
     <w:rPr>
-      <w:rFonts w:ascii="Verdana" w:cs="Times New Roman" w:eastAsia="Times New Roman" w:hAnsi="Verdana"/>
-      <w:b w:val="1"/>
-      <w:i w:val="1"/>
+      <w:rFonts w:ascii="Verdana" w:eastAsia="Times New Roman" w:hAnsi="Verdana" w:cs="Times New Roman"/>
+      <w:b/>
+      <w:i/>
       <w:sz w:val="18"/>
       <w:szCs w:val="20"/>
       <w:lang w:val="en-US"/>
     </w:rPr>
   </w:style>
-  <w:style w:type="character" w:styleId="Fuentedeprrafopredeter" w:default="1">
+  <w:style w:type="character" w:default="1" w:styleId="Fuentedeprrafopredeter">
     <w:name w:val="Default Paragraph Font"/>
     <w:uiPriority w:val="1"/>
-    <w:semiHidden w:val="1"/>
-    <w:unhideWhenUsed w:val="1"/>
+    <w:semiHidden/>
+    <w:unhideWhenUsed/>
   </w:style>
-  <w:style w:type="table" w:styleId="Tablanormal" w:default="1">
+  <w:style w:type="table" w:default="1" w:styleId="Tablanormal">
     <w:name w:val="Normal Table"/>
     <w:uiPriority w:val="99"/>
-    <w:semiHidden w:val="1"/>
-    <w:unhideWhenUsed w:val="1"/>
+    <w:semiHidden/>
+    <w:unhideWhenUsed/>
     <w:tblPr>
-      <w:tblInd w:w="0.0" w:type="dxa"/>
+      <w:tblInd w:w="0" w:type="dxa"/>
       <w:tblCellMar>
-        <w:top w:w="0.0" w:type="dxa"/>
-        <w:left w:w="108.0" w:type="dxa"/>
-        <w:bottom w:w="0.0" w:type="dxa"/>
-        <w:right w:w="108.0" w:type="dxa"/>
+        <w:top w:w="0" w:type="dxa"/>
+        <w:left w:w="108" w:type="dxa"/>
+        <w:bottom w:w="0" w:type="dxa"/>
+        <w:right w:w="108" w:type="dxa"/>
       </w:tblCellMar>
     </w:tblPr>
   </w:style>
-  <w:style w:type="numbering" w:styleId="Sinlista" w:default="1">
+  <w:style w:type="numbering" w:default="1" w:styleId="Sinlista">
     <w:name w:val="No List"/>
     <w:uiPriority w:val="99"/>
-    <w:semiHidden w:val="1"/>
-    <w:unhideWhenUsed w:val="1"/>
+    <w:semiHidden/>
+    <w:unhideWhenUsed/>
+  </w:style>
+  <w:style w:type="table" w:customStyle="1" w:styleId="TableNormal">
+    <w:name w:val="Table Normal"/>
+    <w:tblPr>
+      <w:tblCellMar>
+        <w:top w:w="0" w:type="dxa"/>
+        <w:left w:w="0" w:type="dxa"/>
+        <w:bottom w:w="0" w:type="dxa"/>
+        <w:right w:w="0" w:type="dxa"/>
+      </w:tblCellMar>
+    </w:tblPr>
+  </w:style>
+  <w:style w:type="paragraph" w:styleId="Ttulo">
+    <w:name w:val="Title"/>
+    <w:basedOn w:val="Normal"/>
+    <w:link w:val="TtuloCar"/>
+    <w:uiPriority w:val="10"/>
+    <w:qFormat/>
+    <w:rsid w:val="005F3456"/>
+    <w:pPr>
+      <w:spacing w:after="0" w:line="240" w:lineRule="auto"/>
+      <w:jc w:val="center"/>
+    </w:pPr>
+    <w:rPr>
+      <w:rFonts w:ascii="Arial" w:eastAsia="Times New Roman" w:hAnsi="Arial" w:cs="Arial"/>
+      <w:b/>
+      <w:bCs/>
+      <w:sz w:val="36"/>
+      <w:szCs w:val="36"/>
+      <w:lang w:val="es-ES" w:eastAsia="es-ES"/>
+    </w:rPr>
   </w:style>
   <w:style w:type="paragraph" w:styleId="Prrafodelista">
     <w:name w:val="List Paragraph"/>
     <w:basedOn w:val="Normal"/>
     <w:uiPriority w:val="34"/>
-    <w:qFormat w:val="1"/>
+    <w:qFormat/>
     <w:rsid w:val="00403D57"/>
     <w:pPr>
       <w:ind w:left="720"/>
-      <w:contextualSpacing w:val="1"/>
+      <w:contextualSpacing/>
     </w:pPr>
   </w:style>
   <w:style w:type="paragraph" w:styleId="NormalWeb">
     <w:name w:val="Normal (Web)"/>
     <w:basedOn w:val="Normal"/>
     <w:uiPriority w:val="99"/>
-    <w:unhideWhenUsed w:val="1"/>
+    <w:unhideWhenUsed/>
     <w:rsid w:val="00B83719"/>
     <w:pPr>
-      <w:spacing w:after="100" w:afterAutospacing="1" w:before="100" w:beforeAutospacing="1" w:line="240" w:lineRule="auto"/>
+      <w:spacing w:before="100" w:beforeAutospacing="1" w:after="100" w:afterAutospacing="1" w:line="240" w:lineRule="auto"/>
     </w:pPr>
     <w:rPr>
-      <w:rFonts w:ascii="Times New Roman" w:cs="Times New Roman" w:eastAsia="Times New Roman" w:hAnsi="Times New Roman"/>
+      <w:rFonts w:ascii="Times New Roman" w:eastAsia="Times New Roman" w:hAnsi="Times New Roman" w:cs="Times New Roman"/>
       <w:sz w:val="24"/>
       <w:szCs w:val="24"/>
       <w:lang w:eastAsia="es-CL"/>
@@ -5103,12 +6018,12 @@
     </w:pPr>
     <w:tblPr>
       <w:tblBorders>
-        <w:top w:color="auto" w:space="0" w:sz="4" w:val="single"/>
-        <w:left w:color="auto" w:space="0" w:sz="4" w:val="single"/>
-        <w:bottom w:color="auto" w:space="0" w:sz="4" w:val="single"/>
-        <w:right w:color="auto" w:space="0" w:sz="4" w:val="single"/>
-        <w:insideH w:color="auto" w:space="0" w:sz="4" w:val="single"/>
-        <w:insideV w:color="auto" w:space="0" w:sz="4" w:val="single"/>
+        <w:top w:val="single" w:sz="4" w:space="0" w:color="auto"/>
+        <w:left w:val="single" w:sz="4" w:space="0" w:color="auto"/>
+        <w:bottom w:val="single" w:sz="4" w:space="0" w:color="auto"/>
+        <w:right w:val="single" w:sz="4" w:space="0" w:color="auto"/>
+        <w:insideH w:val="single" w:sz="4" w:space="0" w:color="auto"/>
+        <w:insideV w:val="single" w:sz="4" w:space="0" w:color="auto"/>
       </w:tblBorders>
     </w:tblPr>
   </w:style>
@@ -5117,7 +6032,7 @@
     <w:basedOn w:val="Normal"/>
     <w:link w:val="EncabezadoCar"/>
     <w:uiPriority w:val="99"/>
-    <w:unhideWhenUsed w:val="1"/>
+    <w:unhideWhenUsed/>
     <w:rsid w:val="001A7D2F"/>
     <w:pPr>
       <w:tabs>
@@ -5127,7 +6042,7 @@
       <w:spacing w:after="0" w:line="240" w:lineRule="auto"/>
     </w:pPr>
   </w:style>
-  <w:style w:type="character" w:styleId="EncabezadoCar" w:customStyle="1">
+  <w:style w:type="character" w:customStyle="1" w:styleId="EncabezadoCar">
     <w:name w:val="Encabezado Car"/>
     <w:basedOn w:val="Fuentedeprrafopredeter"/>
     <w:link w:val="Encabezado"/>
@@ -5139,7 +6054,7 @@
     <w:basedOn w:val="Normal"/>
     <w:link w:val="PiedepginaCar"/>
     <w:uiPriority w:val="99"/>
-    <w:unhideWhenUsed w:val="1"/>
+    <w:unhideWhenUsed/>
     <w:rsid w:val="001A7D2F"/>
     <w:pPr>
       <w:tabs>
@@ -5149,7 +6064,7 @@
       <w:spacing w:after="0" w:line="240" w:lineRule="auto"/>
     </w:pPr>
   </w:style>
-  <w:style w:type="character" w:styleId="PiedepginaCar" w:customStyle="1">
+  <w:style w:type="character" w:customStyle="1" w:styleId="PiedepginaCar">
     <w:name w:val="Pie de página Car"/>
     <w:basedOn w:val="Fuentedeprrafopredeter"/>
     <w:link w:val="Piedepgina"/>
@@ -5161,65 +6076,46 @@
     <w:basedOn w:val="Normal"/>
     <w:link w:val="TextodegloboCar"/>
     <w:uiPriority w:val="99"/>
-    <w:semiHidden w:val="1"/>
-    <w:unhideWhenUsed w:val="1"/>
+    <w:semiHidden/>
+    <w:unhideWhenUsed/>
     <w:rsid w:val="001A7D2F"/>
     <w:pPr>
       <w:spacing w:after="0" w:line="240" w:lineRule="auto"/>
     </w:pPr>
     <w:rPr>
-      <w:rFonts w:ascii="Tahoma" w:cs="Tahoma" w:hAnsi="Tahoma"/>
+      <w:rFonts w:ascii="Tahoma" w:hAnsi="Tahoma" w:cs="Tahoma"/>
       <w:sz w:val="16"/>
       <w:szCs w:val="16"/>
     </w:rPr>
   </w:style>
-  <w:style w:type="character" w:styleId="TextodegloboCar" w:customStyle="1">
+  <w:style w:type="character" w:customStyle="1" w:styleId="TextodegloboCar">
     <w:name w:val="Texto de globo Car"/>
     <w:basedOn w:val="Fuentedeprrafopredeter"/>
     <w:link w:val="Textodeglobo"/>
     <w:uiPriority w:val="99"/>
-    <w:semiHidden w:val="1"/>
+    <w:semiHidden/>
     <w:rsid w:val="001A7D2F"/>
     <w:rPr>
-      <w:rFonts w:ascii="Tahoma" w:cs="Tahoma" w:hAnsi="Tahoma"/>
+      <w:rFonts w:ascii="Tahoma" w:hAnsi="Tahoma" w:cs="Tahoma"/>
       <w:sz w:val="16"/>
       <w:szCs w:val="16"/>
     </w:rPr>
   </w:style>
-  <w:style w:type="paragraph" w:styleId="Ttulo">
-    <w:name w:val="Title"/>
-    <w:basedOn w:val="Normal"/>
-    <w:link w:val="TtuloCar"/>
-    <w:qFormat w:val="1"/>
-    <w:rsid w:val="005F3456"/>
-    <w:pPr>
-      <w:spacing w:after="0" w:line="240" w:lineRule="auto"/>
-      <w:jc w:val="center"/>
-    </w:pPr>
-    <w:rPr>
-      <w:rFonts w:ascii="Arial" w:cs="Arial" w:eastAsia="Times New Roman" w:hAnsi="Arial"/>
-      <w:b w:val="1"/>
-      <w:bCs w:val="1"/>
-      <w:sz w:val="36"/>
-      <w:szCs w:val="36"/>
-      <w:lang w:eastAsia="es-ES" w:val="es-ES"/>
-    </w:rPr>
-  </w:style>
-  <w:style w:type="character" w:styleId="TtuloCar" w:customStyle="1">
+  <w:style w:type="character" w:customStyle="1" w:styleId="TtuloCar">
     <w:name w:val="Título Car"/>
     <w:basedOn w:val="Fuentedeprrafopredeter"/>
     <w:link w:val="Ttulo"/>
     <w:rsid w:val="005F3456"/>
     <w:rPr>
-      <w:rFonts w:ascii="Arial" w:cs="Arial" w:eastAsia="Times New Roman" w:hAnsi="Arial"/>
-      <w:b w:val="1"/>
-      <w:bCs w:val="1"/>
+      <w:rFonts w:ascii="Arial" w:eastAsia="Times New Roman" w:hAnsi="Arial" w:cs="Arial"/>
+      <w:b/>
+      <w:bCs/>
       <w:sz w:val="36"/>
       <w:szCs w:val="36"/>
-      <w:lang w:eastAsia="es-ES" w:val="es-ES"/>
+      <w:lang w:val="es-ES" w:eastAsia="es-ES"/>
     </w:rPr>
   </w:style>
-  <w:style w:type="paragraph" w:styleId="tabletext" w:customStyle="1">
+  <w:style w:type="paragraph" w:customStyle="1" w:styleId="tabletext">
     <w:name w:val="tabletext"/>
     <w:basedOn w:val="Normal"/>
     <w:rsid w:val="005F3456"/>
@@ -5227,17 +6123,17 @@
       <w:spacing w:after="120" w:line="240" w:lineRule="atLeast"/>
     </w:pPr>
     <w:rPr>
-      <w:rFonts w:ascii="Arial" w:cs="Times New Roman" w:eastAsia="Times New Roman" w:hAnsi="Arial"/>
+      <w:rFonts w:ascii="Arial" w:eastAsia="Times New Roman" w:hAnsi="Arial" w:cs="Times New Roman"/>
       <w:sz w:val="20"/>
       <w:szCs w:val="20"/>
-      <w:lang w:eastAsia="es-ES" w:val="es-ES"/>
+      <w:lang w:val="es-ES" w:eastAsia="es-ES"/>
     </w:rPr>
   </w:style>
   <w:style w:type="paragraph" w:styleId="Sinespaciado">
     <w:name w:val="No Spacing"/>
     <w:link w:val="SinespaciadoCar"/>
     <w:uiPriority w:val="1"/>
-    <w:qFormat w:val="1"/>
+    <w:qFormat/>
     <w:rsid w:val="009E382B"/>
     <w:pPr>
       <w:spacing w:after="0" w:line="240" w:lineRule="auto"/>
@@ -5247,7 +6143,7 @@
       <w:lang w:val="es-ES"/>
     </w:rPr>
   </w:style>
-  <w:style w:type="character" w:styleId="SinespaciadoCar" w:customStyle="1">
+  <w:style w:type="character" w:customStyle="1" w:styleId="SinespaciadoCar">
     <w:name w:val="Sin espaciado Car"/>
     <w:basedOn w:val="Fuentedeprrafopredeter"/>
     <w:link w:val="Sinespaciado"/>
@@ -5258,57 +6154,57 @@
       <w:lang w:val="es-ES"/>
     </w:rPr>
   </w:style>
-  <w:style w:type="paragraph" w:styleId="Estilo1" w:customStyle="1">
+  <w:style w:type="paragraph" w:customStyle="1" w:styleId="Estilo1">
     <w:name w:val="Estilo1"/>
     <w:basedOn w:val="Normal"/>
     <w:link w:val="Estilo1Car"/>
-    <w:qFormat w:val="1"/>
+    <w:qFormat/>
     <w:rsid w:val="00616CDB"/>
     <w:rPr>
-      <w:rFonts w:ascii="Times New Roman" w:cs="Times New Roman" w:hAnsi="Times New Roman"/>
+      <w:rFonts w:ascii="Times New Roman" w:hAnsi="Times New Roman" w:cs="Times New Roman"/>
       <w:sz w:val="24"/>
       <w:szCs w:val="24"/>
       <w:u w:val="single"/>
     </w:rPr>
   </w:style>
-  <w:style w:type="character" w:styleId="Ttulo1Car" w:customStyle="1">
+  <w:style w:type="character" w:customStyle="1" w:styleId="Ttulo1Car">
     <w:name w:val="Título 1 Car"/>
     <w:basedOn w:val="Fuentedeprrafopredeter"/>
     <w:link w:val="Ttulo1"/>
     <w:uiPriority w:val="9"/>
     <w:rsid w:val="00616CDB"/>
     <w:rPr>
-      <w:rFonts w:asciiTheme="majorHAnsi" w:cstheme="majorBidi" w:eastAsiaTheme="majorEastAsia" w:hAnsiTheme="majorHAnsi"/>
-      <w:b w:val="1"/>
-      <w:bCs w:val="1"/>
-      <w:color w:val="365f91" w:themeColor="accent1" w:themeShade="0000BF"/>
+      <w:rFonts w:asciiTheme="majorHAnsi" w:eastAsiaTheme="majorEastAsia" w:hAnsiTheme="majorHAnsi" w:cstheme="majorBidi"/>
+      <w:b/>
+      <w:bCs/>
+      <w:color w:val="365F91" w:themeColor="accent1" w:themeShade="BF"/>
       <w:sz w:val="28"/>
       <w:szCs w:val="28"/>
     </w:rPr>
   </w:style>
-  <w:style w:type="character" w:styleId="Estilo1Car" w:customStyle="1">
+  <w:style w:type="character" w:customStyle="1" w:styleId="Estilo1Car">
     <w:name w:val="Estilo1 Car"/>
     <w:basedOn w:val="Fuentedeprrafopredeter"/>
     <w:link w:val="Estilo1"/>
     <w:rsid w:val="00616CDB"/>
     <w:rPr>
-      <w:rFonts w:ascii="Times New Roman" w:cs="Times New Roman" w:hAnsi="Times New Roman"/>
+      <w:rFonts w:ascii="Times New Roman" w:hAnsi="Times New Roman" w:cs="Times New Roman"/>
       <w:sz w:val="24"/>
       <w:szCs w:val="24"/>
       <w:u w:val="single"/>
     </w:rPr>
   </w:style>
-  <w:style w:type="character" w:styleId="Ttulo2Car" w:customStyle="1">
+  <w:style w:type="character" w:customStyle="1" w:styleId="Ttulo2Car">
     <w:name w:val="Título 2 Car"/>
     <w:basedOn w:val="Fuentedeprrafopredeter"/>
     <w:link w:val="Ttulo2"/>
     <w:uiPriority w:val="9"/>
     <w:rsid w:val="00616CDB"/>
     <w:rPr>
-      <w:rFonts w:asciiTheme="majorHAnsi" w:cstheme="majorBidi" w:eastAsiaTheme="majorEastAsia" w:hAnsiTheme="majorHAnsi"/>
-      <w:b w:val="1"/>
-      <w:bCs w:val="1"/>
-      <w:color w:val="4f81bd" w:themeColor="accent1"/>
+      <w:rFonts w:asciiTheme="majorHAnsi" w:eastAsiaTheme="majorEastAsia" w:hAnsiTheme="majorHAnsi" w:cstheme="majorBidi"/>
+      <w:b/>
+      <w:bCs/>
+      <w:color w:val="4F81BD" w:themeColor="accent1"/>
       <w:sz w:val="26"/>
       <w:szCs w:val="26"/>
     </w:rPr>
@@ -5318,8 +6214,8 @@
     <w:basedOn w:val="Ttulo1"/>
     <w:next w:val="Normal"/>
     <w:uiPriority w:val="39"/>
-    <w:unhideWhenUsed w:val="1"/>
-    <w:qFormat w:val="1"/>
+    <w:unhideWhenUsed/>
+    <w:qFormat/>
     <w:rsid w:val="00005FA5"/>
     <w:pPr>
       <w:outlineLvl w:val="9"/>
@@ -5332,9 +6228,9 @@
     <w:name w:val="toc 1"/>
     <w:basedOn w:val="Normal"/>
     <w:next w:val="Normal"/>
-    <w:autoRedefine w:val="1"/>
+    <w:autoRedefine/>
     <w:uiPriority w:val="39"/>
-    <w:unhideWhenUsed w:val="1"/>
+    <w:unhideWhenUsed/>
     <w:rsid w:val="00005FA5"/>
     <w:pPr>
       <w:spacing w:after="100"/>
@@ -5344,9 +6240,9 @@
     <w:name w:val="toc 2"/>
     <w:basedOn w:val="Normal"/>
     <w:next w:val="Normal"/>
-    <w:autoRedefine w:val="1"/>
+    <w:autoRedefine/>
     <w:uiPriority w:val="39"/>
-    <w:unhideWhenUsed w:val="1"/>
+    <w:unhideWhenUsed/>
     <w:rsid w:val="00005FA5"/>
     <w:pPr>
       <w:spacing w:after="100"/>
@@ -5357,14 +6253,14 @@
     <w:name w:val="Hyperlink"/>
     <w:basedOn w:val="Fuentedeprrafopredeter"/>
     <w:uiPriority w:val="99"/>
-    <w:unhideWhenUsed w:val="1"/>
+    <w:unhideWhenUsed/>
     <w:rsid w:val="00005FA5"/>
     <w:rPr>
-      <w:color w:val="0000ff" w:themeColor="hyperlink"/>
+      <w:color w:val="0000FF" w:themeColor="hyperlink"/>
       <w:u w:val="single"/>
     </w:rPr>
   </w:style>
-  <w:style w:type="paragraph" w:styleId="TableText0" w:customStyle="1">
+  <w:style w:type="paragraph" w:customStyle="1" w:styleId="TableText0">
     <w:name w:val="Table Text"/>
     <w:basedOn w:val="Normal"/>
     <w:rsid w:val="002D4AD6"/>
@@ -5373,96 +6269,96 @@
       <w:jc w:val="center"/>
     </w:pPr>
     <w:rPr>
-      <w:rFonts w:ascii="Times New Roman" w:cs="Times New Roman" w:eastAsia="Times New Roman" w:hAnsi="Times New Roman"/>
-      <w:b w:val="1"/>
-      <w:bCs w:val="1"/>
+      <w:rFonts w:ascii="Times New Roman" w:eastAsia="Times New Roman" w:hAnsi="Times New Roman" w:cs="Times New Roman"/>
+      <w:b/>
+      <w:bCs/>
       <w:sz w:val="20"/>
       <w:szCs w:val="24"/>
       <w:lang w:val="es-CO"/>
     </w:rPr>
   </w:style>
-  <w:style w:type="character" w:styleId="Ttulo3Car" w:customStyle="1">
+  <w:style w:type="character" w:customStyle="1" w:styleId="Ttulo3Car">
     <w:name w:val="Título 3 Car"/>
     <w:basedOn w:val="Fuentedeprrafopredeter"/>
     <w:link w:val="Ttulo3"/>
     <w:rsid w:val="000A2611"/>
     <w:rPr>
-      <w:rFonts w:ascii="Arial" w:cs="Times New Roman" w:eastAsia="Times New Roman" w:hAnsi="Arial"/>
-      <w:i w:val="1"/>
+      <w:rFonts w:ascii="Arial" w:eastAsia="Times New Roman" w:hAnsi="Arial" w:cs="Times New Roman"/>
+      <w:i/>
       <w:sz w:val="20"/>
       <w:szCs w:val="20"/>
       <w:lang w:val="en-US"/>
     </w:rPr>
   </w:style>
-  <w:style w:type="character" w:styleId="Ttulo4Car" w:customStyle="1">
+  <w:style w:type="character" w:customStyle="1" w:styleId="Ttulo4Car">
     <w:name w:val="Título 4 Car"/>
     <w:basedOn w:val="Fuentedeprrafopredeter"/>
     <w:link w:val="Ttulo4"/>
     <w:rsid w:val="000A2611"/>
     <w:rPr>
-      <w:rFonts w:ascii="Arial" w:cs="Times New Roman" w:eastAsia="Times New Roman" w:hAnsi="Arial"/>
+      <w:rFonts w:ascii="Arial" w:eastAsia="Times New Roman" w:hAnsi="Arial" w:cs="Times New Roman"/>
       <w:sz w:val="20"/>
       <w:szCs w:val="20"/>
       <w:lang w:val="en-US"/>
     </w:rPr>
   </w:style>
-  <w:style w:type="character" w:styleId="Ttulo5Car" w:customStyle="1">
+  <w:style w:type="character" w:customStyle="1" w:styleId="Ttulo5Car">
     <w:name w:val="Título 5 Car"/>
     <w:basedOn w:val="Fuentedeprrafopredeter"/>
     <w:link w:val="Ttulo5"/>
     <w:rsid w:val="000A2611"/>
     <w:rPr>
-      <w:rFonts w:ascii="Verdana" w:cs="Times New Roman" w:eastAsia="Times New Roman" w:hAnsi="Verdana"/>
+      <w:rFonts w:ascii="Verdana" w:eastAsia="Times New Roman" w:hAnsi="Verdana" w:cs="Times New Roman"/>
       <w:szCs w:val="20"/>
       <w:lang w:val="en-US"/>
     </w:rPr>
   </w:style>
-  <w:style w:type="character" w:styleId="Ttulo6Car" w:customStyle="1">
+  <w:style w:type="character" w:customStyle="1" w:styleId="Ttulo6Car">
     <w:name w:val="Título 6 Car"/>
     <w:basedOn w:val="Fuentedeprrafopredeter"/>
     <w:link w:val="Ttulo6"/>
     <w:rsid w:val="000A2611"/>
     <w:rPr>
-      <w:rFonts w:ascii="Verdana" w:cs="Times New Roman" w:eastAsia="Times New Roman" w:hAnsi="Verdana"/>
-      <w:i w:val="1"/>
+      <w:rFonts w:ascii="Verdana" w:eastAsia="Times New Roman" w:hAnsi="Verdana" w:cs="Times New Roman"/>
+      <w:i/>
       <w:szCs w:val="20"/>
       <w:lang w:val="en-US"/>
     </w:rPr>
   </w:style>
-  <w:style w:type="character" w:styleId="Ttulo7Car" w:customStyle="1">
+  <w:style w:type="character" w:customStyle="1" w:styleId="Ttulo7Car">
     <w:name w:val="Título 7 Car"/>
     <w:basedOn w:val="Fuentedeprrafopredeter"/>
     <w:link w:val="Ttulo7"/>
     <w:rsid w:val="000A2611"/>
     <w:rPr>
-      <w:rFonts w:ascii="Verdana" w:cs="Times New Roman" w:eastAsia="Times New Roman" w:hAnsi="Verdana"/>
+      <w:rFonts w:ascii="Verdana" w:eastAsia="Times New Roman" w:hAnsi="Verdana" w:cs="Times New Roman"/>
       <w:sz w:val="20"/>
       <w:szCs w:val="20"/>
       <w:lang w:val="en-US"/>
     </w:rPr>
   </w:style>
-  <w:style w:type="character" w:styleId="Ttulo8Car" w:customStyle="1">
+  <w:style w:type="character" w:customStyle="1" w:styleId="Ttulo8Car">
     <w:name w:val="Título 8 Car"/>
     <w:basedOn w:val="Fuentedeprrafopredeter"/>
     <w:link w:val="Ttulo8"/>
     <w:rsid w:val="000A2611"/>
     <w:rPr>
-      <w:rFonts w:ascii="Verdana" w:cs="Times New Roman" w:eastAsia="Times New Roman" w:hAnsi="Verdana"/>
-      <w:i w:val="1"/>
+      <w:rFonts w:ascii="Verdana" w:eastAsia="Times New Roman" w:hAnsi="Verdana" w:cs="Times New Roman"/>
+      <w:i/>
       <w:sz w:val="20"/>
       <w:szCs w:val="20"/>
       <w:lang w:val="en-US"/>
     </w:rPr>
   </w:style>
-  <w:style w:type="character" w:styleId="Ttulo9Car" w:customStyle="1">
+  <w:style w:type="character" w:customStyle="1" w:styleId="Ttulo9Car">
     <w:name w:val="Título 9 Car"/>
     <w:basedOn w:val="Fuentedeprrafopredeter"/>
     <w:link w:val="Ttulo9"/>
     <w:rsid w:val="000A2611"/>
     <w:rPr>
-      <w:rFonts w:ascii="Verdana" w:cs="Times New Roman" w:eastAsia="Times New Roman" w:hAnsi="Verdana"/>
-      <w:b w:val="1"/>
-      <w:i w:val="1"/>
+      <w:rFonts w:ascii="Verdana" w:eastAsia="Times New Roman" w:hAnsi="Verdana" w:cs="Times New Roman"/>
+      <w:b/>
+      <w:i/>
       <w:sz w:val="18"/>
       <w:szCs w:val="20"/>
       <w:lang w:val="en-US"/>
@@ -5474,50 +6370,51 @@
     <w:link w:val="TextoindependienteCar"/>
     <w:rsid w:val="000A2611"/>
     <w:pPr>
-      <w:keepLines w:val="1"/>
+      <w:keepLines/>
       <w:widowControl w:val="0"/>
       <w:spacing w:after="120" w:line="240" w:lineRule="atLeast"/>
       <w:ind w:left="720"/>
       <w:jc w:val="both"/>
     </w:pPr>
     <w:rPr>
-      <w:rFonts w:ascii="Verdana" w:cs="Times New Roman" w:eastAsia="Times New Roman" w:hAnsi="Verdana"/>
+      <w:rFonts w:ascii="Verdana" w:eastAsia="Times New Roman" w:hAnsi="Verdana" w:cs="Times New Roman"/>
       <w:sz w:val="20"/>
       <w:szCs w:val="20"/>
       <w:lang w:val="en-US"/>
     </w:rPr>
   </w:style>
-  <w:style w:type="character" w:styleId="TextoindependienteCar" w:customStyle="1">
+  <w:style w:type="character" w:customStyle="1" w:styleId="TextoindependienteCar">
     <w:name w:val="Texto independiente Car"/>
     <w:basedOn w:val="Fuentedeprrafopredeter"/>
     <w:link w:val="Textoindependiente"/>
     <w:rsid w:val="000A2611"/>
     <w:rPr>
-      <w:rFonts w:ascii="Verdana" w:cs="Times New Roman" w:eastAsia="Times New Roman" w:hAnsi="Verdana"/>
+      <w:rFonts w:ascii="Verdana" w:eastAsia="Times New Roman" w:hAnsi="Verdana" w:cs="Times New Roman"/>
       <w:sz w:val="20"/>
       <w:szCs w:val="20"/>
       <w:lang w:val="en-US"/>
     </w:rPr>
   </w:style>
-  <w:style w:type="paragraph" w:styleId="Subtitle">
+  <w:style w:type="paragraph" w:styleId="Subttulo">
     <w:name w:val="Subtitle"/>
     <w:basedOn w:val="Normal"/>
     <w:next w:val="Normal"/>
+    <w:uiPriority w:val="11"/>
+    <w:qFormat/>
     <w:pPr>
-      <w:keepNext w:val="1"/>
-      <w:keepLines w:val="1"/>
-      <w:pageBreakBefore w:val="0"/>
-      <w:spacing w:after="80" w:before="360" w:lineRule="auto"/>
+      <w:keepNext/>
+      <w:keepLines/>
+      <w:spacing w:before="360" w:after="80"/>
     </w:pPr>
     <w:rPr>
-      <w:rFonts w:ascii="Georgia" w:cs="Georgia" w:eastAsia="Georgia" w:hAnsi="Georgia"/>
-      <w:i w:val="1"/>
+      <w:rFonts w:ascii="Georgia" w:eastAsia="Georgia" w:hAnsi="Georgia" w:cs="Georgia"/>
+      <w:i/>
       <w:color w:val="666666"/>
       <w:sz w:val="48"/>
       <w:szCs w:val="48"/>
     </w:rPr>
   </w:style>
-  <w:style w:type="table" w:styleId="Table1">
+  <w:style w:type="table" w:customStyle="1" w:styleId="a">
     <w:basedOn w:val="TableNormal"/>
     <w:pPr>
       <w:spacing w:after="0" w:line="240" w:lineRule="auto"/>
@@ -5526,40 +6423,40 @@
       <w:tblStyleRowBandSize w:val="1"/>
       <w:tblStyleColBandSize w:val="1"/>
       <w:tblCellMar>
-        <w:top w:w="0.0" w:type="dxa"/>
-        <w:left w:w="108.0" w:type="dxa"/>
-        <w:bottom w:w="0.0" w:type="dxa"/>
-        <w:right w:w="108.0" w:type="dxa"/>
+        <w:top w:w="0" w:type="dxa"/>
+        <w:left w:w="108" w:type="dxa"/>
+        <w:bottom w:w="0" w:type="dxa"/>
+        <w:right w:w="108" w:type="dxa"/>
       </w:tblCellMar>
     </w:tblPr>
   </w:style>
-  <w:style w:type="table" w:styleId="Table2">
+  <w:style w:type="table" w:customStyle="1" w:styleId="a0">
     <w:basedOn w:val="TableNormal"/>
     <w:tblPr>
       <w:tblStyleRowBandSize w:val="1"/>
       <w:tblStyleColBandSize w:val="1"/>
       <w:tblCellMar>
-        <w:top w:w="0.0" w:type="dxa"/>
-        <w:left w:w="115.0" w:type="dxa"/>
-        <w:bottom w:w="0.0" w:type="dxa"/>
-        <w:right w:w="115.0" w:type="dxa"/>
+        <w:top w:w="0" w:type="dxa"/>
+        <w:left w:w="115" w:type="dxa"/>
+        <w:bottom w:w="0" w:type="dxa"/>
+        <w:right w:w="115" w:type="dxa"/>
       </w:tblCellMar>
     </w:tblPr>
   </w:style>
-  <w:style w:type="table" w:styleId="Table3">
+  <w:style w:type="table" w:customStyle="1" w:styleId="a1">
     <w:basedOn w:val="TableNormal"/>
     <w:tblPr>
       <w:tblStyleRowBandSize w:val="1"/>
       <w:tblStyleColBandSize w:val="1"/>
       <w:tblCellMar>
-        <w:top w:w="0.0" w:type="dxa"/>
-        <w:left w:w="115.0" w:type="dxa"/>
-        <w:bottom w:w="0.0" w:type="dxa"/>
-        <w:right w:w="115.0" w:type="dxa"/>
+        <w:top w:w="0" w:type="dxa"/>
+        <w:left w:w="115" w:type="dxa"/>
+        <w:bottom w:w="0" w:type="dxa"/>
+        <w:right w:w="115" w:type="dxa"/>
       </w:tblCellMar>
     </w:tblPr>
   </w:style>
-  <w:style w:type="table" w:styleId="Table4">
+  <w:style w:type="table" w:customStyle="1" w:styleId="a2">
     <w:basedOn w:val="TableNormal"/>
     <w:pPr>
       <w:spacing w:after="0" w:line="240" w:lineRule="auto"/>
@@ -5568,14 +6465,14 @@
       <w:tblStyleRowBandSize w:val="1"/>
       <w:tblStyleColBandSize w:val="1"/>
       <w:tblCellMar>
-        <w:top w:w="0.0" w:type="dxa"/>
-        <w:left w:w="108.0" w:type="dxa"/>
-        <w:bottom w:w="0.0" w:type="dxa"/>
-        <w:right w:w="108.0" w:type="dxa"/>
+        <w:top w:w="0" w:type="dxa"/>
+        <w:left w:w="108" w:type="dxa"/>
+        <w:bottom w:w="0" w:type="dxa"/>
+        <w:right w:w="108" w:type="dxa"/>
       </w:tblCellMar>
     </w:tblPr>
   </w:style>
-  <w:style w:type="table" w:styleId="Table5">
+  <w:style w:type="table" w:customStyle="1" w:styleId="a3">
     <w:basedOn w:val="TableNormal"/>
     <w:pPr>
       <w:spacing w:after="0" w:line="240" w:lineRule="auto"/>
@@ -5584,14 +6481,14 @@
       <w:tblStyleRowBandSize w:val="1"/>
       <w:tblStyleColBandSize w:val="1"/>
       <w:tblCellMar>
-        <w:top w:w="0.0" w:type="dxa"/>
-        <w:left w:w="108.0" w:type="dxa"/>
-        <w:bottom w:w="0.0" w:type="dxa"/>
-        <w:right w:w="108.0" w:type="dxa"/>
+        <w:top w:w="0" w:type="dxa"/>
+        <w:left w:w="108" w:type="dxa"/>
+        <w:bottom w:w="0" w:type="dxa"/>
+        <w:right w:w="108" w:type="dxa"/>
       </w:tblCellMar>
     </w:tblPr>
   </w:style>
-  <w:style w:type="table" w:styleId="Table6">
+  <w:style w:type="table" w:customStyle="1" w:styleId="a4">
     <w:basedOn w:val="TableNormal"/>
     <w:pPr>
       <w:spacing w:after="0" w:line="240" w:lineRule="auto"/>
@@ -5600,14 +6497,14 @@
       <w:tblStyleRowBandSize w:val="1"/>
       <w:tblStyleColBandSize w:val="1"/>
       <w:tblCellMar>
-        <w:top w:w="0.0" w:type="dxa"/>
-        <w:left w:w="108.0" w:type="dxa"/>
-        <w:bottom w:w="0.0" w:type="dxa"/>
-        <w:right w:w="108.0" w:type="dxa"/>
+        <w:top w:w="0" w:type="dxa"/>
+        <w:left w:w="108" w:type="dxa"/>
+        <w:bottom w:w="0" w:type="dxa"/>
+        <w:right w:w="108" w:type="dxa"/>
       </w:tblCellMar>
     </w:tblPr>
   </w:style>
-  <w:style w:type="table" w:styleId="Table7">
+  <w:style w:type="table" w:customStyle="1" w:styleId="a5">
     <w:basedOn w:val="TableNormal"/>
     <w:pPr>
       <w:spacing w:after="0" w:line="240" w:lineRule="auto"/>
@@ -5616,10 +6513,10 @@
       <w:tblStyleRowBandSize w:val="1"/>
       <w:tblStyleColBandSize w:val="1"/>
       <w:tblCellMar>
-        <w:top w:w="0.0" w:type="dxa"/>
-        <w:left w:w="108.0" w:type="dxa"/>
-        <w:bottom w:w="0.0" w:type="dxa"/>
-        <w:right w:w="108.0" w:type="dxa"/>
+        <w:top w:w="0" w:type="dxa"/>
+        <w:left w:w="108" w:type="dxa"/>
+        <w:bottom w:w="0" w:type="dxa"/>
+        <w:right w:w="108" w:type="dxa"/>
       </w:tblCellMar>
     </w:tblPr>
   </w:style>
@@ -5911,17 +6808,17 @@
 </a:theme>
 </file>
 
-<file path=customXML/item1.xml><?xml version="1.0" encoding="utf-8"?>
+<file path=customXml/item1.xml><?xml version="1.0" encoding="utf-8"?>
 <go:gDocsCustomXmlDataStorage xmlns:go="http://customooxmlschemas.google.com/" xmlns:r="http://schemas.openxmlformats.org/officeDocument/2006/relationships">
   <go:docsCustomData xmlns:go="http://customooxmlschemas.google.com/" roundtripDataSignature="AMtx7mgtACpWJGtPp44mtwvXbkLBWDMpfA==">AMUW2mXcfJDq/FtJrQYWVbs6khvVpwFXOnMDgBED1H7nSo782yEE58NdEk+7AiJg+Px0keCbKLCCs+ipY/0nLhpD0IyV28chu18F+UpveDZ6Q1rzPaMMqc8pvQmD7BtSdyGhu8l3MibgMpVGPoFqBzJlCWYF1xxr3gALociLqJ6aWfMhtLwyi38ddwUySHZPSyU2ZeHbjsghJDxSYpBg+5VQe8HpzqTEyN0oWQGaWKm4C+vDH8FHaXHuCZHQMwMTq/YOX397XrQuSeskBwy94zImnR1PQv9jDyqgSutJygytUwpfHkoRuhE=</go:docsCustomData>
 </go:gDocsCustomXmlDataStorage>
 </file>
 
-<file path=customXML/itemProps1.xml><?xml version="1.0" encoding="utf-8"?>
+<file path=customXml/itemProps1.xml><?xml version="1.0" encoding="utf-8"?>
 <ds:datastoreItem xmlns:ds="http://schemas.openxmlformats.org/officeDocument/2006/customXml" ds:itemID="{11111111-1234-1234-1234-123412341234}">
   <ds:schemaRefs>
+    <ds:schemaRef ds:uri="http://customooxmlschemas.google.com/"/>
     <ds:schemaRef ds:uri="http://schemas.openxmlformats.org/officeDocument/2006/relationships"/>
-    <ds:schemaRef ds:uri="http://customooxmlschemas.google.com/"/>
   </ds:schemaRefs>
 </ds:datastoreItem>
 </file>
--- a/FASE 2/Evidencias Proyecto/Evidencias de documentación/Definition_of_Done.docx
+++ b/FASE 2/Evidencias Proyecto/Evidencias de documentación/Definition_of_Done.docx
@@ -1924,6 +1924,96 @@
           </w:p>
         </w:tc>
       </w:tr>
+      <w:tr>
+        <w:trPr>
+          <w:cantSplit w:val="0"/>
+          <w:tblHeader w:val="0"/>
+        </w:trPr>
+        <w:tc>
+          <w:tcPr/>
+          <w:p>
+            <w:pPr>
+              <w:tabs>
+                <w:tab w:val="left" w:pos="1276"/>
+              </w:tabs>
+              <w:rPr>
+                <w:color w:val="000000"/>
+                <w:sz w:val="24"/>
+                <w:szCs w:val="24"/>
+              </w:rPr>
+            </w:pPr>
+            <w:r>
+              <w:rPr>
+                <w:rtl w:val="0"/>
+              </w:rPr>
+              <w:t>1.6</w:t>
+            </w:r>
+          </w:p>
+        </w:tc>
+        <w:tc>
+          <w:tcPr/>
+          <w:p>
+            <w:pPr>
+              <w:tabs>
+                <w:tab w:val="left" w:pos="1276"/>
+              </w:tabs>
+              <w:rPr>
+                <w:color w:val="000000"/>
+                <w:sz w:val="24"/>
+                <w:szCs w:val="24"/>
+              </w:rPr>
+            </w:pPr>
+            <w:r>
+              <w:rPr>
+                <w:rtl w:val="0"/>
+              </w:rPr>
+              <w:t>23-09-2026</w:t>
+            </w:r>
+          </w:p>
+        </w:tc>
+        <w:tc>
+          <w:tcPr/>
+          <w:p>
+            <w:pPr>
+              <w:tabs>
+                <w:tab w:val="left" w:pos="1276"/>
+              </w:tabs>
+              <w:rPr>
+                <w:color w:val="000000"/>
+                <w:sz w:val="24"/>
+                <w:szCs w:val="24"/>
+              </w:rPr>
+            </w:pPr>
+            <w:r>
+              <w:rPr>
+                <w:rtl w:val="0"/>
+              </w:rPr>
+              <w:t>Alcance actualizado a FS-HU-20 (portada pública); los criterios no cambian</w:t>
+            </w:r>
+          </w:p>
+        </w:tc>
+        <w:tc>
+          <w:tcPr/>
+          <w:p>
+            <w:pPr>
+              <w:tabs>
+                <w:tab w:val="left" w:pos="1276"/>
+              </w:tabs>
+              <w:rPr>
+                <w:color w:val="000000"/>
+                <w:sz w:val="24"/>
+                <w:szCs w:val="24"/>
+              </w:rPr>
+            </w:pPr>
+            <w:r>
+              <w:rPr>
+                <w:rtl w:val="0"/>
+              </w:rPr>
+              <w:t>Rodrigo Cárcamo Rojas</w:t>
+            </w:r>
+          </w:p>
+        </w:tc>
+      </w:tr>
     </w:tbl>
     <w:p>
       <w:pPr>
@@ -2882,7 +2972,7 @@
           <w:i w:val="0"/>
           <w:sz w:val="21"/>
         </w:rPr>
-        <w:t>La DoD aplica a todas las historias de usuario del Product Backlog (FS-HU-01 a FS-HU-19) y a todos los sprints de la Fase 2. Es complementaria a los criterios de aceptación: los criterios de aceptación son específicos de cada historia (qué debe hacer la funcionalidad), mientras que la DoD es común a todas (con qué calidad debe quedar construida).</w:t>
+        <w:t>La DoD aplica a todas las historias de usuario del Product Backlog (FS-HU-01 a FS-HU-20) y a todos los sprints de la Fase 2. Es complementaria a los criterios de aceptación: los criterios de aceptación son específicos de cada historia (qué debe hacer la funcionalidad), mientras que la DoD es común a todas (con qué calidad debe quedar construida).</w:t>
       </w:r>
     </w:p>
     <w:p>

--- a/FASE 2/Evidencias Proyecto/Evidencias de documentación/Definition_of_Done.docx
+++ b/FASE 2/Evidencias Proyecto/Evidencias de documentación/Definition_of_Done.docx
@@ -1,194 +1,191 @@
 
 <file path=word/document.xml><?xml version="1.0" encoding="utf-8"?>
-<w:document xmlns:mc="http://schemas.openxmlformats.org/markup-compatibility/2006" xmlns:o="urn:schemas-microsoft-com:office:office" xmlns:r="http://schemas.openxmlformats.org/officeDocument/2006/relationships" xmlns:m="http://schemas.openxmlformats.org/officeDocument/2006/math" xmlns:v="urn:schemas-microsoft-com:vml" xmlns:wp="http://schemas.openxmlformats.org/drawingml/2006/wordprocessingDrawing" xmlns:w10="urn:schemas-microsoft-com:office:word" xmlns:w="http://schemas.openxmlformats.org/wordprocessingml/2006/main" xmlns:wne="http://schemas.microsoft.com/office/word/2006/wordml" xmlns:sl="http://schemas.openxmlformats.org/schemaLibrary/2006/main" xmlns:a="http://schemas.openxmlformats.org/drawingml/2006/main" xmlns:pic="http://schemas.openxmlformats.org/drawingml/2006/picture" xmlns:c="http://schemas.openxmlformats.org/drawingml/2006/chart" xmlns:lc="http://schemas.openxmlformats.org/drawingml/2006/lockedCanvas" xmlns:dgm="http://schemas.openxmlformats.org/drawingml/2006/diagram" xmlns:wps="http://schemas.microsoft.com/office/word/2010/wordprocessingShape" xmlns:wpg="http://schemas.microsoft.com/office/word/2010/wordprocessingGroup" xmlns:w14="http://schemas.microsoft.com/office/word/2010/wordml" xmlns:w15="http://schemas.microsoft.com/office/word/2012/wordml">
+<w:document xmlns:wpc="http://schemas.microsoft.com/office/word/2010/wordprocessingCanvas" xmlns:cx="http://schemas.microsoft.com/office/drawing/2014/chartex" xmlns:cx1="http://schemas.microsoft.com/office/drawing/2015/9/8/chartex" xmlns:cx2="http://schemas.microsoft.com/office/drawing/2015/10/21/chartex" xmlns:cx3="http://schemas.microsoft.com/office/drawing/2016/5/9/chartex" xmlns:cx4="http://schemas.microsoft.com/office/drawing/2016/5/10/chartex" xmlns:cx5="http://schemas.microsoft.com/office/drawing/2016/5/11/chartex" xmlns:cx6="http://schemas.microsoft.com/office/drawing/2016/5/12/chartex" xmlns:cx7="http://schemas.microsoft.com/office/drawing/2016/5/13/chartex" xmlns:cx8="http://schemas.microsoft.com/office/drawing/2016/5/14/chartex" xmlns:mc="http://schemas.openxmlformats.org/markup-compatibility/2006" xmlns:aink="http://schemas.microsoft.com/office/drawing/2016/ink" xmlns:am3d="http://schemas.microsoft.com/office/drawing/2017/model3d" xmlns:o="urn:schemas-microsoft-com:office:office" xmlns:oel="http://schemas.microsoft.com/office/2019/extlst" xmlns:r="http://schemas.openxmlformats.org/officeDocument/2006/relationships" xmlns:m="http://schemas.openxmlformats.org/officeDocument/2006/math" xmlns:v="urn:schemas-microsoft-com:vml" xmlns:wp14="http://schemas.microsoft.com/office/word/2010/wordprocessingDrawing" xmlns:wp="http://schemas.openxmlformats.org/drawingml/2006/wordprocessingDrawing" xmlns:w10="urn:schemas-microsoft-com:office:word" xmlns:w="http://schemas.openxmlformats.org/wordprocessingml/2006/main" xmlns:w14="http://schemas.microsoft.com/office/word/2010/wordml" xmlns:w15="http://schemas.microsoft.com/office/word/2012/wordml" xmlns:w16cex="http://schemas.microsoft.com/office/word/2018/wordml/cex" xmlns:w16cid="http://schemas.microsoft.com/office/word/2016/wordml/cid" xmlns:w16="http://schemas.microsoft.com/office/word/2018/wordml" xmlns:w16du="http://schemas.microsoft.com/office/word/2023/wordml/word16du" xmlns:w16sdtdh="http://schemas.microsoft.com/office/word/2020/wordml/sdtdatahash" xmlns:w16sdtfl="http://schemas.microsoft.com/office/word/2024/wordml/sdtformatlock" xmlns:w16se="http://schemas.microsoft.com/office/word/2015/wordml/symex" xmlns:wpg="http://schemas.microsoft.com/office/word/2010/wordprocessingGroup" xmlns:wpi="http://schemas.microsoft.com/office/word/2010/wordprocessingInk" xmlns:wne="http://schemas.microsoft.com/office/word/2006/wordml" xmlns:wps="http://schemas.microsoft.com/office/word/2010/wordprocessingShape" mc:Ignorable="w14 w15 w16se w16cid w16 w16cex w16sdtdh w16sdtfl w16du wp14">
   <w:body>
     <w:p>
       <w:pPr>
         <w:spacing w:after="0" w:line="240" w:lineRule="auto"/>
         <w:jc w:val="center"/>
         <w:rPr>
-          <w:b w:val="1"/>
+          <w:b/>
           <w:sz w:val="36"/>
           <w:szCs w:val="36"/>
         </w:rPr>
       </w:pPr>
-      <w:bookmarkStart w:colFirst="0" w:colLast="0" w:name="_heading=h.gjdgxs" w:id="0"/>
+      <w:bookmarkStart w:id="0" w:name="_heading=h.gjdgxs" w:colFirst="0" w:colLast="0"/>
       <w:bookmarkEnd w:id="0"/>
-      <w:r>
-        <w:rPr>
-          <w:rtl w:val="0"/>
-        </w:rPr>
-      </w:r>
     </w:p>
     <w:p>
       <w:pPr>
         <w:spacing w:after="0" w:line="240" w:lineRule="auto"/>
         <w:jc w:val="center"/>
         <w:rPr>
-          <w:b w:val="1"/>
+          <w:b/>
           <w:sz w:val="36"/>
           <w:szCs w:val="36"/>
         </w:rPr>
       </w:pPr>
-      <w:bookmarkStart w:colFirst="0" w:colLast="0" w:name="_heading=h.ozlk6kkis06w" w:id="1"/>
+      <w:bookmarkStart w:id="1" w:name="_heading=h.ozlk6kkis06w" w:colFirst="0" w:colLast="0"/>
       <w:bookmarkEnd w:id="1"/>
-      <w:r>
-        <w:rPr>
-          <w:rtl w:val="0"/>
-        </w:rPr>
-      </w:r>
     </w:p>
     <w:p>
       <w:pPr>
         <w:spacing w:after="0" w:line="240" w:lineRule="auto"/>
         <w:jc w:val="center"/>
         <w:rPr>
-          <w:b w:val="1"/>
+          <w:b/>
           <w:color w:val="000000"/>
           <w:sz w:val="36"/>
           <w:szCs w:val="36"/>
         </w:rPr>
       </w:pPr>
-      <w:r>
-        <w:rPr>
-          <w:rtl w:val="0"/>
-        </w:rPr>
-      </w:r>
     </w:p>
     <w:p>
       <w:pPr>
         <w:spacing w:after="0" w:line="240" w:lineRule="auto"/>
         <w:jc w:val="center"/>
         <w:rPr>
-          <w:b w:val="1"/>
+          <w:b/>
           <w:color w:val="000000"/>
           <w:sz w:val="36"/>
           <w:szCs w:val="36"/>
         </w:rPr>
       </w:pPr>
-      <w:r>
-        <w:rPr>
-          <w:rtl w:val="0"/>
-        </w:rPr>
-      </w:r>
     </w:p>
     <w:p>
       <w:pPr>
         <w:spacing w:after="0" w:line="240" w:lineRule="auto"/>
         <w:jc w:val="center"/>
         <w:rPr>
-          <w:b w:val="1"/>
+          <w:b/>
           <w:color w:val="000000"/>
           <w:sz w:val="36"/>
           <w:szCs w:val="36"/>
         </w:rPr>
       </w:pPr>
-      <w:r>
-        <w:rPr>
-          <w:rtl w:val="0"/>
-        </w:rPr>
-      </w:r>
     </w:p>
     <w:p>
       <w:pPr>
         <w:spacing w:after="0" w:line="240" w:lineRule="auto"/>
         <w:jc w:val="center"/>
         <w:rPr>
-          <w:b w:val="1"/>
+          <w:b/>
           <w:color w:val="000000"/>
           <w:sz w:val="36"/>
           <w:szCs w:val="36"/>
         </w:rPr>
       </w:pPr>
-      <w:r>
-        <w:rPr>
-          <w:rtl w:val="0"/>
-        </w:rPr>
-      </w:r>
     </w:p>
     <w:p>
       <w:pPr>
         <w:spacing w:after="0" w:line="240" w:lineRule="auto"/>
         <w:jc w:val="center"/>
         <w:rPr>
-          <w:b w:val="1"/>
+          <w:b/>
           <w:color w:val="000000"/>
           <w:sz w:val="36"/>
           <w:szCs w:val="36"/>
         </w:rPr>
       </w:pPr>
-      <w:r>
-        <w:rPr>
-          <w:rtl w:val="0"/>
-        </w:rPr>
-      </w:r>
     </w:p>
     <w:p>
       <w:pPr>
         <w:spacing w:after="0" w:line="240" w:lineRule="auto"/>
         <w:jc w:val="center"/>
         <w:rPr>
-          <w:b w:val="1"/>
+          <w:b/>
           <w:color w:val="000000"/>
           <w:sz w:val="36"/>
           <w:szCs w:val="36"/>
         </w:rPr>
       </w:pPr>
-      <w:r>
-        <w:rPr>
-          <w:rtl w:val="0"/>
-        </w:rPr>
-      </w:r>
     </w:p>
     <w:p>
       <w:pPr>
         <w:spacing w:after="0" w:line="240" w:lineRule="auto"/>
         <w:jc w:val="center"/>
         <w:rPr>
-          <w:b w:val="1"/>
+          <w:b/>
           <w:color w:val="000000"/>
           <w:sz w:val="36"/>
           <w:szCs w:val="36"/>
         </w:rPr>
       </w:pPr>
-      <w:r>
-        <w:rPr>
-          <w:rtl w:val="0"/>
-        </w:rPr>
-      </w:r>
     </w:p>
     <w:p>
       <w:pPr>
         <w:spacing w:after="0" w:line="240" w:lineRule="auto"/>
         <w:jc w:val="center"/>
         <w:rPr>
-          <w:b w:val="1"/>
+          <w:b/>
           <w:color w:val="000000"/>
           <w:sz w:val="36"/>
           <w:szCs w:val="36"/>
         </w:rPr>
       </w:pPr>
-      <w:r>
-        <w:rPr>
-          <w:rtl w:val="0"/>
-        </w:rPr>
-      </w:r>
     </w:p>
     <w:p>
       <w:pPr>
         <w:spacing w:after="0" w:line="240" w:lineRule="auto"/>
         <w:jc w:val="center"/>
         <w:rPr>
-          <w:b w:val="1"/>
+          <w:b/>
           <w:color w:val="000000"/>
           <w:sz w:val="36"/>
           <w:szCs w:val="36"/>
         </w:rPr>
       </w:pPr>
+    </w:p>
+    <w:p>
+      <w:pPr>
+        <w:spacing w:after="0" w:line="240" w:lineRule="auto"/>
+        <w:jc w:val="right"/>
+        <w:rPr>
+          <w:b/>
+          <w:color w:val="000000"/>
+          <w:sz w:val="48"/>
+          <w:szCs w:val="48"/>
+        </w:rPr>
+      </w:pPr>
+      <w:proofErr w:type="spellStart"/>
       <w:r>
         <w:rPr>
-          <w:rtl w:val="0"/>
-        </w:rPr>
+          <w:b/>
+          <w:color w:val="000000"/>
+          <w:sz w:val="48"/>
+          <w:szCs w:val="48"/>
+        </w:rPr>
+        <w:t>Definition</w:t>
+      </w:r>
+      <w:proofErr w:type="spellEnd"/>
+      <w:r>
+        <w:rPr>
+          <w:b/>
+          <w:color w:val="000000"/>
+          <w:sz w:val="48"/>
+          <w:szCs w:val="48"/>
+        </w:rPr>
+        <w:t xml:space="preserve"> </w:t>
+      </w:r>
+      <w:proofErr w:type="spellStart"/>
+      <w:r>
+        <w:rPr>
+          <w:b/>
+          <w:color w:val="000000"/>
+          <w:sz w:val="48"/>
+          <w:szCs w:val="48"/>
+        </w:rPr>
+        <w:t>of</w:t>
+      </w:r>
+      <w:proofErr w:type="spellEnd"/>
+      <w:r>
+        <w:rPr>
+          <w:b/>
+          <w:color w:val="000000"/>
+          <w:sz w:val="48"/>
+          <w:szCs w:val="48"/>
+        </w:rPr>
+        <w:t xml:space="preserve"> Done</w:t>
       </w:r>
     </w:p>
     <w:p>
@@ -196,7 +193,7 @@
         <w:spacing w:after="0" w:line="240" w:lineRule="auto"/>
         <w:jc w:val="right"/>
         <w:rPr>
-          <w:b w:val="1"/>
+          <w:b/>
           <w:color w:val="000000"/>
           <w:sz w:val="48"/>
           <w:szCs w:val="48"/>
@@ -204,13 +201,12 @@
       </w:pPr>
       <w:r>
         <w:rPr>
-          <w:b w:val="1"/>
+          <w:b/>
           <w:color w:val="000000"/>
           <w:sz w:val="48"/>
           <w:szCs w:val="48"/>
-          <w:rtl w:val="0"/>
-        </w:rPr>
-        <w:t xml:space="preserve">Definition of Done</w:t>
+        </w:rPr>
+        <w:t>(Definición de Terminado)</w:t>
       </w:r>
     </w:p>
     <w:p>
@@ -218,7 +214,7 @@
         <w:spacing w:after="0" w:line="240" w:lineRule="auto"/>
         <w:jc w:val="right"/>
         <w:rPr>
-          <w:b w:val="1"/>
+          <w:b/>
           <w:color w:val="000000"/>
           <w:sz w:val="48"/>
           <w:szCs w:val="48"/>
@@ -226,13 +222,26 @@
       </w:pPr>
       <w:r>
         <w:rPr>
-          <w:b w:val="1"/>
-          <w:color w:val="000000"/>
+          <w:b/>
           <w:sz w:val="48"/>
-          <w:szCs w:val="48"/>
-          <w:rtl w:val="0"/>
-        </w:rPr>
-        <w:t xml:space="preserve">(Definición de Terminado)</w:t>
+        </w:rPr>
+        <w:t xml:space="preserve"> “</w:t>
+      </w:r>
+      <w:proofErr w:type="spellStart"/>
+      <w:r>
+        <w:rPr>
+          <w:b/>
+          <w:sz w:val="48"/>
+        </w:rPr>
+        <w:t>FitSearch</w:t>
+      </w:r>
+      <w:proofErr w:type="spellEnd"/>
+      <w:r>
+        <w:rPr>
+          <w:b/>
+          <w:sz w:val="48"/>
+        </w:rPr>
+        <w:t>”</w:t>
       </w:r>
     </w:p>
     <w:p>
@@ -240,928 +249,842 @@
         <w:spacing w:after="0" w:line="240" w:lineRule="auto"/>
         <w:jc w:val="right"/>
         <w:rPr>
-          <w:b w:val="1"/>
-          <w:color w:val="000000"/>
-          <w:sz w:val="48"/>
-          <w:szCs w:val="48"/>
+          <w:b/>
+          <w:i/>
+          <w:color w:val="00B050"/>
+          <w:sz w:val="36"/>
+          <w:szCs w:val="36"/>
+        </w:rPr>
+      </w:pPr>
+    </w:p>
+    <w:p>
+      <w:pPr>
+        <w:spacing w:after="0" w:line="240" w:lineRule="auto"/>
+        <w:jc w:val="right"/>
+        <w:rPr>
+          <w:b/>
+          <w:i/>
+          <w:color w:val="365F91"/>
+          <w:sz w:val="36"/>
+          <w:szCs w:val="36"/>
         </w:rPr>
       </w:pPr>
       <w:r>
         <w:rPr>
-          <w:rFonts w:ascii="Calibri" w:hAnsi="Calibri"/>
           <w:b/>
-          <w:sz w:val="48"/>
-        </w:rPr>
-        <w:t xml:space="preserve"> “FitSearch”</w:t>
+          <w:i/>
+          <w:sz w:val="36"/>
+        </w:rPr>
+        <w:t>Fecha: 14-09-2026</w:t>
       </w:r>
     </w:p>
     <w:p>
       <w:pPr>
         <w:spacing w:after="0" w:line="240" w:lineRule="auto"/>
-        <w:jc w:val="right"/>
-        <w:rPr>
-          <w:b w:val="1"/>
-          <w:i w:val="1"/>
-          <w:color w:val="00b050"/>
-          <w:sz w:val="36"/>
-          <w:szCs w:val="36"/>
+        <w:rPr>
+          <w:b/>
+          <w:color w:val="365F91"/>
+        </w:rPr>
+      </w:pPr>
+    </w:p>
+    <w:p>
+      <w:pPr>
+        <w:spacing w:after="0" w:line="240" w:lineRule="auto"/>
+        <w:rPr>
+          <w:b/>
+          <w:color w:val="365F91"/>
+        </w:rPr>
+      </w:pPr>
+    </w:p>
+    <w:p>
+      <w:pPr>
+        <w:spacing w:after="0" w:line="240" w:lineRule="auto"/>
+        <w:rPr>
+          <w:b/>
+          <w:color w:val="365F91"/>
+        </w:rPr>
+      </w:pPr>
+    </w:p>
+    <w:p>
+      <w:pPr>
+        <w:spacing w:after="0" w:line="240" w:lineRule="auto"/>
+        <w:rPr>
+          <w:b/>
+          <w:color w:val="365F91"/>
+        </w:rPr>
+      </w:pPr>
+    </w:p>
+    <w:p>
+      <w:pPr>
+        <w:spacing w:after="0" w:line="240" w:lineRule="auto"/>
+        <w:rPr>
+          <w:b/>
+          <w:color w:val="365F91"/>
+        </w:rPr>
+      </w:pPr>
+    </w:p>
+    <w:p>
+      <w:pPr>
+        <w:spacing w:after="0" w:line="240" w:lineRule="auto"/>
+        <w:rPr>
+          <w:b/>
+          <w:color w:val="365F91"/>
+        </w:rPr>
+      </w:pPr>
+    </w:p>
+    <w:p>
+      <w:pPr>
+        <w:spacing w:after="0" w:line="240" w:lineRule="auto"/>
+        <w:rPr>
+          <w:b/>
+          <w:color w:val="365F91"/>
+        </w:rPr>
+      </w:pPr>
+    </w:p>
+    <w:p>
+      <w:pPr>
+        <w:spacing w:after="0" w:line="240" w:lineRule="auto"/>
+        <w:rPr>
+          <w:b/>
+          <w:color w:val="365F91"/>
+        </w:rPr>
+      </w:pPr>
+    </w:p>
+    <w:p>
+      <w:pPr>
+        <w:spacing w:after="0" w:line="240" w:lineRule="auto"/>
+        <w:rPr>
+          <w:b/>
+          <w:color w:val="365F91"/>
+        </w:rPr>
+      </w:pPr>
+    </w:p>
+    <w:p>
+      <w:pPr>
+        <w:spacing w:after="0" w:line="240" w:lineRule="auto"/>
+        <w:rPr>
+          <w:b/>
+          <w:color w:val="365F91"/>
+        </w:rPr>
+      </w:pPr>
+    </w:p>
+    <w:p>
+      <w:pPr>
+        <w:spacing w:after="0" w:line="240" w:lineRule="auto"/>
+        <w:rPr>
+          <w:b/>
+          <w:color w:val="365F91"/>
+        </w:rPr>
+      </w:pPr>
+    </w:p>
+    <w:p>
+      <w:pPr>
+        <w:spacing w:after="0" w:line="240" w:lineRule="auto"/>
+        <w:rPr>
+          <w:b/>
+          <w:color w:val="365F91"/>
+        </w:rPr>
+      </w:pPr>
+    </w:p>
+    <w:p>
+      <w:pPr>
+        <w:spacing w:after="0" w:line="240" w:lineRule="auto"/>
+        <w:rPr>
+          <w:b/>
+          <w:color w:val="365F91"/>
+        </w:rPr>
+      </w:pPr>
+    </w:p>
+    <w:p>
+      <w:pPr>
+        <w:spacing w:after="0" w:line="240" w:lineRule="auto"/>
+        <w:rPr>
+          <w:b/>
+          <w:color w:val="365F91"/>
+        </w:rPr>
+      </w:pPr>
+    </w:p>
+    <w:p>
+      <w:pPr>
+        <w:spacing w:after="0" w:line="240" w:lineRule="auto"/>
+        <w:rPr>
+          <w:b/>
+          <w:color w:val="365F91"/>
+        </w:rPr>
+      </w:pPr>
+    </w:p>
+    <w:p>
+      <w:pPr>
+        <w:spacing w:after="0" w:line="240" w:lineRule="auto"/>
+        <w:rPr>
+          <w:b/>
+          <w:color w:val="365F91"/>
+        </w:rPr>
+      </w:pPr>
+    </w:p>
+    <w:p>
+      <w:pPr>
+        <w:spacing w:after="0" w:line="240" w:lineRule="auto"/>
+        <w:rPr>
+          <w:b/>
+          <w:color w:val="365F91"/>
+        </w:rPr>
+      </w:pPr>
+    </w:p>
+    <w:p>
+      <w:pPr>
+        <w:spacing w:after="0" w:line="240" w:lineRule="auto"/>
+        <w:rPr>
+          <w:b/>
+          <w:color w:val="365F91"/>
+        </w:rPr>
+      </w:pPr>
+    </w:p>
+    <w:p>
+      <w:pPr>
+        <w:spacing w:after="0" w:line="240" w:lineRule="auto"/>
+        <w:rPr>
+          <w:b/>
+          <w:color w:val="365F91"/>
+        </w:rPr>
+      </w:pPr>
+    </w:p>
+    <w:p>
+      <w:pPr>
+        <w:spacing w:after="0" w:line="240" w:lineRule="auto"/>
+        <w:rPr>
+          <w:b/>
+          <w:color w:val="365F91"/>
+        </w:rPr>
+      </w:pPr>
+    </w:p>
+    <w:p>
+      <w:pPr>
+        <w:spacing w:after="0" w:line="240" w:lineRule="auto"/>
+        <w:rPr>
+          <w:b/>
+          <w:color w:val="365F91"/>
+        </w:rPr>
+      </w:pPr>
+    </w:p>
+    <w:p>
+      <w:pPr>
+        <w:rPr>
+          <w:b/>
+          <w:color w:val="365F91"/>
         </w:rPr>
       </w:pPr>
       <w:r>
-        <w:rPr>
-          <w:rFonts w:ascii="Calibri" w:hAnsi="Calibri"/>
-          <w:b/>
-          <w:i/>
-          <w:sz w:val="36"/>
-        </w:rPr>
+        <w:br w:type="page"/>
       </w:r>
     </w:p>
     <w:p>
       <w:pPr>
         <w:spacing w:after="0" w:line="240" w:lineRule="auto"/>
-        <w:jc w:val="right"/>
-        <w:rPr>
-          <w:rFonts w:ascii="Calibri" w:cs="Calibri" w:eastAsia="Calibri" w:hAnsi="Calibri"/>
-          <w:b w:val="1"/>
-          <w:i w:val="1"/>
-          <w:color w:val="365f91"/>
-          <w:sz w:val="36"/>
-          <w:szCs w:val="36"/>
+        <w:rPr>
+          <w:b/>
+          <w:color w:val="365F91"/>
         </w:rPr>
       </w:pPr>
+    </w:p>
+    <w:p>
+      <w:pPr>
+        <w:spacing w:after="0" w:line="240" w:lineRule="auto"/>
+        <w:rPr>
+          <w:color w:val="000000"/>
+          <w:sz w:val="24"/>
+          <w:szCs w:val="24"/>
+        </w:rPr>
+      </w:pPr>
+      <w:bookmarkStart w:id="2" w:name="_heading=h.30j0zll" w:colFirst="0" w:colLast="0"/>
+      <w:bookmarkEnd w:id="2"/>
       <w:r>
         <w:rPr>
-          <w:rFonts w:ascii="Calibri" w:hAnsi="Calibri"/>
           <w:b/>
-          <w:i/>
-          <w:sz w:val="36"/>
-        </w:rPr>
-        <w:t xml:space="preserve">Fecha: 14-09-2026</w:t>
+          <w:color w:val="365F91"/>
+          <w:sz w:val="32"/>
+          <w:szCs w:val="32"/>
+        </w:rPr>
+        <w:t>Tabla de contenido</w:t>
       </w:r>
     </w:p>
     <w:p>
       <w:pPr>
-        <w:spacing w:after="0" w:line="240" w:lineRule="auto"/>
-        <w:rPr>
-          <w:b w:val="1"/>
-          <w:color w:val="365f91"/>
+        <w:rPr>
+          <w:color w:val="000000"/>
+          <w:sz w:val="24"/>
+          <w:szCs w:val="24"/>
         </w:rPr>
       </w:pPr>
-      <w:r>
-        <w:rPr>
-          <w:rtl w:val="0"/>
-        </w:rPr>
-      </w:r>
     </w:p>
     <w:p>
       <w:pPr>
-        <w:spacing w:after="0" w:line="240" w:lineRule="auto"/>
-        <w:rPr>
-          <w:b w:val="1"/>
-          <w:color w:val="365f91"/>
-        </w:rPr>
-      </w:pPr>
-      <w:r>
-        <w:rPr>
-          <w:rtl w:val="0"/>
-        </w:rPr>
-      </w:r>
-    </w:p>
-    <w:p>
-      <w:pPr>
-        <w:spacing w:after="0" w:line="240" w:lineRule="auto"/>
-        <w:rPr>
-          <w:b w:val="1"/>
-          <w:color w:val="365f91"/>
-        </w:rPr>
-      </w:pPr>
-      <w:r>
-        <w:rPr>
-          <w:rtl w:val="0"/>
-        </w:rPr>
-      </w:r>
-    </w:p>
-    <w:p>
-      <w:pPr>
-        <w:spacing w:after="0" w:line="240" w:lineRule="auto"/>
-        <w:rPr>
-          <w:b w:val="1"/>
-          <w:color w:val="365f91"/>
-        </w:rPr>
-      </w:pPr>
-      <w:r>
-        <w:rPr>
-          <w:rtl w:val="0"/>
-        </w:rPr>
-      </w:r>
-    </w:p>
-    <w:p>
-      <w:pPr>
-        <w:spacing w:after="0" w:line="240" w:lineRule="auto"/>
-        <w:rPr>
-          <w:b w:val="1"/>
-          <w:color w:val="365f91"/>
-        </w:rPr>
-      </w:pPr>
-      <w:r>
-        <w:rPr>
-          <w:rtl w:val="0"/>
-        </w:rPr>
-      </w:r>
-    </w:p>
-    <w:p>
-      <w:pPr>
-        <w:spacing w:after="0" w:line="240" w:lineRule="auto"/>
-        <w:rPr>
-          <w:b w:val="1"/>
-          <w:color w:val="365f91"/>
-        </w:rPr>
-      </w:pPr>
-      <w:r>
-        <w:rPr>
-          <w:rtl w:val="0"/>
-        </w:rPr>
-      </w:r>
-    </w:p>
-    <w:p>
-      <w:pPr>
-        <w:spacing w:after="0" w:line="240" w:lineRule="auto"/>
-        <w:rPr>
-          <w:b w:val="1"/>
-          <w:color w:val="365f91"/>
-        </w:rPr>
-      </w:pPr>
-      <w:r>
-        <w:rPr>
-          <w:rtl w:val="0"/>
-        </w:rPr>
-      </w:r>
-    </w:p>
-    <w:p>
-      <w:pPr>
-        <w:spacing w:after="0" w:line="240" w:lineRule="auto"/>
-        <w:rPr>
-          <w:b w:val="1"/>
-          <w:color w:val="365f91"/>
-        </w:rPr>
-      </w:pPr>
-      <w:r>
-        <w:rPr>
-          <w:rtl w:val="0"/>
-        </w:rPr>
-      </w:r>
-    </w:p>
-    <w:p>
-      <w:pPr>
-        <w:spacing w:after="0" w:line="240" w:lineRule="auto"/>
-        <w:rPr>
-          <w:b w:val="1"/>
-          <w:color w:val="365f91"/>
-        </w:rPr>
-      </w:pPr>
-      <w:r>
-        <w:rPr>
-          <w:rtl w:val="0"/>
-        </w:rPr>
-      </w:r>
-    </w:p>
-    <w:p>
-      <w:pPr>
-        <w:spacing w:after="0" w:line="240" w:lineRule="auto"/>
-        <w:rPr>
-          <w:b w:val="1"/>
-          <w:color w:val="365f91"/>
-        </w:rPr>
-      </w:pPr>
-      <w:r>
-        <w:rPr>
-          <w:rtl w:val="0"/>
-        </w:rPr>
-      </w:r>
-    </w:p>
-    <w:p>
-      <w:pPr>
-        <w:spacing w:after="0" w:line="240" w:lineRule="auto"/>
-        <w:rPr>
-          <w:b w:val="1"/>
-          <w:color w:val="365f91"/>
-        </w:rPr>
-      </w:pPr>
-      <w:r>
-        <w:rPr>
-          <w:rtl w:val="0"/>
-        </w:rPr>
-      </w:r>
-    </w:p>
-    <w:p>
-      <w:pPr>
-        <w:spacing w:after="0" w:line="240" w:lineRule="auto"/>
-        <w:rPr>
-          <w:b w:val="1"/>
-          <w:color w:val="365f91"/>
-        </w:rPr>
-      </w:pPr>
-      <w:r>
-        <w:rPr>
-          <w:rtl w:val="0"/>
-        </w:rPr>
-      </w:r>
-    </w:p>
-    <w:p>
-      <w:pPr>
-        <w:spacing w:after="0" w:line="240" w:lineRule="auto"/>
-        <w:rPr>
-          <w:b w:val="1"/>
-          <w:color w:val="365f91"/>
-        </w:rPr>
-      </w:pPr>
-      <w:r>
-        <w:rPr>
-          <w:rtl w:val="0"/>
-        </w:rPr>
-      </w:r>
-    </w:p>
-    <w:p>
-      <w:pPr>
-        <w:spacing w:after="0" w:line="240" w:lineRule="auto"/>
-        <w:rPr>
-          <w:b w:val="1"/>
-          <w:color w:val="365f91"/>
-        </w:rPr>
-      </w:pPr>
-      <w:r>
-        <w:rPr>
-          <w:rtl w:val="0"/>
-        </w:rPr>
-      </w:r>
-    </w:p>
-    <w:p>
-      <w:pPr>
-        <w:spacing w:after="0" w:line="240" w:lineRule="auto"/>
-        <w:rPr>
-          <w:b w:val="1"/>
-          <w:color w:val="365f91"/>
-        </w:rPr>
-      </w:pPr>
-      <w:r>
-        <w:rPr>
-          <w:rtl w:val="0"/>
-        </w:rPr>
-      </w:r>
-    </w:p>
-    <w:p>
-      <w:pPr>
-        <w:spacing w:after="0" w:line="240" w:lineRule="auto"/>
-        <w:rPr>
-          <w:b w:val="1"/>
-          <w:color w:val="365f91"/>
-        </w:rPr>
-      </w:pPr>
-      <w:r>
-        <w:rPr>
-          <w:rtl w:val="0"/>
-        </w:rPr>
-      </w:r>
-    </w:p>
-    <w:p>
-      <w:pPr>
-        <w:spacing w:after="0" w:line="240" w:lineRule="auto"/>
-        <w:rPr>
-          <w:b w:val="1"/>
-          <w:color w:val="365f91"/>
-        </w:rPr>
-      </w:pPr>
-      <w:r>
-        <w:rPr>
-          <w:rtl w:val="0"/>
-        </w:rPr>
-      </w:r>
-    </w:p>
-    <w:p>
-      <w:pPr>
-        <w:spacing w:after="0" w:line="240" w:lineRule="auto"/>
-        <w:rPr>
-          <w:b w:val="1"/>
-          <w:color w:val="365f91"/>
-        </w:rPr>
-      </w:pPr>
-      <w:r>
-        <w:rPr>
-          <w:rtl w:val="0"/>
-        </w:rPr>
-      </w:r>
-    </w:p>
-    <w:p>
-      <w:pPr>
-        <w:spacing w:after="0" w:line="240" w:lineRule="auto"/>
-        <w:rPr>
-          <w:b w:val="1"/>
-          <w:color w:val="365f91"/>
-        </w:rPr>
-      </w:pPr>
-      <w:r>
-        <w:rPr>
-          <w:rtl w:val="0"/>
-        </w:rPr>
-      </w:r>
-    </w:p>
-    <w:p>
-      <w:pPr>
-        <w:spacing w:after="0" w:line="240" w:lineRule="auto"/>
-        <w:rPr>
-          <w:b w:val="1"/>
-          <w:color w:val="365f91"/>
-        </w:rPr>
-      </w:pPr>
-      <w:r>
-        <w:rPr>
-          <w:rtl w:val="0"/>
-        </w:rPr>
-      </w:r>
-    </w:p>
-    <w:p>
-      <w:pPr>
-        <w:spacing w:after="0" w:line="240" w:lineRule="auto"/>
-        <w:rPr>
-          <w:b w:val="1"/>
-          <w:color w:val="365f91"/>
-        </w:rPr>
-      </w:pPr>
-      <w:r>
-        <w:rPr>
-          <w:rtl w:val="0"/>
-        </w:rPr>
-      </w:r>
-    </w:p>
-    <w:p>
-      <w:pPr>
-        <w:rPr>
-          <w:b w:val="1"/>
-          <w:color w:val="365f91"/>
-        </w:rPr>
-      </w:pPr>
-      <w:r>
-        <w:br w:type="page"/>
-      </w:r>
-      <w:r>
-        <w:rPr>
-          <w:rtl w:val="0"/>
-        </w:rPr>
-      </w:r>
-    </w:p>
-    <w:p>
-      <w:pPr>
-        <w:spacing w:after="0" w:line="240" w:lineRule="auto"/>
-        <w:rPr>
-          <w:b w:val="1"/>
-          <w:color w:val="365f91"/>
-        </w:rPr>
-      </w:pPr>
-      <w:r>
-        <w:rPr>
-          <w:rtl w:val="0"/>
-        </w:rPr>
-      </w:r>
-    </w:p>
-    <w:p>
-      <w:pPr>
-        <w:spacing w:after="0" w:line="240" w:lineRule="auto"/>
-        <w:rPr>
-          <w:color w:val="000000"/>
-          <w:sz w:val="24"/>
-          <w:szCs w:val="24"/>
-        </w:rPr>
-      </w:pPr>
-      <w:bookmarkStart w:colFirst="0" w:colLast="0" w:name="_heading=h.30j0zll" w:id="2"/>
-      <w:bookmarkEnd w:id="2"/>
-      <w:r>
-        <w:rPr>
-          <w:b w:val="1"/>
-          <w:color w:val="365f91"/>
-          <w:sz w:val="32"/>
-          <w:szCs w:val="32"/>
-          <w:rtl w:val="0"/>
-        </w:rPr>
-        <w:t xml:space="preserve">Tabla de contenido</w:t>
-      </w:r>
-      <w:r>
-        <w:rPr>
-          <w:rtl w:val="0"/>
-        </w:rPr>
-      </w:r>
-    </w:p>
-    <w:p>
-      <w:pPr>
-        <w:rPr>
-          <w:color w:val="000000"/>
-          <w:sz w:val="24"/>
-          <w:szCs w:val="24"/>
-        </w:rPr>
-      </w:pPr>
-      <w:r>
-        <w:rPr>
-          <w:rtl w:val="0"/>
-        </w:rPr>
-      </w:r>
-    </w:p>
-    <w:p>
-      <w:pPr>
-        <w:keepNext w:val="1"/>
-        <w:keepLines w:val="1"/>
-        <w:pageBreakBefore w:val="0"/>
-        <w:widowControl w:val="1"/>
+        <w:keepNext/>
+        <w:keepLines/>
         <w:pBdr>
-          <w:top w:space="0" w:sz="0" w:val="nil"/>
-          <w:left w:space="0" w:sz="0" w:val="nil"/>
-          <w:bottom w:space="0" w:sz="0" w:val="nil"/>
-          <w:right w:space="0" w:sz="0" w:val="nil"/>
-          <w:between w:space="0" w:sz="0" w:val="nil"/>
+          <w:top w:val="nil"/>
+          <w:left w:val="nil"/>
+          <w:bottom w:val="nil"/>
+          <w:right w:val="nil"/>
+          <w:between w:val="nil"/>
         </w:pBdr>
-        <w:shd w:fill="auto" w:val="clear"/>
-        <w:spacing w:after="0" w:before="480" w:line="276" w:lineRule="auto"/>
-        <w:ind w:left="0" w:right="0" w:firstLine="0"/>
-        <w:jc w:val="left"/>
-        <w:rPr>
-          <w:rFonts w:ascii="Cambria" w:cs="Cambria" w:eastAsia="Cambria" w:hAnsi="Cambria"/>
-          <w:b w:val="1"/>
-          <w:i w:val="0"/>
-          <w:smallCaps w:val="0"/>
-          <w:strike w:val="0"/>
+        <w:spacing w:before="480" w:after="0"/>
+        <w:rPr>
+          <w:rFonts w:ascii="Cambria" w:eastAsia="Cambria" w:hAnsi="Cambria" w:cs="Cambria"/>
+          <w:b/>
           <w:color w:val="366091"/>
           <w:sz w:val="28"/>
           <w:szCs w:val="28"/>
-          <w:u w:val="none"/>
-          <w:shd w:fill="auto" w:val="clear"/>
-          <w:vertAlign w:val="baseline"/>
         </w:rPr>
       </w:pPr>
       <w:r>
         <w:rPr>
-          <w:rFonts w:ascii="Cambria" w:cs="Cambria" w:eastAsia="Cambria" w:hAnsi="Cambria"/>
-          <w:b w:val="1"/>
-          <w:i w:val="0"/>
-          <w:smallCaps w:val="0"/>
-          <w:strike w:val="0"/>
+          <w:rFonts w:ascii="Cambria" w:eastAsia="Cambria" w:hAnsi="Cambria" w:cs="Cambria"/>
+          <w:b/>
           <w:color w:val="366091"/>
           <w:sz w:val="28"/>
           <w:szCs w:val="28"/>
-          <w:u w:val="none"/>
-          <w:shd w:fill="auto" w:val="clear"/>
-          <w:vertAlign w:val="baseline"/>
-          <w:rtl w:val="0"/>
-        </w:rPr>
-        <w:t xml:space="preserve">Contenido</w:t>
+        </w:rPr>
+        <w:t>Contenido</w:t>
       </w:r>
     </w:p>
     <w:sdt>
       <w:sdtPr>
+        <w:id w:val="2121338518"/>
         <w:docPartObj>
           <w:docPartGallery w:val="Table of Contents"/>
-          <w:docPartUnique w:val="1"/>
+          <w:docPartUnique/>
         </w:docPartObj>
       </w:sdtPr>
       <w:sdtContent>
         <w:p>
           <w:pPr>
-            <w:keepNext w:val="0"/>
-            <w:keepLines w:val="0"/>
-            <w:pageBreakBefore w:val="0"/>
-            <w:widowControl w:val="1"/>
-            <w:pBdr>
-              <w:top w:space="0" w:sz="0" w:val="nil"/>
-              <w:left w:space="0" w:sz="0" w:val="nil"/>
-              <w:bottom w:space="0" w:sz="0" w:val="nil"/>
-              <w:right w:space="0" w:sz="0" w:val="nil"/>
-              <w:between w:space="0" w:sz="0" w:val="nil"/>
-            </w:pBdr>
-            <w:shd w:fill="auto" w:val="clear"/>
+            <w:pStyle w:val="TOC1"/>
             <w:tabs>
               <w:tab w:val="right" w:pos="8828"/>
             </w:tabs>
-            <w:spacing w:after="100" w:before="0" w:line="276" w:lineRule="auto"/>
-            <w:ind w:left="0" w:right="0" w:firstLine="0"/>
-            <w:jc w:val="left"/>
             <w:rPr>
-              <w:rFonts w:ascii="Calibri" w:cs="Calibri" w:eastAsia="Calibri" w:hAnsi="Calibri"/>
-              <w:b w:val="0"/>
-              <w:i w:val="0"/>
-              <w:smallCaps w:val="0"/>
-              <w:strike w:val="0"/>
-              <w:color w:val="000000"/>
-              <w:sz w:val="22"/>
-              <w:szCs w:val="22"/>
-              <w:u w:val="none"/>
-              <w:shd w:fill="auto" w:val="clear"/>
-              <w:vertAlign w:val="baseline"/>
+              <w:rFonts w:asciiTheme="minorHAnsi" w:eastAsiaTheme="minorEastAsia" w:hAnsiTheme="minorHAnsi" w:cstheme="minorBidi"/>
+              <w:noProof/>
+              <w:kern w:val="2"/>
+              <w:sz w:val="24"/>
+              <w:szCs w:val="24"/>
+              <w:lang w:val="es-ES"/>
+              <w14:ligatures w14:val="standardContextual"/>
             </w:rPr>
           </w:pPr>
           <w:r>
             <w:fldChar w:fldCharType="begin"/>
+          </w:r>
+          <w:r>
             <w:instrText xml:space="preserve"> TOC \h \u \z </w:instrText>
+          </w:r>
+          <w:r>
             <w:fldChar w:fldCharType="separate"/>
           </w:r>
-          <w:hyperlink>
-            <w:r>
-              <w:rPr>
-                <w:rFonts w:ascii="Calibri" w:cs="Calibri" w:eastAsia="Calibri" w:hAnsi="Calibri"/>
-                <w:b w:val="0"/>
-                <w:i w:val="0"/>
-                <w:smallCaps w:val="0"/>
-                <w:strike w:val="0"/>
-                <w:color w:val="000000"/>
-                <w:sz w:val="22"/>
-                <w:szCs w:val="22"/>
-                <w:u w:val="none"/>
-                <w:shd w:fill="auto" w:val="clear"/>
-                <w:vertAlign w:val="baseline"/>
-                <w:rtl w:val="0"/>
-              </w:rPr>
-              <w:t xml:space="preserve">Datos del documento</w:t>
+          <w:hyperlink w:anchor="_Toc241098573" w:history="1">
+            <w:r>
+              <w:rPr>
+                <w:rStyle w:val="Hyperlink"/>
+                <w:noProof/>
+              </w:rPr>
+              <w:t>Datos del documento</w:t>
+            </w:r>
+            <w:r>
+              <w:rPr>
+                <w:noProof/>
+                <w:webHidden/>
+              </w:rPr>
               <w:tab/>
-              <w:t xml:space="preserve">3</w:t>
+            </w:r>
+            <w:r>
+              <w:rPr>
+                <w:noProof/>
+                <w:webHidden/>
+              </w:rPr>
+              <w:fldChar w:fldCharType="begin"/>
+            </w:r>
+            <w:r>
+              <w:rPr>
+                <w:noProof/>
+                <w:webHidden/>
+              </w:rPr>
+              <w:instrText xml:space="preserve"> PAGEREF _Toc241098573 \h </w:instrText>
+            </w:r>
+            <w:r>
+              <w:rPr>
+                <w:noProof/>
+                <w:webHidden/>
+              </w:rPr>
+            </w:r>
+            <w:r>
+              <w:rPr>
+                <w:noProof/>
+                <w:webHidden/>
+              </w:rPr>
+              <w:fldChar w:fldCharType="separate"/>
+            </w:r>
+            <w:r>
+              <w:rPr>
+                <w:noProof/>
+                <w:webHidden/>
+              </w:rPr>
+              <w:t>1</w:t>
+            </w:r>
+            <w:r>
+              <w:rPr>
+                <w:noProof/>
+                <w:webHidden/>
+              </w:rPr>
+              <w:fldChar w:fldCharType="end"/>
             </w:r>
           </w:hyperlink>
-          <w:r>
-            <w:rPr>
-              <w:rtl w:val="0"/>
-            </w:rPr>
-          </w:r>
         </w:p>
         <w:p>
           <w:pPr>
-            <w:keepNext w:val="0"/>
-            <w:keepLines w:val="0"/>
-            <w:pageBreakBefore w:val="0"/>
-            <w:widowControl w:val="1"/>
-            <w:pBdr>
-              <w:top w:space="0" w:sz="0" w:val="nil"/>
-              <w:left w:space="0" w:sz="0" w:val="nil"/>
-              <w:bottom w:space="0" w:sz="0" w:val="nil"/>
-              <w:right w:space="0" w:sz="0" w:val="nil"/>
-              <w:between w:space="0" w:sz="0" w:val="nil"/>
-            </w:pBdr>
-            <w:shd w:fill="auto" w:val="clear"/>
+            <w:pStyle w:val="TOC1"/>
             <w:tabs>
               <w:tab w:val="right" w:pos="8828"/>
             </w:tabs>
-            <w:spacing w:after="100" w:before="0" w:line="276" w:lineRule="auto"/>
-            <w:ind w:left="0" w:right="0" w:firstLine="0"/>
-            <w:jc w:val="left"/>
             <w:rPr>
-              <w:rFonts w:ascii="Calibri" w:cs="Calibri" w:eastAsia="Calibri" w:hAnsi="Calibri"/>
-              <w:b w:val="0"/>
-              <w:i w:val="0"/>
-              <w:smallCaps w:val="0"/>
-              <w:strike w:val="0"/>
-              <w:color w:val="000000"/>
-              <w:sz w:val="22"/>
-              <w:szCs w:val="22"/>
-              <w:u w:val="none"/>
-              <w:shd w:fill="auto" w:val="clear"/>
-              <w:vertAlign w:val="baseline"/>
+              <w:rFonts w:asciiTheme="minorHAnsi" w:eastAsiaTheme="minorEastAsia" w:hAnsiTheme="minorHAnsi" w:cstheme="minorBidi"/>
+              <w:noProof/>
+              <w:kern w:val="2"/>
+              <w:sz w:val="24"/>
+              <w:szCs w:val="24"/>
+              <w:lang w:val="es-ES"/>
+              <w14:ligatures w14:val="standardContextual"/>
             </w:rPr>
           </w:pPr>
-          <w:hyperlink>
-            <w:r>
-              <w:rPr>
-                <w:rFonts w:ascii="Calibri" w:cs="Calibri" w:eastAsia="Calibri" w:hAnsi="Calibri"/>
-                <w:b w:val="0"/>
-                <w:i w:val="0"/>
-                <w:smallCaps w:val="0"/>
-                <w:strike w:val="0"/>
-                <w:color w:val="000000"/>
-                <w:sz w:val="22"/>
-                <w:szCs w:val="22"/>
-                <w:u w:val="none"/>
-                <w:shd w:fill="auto" w:val="clear"/>
-                <w:vertAlign w:val="baseline"/>
-                <w:rtl w:val="0"/>
-              </w:rPr>
-              <w:t xml:space="preserve">Propósito</w:t>
+          <w:hyperlink w:anchor="_Toc241098574" w:history="1">
+            <w:r>
+              <w:rPr>
+                <w:rStyle w:val="Hyperlink"/>
+                <w:noProof/>
+              </w:rPr>
+              <w:t>Propósito</w:t>
+            </w:r>
+            <w:r>
+              <w:rPr>
+                <w:noProof/>
+                <w:webHidden/>
+              </w:rPr>
               <w:tab/>
-              <w:t xml:space="preserve">4</w:t>
+            </w:r>
+            <w:r>
+              <w:rPr>
+                <w:noProof/>
+                <w:webHidden/>
+              </w:rPr>
+              <w:fldChar w:fldCharType="begin"/>
+            </w:r>
+            <w:r>
+              <w:rPr>
+                <w:noProof/>
+                <w:webHidden/>
+              </w:rPr>
+              <w:instrText xml:space="preserve"> PAGEREF _Toc241098574 \h </w:instrText>
+            </w:r>
+            <w:r>
+              <w:rPr>
+                <w:noProof/>
+                <w:webHidden/>
+              </w:rPr>
+            </w:r>
+            <w:r>
+              <w:rPr>
+                <w:noProof/>
+                <w:webHidden/>
+              </w:rPr>
+              <w:fldChar w:fldCharType="separate"/>
+            </w:r>
+            <w:r>
+              <w:rPr>
+                <w:noProof/>
+                <w:webHidden/>
+              </w:rPr>
+              <w:t>1</w:t>
+            </w:r>
+            <w:r>
+              <w:rPr>
+                <w:noProof/>
+                <w:webHidden/>
+              </w:rPr>
+              <w:fldChar w:fldCharType="end"/>
             </w:r>
           </w:hyperlink>
-          <w:r>
-            <w:rPr>
-              <w:rtl w:val="0"/>
-            </w:rPr>
-          </w:r>
         </w:p>
         <w:p>
           <w:pPr>
-            <w:keepNext w:val="0"/>
-            <w:keepLines w:val="0"/>
-            <w:pageBreakBefore w:val="0"/>
-            <w:widowControl w:val="1"/>
-            <w:pBdr>
-              <w:top w:space="0" w:sz="0" w:val="nil"/>
-              <w:left w:space="0" w:sz="0" w:val="nil"/>
-              <w:bottom w:space="0" w:sz="0" w:val="nil"/>
-              <w:right w:space="0" w:sz="0" w:val="nil"/>
-              <w:between w:space="0" w:sz="0" w:val="nil"/>
-            </w:pBdr>
-            <w:shd w:fill="auto" w:val="clear"/>
+            <w:pStyle w:val="TOC1"/>
             <w:tabs>
               <w:tab w:val="right" w:pos="8828"/>
             </w:tabs>
-            <w:spacing w:after="100" w:before="0" w:line="276" w:lineRule="auto"/>
-            <w:ind w:left="0" w:right="0" w:firstLine="0"/>
-            <w:jc w:val="left"/>
             <w:rPr>
-              <w:rFonts w:ascii="Calibri" w:cs="Calibri" w:eastAsia="Calibri" w:hAnsi="Calibri"/>
-              <w:b w:val="0"/>
-              <w:i w:val="0"/>
-              <w:smallCaps w:val="0"/>
-              <w:strike w:val="0"/>
-              <w:color w:val="000000"/>
-              <w:sz w:val="22"/>
-              <w:szCs w:val="22"/>
-              <w:u w:val="none"/>
-              <w:shd w:fill="auto" w:val="clear"/>
-              <w:vertAlign w:val="baseline"/>
+              <w:rFonts w:asciiTheme="minorHAnsi" w:eastAsiaTheme="minorEastAsia" w:hAnsiTheme="minorHAnsi" w:cstheme="minorBidi"/>
+              <w:noProof/>
+              <w:kern w:val="2"/>
+              <w:sz w:val="24"/>
+              <w:szCs w:val="24"/>
+              <w:lang w:val="es-ES"/>
+              <w14:ligatures w14:val="standardContextual"/>
             </w:rPr>
           </w:pPr>
-          <w:hyperlink>
-            <w:r>
-              <w:rPr>
-                <w:rFonts w:ascii="Calibri" w:cs="Calibri" w:eastAsia="Calibri" w:hAnsi="Calibri"/>
-                <w:b w:val="0"/>
-                <w:i w:val="0"/>
-                <w:smallCaps w:val="0"/>
-                <w:strike w:val="0"/>
-                <w:color w:val="000000"/>
-                <w:sz w:val="22"/>
-                <w:szCs w:val="22"/>
-                <w:u w:val="none"/>
-                <w:shd w:fill="auto" w:val="clear"/>
-                <w:vertAlign w:val="baseline"/>
-                <w:rtl w:val="0"/>
-              </w:rPr>
-              <w:t xml:space="preserve">Alcance</w:t>
+          <w:hyperlink w:anchor="_Toc241098575" w:history="1">
+            <w:r>
+              <w:rPr>
+                <w:rStyle w:val="Hyperlink"/>
+                <w:noProof/>
+              </w:rPr>
+              <w:t>Alcance</w:t>
+            </w:r>
+            <w:r>
+              <w:rPr>
+                <w:noProof/>
+                <w:webHidden/>
+              </w:rPr>
               <w:tab/>
-              <w:t xml:space="preserve">4</w:t>
+            </w:r>
+            <w:r>
+              <w:rPr>
+                <w:noProof/>
+                <w:webHidden/>
+              </w:rPr>
+              <w:fldChar w:fldCharType="begin"/>
+            </w:r>
+            <w:r>
+              <w:rPr>
+                <w:noProof/>
+                <w:webHidden/>
+              </w:rPr>
+              <w:instrText xml:space="preserve"> PAGEREF _Toc241098575 \h </w:instrText>
+            </w:r>
+            <w:r>
+              <w:rPr>
+                <w:noProof/>
+                <w:webHidden/>
+              </w:rPr>
+            </w:r>
+            <w:r>
+              <w:rPr>
+                <w:noProof/>
+                <w:webHidden/>
+              </w:rPr>
+              <w:fldChar w:fldCharType="separate"/>
+            </w:r>
+            <w:r>
+              <w:rPr>
+                <w:noProof/>
+                <w:webHidden/>
+              </w:rPr>
+              <w:t>1</w:t>
+            </w:r>
+            <w:r>
+              <w:rPr>
+                <w:noProof/>
+                <w:webHidden/>
+              </w:rPr>
+              <w:fldChar w:fldCharType="end"/>
             </w:r>
           </w:hyperlink>
-          <w:r>
-            <w:rPr>
-              <w:rtl w:val="0"/>
-            </w:rPr>
-          </w:r>
         </w:p>
         <w:p>
           <w:pPr>
-            <w:keepNext w:val="0"/>
-            <w:keepLines w:val="0"/>
-            <w:pageBreakBefore w:val="0"/>
-            <w:widowControl w:val="1"/>
-            <w:pBdr>
-              <w:top w:space="0" w:sz="0" w:val="nil"/>
-              <w:left w:space="0" w:sz="0" w:val="nil"/>
-              <w:bottom w:space="0" w:sz="0" w:val="nil"/>
-              <w:right w:space="0" w:sz="0" w:val="nil"/>
-              <w:between w:space="0" w:sz="0" w:val="nil"/>
-            </w:pBdr>
-            <w:shd w:fill="auto" w:val="clear"/>
+            <w:pStyle w:val="TOC1"/>
             <w:tabs>
               <w:tab w:val="right" w:pos="8828"/>
             </w:tabs>
-            <w:spacing w:after="100" w:before="0" w:line="276" w:lineRule="auto"/>
-            <w:ind w:left="0" w:right="0" w:firstLine="0"/>
-            <w:jc w:val="left"/>
             <w:rPr>
-              <w:rFonts w:ascii="Calibri" w:cs="Calibri" w:eastAsia="Calibri" w:hAnsi="Calibri"/>
-              <w:b w:val="0"/>
-              <w:i w:val="0"/>
-              <w:smallCaps w:val="0"/>
-              <w:strike w:val="0"/>
-              <w:color w:val="000000"/>
-              <w:sz w:val="22"/>
-              <w:szCs w:val="22"/>
-              <w:u w:val="none"/>
-              <w:shd w:fill="auto" w:val="clear"/>
-              <w:vertAlign w:val="baseline"/>
+              <w:rFonts w:asciiTheme="minorHAnsi" w:eastAsiaTheme="minorEastAsia" w:hAnsiTheme="minorHAnsi" w:cstheme="minorBidi"/>
+              <w:noProof/>
+              <w:kern w:val="2"/>
+              <w:sz w:val="24"/>
+              <w:szCs w:val="24"/>
+              <w:lang w:val="es-ES"/>
+              <w14:ligatures w14:val="standardContextual"/>
             </w:rPr>
           </w:pPr>
-          <w:hyperlink>
-            <w:r>
-              <w:rPr>
-                <w:rFonts w:ascii="Calibri" w:cs="Calibri" w:eastAsia="Calibri" w:hAnsi="Calibri"/>
-                <w:b w:val="0"/>
-                <w:i w:val="0"/>
-                <w:smallCaps w:val="0"/>
-                <w:strike w:val="0"/>
-                <w:color w:val="000000"/>
-                <w:sz w:val="22"/>
-                <w:szCs w:val="22"/>
-                <w:u w:val="none"/>
-                <w:shd w:fill="auto" w:val="clear"/>
-                <w:vertAlign w:val="baseline"/>
-                <w:rtl w:val="0"/>
-              </w:rPr>
-              <w:t xml:space="preserve">Criterios de terminado de una historia de usuario</w:t>
+          <w:hyperlink w:anchor="_Toc241098576" w:history="1">
+            <w:r>
+              <w:rPr>
+                <w:rStyle w:val="Hyperlink"/>
+                <w:noProof/>
+              </w:rPr>
+              <w:t>Criterios de terminado de una historia de usuario</w:t>
+            </w:r>
+            <w:r>
+              <w:rPr>
+                <w:noProof/>
+                <w:webHidden/>
+              </w:rPr>
               <w:tab/>
-              <w:t xml:space="preserve">4</w:t>
+            </w:r>
+            <w:r>
+              <w:rPr>
+                <w:noProof/>
+                <w:webHidden/>
+              </w:rPr>
+              <w:fldChar w:fldCharType="begin"/>
+            </w:r>
+            <w:r>
+              <w:rPr>
+                <w:noProof/>
+                <w:webHidden/>
+              </w:rPr>
+              <w:instrText xml:space="preserve"> PAGEREF _Toc241098576 \h </w:instrText>
+            </w:r>
+            <w:r>
+              <w:rPr>
+                <w:noProof/>
+                <w:webHidden/>
+              </w:rPr>
+            </w:r>
+            <w:r>
+              <w:rPr>
+                <w:noProof/>
+                <w:webHidden/>
+              </w:rPr>
+              <w:fldChar w:fldCharType="separate"/>
+            </w:r>
+            <w:r>
+              <w:rPr>
+                <w:noProof/>
+                <w:webHidden/>
+              </w:rPr>
+              <w:t>1</w:t>
+            </w:r>
+            <w:r>
+              <w:rPr>
+                <w:noProof/>
+                <w:webHidden/>
+              </w:rPr>
+              <w:fldChar w:fldCharType="end"/>
             </w:r>
           </w:hyperlink>
-          <w:r>
-            <w:rPr>
-              <w:rtl w:val="0"/>
-            </w:rPr>
-          </w:r>
         </w:p>
         <w:p>
           <w:pPr>
-            <w:keepNext w:val="0"/>
-            <w:keepLines w:val="0"/>
-            <w:pageBreakBefore w:val="0"/>
-            <w:widowControl w:val="1"/>
-            <w:pBdr>
-              <w:top w:space="0" w:sz="0" w:val="nil"/>
-              <w:left w:space="0" w:sz="0" w:val="nil"/>
-              <w:bottom w:space="0" w:sz="0" w:val="nil"/>
-              <w:right w:space="0" w:sz="0" w:val="nil"/>
-              <w:between w:space="0" w:sz="0" w:val="nil"/>
-            </w:pBdr>
-            <w:shd w:fill="auto" w:val="clear"/>
+            <w:pStyle w:val="TOC1"/>
             <w:tabs>
               <w:tab w:val="right" w:pos="8828"/>
             </w:tabs>
-            <w:spacing w:after="100" w:before="0" w:line="276" w:lineRule="auto"/>
-            <w:ind w:left="0" w:right="0" w:firstLine="0"/>
-            <w:jc w:val="left"/>
             <w:rPr>
-              <w:rFonts w:ascii="Calibri" w:cs="Calibri" w:eastAsia="Calibri" w:hAnsi="Calibri"/>
-              <w:b w:val="0"/>
-              <w:i w:val="0"/>
-              <w:smallCaps w:val="0"/>
-              <w:strike w:val="0"/>
-              <w:color w:val="000000"/>
-              <w:sz w:val="22"/>
-              <w:szCs w:val="22"/>
-              <w:u w:val="none"/>
-              <w:shd w:fill="auto" w:val="clear"/>
-              <w:vertAlign w:val="baseline"/>
+              <w:rFonts w:asciiTheme="minorHAnsi" w:eastAsiaTheme="minorEastAsia" w:hAnsiTheme="minorHAnsi" w:cstheme="minorBidi"/>
+              <w:noProof/>
+              <w:kern w:val="2"/>
+              <w:sz w:val="24"/>
+              <w:szCs w:val="24"/>
+              <w:lang w:val="es-ES"/>
+              <w14:ligatures w14:val="standardContextual"/>
             </w:rPr>
           </w:pPr>
-          <w:hyperlink>
-            <w:r>
-              <w:rPr>
-                <w:rFonts w:ascii="Calibri" w:cs="Calibri" w:eastAsia="Calibri" w:hAnsi="Calibri"/>
-                <w:b w:val="0"/>
-                <w:i w:val="0"/>
-                <w:smallCaps w:val="0"/>
-                <w:strike w:val="0"/>
-                <w:color w:val="000000"/>
-                <w:sz w:val="22"/>
-                <w:szCs w:val="22"/>
-                <w:u w:val="none"/>
-                <w:shd w:fill="auto" w:val="clear"/>
-                <w:vertAlign w:val="baseline"/>
-                <w:rtl w:val="0"/>
-              </w:rPr>
-              <w:t xml:space="preserve">Criterios de terminado de un sprint</w:t>
+          <w:hyperlink w:anchor="_Toc241098577" w:history="1">
+            <w:r>
+              <w:rPr>
+                <w:rStyle w:val="Hyperlink"/>
+                <w:noProof/>
+              </w:rPr>
+              <w:t>Criterios de terminado de un sprint</w:t>
+            </w:r>
+            <w:r>
+              <w:rPr>
+                <w:noProof/>
+                <w:webHidden/>
+              </w:rPr>
               <w:tab/>
-              <w:t xml:space="preserve">5</w:t>
+            </w:r>
+            <w:r>
+              <w:rPr>
+                <w:noProof/>
+                <w:webHidden/>
+              </w:rPr>
+              <w:fldChar w:fldCharType="begin"/>
+            </w:r>
+            <w:r>
+              <w:rPr>
+                <w:noProof/>
+                <w:webHidden/>
+              </w:rPr>
+              <w:instrText xml:space="preserve"> PAGEREF _Toc241098577 \h </w:instrText>
+            </w:r>
+            <w:r>
+              <w:rPr>
+                <w:noProof/>
+                <w:webHidden/>
+              </w:rPr>
+            </w:r>
+            <w:r>
+              <w:rPr>
+                <w:noProof/>
+                <w:webHidden/>
+              </w:rPr>
+              <w:fldChar w:fldCharType="separate"/>
+            </w:r>
+            <w:r>
+              <w:rPr>
+                <w:noProof/>
+                <w:webHidden/>
+              </w:rPr>
+              <w:t>1</w:t>
+            </w:r>
+            <w:r>
+              <w:rPr>
+                <w:noProof/>
+                <w:webHidden/>
+              </w:rPr>
+              <w:fldChar w:fldCharType="end"/>
             </w:r>
           </w:hyperlink>
-          <w:r>
-            <w:rPr>
-              <w:rtl w:val="0"/>
-            </w:rPr>
-          </w:r>
         </w:p>
         <w:p>
           <w:pPr>
-            <w:keepNext w:val="0"/>
-            <w:keepLines w:val="0"/>
-            <w:pageBreakBefore w:val="0"/>
-            <w:widowControl w:val="1"/>
-            <w:pBdr>
-              <w:top w:space="0" w:sz="0" w:val="nil"/>
-              <w:left w:space="0" w:sz="0" w:val="nil"/>
-              <w:bottom w:space="0" w:sz="0" w:val="nil"/>
-              <w:right w:space="0" w:sz="0" w:val="nil"/>
-              <w:between w:space="0" w:sz="0" w:val="nil"/>
-            </w:pBdr>
-            <w:shd w:fill="auto" w:val="clear"/>
+            <w:pStyle w:val="TOC1"/>
             <w:tabs>
               <w:tab w:val="right" w:pos="8828"/>
             </w:tabs>
-            <w:spacing w:after="100" w:before="0" w:line="276" w:lineRule="auto"/>
-            <w:ind w:left="0" w:right="0" w:firstLine="0"/>
-            <w:jc w:val="left"/>
             <w:rPr>
-              <w:rFonts w:ascii="Calibri" w:cs="Calibri" w:eastAsia="Calibri" w:hAnsi="Calibri"/>
-              <w:b w:val="0"/>
-              <w:i w:val="0"/>
-              <w:smallCaps w:val="0"/>
-              <w:strike w:val="0"/>
-              <w:color w:val="000000"/>
-              <w:sz w:val="22"/>
-              <w:szCs w:val="22"/>
-              <w:u w:val="none"/>
-              <w:shd w:fill="auto" w:val="clear"/>
-              <w:vertAlign w:val="baseline"/>
+              <w:rFonts w:asciiTheme="minorHAnsi" w:eastAsiaTheme="minorEastAsia" w:hAnsiTheme="minorHAnsi" w:cstheme="minorBidi"/>
+              <w:noProof/>
+              <w:kern w:val="2"/>
+              <w:sz w:val="24"/>
+              <w:szCs w:val="24"/>
+              <w:lang w:val="es-ES"/>
+              <w14:ligatures w14:val="standardContextual"/>
             </w:rPr>
           </w:pPr>
-          <w:hyperlink>
-            <w:r>
-              <w:rPr>
-                <w:rFonts w:ascii="Calibri" w:cs="Calibri" w:eastAsia="Calibri" w:hAnsi="Calibri"/>
-                <w:b w:val="0"/>
-                <w:i w:val="0"/>
-                <w:smallCaps w:val="0"/>
-                <w:strike w:val="0"/>
-                <w:color w:val="000000"/>
-                <w:sz w:val="22"/>
-                <w:szCs w:val="22"/>
-                <w:u w:val="none"/>
-                <w:shd w:fill="auto" w:val="clear"/>
-                <w:vertAlign w:val="baseline"/>
-                <w:rtl w:val="0"/>
-              </w:rPr>
-              <w:t xml:space="preserve">Incumplimiento y revisión de la DoD</w:t>
+          <w:hyperlink w:anchor="_Toc241098578" w:history="1">
+            <w:r>
+              <w:rPr>
+                <w:rStyle w:val="Hyperlink"/>
+                <w:noProof/>
+              </w:rPr>
+              <w:t>Incumplimiento y revisión de la DoD</w:t>
+            </w:r>
+            <w:r>
+              <w:rPr>
+                <w:noProof/>
+                <w:webHidden/>
+              </w:rPr>
               <w:tab/>
-              <w:t xml:space="preserve">5</w:t>
+            </w:r>
+            <w:r>
+              <w:rPr>
+                <w:noProof/>
+                <w:webHidden/>
+              </w:rPr>
+              <w:fldChar w:fldCharType="begin"/>
+            </w:r>
+            <w:r>
+              <w:rPr>
+                <w:noProof/>
+                <w:webHidden/>
+              </w:rPr>
+              <w:instrText xml:space="preserve"> PAGEREF _Toc241098578 \h </w:instrText>
+            </w:r>
+            <w:r>
+              <w:rPr>
+                <w:noProof/>
+                <w:webHidden/>
+              </w:rPr>
+            </w:r>
+            <w:r>
+              <w:rPr>
+                <w:noProof/>
+                <w:webHidden/>
+              </w:rPr>
+              <w:fldChar w:fldCharType="separate"/>
+            </w:r>
+            <w:r>
+              <w:rPr>
+                <w:noProof/>
+                <w:webHidden/>
+              </w:rPr>
+              <w:t>1</w:t>
+            </w:r>
+            <w:r>
+              <w:rPr>
+                <w:noProof/>
+                <w:webHidden/>
+              </w:rPr>
+              <w:fldChar w:fldCharType="end"/>
             </w:r>
           </w:hyperlink>
-          <w:r>
-            <w:rPr>
-              <w:rtl w:val="0"/>
-            </w:rPr>
-          </w:r>
         </w:p>
         <w:p>
           <w:pPr>
-            <w:keepNext w:val="0"/>
-            <w:keepLines w:val="0"/>
-            <w:pageBreakBefore w:val="0"/>
-            <w:widowControl w:val="1"/>
-            <w:pBdr>
-              <w:top w:space="0" w:sz="0" w:val="nil"/>
-              <w:left w:space="0" w:sz="0" w:val="nil"/>
-              <w:bottom w:space="0" w:sz="0" w:val="nil"/>
-              <w:right w:space="0" w:sz="0" w:val="nil"/>
-              <w:between w:space="0" w:sz="0" w:val="nil"/>
-            </w:pBdr>
-            <w:shd w:fill="auto" w:val="clear"/>
+            <w:pStyle w:val="TOC1"/>
             <w:tabs>
               <w:tab w:val="right" w:pos="8828"/>
             </w:tabs>
-            <w:spacing w:after="100" w:before="0" w:line="276" w:lineRule="auto"/>
-            <w:ind w:left="0" w:right="0" w:firstLine="0"/>
-            <w:jc w:val="left"/>
             <w:rPr>
-              <w:rFonts w:ascii="Calibri" w:cs="Calibri" w:eastAsia="Calibri" w:hAnsi="Calibri"/>
-              <w:b w:val="0"/>
-              <w:i w:val="0"/>
-              <w:smallCaps w:val="0"/>
-              <w:strike w:val="0"/>
-              <w:color w:val="000000"/>
-              <w:sz w:val="22"/>
-              <w:szCs w:val="22"/>
-              <w:u w:val="none"/>
-              <w:shd w:fill="auto" w:val="clear"/>
-              <w:vertAlign w:val="baseline"/>
+              <w:rFonts w:asciiTheme="minorHAnsi" w:eastAsiaTheme="minorEastAsia" w:hAnsiTheme="minorHAnsi" w:cstheme="minorBidi"/>
+              <w:noProof/>
+              <w:kern w:val="2"/>
+              <w:sz w:val="24"/>
+              <w:szCs w:val="24"/>
+              <w:lang w:val="es-ES"/>
+              <w14:ligatures w14:val="standardContextual"/>
             </w:rPr>
           </w:pPr>
-          <w:hyperlink>
-            <w:r>
-              <w:rPr>
-                <w:rFonts w:ascii="Calibri" w:cs="Calibri" w:eastAsia="Calibri" w:hAnsi="Calibri"/>
-                <w:b w:val="0"/>
-                <w:i w:val="0"/>
-                <w:smallCaps w:val="0"/>
-                <w:strike w:val="0"/>
-                <w:color w:val="000000"/>
-                <w:sz w:val="22"/>
-                <w:szCs w:val="22"/>
-                <w:u w:val="none"/>
-                <w:shd w:fill="auto" w:val="clear"/>
-                <w:vertAlign w:val="baseline"/>
-                <w:rtl w:val="0"/>
-              </w:rPr>
-              <w:t xml:space="preserve">Aprobación del equipo</w:t>
+          <w:hyperlink w:anchor="_Toc241098579" w:history="1">
+            <w:r>
+              <w:rPr>
+                <w:rStyle w:val="Hyperlink"/>
+                <w:noProof/>
+              </w:rPr>
+              <w:t>Aprobación del equipo</w:t>
+            </w:r>
+            <w:r>
+              <w:rPr>
+                <w:noProof/>
+                <w:webHidden/>
+              </w:rPr>
               <w:tab/>
-              <w:t xml:space="preserve">5</w:t>
+            </w:r>
+            <w:r>
+              <w:rPr>
+                <w:noProof/>
+                <w:webHidden/>
+              </w:rPr>
+              <w:fldChar w:fldCharType="begin"/>
+            </w:r>
+            <w:r>
+              <w:rPr>
+                <w:noProof/>
+                <w:webHidden/>
+              </w:rPr>
+              <w:instrText xml:space="preserve"> PAGEREF _Toc241098579 \h </w:instrText>
+            </w:r>
+            <w:r>
+              <w:rPr>
+                <w:noProof/>
+                <w:webHidden/>
+              </w:rPr>
+            </w:r>
+            <w:r>
+              <w:rPr>
+                <w:noProof/>
+                <w:webHidden/>
+              </w:rPr>
+              <w:fldChar w:fldCharType="separate"/>
+            </w:r>
+            <w:r>
+              <w:rPr>
+                <w:noProof/>
+                <w:webHidden/>
+              </w:rPr>
+              <w:t>1</w:t>
+            </w:r>
+            <w:r>
+              <w:rPr>
+                <w:noProof/>
+                <w:webHidden/>
+              </w:rPr>
+              <w:fldChar w:fldCharType="end"/>
             </w:r>
           </w:hyperlink>
-          <w:r>
-            <w:rPr>
-              <w:rtl w:val="0"/>
-            </w:rPr>
-          </w:r>
         </w:p>
         <w:p>
-          <w:pPr>
-            <w:rPr/>
-          </w:pPr>
-          <w:r>
-            <w:rPr>
-              <w:rtl w:val="0"/>
-            </w:rPr>
-          </w:r>
           <w:r>
             <w:fldChar w:fldCharType="end"/>
           </w:r>
@@ -1171,8 +1094,8 @@
     <w:p>
       <w:pPr>
         <w:rPr>
-          <w:rFonts w:ascii="Cambria" w:cs="Cambria" w:eastAsia="Cambria" w:hAnsi="Cambria"/>
-          <w:b w:val="1"/>
+          <w:rFonts w:ascii="Cambria" w:eastAsia="Cambria" w:hAnsi="Cambria" w:cs="Cambria"/>
+          <w:b/>
           <w:color w:val="366091"/>
           <w:sz w:val="28"/>
           <w:szCs w:val="28"/>
@@ -1180,26 +1103,20 @@
       </w:pPr>
       <w:r>
         <w:br w:type="page"/>
-      </w:r>
-      <w:r>
-        <w:rPr>
-          <w:rtl w:val="0"/>
-        </w:rPr>
       </w:r>
     </w:p>
     <w:p>
       <w:pPr>
         <w:pStyle w:val="Heading1"/>
-        <w:rPr/>
       </w:pPr>
-      <w:bookmarkStart w:colFirst="0" w:colLast="0" w:name="_heading=h.1fob9te" w:id="3"/>
+      <w:bookmarkStart w:id="3" w:name="_heading=h.1fob9te" w:colFirst="0" w:colLast="0"/>
+      <w:bookmarkStart w:id="4" w:name="_Toc241098573"/>
       <w:bookmarkEnd w:id="3"/>
       <w:r>
-        <w:rPr>
-          <w:rtl w:val="0"/>
-        </w:rPr>
-        <w:t xml:space="preserve">Datos del documento</w:t>
+        <w:lastRenderedPageBreak/>
+        <w:t>Datos del documento</w:t>
       </w:r>
+      <w:bookmarkEnd w:id="4"/>
     </w:p>
     <w:p>
       <w:pPr>
@@ -1210,11 +1127,6 @@
           <w:szCs w:val="24"/>
         </w:rPr>
       </w:pPr>
-      <w:r>
-        <w:rPr>
-          <w:rtl w:val="0"/>
-        </w:rPr>
-      </w:r>
     </w:p>
     <w:p>
       <w:pPr>
@@ -1230,49 +1142,36 @@
           <w:color w:val="000000"/>
           <w:sz w:val="24"/>
           <w:szCs w:val="24"/>
-          <w:rtl w:val="0"/>
-        </w:rPr>
-        <w:t xml:space="preserve">Histórico de Revisiones</w:t>
+        </w:rPr>
+        <w:t>Histórico de Revisiones</w:t>
       </w:r>
     </w:p>
     <w:tbl>
       <w:tblPr>
-        <w:tblStyle w:val="Table1"/>
-        <w:tblW w:w="8828.0" w:type="dxa"/>
-        <w:jc w:val="left"/>
-        <w:tblInd w:w="0.0" w:type="dxa"/>
+        <w:tblStyle w:val="a"/>
+        <w:tblW w:w="8828" w:type="dxa"/>
         <w:tblBorders>
-          <w:top w:color="000000" w:space="0" w:sz="4" w:val="single"/>
-          <w:left w:color="000000" w:space="0" w:sz="4" w:val="single"/>
-          <w:bottom w:color="000000" w:space="0" w:sz="4" w:val="single"/>
-          <w:right w:color="000000" w:space="0" w:sz="4" w:val="single"/>
-          <w:insideH w:color="000000" w:space="0" w:sz="4" w:val="single"/>
-          <w:insideV w:color="000000" w:space="0" w:sz="4" w:val="single"/>
+          <w:top w:val="single" w:sz="4" w:space="0" w:color="000000"/>
+          <w:left w:val="single" w:sz="4" w:space="0" w:color="000000"/>
+          <w:bottom w:val="single" w:sz="4" w:space="0" w:color="000000"/>
+          <w:right w:val="single" w:sz="4" w:space="0" w:color="000000"/>
+          <w:insideH w:val="single" w:sz="4" w:space="0" w:color="000000"/>
+          <w:insideV w:val="single" w:sz="4" w:space="0" w:color="000000"/>
         </w:tblBorders>
         <w:tblLayout w:type="fixed"/>
-        <w:tblLook w:val="0400"/>
+        <w:tblLook w:val="0400" w:firstRow="0" w:lastRow="0" w:firstColumn="0" w:lastColumn="0" w:noHBand="0" w:noVBand="1"/>
       </w:tblPr>
       <w:tblGrid>
         <w:gridCol w:w="1796"/>
         <w:gridCol w:w="1790"/>
         <w:gridCol w:w="3049"/>
         <w:gridCol w:w="2193"/>
-        <w:tblGridChange w:id="0">
-          <w:tblGrid>
-            <w:gridCol w:w="1796"/>
-            <w:gridCol w:w="1790"/>
-            <w:gridCol w:w="3049"/>
-            <w:gridCol w:w="2193"/>
-          </w:tblGrid>
-        </w:tblGridChange>
       </w:tblGrid>
       <w:tr>
-        <w:trPr>
-          <w:cantSplit w:val="0"/>
-          <w:tblHeader w:val="0"/>
-        </w:trPr>
-        <w:tc>
-          <w:tcPr/>
+        <w:tc>
+          <w:tcPr>
+            <w:tcW w:w="1796" w:type="dxa"/>
+          </w:tcPr>
           <w:p>
             <w:pPr>
               <w:tabs>
@@ -1289,14 +1188,15 @@
                 <w:color w:val="000000"/>
                 <w:sz w:val="24"/>
                 <w:szCs w:val="24"/>
-                <w:rtl w:val="0"/>
-              </w:rPr>
-              <w:t xml:space="preserve">Versión</w:t>
-            </w:r>
-          </w:p>
-        </w:tc>
-        <w:tc>
-          <w:tcPr/>
+              </w:rPr>
+              <w:t>Versión</w:t>
+            </w:r>
+          </w:p>
+        </w:tc>
+        <w:tc>
+          <w:tcPr>
+            <w:tcW w:w="1790" w:type="dxa"/>
+          </w:tcPr>
           <w:p>
             <w:pPr>
               <w:tabs>
@@ -1313,14 +1213,15 @@
                 <w:color w:val="000000"/>
                 <w:sz w:val="24"/>
                 <w:szCs w:val="24"/>
-                <w:rtl w:val="0"/>
-              </w:rPr>
-              <w:t xml:space="preserve">Fecha</w:t>
-            </w:r>
-          </w:p>
-        </w:tc>
-        <w:tc>
-          <w:tcPr/>
+              </w:rPr>
+              <w:t>Fecha</w:t>
+            </w:r>
+          </w:p>
+        </w:tc>
+        <w:tc>
+          <w:tcPr>
+            <w:tcW w:w="3049" w:type="dxa"/>
+          </w:tcPr>
           <w:p>
             <w:pPr>
               <w:tabs>
@@ -1337,14 +1238,15 @@
                 <w:color w:val="000000"/>
                 <w:sz w:val="24"/>
                 <w:szCs w:val="24"/>
-                <w:rtl w:val="0"/>
-              </w:rPr>
-              <w:t xml:space="preserve">Descripción/cambio</w:t>
-            </w:r>
-          </w:p>
-        </w:tc>
-        <w:tc>
-          <w:tcPr/>
+              </w:rPr>
+              <w:t>Descripción/cambio</w:t>
+            </w:r>
+          </w:p>
+        </w:tc>
+        <w:tc>
+          <w:tcPr>
+            <w:tcW w:w="2193" w:type="dxa"/>
+          </w:tcPr>
           <w:p>
             <w:pPr>
               <w:tabs>
@@ -1361,20 +1263,17 @@
                 <w:color w:val="000000"/>
                 <w:sz w:val="24"/>
                 <w:szCs w:val="24"/>
-                <w:rtl w:val="0"/>
-              </w:rPr>
-              <w:t xml:space="preserve">autor</w:t>
+              </w:rPr>
+              <w:t>autor</w:t>
             </w:r>
           </w:p>
         </w:tc>
       </w:tr>
       <w:tr>
-        <w:trPr>
-          <w:cantSplit w:val="0"/>
-          <w:tblHeader w:val="0"/>
-        </w:trPr>
-        <w:tc>
-          <w:tcPr/>
+        <w:tc>
+          <w:tcPr>
+            <w:tcW w:w="1796" w:type="dxa"/>
+          </w:tcPr>
           <w:p>
             <w:pPr>
               <w:tabs>
@@ -1388,18 +1287,17 @@
             </w:pPr>
             <w:r>
               <w:rPr>
-                <w:rFonts w:ascii="Calibri" w:hAnsi="Calibri"/>
-                <w:b w:val="0"/>
-                <w:i w:val="0"/>
                 <w:color w:val="000000"/>
                 <w:sz w:val="21"/>
               </w:rPr>
-              <w:t xml:space="preserve">1.0</w:t>
-            </w:r>
-          </w:p>
-        </w:tc>
-        <w:tc>
-          <w:tcPr/>
+              <w:t>1.0</w:t>
+            </w:r>
+          </w:p>
+        </w:tc>
+        <w:tc>
+          <w:tcPr>
+            <w:tcW w:w="1790" w:type="dxa"/>
+          </w:tcPr>
           <w:p>
             <w:pPr>
               <w:tabs>
@@ -1413,18 +1311,17 @@
             </w:pPr>
             <w:r>
               <w:rPr>
-                <w:rFonts w:ascii="Calibri" w:hAnsi="Calibri"/>
-                <w:b w:val="0"/>
-                <w:i w:val="0"/>
                 <w:color w:val="000000"/>
                 <w:sz w:val="21"/>
               </w:rPr>
-              <w:t xml:space="preserve">14-09-2026</w:t>
-            </w:r>
-          </w:p>
-        </w:tc>
-        <w:tc>
-          <w:tcPr/>
+              <w:t>14-09-2026</w:t>
+            </w:r>
+          </w:p>
+        </w:tc>
+        <w:tc>
+          <w:tcPr>
+            <w:tcW w:w="3049" w:type="dxa"/>
+          </w:tcPr>
           <w:p>
             <w:pPr>
               <w:tabs>
@@ -1438,18 +1335,49 @@
             </w:pPr>
             <w:r>
               <w:rPr>
-                <w:rFonts w:ascii="Calibri" w:hAnsi="Calibri"/>
-                <w:b w:val="0"/>
-                <w:i w:val="0"/>
                 <w:color w:val="000000"/>
                 <w:sz w:val="21"/>
               </w:rPr>
-              <w:t xml:space="preserve">Versión inicial de la Definition of Done del proyecto</w:t>
-            </w:r>
-          </w:p>
-        </w:tc>
-        <w:tc>
-          <w:tcPr/>
+              <w:t xml:space="preserve">Versión inicial de la </w:t>
+            </w:r>
+            <w:proofErr w:type="spellStart"/>
+            <w:r>
+              <w:rPr>
+                <w:color w:val="000000"/>
+                <w:sz w:val="21"/>
+              </w:rPr>
+              <w:t>Definition</w:t>
+            </w:r>
+            <w:proofErr w:type="spellEnd"/>
+            <w:r>
+              <w:rPr>
+                <w:color w:val="000000"/>
+                <w:sz w:val="21"/>
+              </w:rPr>
+              <w:t xml:space="preserve"> </w:t>
+            </w:r>
+            <w:proofErr w:type="spellStart"/>
+            <w:r>
+              <w:rPr>
+                <w:color w:val="000000"/>
+                <w:sz w:val="21"/>
+              </w:rPr>
+              <w:t>of</w:t>
+            </w:r>
+            <w:proofErr w:type="spellEnd"/>
+            <w:r>
+              <w:rPr>
+                <w:color w:val="000000"/>
+                <w:sz w:val="21"/>
+              </w:rPr>
+              <w:t xml:space="preserve"> Done del proyecto</w:t>
+            </w:r>
+          </w:p>
+        </w:tc>
+        <w:tc>
+          <w:tcPr>
+            <w:tcW w:w="2193" w:type="dxa"/>
+          </w:tcPr>
           <w:p>
             <w:pPr>
               <w:tabs>
@@ -1463,24 +1391,19 @@
             </w:pPr>
             <w:r>
               <w:rPr>
-                <w:rFonts w:ascii="Calibri" w:hAnsi="Calibri"/>
-                <w:b w:val="0"/>
-                <w:i w:val="0"/>
                 <w:color w:val="000000"/>
                 <w:sz w:val="21"/>
               </w:rPr>
-              <w:t xml:space="preserve">Rodrigo Cárcamo Rojas</w:t>
+              <w:t>Rodrigo Cárcamo Rojas</w:t>
             </w:r>
           </w:p>
         </w:tc>
       </w:tr>
       <w:tr>
-        <w:trPr>
-          <w:cantSplit w:val="0"/>
-          <w:tblHeader w:val="0"/>
-        </w:trPr>
-        <w:tc>
-          <w:tcPr/>
+        <w:tc>
+          <w:tcPr>
+            <w:tcW w:w="1796" w:type="dxa"/>
+          </w:tcPr>
           <w:p>
             <w:pPr>
               <w:tabs>
@@ -1493,15 +1416,14 @@
               </w:rPr>
             </w:pPr>
             <w:r>
-              <w:rPr>
-                <w:rtl w:val="0"/>
-              </w:rPr>
-              <w:t xml:space="preserve">1.1</w:t>
-            </w:r>
-          </w:p>
-        </w:tc>
-        <w:tc>
-          <w:tcPr/>
+              <w:t>1.1</w:t>
+            </w:r>
+          </w:p>
+        </w:tc>
+        <w:tc>
+          <w:tcPr>
+            <w:tcW w:w="1790" w:type="dxa"/>
+          </w:tcPr>
           <w:p>
             <w:pPr>
               <w:tabs>
@@ -1514,15 +1436,14 @@
               </w:rPr>
             </w:pPr>
             <w:r>
-              <w:rPr>
-                <w:rtl w:val="0"/>
-              </w:rPr>
-              <w:t xml:space="preserve">14-09-2026</w:t>
-            </w:r>
-          </w:p>
-        </w:tc>
-        <w:tc>
-          <w:tcPr/>
+              <w:t>14-09-2026</w:t>
+            </w:r>
+          </w:p>
+        </w:tc>
+        <w:tc>
+          <w:tcPr>
+            <w:tcW w:w="3049" w:type="dxa"/>
+          </w:tcPr>
           <w:p>
             <w:pPr>
               <w:tabs>
@@ -1535,15 +1456,46 @@
               </w:rPr>
             </w:pPr>
             <w:r>
-              <w:rPr>
-                <w:rtl w:val="0"/>
-              </w:rPr>
-              <w:t xml:space="preserve">Herramientas de prueba precisadas (Jest/Supertest en backend, Vitest en frontend) y migraciones con Prisma</w:t>
-            </w:r>
-          </w:p>
-        </w:tc>
-        <w:tc>
-          <w:tcPr/>
+              <w:t>Herramientas de prueba precisadas (Jest/</w:t>
+            </w:r>
+            <w:proofErr w:type="spellStart"/>
+            <w:r>
+              <w:t>Supertest</w:t>
+            </w:r>
+            <w:proofErr w:type="spellEnd"/>
+            <w:r>
+              <w:t xml:space="preserve"> en </w:t>
+            </w:r>
+            <w:proofErr w:type="spellStart"/>
+            <w:r>
+              <w:t>backend</w:t>
+            </w:r>
+            <w:proofErr w:type="spellEnd"/>
+            <w:r>
+              <w:t xml:space="preserve">, </w:t>
+            </w:r>
+            <w:proofErr w:type="spellStart"/>
+            <w:r>
+              <w:t>Vitest</w:t>
+            </w:r>
+            <w:proofErr w:type="spellEnd"/>
+            <w:r>
+              <w:t xml:space="preserve"> en </w:t>
+            </w:r>
+            <w:proofErr w:type="spellStart"/>
+            <w:r>
+              <w:t>frontend</w:t>
+            </w:r>
+            <w:proofErr w:type="spellEnd"/>
+            <w:r>
+              <w:t>) y migraciones con Prisma</w:t>
+            </w:r>
+          </w:p>
+        </w:tc>
+        <w:tc>
+          <w:tcPr>
+            <w:tcW w:w="2193" w:type="dxa"/>
+          </w:tcPr>
           <w:p>
             <w:pPr>
               <w:tabs>
@@ -1556,21 +1508,16 @@
               </w:rPr>
             </w:pPr>
             <w:r>
-              <w:rPr>
-                <w:rtl w:val="0"/>
-              </w:rPr>
-              <w:t xml:space="preserve">Rodrigo Cárcamo Rojas</w:t>
+              <w:t>Rodrigo Cárcamo Rojas</w:t>
             </w:r>
           </w:p>
         </w:tc>
       </w:tr>
       <w:tr>
-        <w:trPr>
-          <w:cantSplit w:val="0"/>
-          <w:tblHeader w:val="0"/>
-        </w:trPr>
-        <w:tc>
-          <w:tcPr/>
+        <w:tc>
+          <w:tcPr>
+            <w:tcW w:w="1796" w:type="dxa"/>
+          </w:tcPr>
           <w:p>
             <w:pPr>
               <w:tabs>
@@ -1583,15 +1530,14 @@
               </w:rPr>
             </w:pPr>
             <w:r>
-              <w:rPr>
-                <w:rtl w:val="0"/>
-              </w:rPr>
-              <w:t xml:space="preserve">1.2</w:t>
-            </w:r>
-          </w:p>
-        </w:tc>
-        <w:tc>
-          <w:tcPr/>
+              <w:t>1.2</w:t>
+            </w:r>
+          </w:p>
+        </w:tc>
+        <w:tc>
+          <w:tcPr>
+            <w:tcW w:w="1790" w:type="dxa"/>
+          </w:tcPr>
           <w:p>
             <w:pPr>
               <w:tabs>
@@ -1604,15 +1550,14 @@
               </w:rPr>
             </w:pPr>
             <w:r>
-              <w:rPr>
-                <w:rtl w:val="0"/>
-              </w:rPr>
-              <w:t xml:space="preserve">14-09-2026</w:t>
-            </w:r>
-          </w:p>
-        </w:tc>
-        <w:tc>
-          <w:tcPr/>
+              <w:t>14-09-2026</w:t>
+            </w:r>
+          </w:p>
+        </w:tc>
+        <w:tc>
+          <w:tcPr>
+            <w:tcW w:w="3049" w:type="dxa"/>
+          </w:tcPr>
           <w:p>
             <w:pPr>
               <w:tabs>
@@ -1625,15 +1570,14 @@
               </w:rPr>
             </w:pPr>
             <w:r>
-              <w:rPr>
-                <w:rtl w:val="0"/>
-              </w:rPr>
-              <w:t xml:space="preserve">Alcance actualizado a FS-HU-12</w:t>
-            </w:r>
-          </w:p>
-        </w:tc>
-        <w:tc>
-          <w:tcPr/>
+              <w:t>Alcance actualizado a FS-HU-12</w:t>
+            </w:r>
+          </w:p>
+        </w:tc>
+        <w:tc>
+          <w:tcPr>
+            <w:tcW w:w="2193" w:type="dxa"/>
+          </w:tcPr>
           <w:p>
             <w:pPr>
               <w:tabs>
@@ -1646,21 +1590,16 @@
               </w:rPr>
             </w:pPr>
             <w:r>
-              <w:rPr>
-                <w:rtl w:val="0"/>
-              </w:rPr>
-              <w:t xml:space="preserve">Rodrigo Cárcamo Rojas</w:t>
+              <w:t>Rodrigo Cárcamo Rojas</w:t>
             </w:r>
           </w:p>
         </w:tc>
       </w:tr>
       <w:tr>
-        <w:trPr>
-          <w:cantSplit w:val="0"/>
-          <w:tblHeader w:val="0"/>
-        </w:trPr>
-        <w:tc>
-          <w:tcPr/>
+        <w:tc>
+          <w:tcPr>
+            <w:tcW w:w="1796" w:type="dxa"/>
+          </w:tcPr>
           <w:p>
             <w:pPr>
               <w:tabs>
@@ -1673,15 +1612,14 @@
               </w:rPr>
             </w:pPr>
             <w:r>
-              <w:rPr>
-                <w:rtl w:val="0"/>
-              </w:rPr>
-              <w:t xml:space="preserve">1.3</w:t>
-            </w:r>
-          </w:p>
-        </w:tc>
-        <w:tc>
-          <w:tcPr/>
+              <w:t>1.3</w:t>
+            </w:r>
+          </w:p>
+        </w:tc>
+        <w:tc>
+          <w:tcPr>
+            <w:tcW w:w="1790" w:type="dxa"/>
+          </w:tcPr>
           <w:p>
             <w:pPr>
               <w:tabs>
@@ -1694,15 +1632,14 @@
               </w:rPr>
             </w:pPr>
             <w:r>
-              <w:rPr>
-                <w:rtl w:val="0"/>
-              </w:rPr>
-              <w:t xml:space="preserve">15-09-2026</w:t>
-            </w:r>
-          </w:p>
-        </w:tc>
-        <w:tc>
-          <w:tcPr/>
+              <w:t>15-09-2026</w:t>
+            </w:r>
+          </w:p>
+        </w:tc>
+        <w:tc>
+          <w:tcPr>
+            <w:tcW w:w="3049" w:type="dxa"/>
+          </w:tcPr>
           <w:p>
             <w:pPr>
               <w:tabs>
@@ -1715,15 +1652,14 @@
               </w:rPr>
             </w:pPr>
             <w:r>
-              <w:rPr>
-                <w:rtl w:val="0"/>
-              </w:rPr>
-              <w:t xml:space="preserve">Alcance actualizado a FS-HU-14 (épica E7 Reservas)</w:t>
-            </w:r>
-          </w:p>
-        </w:tc>
-        <w:tc>
-          <w:tcPr/>
+              <w:t>Alcance actualizado a FS-HU-14 (épica E7 Reservas)</w:t>
+            </w:r>
+          </w:p>
+        </w:tc>
+        <w:tc>
+          <w:tcPr>
+            <w:tcW w:w="2193" w:type="dxa"/>
+          </w:tcPr>
           <w:p>
             <w:pPr>
               <w:tabs>
@@ -1736,21 +1672,16 @@
               </w:rPr>
             </w:pPr>
             <w:r>
-              <w:rPr>
-                <w:rtl w:val="0"/>
-              </w:rPr>
-              <w:t xml:space="preserve">Rodrigo Cárcamo Rojas</w:t>
+              <w:t>Rodrigo Cárcamo Rojas</w:t>
             </w:r>
           </w:p>
         </w:tc>
       </w:tr>
       <w:tr>
-        <w:trPr>
-          <w:cantSplit w:val="0"/>
-          <w:tblHeader w:val="0"/>
-        </w:trPr>
-        <w:tc>
-          <w:tcPr/>
+        <w:tc>
+          <w:tcPr>
+            <w:tcW w:w="1796" w:type="dxa"/>
+          </w:tcPr>
           <w:p>
             <w:pPr>
               <w:tabs>
@@ -1763,15 +1694,14 @@
               </w:rPr>
             </w:pPr>
             <w:r>
-              <w:rPr>
-                <w:rtl w:val="0"/>
-              </w:rPr>
               <w:t>1.4</w:t>
             </w:r>
           </w:p>
         </w:tc>
         <w:tc>
-          <w:tcPr/>
+          <w:tcPr>
+            <w:tcW w:w="1790" w:type="dxa"/>
+          </w:tcPr>
           <w:p>
             <w:pPr>
               <w:tabs>
@@ -1784,15 +1714,14 @@
               </w:rPr>
             </w:pPr>
             <w:r>
-              <w:rPr>
-                <w:rtl w:val="0"/>
-              </w:rPr>
               <w:t>21-09-2026</w:t>
             </w:r>
           </w:p>
         </w:tc>
         <w:tc>
-          <w:tcPr/>
+          <w:tcPr>
+            <w:tcW w:w="3049" w:type="dxa"/>
+          </w:tcPr>
           <w:p>
             <w:pPr>
               <w:tabs>
@@ -1805,15 +1734,14 @@
               </w:rPr>
             </w:pPr>
             <w:r>
-              <w:rPr>
-                <w:rtl w:val="0"/>
-              </w:rPr>
               <w:t>Alcance actualizado a FS-HU-17 (acceso a la cuenta: recuperar contraseña, acceso con Google y registro con rol)</w:t>
             </w:r>
           </w:p>
         </w:tc>
         <w:tc>
-          <w:tcPr/>
+          <w:tcPr>
+            <w:tcW w:w="2193" w:type="dxa"/>
+          </w:tcPr>
           <w:p>
             <w:pPr>
               <w:tabs>
@@ -1826,21 +1754,16 @@
               </w:rPr>
             </w:pPr>
             <w:r>
-              <w:rPr>
-                <w:rtl w:val="0"/>
-              </w:rPr>
               <w:t>Rodrigo Cárcamo Rojas</w:t>
             </w:r>
           </w:p>
         </w:tc>
       </w:tr>
       <w:tr>
-        <w:trPr>
-          <w:cantSplit w:val="0"/>
-          <w:tblHeader w:val="0"/>
-        </w:trPr>
-        <w:tc>
-          <w:tcPr/>
+        <w:tc>
+          <w:tcPr>
+            <w:tcW w:w="1796" w:type="dxa"/>
+          </w:tcPr>
           <w:p>
             <w:pPr>
               <w:tabs>
@@ -1853,15 +1776,14 @@
               </w:rPr>
             </w:pPr>
             <w:r>
-              <w:rPr>
-                <w:rtl w:val="0"/>
-              </w:rPr>
               <w:t>1.5</w:t>
             </w:r>
           </w:p>
         </w:tc>
         <w:tc>
-          <w:tcPr/>
+          <w:tcPr>
+            <w:tcW w:w="1790" w:type="dxa"/>
+          </w:tcPr>
           <w:p>
             <w:pPr>
               <w:tabs>
@@ -1874,15 +1796,14 @@
               </w:rPr>
             </w:pPr>
             <w:r>
-              <w:rPr>
-                <w:rtl w:val="0"/>
-              </w:rPr>
               <w:t>21-09-2026</w:t>
             </w:r>
           </w:p>
         </w:tc>
         <w:tc>
-          <w:tcPr/>
+          <w:tcPr>
+            <w:tcW w:w="3049" w:type="dxa"/>
+          </w:tcPr>
           <w:p>
             <w:pPr>
               <w:tabs>
@@ -1895,15 +1816,14 @@
               </w:rPr>
             </w:pPr>
             <w:r>
-              <w:rPr>
-                <w:rtl w:val="0"/>
-              </w:rPr>
               <w:t>Alcance actualizado a FS-HU-19 (objetivos y estilo de vida, e información de salud)</w:t>
             </w:r>
           </w:p>
         </w:tc>
         <w:tc>
-          <w:tcPr/>
+          <w:tcPr>
+            <w:tcW w:w="2193" w:type="dxa"/>
+          </w:tcPr>
           <w:p>
             <w:pPr>
               <w:tabs>
@@ -1916,21 +1836,16 @@
               </w:rPr>
             </w:pPr>
             <w:r>
-              <w:rPr>
-                <w:rtl w:val="0"/>
-              </w:rPr>
               <w:t>Rodrigo Cárcamo Rojas</w:t>
             </w:r>
           </w:p>
         </w:tc>
       </w:tr>
       <w:tr>
-        <w:trPr>
-          <w:cantSplit w:val="0"/>
-          <w:tblHeader w:val="0"/>
-        </w:trPr>
-        <w:tc>
-          <w:tcPr/>
+        <w:tc>
+          <w:tcPr>
+            <w:tcW w:w="1796" w:type="dxa"/>
+          </w:tcPr>
           <w:p>
             <w:pPr>
               <w:tabs>
@@ -1943,15 +1858,14 @@
               </w:rPr>
             </w:pPr>
             <w:r>
-              <w:rPr>
-                <w:rtl w:val="0"/>
-              </w:rPr>
               <w:t>1.6</w:t>
             </w:r>
           </w:p>
         </w:tc>
         <w:tc>
-          <w:tcPr/>
+          <w:tcPr>
+            <w:tcW w:w="1790" w:type="dxa"/>
+          </w:tcPr>
           <w:p>
             <w:pPr>
               <w:tabs>
@@ -1964,15 +1878,14 @@
               </w:rPr>
             </w:pPr>
             <w:r>
-              <w:rPr>
-                <w:rtl w:val="0"/>
-              </w:rPr>
               <w:t>23-09-2026</w:t>
             </w:r>
           </w:p>
         </w:tc>
         <w:tc>
-          <w:tcPr/>
+          <w:tcPr>
+            <w:tcW w:w="3049" w:type="dxa"/>
+          </w:tcPr>
           <w:p>
             <w:pPr>
               <w:tabs>
@@ -1985,15 +1898,14 @@
               </w:rPr>
             </w:pPr>
             <w:r>
-              <w:rPr>
-                <w:rtl w:val="0"/>
-              </w:rPr>
               <w:t>Alcance actualizado a FS-HU-20 (portada pública); los criterios no cambian</w:t>
             </w:r>
           </w:p>
         </w:tc>
         <w:tc>
-          <w:tcPr/>
+          <w:tcPr>
+            <w:tcW w:w="2193" w:type="dxa"/>
+          </w:tcPr>
           <w:p>
             <w:pPr>
               <w:tabs>
@@ -2006,9 +1918,6 @@
               </w:rPr>
             </w:pPr>
             <w:r>
-              <w:rPr>
-                <w:rtl w:val="0"/>
-              </w:rPr>
               <w:t>Rodrigo Cárcamo Rojas</w:t>
             </w:r>
           </w:p>
@@ -2027,11 +1936,6 @@
           <w:u w:val="single"/>
         </w:rPr>
       </w:pPr>
-      <w:r>
-        <w:rPr>
-          <w:rtl w:val="0"/>
-        </w:rPr>
-      </w:r>
     </w:p>
     <w:p>
       <w:pPr>
@@ -2042,53 +1946,41 @@
           <w:szCs w:val="24"/>
         </w:rPr>
       </w:pPr>
-      <w:bookmarkStart w:colFirst="0" w:colLast="0" w:name="_heading=h.3znysh7" w:id="4"/>
-      <w:bookmarkEnd w:id="4"/>
+      <w:bookmarkStart w:id="5" w:name="_heading=h.3znysh7" w:colFirst="0" w:colLast="0"/>
+      <w:bookmarkEnd w:id="5"/>
       <w:r>
         <w:rPr>
           <w:color w:val="000000"/>
           <w:sz w:val="24"/>
           <w:szCs w:val="24"/>
-          <w:rtl w:val="0"/>
-        </w:rPr>
-        <w:t xml:space="preserve">Información del Proyecto</w:t>
+        </w:rPr>
+        <w:t>Información del Proyecto</w:t>
       </w:r>
     </w:p>
     <w:tbl>
       <w:tblPr>
-        <w:tblStyle w:val="Table2"/>
-        <w:tblW w:w="8720.0" w:type="dxa"/>
-        <w:jc w:val="left"/>
-        <w:tblInd w:w="108.0" w:type="dxa"/>
+        <w:tblStyle w:val="a0"/>
+        <w:tblW w:w="8720" w:type="dxa"/>
+        <w:tblInd w:w="108" w:type="dxa"/>
         <w:tblBorders>
-          <w:top w:color="000000" w:space="0" w:sz="4" w:val="single"/>
-          <w:left w:color="000000" w:space="0" w:sz="4" w:val="single"/>
-          <w:bottom w:color="000000" w:space="0" w:sz="4" w:val="single"/>
-          <w:right w:color="000000" w:space="0" w:sz="4" w:val="single"/>
-          <w:insideH w:color="000000" w:space="0" w:sz="4" w:val="single"/>
-          <w:insideV w:color="000000" w:space="0" w:sz="4" w:val="single"/>
+          <w:top w:val="single" w:sz="4" w:space="0" w:color="000000"/>
+          <w:left w:val="single" w:sz="4" w:space="0" w:color="000000"/>
+          <w:bottom w:val="single" w:sz="4" w:space="0" w:color="000000"/>
+          <w:right w:val="single" w:sz="4" w:space="0" w:color="000000"/>
+          <w:insideH w:val="single" w:sz="4" w:space="0" w:color="000000"/>
+          <w:insideV w:val="single" w:sz="4" w:space="0" w:color="000000"/>
         </w:tblBorders>
         <w:tblLayout w:type="fixed"/>
-        <w:tblLook w:val="0400"/>
+        <w:tblLook w:val="0400" w:firstRow="0" w:lastRow="0" w:firstColumn="0" w:lastColumn="0" w:noHBand="0" w:noVBand="1"/>
       </w:tblPr>
       <w:tblGrid>
         <w:gridCol w:w="3071"/>
         <w:gridCol w:w="5649"/>
-        <w:tblGridChange w:id="0">
-          <w:tblGrid>
-            <w:gridCol w:w="3071"/>
-            <w:gridCol w:w="5649"/>
-          </w:tblGrid>
-        </w:tblGridChange>
       </w:tblGrid>
       <w:tr>
-        <w:trPr>
-          <w:cantSplit w:val="0"/>
-          <w:tblHeader w:val="0"/>
-        </w:trPr>
-        <w:tc>
-          <w:tcPr>
-            <w:shd w:fill="auto" w:val="clear"/>
+        <w:tc>
+          <w:tcPr>
+            <w:tcW w:w="3071" w:type="dxa"/>
           </w:tcPr>
           <w:p>
             <w:pPr>
@@ -2100,15 +1992,14 @@
             <w:r>
               <w:rPr>
                 <w:color w:val="000000"/>
-                <w:rtl w:val="0"/>
-              </w:rPr>
-              <w:t xml:space="preserve">Organización</w:t>
-            </w:r>
-          </w:p>
-        </w:tc>
-        <w:tc>
-          <w:tcPr>
-            <w:shd w:fill="auto" w:val="clear"/>
+              </w:rPr>
+              <w:t>Organización</w:t>
+            </w:r>
+          </w:p>
+        </w:tc>
+        <w:tc>
+          <w:tcPr>
+            <w:tcW w:w="5649" w:type="dxa"/>
           </w:tcPr>
           <w:p>
             <w:pPr>
@@ -2119,9 +2010,6 @@
             </w:pPr>
             <w:r>
               <w:rPr>
-                <w:rFonts w:ascii="Calibri" w:hAnsi="Calibri"/>
-                <w:b w:val="0"/>
-                <w:i w:val="0"/>
                 <w:color w:val="000000"/>
                 <w:sz w:val="21"/>
               </w:rPr>
@@ -2131,13 +2019,9 @@
         </w:tc>
       </w:tr>
       <w:tr>
-        <w:trPr>
-          <w:cantSplit w:val="0"/>
-          <w:tblHeader w:val="0"/>
-        </w:trPr>
-        <w:tc>
-          <w:tcPr>
-            <w:shd w:fill="auto" w:val="clear"/>
+        <w:tc>
+          <w:tcPr>
+            <w:tcW w:w="3071" w:type="dxa"/>
           </w:tcPr>
           <w:p>
             <w:pPr>
@@ -2149,15 +2033,14 @@
             <w:r>
               <w:rPr>
                 <w:color w:val="000000"/>
-                <w:rtl w:val="0"/>
-              </w:rPr>
-              <w:t xml:space="preserve">Sección</w:t>
-            </w:r>
-          </w:p>
-        </w:tc>
-        <w:tc>
-          <w:tcPr>
-            <w:shd w:fill="auto" w:val="clear"/>
+              </w:rPr>
+              <w:t>Sección</w:t>
+            </w:r>
+          </w:p>
+        </w:tc>
+        <w:tc>
+          <w:tcPr>
+            <w:tcW w:w="5649" w:type="dxa"/>
           </w:tcPr>
           <w:p>
             <w:pPr>
@@ -2168,9 +2051,6 @@
             </w:pPr>
             <w:r>
               <w:rPr>
-                <w:rFonts w:ascii="Calibri" w:hAnsi="Calibri"/>
-                <w:b w:val="0"/>
-                <w:i w:val="0"/>
                 <w:color w:val="000000"/>
                 <w:sz w:val="21"/>
               </w:rPr>
@@ -2180,13 +2060,9 @@
         </w:tc>
       </w:tr>
       <w:tr>
-        <w:trPr>
-          <w:cantSplit w:val="0"/>
-          <w:tblHeader w:val="0"/>
-        </w:trPr>
-        <w:tc>
-          <w:tcPr>
-            <w:shd w:fill="auto" w:val="clear"/>
+        <w:tc>
+          <w:tcPr>
+            <w:tcW w:w="3071" w:type="dxa"/>
           </w:tcPr>
           <w:p>
             <w:pPr>
@@ -2198,15 +2074,14 @@
             <w:r>
               <w:rPr>
                 <w:color w:val="000000"/>
-                <w:rtl w:val="0"/>
-              </w:rPr>
-              <w:t xml:space="preserve">Proyecto (Nombre)</w:t>
-            </w:r>
-          </w:p>
-        </w:tc>
-        <w:tc>
-          <w:tcPr>
-            <w:shd w:fill="auto" w:val="clear"/>
+              </w:rPr>
+              <w:t>Proyecto (Nombre)</w:t>
+            </w:r>
+          </w:p>
+        </w:tc>
+        <w:tc>
+          <w:tcPr>
+            <w:tcW w:w="5649" w:type="dxa"/>
           </w:tcPr>
           <w:p>
             <w:pPr>
@@ -2215,27 +2090,22 @@
                 <w:color w:val="000000"/>
               </w:rPr>
             </w:pPr>
-            <w:r>
-              <w:rPr>
-                <w:rFonts w:ascii="Calibri" w:hAnsi="Calibri"/>
-                <w:b w:val="0"/>
-                <w:i w:val="0"/>
+            <w:proofErr w:type="spellStart"/>
+            <w:r>
+              <w:rPr>
                 <w:color w:val="000000"/>
                 <w:sz w:val="21"/>
               </w:rPr>
               <w:t>FitSearch</w:t>
             </w:r>
+            <w:proofErr w:type="spellEnd"/>
           </w:p>
         </w:tc>
       </w:tr>
       <w:tr>
-        <w:trPr>
-          <w:cantSplit w:val="0"/>
-          <w:tblHeader w:val="0"/>
-        </w:trPr>
-        <w:tc>
-          <w:tcPr>
-            <w:shd w:fill="auto" w:val="clear"/>
+        <w:tc>
+          <w:tcPr>
+            <w:tcW w:w="3071" w:type="dxa"/>
           </w:tcPr>
           <w:p>
             <w:pPr>
@@ -2247,15 +2117,14 @@
             <w:r>
               <w:rPr>
                 <w:color w:val="000000"/>
-                <w:rtl w:val="0"/>
-              </w:rPr>
-              <w:t xml:space="preserve">Fecha de Inicio</w:t>
-            </w:r>
-          </w:p>
-        </w:tc>
-        <w:tc>
-          <w:tcPr>
-            <w:shd w:fill="auto" w:val="clear"/>
+              </w:rPr>
+              <w:t>Fecha de Inicio</w:t>
+            </w:r>
+          </w:p>
+        </w:tc>
+        <w:tc>
+          <w:tcPr>
+            <w:tcW w:w="5649" w:type="dxa"/>
           </w:tcPr>
           <w:p>
             <w:pPr>
@@ -2266,9 +2135,6 @@
             </w:pPr>
             <w:r>
               <w:rPr>
-                <w:rFonts w:ascii="Calibri" w:hAnsi="Calibri"/>
-                <w:b w:val="0"/>
-                <w:i w:val="0"/>
                 <w:color w:val="000000"/>
                 <w:sz w:val="21"/>
               </w:rPr>
@@ -2278,13 +2144,9 @@
         </w:tc>
       </w:tr>
       <w:tr>
-        <w:trPr>
-          <w:cantSplit w:val="0"/>
-          <w:tblHeader w:val="0"/>
-        </w:trPr>
-        <w:tc>
-          <w:tcPr>
-            <w:shd w:fill="auto" w:val="clear"/>
+        <w:tc>
+          <w:tcPr>
+            <w:tcW w:w="3071" w:type="dxa"/>
           </w:tcPr>
           <w:p>
             <w:pPr>
@@ -2296,15 +2158,14 @@
             <w:r>
               <w:rPr>
                 <w:color w:val="000000"/>
-                <w:rtl w:val="0"/>
-              </w:rPr>
-              <w:t xml:space="preserve">Fecha de Término</w:t>
-            </w:r>
-          </w:p>
-        </w:tc>
-        <w:tc>
-          <w:tcPr>
-            <w:shd w:fill="auto" w:val="clear"/>
+              </w:rPr>
+              <w:t>Fecha de Término</w:t>
+            </w:r>
+          </w:p>
+        </w:tc>
+        <w:tc>
+          <w:tcPr>
+            <w:tcW w:w="5649" w:type="dxa"/>
           </w:tcPr>
           <w:p>
             <w:pPr>
@@ -2315,9 +2176,6 @@
             </w:pPr>
             <w:r>
               <w:rPr>
-                <w:rFonts w:ascii="Calibri" w:hAnsi="Calibri"/>
-                <w:b w:val="0"/>
-                <w:i w:val="0"/>
                 <w:color w:val="000000"/>
                 <w:sz w:val="21"/>
               </w:rPr>
@@ -2327,13 +2185,9 @@
         </w:tc>
       </w:tr>
       <w:tr>
-        <w:trPr>
-          <w:cantSplit w:val="0"/>
-          <w:tblHeader w:val="0"/>
-        </w:trPr>
-        <w:tc>
-          <w:tcPr>
-            <w:shd w:fill="auto" w:val="clear"/>
+        <w:tc>
+          <w:tcPr>
+            <w:tcW w:w="3071" w:type="dxa"/>
           </w:tcPr>
           <w:p>
             <w:pPr>
@@ -2345,15 +2199,14 @@
             <w:r>
               <w:rPr>
                 <w:color w:val="000000"/>
-                <w:rtl w:val="0"/>
-              </w:rPr>
-              <w:t xml:space="preserve">Patrocinador principal</w:t>
-            </w:r>
-          </w:p>
-        </w:tc>
-        <w:tc>
-          <w:tcPr>
-            <w:shd w:fill="auto" w:val="clear"/>
+              </w:rPr>
+              <w:t>Patrocinador principal</w:t>
+            </w:r>
+          </w:p>
+        </w:tc>
+        <w:tc>
+          <w:tcPr>
+            <w:tcW w:w="5649" w:type="dxa"/>
           </w:tcPr>
           <w:p>
             <w:pPr>
@@ -2364,9 +2217,6 @@
             </w:pPr>
             <w:r>
               <w:rPr>
-                <w:rFonts w:ascii="Calibri" w:hAnsi="Calibri"/>
-                <w:b w:val="0"/>
-                <w:i w:val="0"/>
                 <w:color w:val="000000"/>
                 <w:sz w:val="21"/>
               </w:rPr>
@@ -2376,13 +2226,9 @@
         </w:tc>
       </w:tr>
       <w:tr>
-        <w:trPr>
-          <w:cantSplit w:val="0"/>
-          <w:tblHeader w:val="0"/>
-        </w:trPr>
-        <w:tc>
-          <w:tcPr>
-            <w:shd w:fill="auto" w:val="clear"/>
+        <w:tc>
+          <w:tcPr>
+            <w:tcW w:w="3071" w:type="dxa"/>
           </w:tcPr>
           <w:p>
             <w:pPr>
@@ -2394,15 +2240,14 @@
             <w:r>
               <w:rPr>
                 <w:color w:val="000000"/>
-                <w:rtl w:val="0"/>
-              </w:rPr>
-              <w:t xml:space="preserve">Docente</w:t>
-            </w:r>
-          </w:p>
-        </w:tc>
-        <w:tc>
-          <w:tcPr>
-            <w:shd w:fill="auto" w:val="clear"/>
+              </w:rPr>
+              <w:t>Docente</w:t>
+            </w:r>
+          </w:p>
+        </w:tc>
+        <w:tc>
+          <w:tcPr>
+            <w:tcW w:w="5649" w:type="dxa"/>
           </w:tcPr>
           <w:p>
             <w:pPr>
@@ -2413,9 +2258,6 @@
             </w:pPr>
             <w:r>
               <w:rPr>
-                <w:rFonts w:ascii="Calibri" w:hAnsi="Calibri"/>
-                <w:b w:val="0"/>
-                <w:i w:val="0"/>
                 <w:color w:val="000000"/>
                 <w:sz w:val="21"/>
               </w:rPr>
@@ -2434,13 +2276,8 @@
           <w:szCs w:val="24"/>
         </w:rPr>
       </w:pPr>
-      <w:bookmarkStart w:colFirst="0" w:colLast="0" w:name="_heading=h.2et92p0" w:id="5"/>
-      <w:bookmarkEnd w:id="5"/>
-      <w:r>
-        <w:rPr>
-          <w:rtl w:val="0"/>
-        </w:rPr>
-      </w:r>
+      <w:bookmarkStart w:id="6" w:name="_heading=h.2et92p0" w:colFirst="0" w:colLast="0"/>
+      <w:bookmarkEnd w:id="6"/>
     </w:p>
     <w:p>
       <w:pPr>
@@ -2456,48 +2293,39 @@
           <w:color w:val="000000"/>
           <w:sz w:val="24"/>
           <w:szCs w:val="24"/>
-          <w:rtl w:val="0"/>
-        </w:rPr>
-        <w:t xml:space="preserve">Integrantes</w:t>
+        </w:rPr>
+        <w:t>Integrantes</w:t>
       </w:r>
     </w:p>
     <w:tbl>
       <w:tblPr>
-        <w:tblStyle w:val="Table3"/>
-        <w:tblW w:w="8720.0" w:type="dxa"/>
-        <w:jc w:val="left"/>
-        <w:tblInd w:w="108.0" w:type="dxa"/>
+        <w:tblStyle w:val="a1"/>
+        <w:tblW w:w="8720" w:type="dxa"/>
+        <w:tblInd w:w="108" w:type="dxa"/>
         <w:tblBorders>
-          <w:top w:color="000000" w:space="0" w:sz="4" w:val="single"/>
-          <w:left w:color="000000" w:space="0" w:sz="4" w:val="single"/>
-          <w:bottom w:color="000000" w:space="0" w:sz="4" w:val="single"/>
-          <w:right w:color="000000" w:space="0" w:sz="4" w:val="single"/>
-          <w:insideH w:color="000000" w:space="0" w:sz="4" w:val="single"/>
-          <w:insideV w:color="000000" w:space="0" w:sz="4" w:val="single"/>
+          <w:top w:val="single" w:sz="4" w:space="0" w:color="000000"/>
+          <w:left w:val="single" w:sz="4" w:space="0" w:color="000000"/>
+          <w:bottom w:val="single" w:sz="4" w:space="0" w:color="000000"/>
+          <w:right w:val="single" w:sz="4" w:space="0" w:color="000000"/>
+          <w:insideH w:val="single" w:sz="4" w:space="0" w:color="000000"/>
+          <w:insideV w:val="single" w:sz="4" w:space="0" w:color="000000"/>
         </w:tblBorders>
         <w:tblLayout w:type="fixed"/>
-        <w:tblLook w:val="0400"/>
+        <w:tblLook w:val="0400" w:firstRow="0" w:lastRow="0" w:firstColumn="0" w:lastColumn="0" w:noHBand="0" w:noVBand="1"/>
       </w:tblPr>
       <w:tblGrid>
         <w:gridCol w:w="2084"/>
         <w:gridCol w:w="3452"/>
         <w:gridCol w:w="3184"/>
-        <w:tblGridChange w:id="0">
-          <w:tblGrid>
-            <w:gridCol w:w="2084"/>
-            <w:gridCol w:w="3452"/>
-            <w:gridCol w:w="3184"/>
-          </w:tblGrid>
-        </w:tblGridChange>
       </w:tblGrid>
       <w:tr>
         <w:trPr>
-          <w:cantSplit w:val="1"/>
-          <w:tblHeader w:val="1"/>
+          <w:cantSplit/>
+          <w:tblHeader/>
         </w:trPr>
         <w:tc>
           <w:tcPr>
-            <w:shd w:fill="auto" w:val="clear"/>
+            <w:tcW w:w="2084" w:type="dxa"/>
           </w:tcPr>
           <w:p>
             <w:pPr>
@@ -2510,15 +2338,14 @@
             <w:r>
               <w:rPr>
                 <w:color w:val="000000"/>
-                <w:rtl w:val="0"/>
-              </w:rPr>
-              <w:t xml:space="preserve">Rut</w:t>
-            </w:r>
-          </w:p>
-        </w:tc>
-        <w:tc>
-          <w:tcPr>
-            <w:shd w:fill="auto" w:val="clear"/>
+              </w:rPr>
+              <w:t>Rut</w:t>
+            </w:r>
+          </w:p>
+        </w:tc>
+        <w:tc>
+          <w:tcPr>
+            <w:tcW w:w="3452" w:type="dxa"/>
           </w:tcPr>
           <w:p>
             <w:pPr>
@@ -2531,15 +2358,14 @@
             <w:r>
               <w:rPr>
                 <w:color w:val="000000"/>
-                <w:rtl w:val="0"/>
-              </w:rPr>
-              <w:t xml:space="preserve">Nombre</w:t>
-            </w:r>
-          </w:p>
-        </w:tc>
-        <w:tc>
-          <w:tcPr>
-            <w:shd w:fill="auto" w:val="clear"/>
+              </w:rPr>
+              <w:t>Nombre</w:t>
+            </w:r>
+          </w:p>
+        </w:tc>
+        <w:tc>
+          <w:tcPr>
+            <w:tcW w:w="3184" w:type="dxa"/>
           </w:tcPr>
           <w:p>
             <w:pPr>
@@ -2552,36 +2378,28 @@
             <w:r>
               <w:rPr>
                 <w:color w:val="000000"/>
-                <w:rtl w:val="0"/>
-              </w:rPr>
-              <w:t xml:space="preserve">Correo</w:t>
+              </w:rPr>
+              <w:t>Correo</w:t>
             </w:r>
           </w:p>
         </w:tc>
       </w:tr>
       <w:tr>
-        <w:trPr>
-          <w:cantSplit w:val="0"/>
-          <w:tblHeader w:val="0"/>
-        </w:trPr>
-        <w:tc>
-          <w:tcPr>
-            <w:shd w:fill="auto" w:val="clear"/>
+        <w:tc>
+          <w:tcPr>
+            <w:tcW w:w="2084" w:type="dxa"/>
           </w:tcPr>
           <w:p>
             <w:pPr>
               <w:spacing w:after="0" w:line="240" w:lineRule="auto"/>
               <w:jc w:val="center"/>
               <w:rPr>
-                <w:b w:val="1"/>
-                <w:color w:val="000000"/>
-              </w:rPr>
-            </w:pPr>
-            <w:r>
-              <w:rPr>
-                <w:rFonts w:ascii="Calibri" w:hAnsi="Calibri"/>
-                <w:b w:val="0"/>
-                <w:i w:val="0"/>
+                <w:b/>
+                <w:color w:val="000000"/>
+              </w:rPr>
+            </w:pPr>
+            <w:r>
+              <w:rPr>
                 <w:color w:val="000000"/>
                 <w:sz w:val="21"/>
               </w:rPr>
@@ -2591,22 +2409,19 @@
         </w:tc>
         <w:tc>
           <w:tcPr>
-            <w:shd w:fill="auto" w:val="clear"/>
+            <w:tcW w:w="3452" w:type="dxa"/>
           </w:tcPr>
           <w:p>
             <w:pPr>
               <w:spacing w:after="0" w:line="240" w:lineRule="auto"/>
               <w:jc w:val="center"/>
               <w:rPr>
-                <w:b w:val="1"/>
-                <w:color w:val="000000"/>
-              </w:rPr>
-            </w:pPr>
-            <w:r>
-              <w:rPr>
-                <w:rFonts w:ascii="Calibri" w:hAnsi="Calibri"/>
-                <w:b w:val="0"/>
-                <w:i w:val="0"/>
+                <w:b/>
+                <w:color w:val="000000"/>
+              </w:rPr>
+            </w:pPr>
+            <w:r>
+              <w:rPr>
                 <w:color w:val="000000"/>
                 <w:sz w:val="21"/>
               </w:rPr>
@@ -2616,22 +2431,19 @@
         </w:tc>
         <w:tc>
           <w:tcPr>
-            <w:shd w:fill="auto" w:val="clear"/>
+            <w:tcW w:w="3184" w:type="dxa"/>
           </w:tcPr>
           <w:p>
             <w:pPr>
               <w:spacing w:after="0" w:line="240" w:lineRule="auto"/>
               <w:jc w:val="center"/>
               <w:rPr>
-                <w:b w:val="1"/>
-                <w:color w:val="000000"/>
-              </w:rPr>
-            </w:pPr>
-            <w:r>
-              <w:rPr>
-                <w:rFonts w:ascii="Calibri" w:hAnsi="Calibri"/>
-                <w:b w:val="0"/>
-                <w:i w:val="0"/>
+                <w:b/>
+                <w:color w:val="000000"/>
+              </w:rPr>
+            </w:pPr>
+            <w:r>
+              <w:rPr>
                 <w:color w:val="000000"/>
                 <w:sz w:val="21"/>
               </w:rPr>
@@ -2641,28 +2453,21 @@
         </w:tc>
       </w:tr>
       <w:tr>
-        <w:trPr>
-          <w:cantSplit w:val="0"/>
-          <w:tblHeader w:val="0"/>
-        </w:trPr>
-        <w:tc>
-          <w:tcPr>
-            <w:shd w:fill="auto" w:val="clear"/>
+        <w:tc>
+          <w:tcPr>
+            <w:tcW w:w="2084" w:type="dxa"/>
           </w:tcPr>
           <w:p>
             <w:pPr>
               <w:spacing w:after="0" w:line="240" w:lineRule="auto"/>
               <w:jc w:val="center"/>
               <w:rPr>
-                <w:b w:val="1"/>
-                <w:color w:val="000000"/>
-              </w:rPr>
-            </w:pPr>
-            <w:r>
-              <w:rPr>
-                <w:rFonts w:ascii="Calibri" w:hAnsi="Calibri"/>
-                <w:b w:val="0"/>
-                <w:i w:val="0"/>
+                <w:b/>
+                <w:color w:val="000000"/>
+              </w:rPr>
+            </w:pPr>
+            <w:r>
+              <w:rPr>
                 <w:color w:val="000000"/>
                 <w:sz w:val="21"/>
               </w:rPr>
@@ -2672,22 +2477,19 @@
         </w:tc>
         <w:tc>
           <w:tcPr>
-            <w:shd w:fill="auto" w:val="clear"/>
+            <w:tcW w:w="3452" w:type="dxa"/>
           </w:tcPr>
           <w:p>
             <w:pPr>
               <w:spacing w:after="0" w:line="240" w:lineRule="auto"/>
               <w:jc w:val="center"/>
               <w:rPr>
-                <w:b w:val="1"/>
-                <w:color w:val="000000"/>
-              </w:rPr>
-            </w:pPr>
-            <w:r>
-              <w:rPr>
-                <w:rFonts w:ascii="Calibri" w:hAnsi="Calibri"/>
-                <w:b w:val="0"/>
-                <w:i w:val="0"/>
+                <w:b/>
+                <w:color w:val="000000"/>
+              </w:rPr>
+            </w:pPr>
+            <w:r>
+              <w:rPr>
                 <w:color w:val="000000"/>
                 <w:sz w:val="21"/>
               </w:rPr>
@@ -2697,22 +2499,19 @@
         </w:tc>
         <w:tc>
           <w:tcPr>
-            <w:shd w:fill="auto" w:val="clear"/>
+            <w:tcW w:w="3184" w:type="dxa"/>
           </w:tcPr>
           <w:p>
             <w:pPr>
               <w:spacing w:after="0" w:line="240" w:lineRule="auto"/>
               <w:jc w:val="center"/>
               <w:rPr>
-                <w:b w:val="1"/>
-                <w:color w:val="000000"/>
-              </w:rPr>
-            </w:pPr>
-            <w:r>
-              <w:rPr>
-                <w:rFonts w:ascii="Calibri" w:hAnsi="Calibri"/>
-                <w:b w:val="0"/>
-                <w:i w:val="0"/>
+                <w:b/>
+                <w:color w:val="000000"/>
+              </w:rPr>
+            </w:pPr>
+            <w:r>
+              <w:rPr>
                 <w:color w:val="000000"/>
                 <w:sz w:val="21"/>
               </w:rPr>
@@ -2722,28 +2521,21 @@
         </w:tc>
       </w:tr>
       <w:tr>
-        <w:trPr>
-          <w:cantSplit w:val="0"/>
-          <w:tblHeader w:val="0"/>
-        </w:trPr>
-        <w:tc>
-          <w:tcPr>
-            <w:shd w:fill="auto" w:val="clear"/>
+        <w:tc>
+          <w:tcPr>
+            <w:tcW w:w="2084" w:type="dxa"/>
           </w:tcPr>
           <w:p>
             <w:pPr>
               <w:spacing w:after="0" w:line="240" w:lineRule="auto"/>
               <w:jc w:val="center"/>
               <w:rPr>
-                <w:b w:val="1"/>
-                <w:color w:val="000000"/>
-              </w:rPr>
-            </w:pPr>
-            <w:r>
-              <w:rPr>
-                <w:rFonts w:ascii="Calibri" w:hAnsi="Calibri"/>
-                <w:b w:val="0"/>
-                <w:i w:val="0"/>
+                <w:b/>
+                <w:color w:val="000000"/>
+              </w:rPr>
+            </w:pPr>
+            <w:r>
+              <w:rPr>
                 <w:color w:val="000000"/>
                 <w:sz w:val="21"/>
               </w:rPr>
@@ -2753,22 +2545,19 @@
         </w:tc>
         <w:tc>
           <w:tcPr>
-            <w:shd w:fill="auto" w:val="clear"/>
+            <w:tcW w:w="3452" w:type="dxa"/>
           </w:tcPr>
           <w:p>
             <w:pPr>
               <w:spacing w:after="0" w:line="240" w:lineRule="auto"/>
               <w:jc w:val="center"/>
               <w:rPr>
-                <w:b w:val="1"/>
-                <w:color w:val="000000"/>
-              </w:rPr>
-            </w:pPr>
-            <w:r>
-              <w:rPr>
-                <w:rFonts w:ascii="Calibri" w:hAnsi="Calibri"/>
-                <w:b w:val="0"/>
-                <w:i w:val="0"/>
+                <w:b/>
+                <w:color w:val="000000"/>
+              </w:rPr>
+            </w:pPr>
+            <w:r>
+              <w:rPr>
                 <w:color w:val="000000"/>
                 <w:sz w:val="21"/>
               </w:rPr>
@@ -2778,22 +2567,19 @@
         </w:tc>
         <w:tc>
           <w:tcPr>
-            <w:shd w:fill="auto" w:val="clear"/>
+            <w:tcW w:w="3184" w:type="dxa"/>
           </w:tcPr>
           <w:p>
             <w:pPr>
               <w:spacing w:after="0" w:line="240" w:lineRule="auto"/>
               <w:jc w:val="center"/>
               <w:rPr>
-                <w:b w:val="1"/>
-                <w:color w:val="000000"/>
-              </w:rPr>
-            </w:pPr>
-            <w:r>
-              <w:rPr>
-                <w:rFonts w:ascii="Calibri" w:hAnsi="Calibri"/>
-                <w:b w:val="0"/>
-                <w:i w:val="0"/>
+                <w:b/>
+                <w:color w:val="000000"/>
+              </w:rPr>
+            </w:pPr>
+            <w:r>
+              <w:rPr>
                 <w:color w:val="000000"/>
                 <w:sz w:val="21"/>
               </w:rPr>
@@ -2803,134 +2589,96 @@
         </w:tc>
       </w:tr>
       <w:tr>
-        <w:trPr>
-          <w:cantSplit w:val="0"/>
-          <w:tblHeader w:val="0"/>
-        </w:trPr>
-        <w:tc>
-          <w:tcPr>
-            <w:shd w:fill="auto" w:val="clear"/>
+        <w:tc>
+          <w:tcPr>
+            <w:tcW w:w="2084" w:type="dxa"/>
           </w:tcPr>
           <w:p>
             <w:pPr>
               <w:spacing w:after="0" w:line="240" w:lineRule="auto"/>
               <w:jc w:val="center"/>
               <w:rPr>
-                <w:b w:val="1"/>
-                <w:color w:val="000000"/>
-              </w:rPr>
-            </w:pPr>
-            <w:r>
-              <w:rPr>
-                <w:rtl w:val="0"/>
-              </w:rPr>
-            </w:r>
-          </w:p>
-        </w:tc>
-        <w:tc>
-          <w:tcPr>
-            <w:shd w:fill="auto" w:val="clear"/>
+                <w:b/>
+                <w:color w:val="000000"/>
+              </w:rPr>
+            </w:pPr>
+          </w:p>
+        </w:tc>
+        <w:tc>
+          <w:tcPr>
+            <w:tcW w:w="3452" w:type="dxa"/>
           </w:tcPr>
           <w:p>
             <w:pPr>
               <w:spacing w:after="0" w:line="240" w:lineRule="auto"/>
               <w:jc w:val="center"/>
               <w:rPr>
-                <w:b w:val="1"/>
-                <w:color w:val="000000"/>
-              </w:rPr>
-            </w:pPr>
-            <w:r>
-              <w:rPr>
-                <w:rtl w:val="0"/>
-              </w:rPr>
-            </w:r>
-          </w:p>
-        </w:tc>
-        <w:tc>
-          <w:tcPr>
-            <w:shd w:fill="auto" w:val="clear"/>
+                <w:b/>
+                <w:color w:val="000000"/>
+              </w:rPr>
+            </w:pPr>
+          </w:p>
+        </w:tc>
+        <w:tc>
+          <w:tcPr>
+            <w:tcW w:w="3184" w:type="dxa"/>
           </w:tcPr>
           <w:p>
             <w:pPr>
               <w:spacing w:after="0" w:line="240" w:lineRule="auto"/>
               <w:jc w:val="center"/>
               <w:rPr>
-                <w:b w:val="1"/>
-                <w:color w:val="000000"/>
-              </w:rPr>
-            </w:pPr>
-            <w:r>
-              <w:rPr>
-                <w:rtl w:val="0"/>
-              </w:rPr>
-            </w:r>
+                <w:b/>
+                <w:color w:val="000000"/>
+              </w:rPr>
+            </w:pPr>
           </w:p>
         </w:tc>
       </w:tr>
       <w:tr>
-        <w:trPr>
-          <w:cantSplit w:val="0"/>
-          <w:tblHeader w:val="0"/>
-        </w:trPr>
-        <w:tc>
-          <w:tcPr>
-            <w:shd w:fill="auto" w:val="clear"/>
+        <w:tc>
+          <w:tcPr>
+            <w:tcW w:w="2084" w:type="dxa"/>
           </w:tcPr>
           <w:p>
             <w:pPr>
               <w:spacing w:after="0" w:line="240" w:lineRule="auto"/>
               <w:jc w:val="center"/>
               <w:rPr>
-                <w:b w:val="1"/>
-                <w:color w:val="000000"/>
-              </w:rPr>
-            </w:pPr>
-            <w:r>
-              <w:rPr>
-                <w:rtl w:val="0"/>
-              </w:rPr>
-            </w:r>
-          </w:p>
-        </w:tc>
-        <w:tc>
-          <w:tcPr>
-            <w:shd w:fill="auto" w:val="clear"/>
+                <w:b/>
+                <w:color w:val="000000"/>
+              </w:rPr>
+            </w:pPr>
+          </w:p>
+        </w:tc>
+        <w:tc>
+          <w:tcPr>
+            <w:tcW w:w="3452" w:type="dxa"/>
           </w:tcPr>
           <w:p>
             <w:pPr>
               <w:spacing w:after="0" w:line="240" w:lineRule="auto"/>
               <w:jc w:val="center"/>
               <w:rPr>
-                <w:b w:val="1"/>
-                <w:color w:val="000000"/>
-              </w:rPr>
-            </w:pPr>
-            <w:r>
-              <w:rPr>
-                <w:rtl w:val="0"/>
-              </w:rPr>
-            </w:r>
-          </w:p>
-        </w:tc>
-        <w:tc>
-          <w:tcPr>
-            <w:shd w:fill="auto" w:val="clear"/>
+                <w:b/>
+                <w:color w:val="000000"/>
+              </w:rPr>
+            </w:pPr>
+          </w:p>
+        </w:tc>
+        <w:tc>
+          <w:tcPr>
+            <w:tcW w:w="3184" w:type="dxa"/>
           </w:tcPr>
           <w:p>
             <w:pPr>
               <w:spacing w:after="0" w:line="240" w:lineRule="auto"/>
               <w:jc w:val="center"/>
               <w:rPr>
-                <w:b w:val="1"/>
-                <w:color w:val="000000"/>
-              </w:rPr>
-            </w:pPr>
-            <w:r>
-              <w:rPr>
-                <w:rtl w:val="0"/>
-              </w:rPr>
-            </w:r>
+                <w:b/>
+                <w:color w:val="000000"/>
+              </w:rPr>
+            </w:pPr>
           </w:p>
         </w:tc>
       </w:tr>
@@ -2945,48 +2693,150 @@
       <w:pPr>
         <w:pStyle w:val="Heading1"/>
       </w:pPr>
+      <w:bookmarkStart w:id="7" w:name="_Toc241098574"/>
       <w:r>
+        <w:lastRenderedPageBreak/>
         <w:t>Propósito</w:t>
       </w:r>
+      <w:bookmarkEnd w:id="7"/>
     </w:p>
     <w:p>
       <w:r>
         <w:rPr>
-          <w:i w:val="0"/>
           <w:sz w:val="21"/>
         </w:rPr>
-        <w:t>La Definition of Done (DoD) es el acuerdo explícito del equipo de FitSearch sobre las condiciones técnicas y de calidad que debe cumplir cualquier incremento de software para considerarse terminado. Su objetivo es que todo el equipo (Product Owner, Scrum Master y desarrolladores) entienda lo mismo cuando una historia de usuario se declara "Hecha", y que cada incremento sea potencialmente entregable, verificable y mantenible.</w:t>
+        <w:t xml:space="preserve">La </w:t>
+      </w:r>
+      <w:proofErr w:type="spellStart"/>
+      <w:r>
+        <w:rPr>
+          <w:sz w:val="21"/>
+        </w:rPr>
+        <w:t>Definition</w:t>
+      </w:r>
+      <w:proofErr w:type="spellEnd"/>
+      <w:r>
+        <w:rPr>
+          <w:sz w:val="21"/>
+        </w:rPr>
+        <w:t xml:space="preserve"> </w:t>
+      </w:r>
+      <w:proofErr w:type="spellStart"/>
+      <w:r>
+        <w:rPr>
+          <w:sz w:val="21"/>
+        </w:rPr>
+        <w:t>of</w:t>
+      </w:r>
+      <w:proofErr w:type="spellEnd"/>
+      <w:r>
+        <w:rPr>
+          <w:sz w:val="21"/>
+        </w:rPr>
+        <w:t xml:space="preserve"> Done (DoD) es el acuerdo explícito del equipo de </w:t>
+      </w:r>
+      <w:proofErr w:type="spellStart"/>
+      <w:r>
+        <w:rPr>
+          <w:sz w:val="21"/>
+        </w:rPr>
+        <w:t>FitSearch</w:t>
+      </w:r>
+      <w:proofErr w:type="spellEnd"/>
+      <w:r>
+        <w:rPr>
+          <w:sz w:val="21"/>
+        </w:rPr>
+        <w:t xml:space="preserve"> sobre las condiciones técnicas y de calidad que debe cumplir cualquier incremento de software para considerarse terminado. Su objetivo es que todo el equipo (</w:t>
+      </w:r>
+      <w:proofErr w:type="spellStart"/>
+      <w:r>
+        <w:rPr>
+          <w:sz w:val="21"/>
+        </w:rPr>
+        <w:t>Product</w:t>
+      </w:r>
+      <w:proofErr w:type="spellEnd"/>
+      <w:r>
+        <w:rPr>
+          <w:sz w:val="21"/>
+        </w:rPr>
+        <w:t xml:space="preserve"> Owner, Scrum </w:t>
+      </w:r>
+      <w:proofErr w:type="gramStart"/>
+      <w:r>
+        <w:rPr>
+          <w:sz w:val="21"/>
+        </w:rPr>
+        <w:t>Master</w:t>
+      </w:r>
+      <w:proofErr w:type="gramEnd"/>
+      <w:r>
+        <w:rPr>
+          <w:sz w:val="21"/>
+        </w:rPr>
+        <w:t xml:space="preserve"> y desarrolladores) entienda lo mismo cuando una historia de usuario se declara "Hecha", y que cada incremento sea potencialmente entregable, verificable y mantenible.</w:t>
       </w:r>
     </w:p>
     <w:p>
       <w:pPr>
         <w:pStyle w:val="Heading1"/>
       </w:pPr>
+      <w:bookmarkStart w:id="8" w:name="_Toc241098575"/>
       <w:r>
         <w:t>Alcance</w:t>
       </w:r>
+      <w:bookmarkEnd w:id="8"/>
     </w:p>
     <w:p>
       <w:r>
         <w:rPr>
-          <w:i w:val="0"/>
           <w:sz w:val="21"/>
         </w:rPr>
-        <w:t>La DoD aplica a todas las historias de usuario del Product Backlog (FS-HU-01 a FS-HU-20) y a todos los sprints de la Fase 2. Es complementaria a los criterios de aceptación: los criterios de aceptación son específicos de cada historia (qué debe hacer la funcionalidad), mientras que la DoD es común a todas (con qué calidad debe quedar construida).</w:t>
+        <w:t xml:space="preserve">La DoD aplica a todas las historias de usuario del </w:t>
+      </w:r>
+      <w:proofErr w:type="spellStart"/>
+      <w:r>
+        <w:rPr>
+          <w:sz w:val="21"/>
+        </w:rPr>
+        <w:t>Product</w:t>
+      </w:r>
+      <w:proofErr w:type="spellEnd"/>
+      <w:r>
+        <w:rPr>
+          <w:sz w:val="21"/>
+        </w:rPr>
+        <w:t xml:space="preserve"> Backlog (FS-HU-01 a FS-HU-20) y a todos los </w:t>
+      </w:r>
+      <w:proofErr w:type="spellStart"/>
+      <w:r>
+        <w:rPr>
+          <w:sz w:val="21"/>
+        </w:rPr>
+        <w:t>sprints</w:t>
+      </w:r>
+      <w:proofErr w:type="spellEnd"/>
+      <w:r>
+        <w:rPr>
+          <w:sz w:val="21"/>
+        </w:rPr>
+        <w:t xml:space="preserve"> de la Fase 2. Es complementaria a los criterios de aceptación: los criterios de aceptación son específicos de cada historia (qué debe hacer la funcionalidad), mientras que la DoD es común a todas (con qué calidad debe quedar construida).</w:t>
       </w:r>
     </w:p>
     <w:p>
       <w:pPr>
         <w:pStyle w:val="Heading1"/>
       </w:pPr>
+      <w:bookmarkStart w:id="9" w:name="_Toc241098576"/>
       <w:r>
         <w:t>Criterios de terminado de una historia de usuario</w:t>
       </w:r>
+      <w:bookmarkEnd w:id="9"/>
     </w:p>
     <w:p>
       <w:r>
         <w:rPr>
-          <w:i w:val="0"/>
           <w:sz w:val="21"/>
         </w:rPr>
         <w:t>Una historia de usuario se considera terminada solo cuando cumple todos los criterios siguientes:</w:t>
@@ -2994,7 +2844,7 @@
     </w:p>
     <w:tbl>
       <w:tblPr>
-        <w:tblW w:type="dxa" w:w="8828"/>
+        <w:tblW w:w="8828" w:type="dxa"/>
         <w:tblBorders>
           <w:top w:val="single" w:sz="4" w:space="0" w:color="000000"/>
           <w:left w:val="single" w:sz="4" w:space="0" w:color="000000"/>
@@ -3004,7 +2854,7 @@
           <w:insideV w:val="single" w:sz="4" w:space="0" w:color="000000"/>
         </w:tblBorders>
         <w:tblLayout w:type="fixed"/>
-        <w:tblLook w:firstColumn="1" w:firstRow="1" w:lastColumn="0" w:lastRow="0" w:noHBand="0" w:noVBand="1" w:val="04A0"/>
+        <w:tblLook w:val="04A0" w:firstRow="1" w:lastRow="0" w:firstColumn="1" w:lastColumn="0" w:noHBand="0" w:noVBand="1"/>
       </w:tblPr>
       <w:tblGrid>
         <w:gridCol w:w="900"/>
@@ -3018,13 +2868,14 @@
         </w:trPr>
         <w:tc>
           <w:tcPr>
-            <w:tcW w:type="dxa" w:w="900"/>
-            <w:shd w:val="clear" w:color="auto" w:fill="c6d9f1"/>
-          </w:tcPr>
-          <w:p>
-            <w:pPr>
-              <w:spacing w:after="0"/>
-            </w:pPr>
+            <w:tcW w:w="900" w:type="dxa"/>
+            <w:shd w:val="clear" w:color="auto" w:fill="C6D9F1"/>
+          </w:tcPr>
+          <w:p>
+            <w:pPr>
+              <w:spacing w:after="0"/>
+            </w:pPr>
+            <w:proofErr w:type="spellStart"/>
             <w:r>
               <w:rPr>
                 <w:b/>
@@ -3032,12 +2883,13 @@
               </w:rPr>
               <w:t>N°</w:t>
             </w:r>
-          </w:p>
-        </w:tc>
-        <w:tc>
-          <w:tcPr>
-            <w:tcW w:type="dxa" w:w="1500"/>
-            <w:shd w:val="clear" w:color="auto" w:fill="c6d9f1"/>
+            <w:proofErr w:type="spellEnd"/>
+          </w:p>
+        </w:tc>
+        <w:tc>
+          <w:tcPr>
+            <w:tcW w:w="1500" w:type="dxa"/>
+            <w:shd w:val="clear" w:color="auto" w:fill="C6D9F1"/>
           </w:tcPr>
           <w:p>
             <w:pPr>
@@ -3054,8 +2906,8 @@
         </w:tc>
         <w:tc>
           <w:tcPr>
-            <w:tcW w:type="dxa" w:w="3728"/>
-            <w:shd w:val="clear" w:color="auto" w:fill="c6d9f1"/>
+            <w:tcW w:w="3728" w:type="dxa"/>
+            <w:shd w:val="clear" w:color="auto" w:fill="C6D9F1"/>
           </w:tcPr>
           <w:p>
             <w:pPr>
@@ -3072,8 +2924,8 @@
         </w:tc>
         <w:tc>
           <w:tcPr>
-            <w:tcW w:type="dxa" w:w="2700"/>
-            <w:shd w:val="clear" w:color="auto" w:fill="c6d9f1"/>
+            <w:tcW w:w="2700" w:type="dxa"/>
+            <w:shd w:val="clear" w:color="auto" w:fill="C6D9F1"/>
           </w:tcPr>
           <w:p>
             <w:pPr>
@@ -3092,7 +2944,7 @@
       <w:tr>
         <w:tc>
           <w:tcPr>
-            <w:tcW w:type="dxa" w:w="900"/>
+            <w:tcW w:w="900" w:type="dxa"/>
           </w:tcPr>
           <w:p>
             <w:pPr>
@@ -3108,7 +2960,7 @@
         </w:tc>
         <w:tc>
           <w:tcPr>
-            <w:tcW w:type="dxa" w:w="1500"/>
+            <w:tcW w:w="1500" w:type="dxa"/>
           </w:tcPr>
           <w:p>
             <w:pPr>
@@ -3124,7 +2976,7 @@
         </w:tc>
         <w:tc>
           <w:tcPr>
-            <w:tcW w:type="dxa" w:w="3728"/>
+            <w:tcW w:w="3728" w:type="dxa"/>
           </w:tcPr>
           <w:p>
             <w:pPr>
@@ -3140,17 +2992,31 @@
         </w:tc>
         <w:tc>
           <w:tcPr>
-            <w:tcW w:type="dxa" w:w="2700"/>
-          </w:tcPr>
-          <w:p>
-            <w:pPr>
-              <w:spacing w:after="0"/>
-            </w:pPr>
-            <w:r>
-              <w:rPr>
-                <w:sz w:val="19"/>
-              </w:rPr>
-              <w:t>Demostración en la Sprint Review.</w:t>
+            <w:tcW w:w="2700" w:type="dxa"/>
+          </w:tcPr>
+          <w:p>
+            <w:pPr>
+              <w:spacing w:after="0"/>
+            </w:pPr>
+            <w:r>
+              <w:rPr>
+                <w:sz w:val="19"/>
+              </w:rPr>
+              <w:t xml:space="preserve">Demostración en la Sprint </w:t>
+            </w:r>
+            <w:proofErr w:type="spellStart"/>
+            <w:r>
+              <w:rPr>
+                <w:sz w:val="19"/>
+              </w:rPr>
+              <w:t>Review</w:t>
+            </w:r>
+            <w:proofErr w:type="spellEnd"/>
+            <w:r>
+              <w:rPr>
+                <w:sz w:val="19"/>
+              </w:rPr>
+              <w:t>.</w:t>
             </w:r>
           </w:p>
         </w:tc>
@@ -3158,7 +3024,7 @@
       <w:tr>
         <w:tc>
           <w:tcPr>
-            <w:tcW w:type="dxa" w:w="900"/>
+            <w:tcW w:w="900" w:type="dxa"/>
           </w:tcPr>
           <w:p>
             <w:pPr>
@@ -3174,7 +3040,7 @@
         </w:tc>
         <w:tc>
           <w:tcPr>
-            <w:tcW w:type="dxa" w:w="1500"/>
+            <w:tcW w:w="1500" w:type="dxa"/>
           </w:tcPr>
           <w:p>
             <w:pPr>
@@ -3190,23 +3056,37 @@
         </w:tc>
         <w:tc>
           <w:tcPr>
-            <w:tcW w:type="dxa" w:w="3728"/>
-          </w:tcPr>
-          <w:p>
-            <w:pPr>
-              <w:spacing w:after="0"/>
-            </w:pPr>
-            <w:r>
-              <w:rPr>
-                <w:sz w:val="19"/>
-              </w:rPr>
-              <w:t>El Product Owner revisó y aceptó la historia.</w:t>
-            </w:r>
-          </w:p>
-        </w:tc>
-        <w:tc>
-          <w:tcPr>
-            <w:tcW w:type="dxa" w:w="2700"/>
+            <w:tcW w:w="3728" w:type="dxa"/>
+          </w:tcPr>
+          <w:p>
+            <w:pPr>
+              <w:spacing w:after="0"/>
+            </w:pPr>
+            <w:r>
+              <w:rPr>
+                <w:sz w:val="19"/>
+              </w:rPr>
+              <w:t xml:space="preserve">El </w:t>
+            </w:r>
+            <w:proofErr w:type="spellStart"/>
+            <w:r>
+              <w:rPr>
+                <w:sz w:val="19"/>
+              </w:rPr>
+              <w:t>Product</w:t>
+            </w:r>
+            <w:proofErr w:type="spellEnd"/>
+            <w:r>
+              <w:rPr>
+                <w:sz w:val="19"/>
+              </w:rPr>
+              <w:t xml:space="preserve"> Owner revisó y aceptó la historia.</w:t>
+            </w:r>
+          </w:p>
+        </w:tc>
+        <w:tc>
+          <w:tcPr>
+            <w:tcW w:w="2700" w:type="dxa"/>
           </w:tcPr>
           <w:p>
             <w:pPr>
@@ -3224,7 +3104,7 @@
       <w:tr>
         <w:tc>
           <w:tcPr>
-            <w:tcW w:type="dxa" w:w="900"/>
+            <w:tcW w:w="900" w:type="dxa"/>
           </w:tcPr>
           <w:p>
             <w:pPr>
@@ -3240,7 +3120,7 @@
         </w:tc>
         <w:tc>
           <w:tcPr>
-            <w:tcW w:type="dxa" w:w="1500"/>
+            <w:tcW w:w="1500" w:type="dxa"/>
           </w:tcPr>
           <w:p>
             <w:pPr>
@@ -3256,33 +3136,75 @@
         </w:tc>
         <w:tc>
           <w:tcPr>
-            <w:tcW w:type="dxa" w:w="3728"/>
-          </w:tcPr>
-          <w:p>
-            <w:pPr>
-              <w:spacing w:after="0"/>
-            </w:pPr>
-            <w:r>
-              <w:rPr>
-                <w:sz w:val="19"/>
-              </w:rPr>
-              <w:t>El código está versionado en GitHub e integrado a la rama principal mediante pull request.</w:t>
-            </w:r>
-          </w:p>
-        </w:tc>
-        <w:tc>
-          <w:tcPr>
-            <w:tcW w:type="dxa" w:w="2700"/>
-          </w:tcPr>
-          <w:p>
-            <w:pPr>
-              <w:spacing w:after="0"/>
-            </w:pPr>
-            <w:r>
-              <w:rPr>
-                <w:sz w:val="19"/>
-              </w:rPr>
-              <w:t>Pull request aprobado y fusionado.</w:t>
+            <w:tcW w:w="3728" w:type="dxa"/>
+          </w:tcPr>
+          <w:p>
+            <w:pPr>
+              <w:spacing w:after="0"/>
+            </w:pPr>
+            <w:r>
+              <w:rPr>
+                <w:sz w:val="19"/>
+              </w:rPr>
+              <w:t xml:space="preserve">El código está versionado en GitHub e integrado a la rama principal mediante </w:t>
+            </w:r>
+            <w:proofErr w:type="spellStart"/>
+            <w:r>
+              <w:rPr>
+                <w:sz w:val="19"/>
+              </w:rPr>
+              <w:t>pull</w:t>
+            </w:r>
+            <w:proofErr w:type="spellEnd"/>
+            <w:r>
+              <w:rPr>
+                <w:sz w:val="19"/>
+              </w:rPr>
+              <w:t xml:space="preserve"> </w:t>
+            </w:r>
+            <w:proofErr w:type="spellStart"/>
+            <w:r>
+              <w:rPr>
+                <w:sz w:val="19"/>
+              </w:rPr>
+              <w:t>request</w:t>
+            </w:r>
+            <w:proofErr w:type="spellEnd"/>
+            <w:r>
+              <w:rPr>
+                <w:sz w:val="19"/>
+              </w:rPr>
+              <w:t>.</w:t>
+            </w:r>
+          </w:p>
+        </w:tc>
+        <w:tc>
+          <w:tcPr>
+            <w:tcW w:w="2700" w:type="dxa"/>
+          </w:tcPr>
+          <w:p>
+            <w:pPr>
+              <w:spacing w:after="0"/>
+            </w:pPr>
+            <w:r>
+              <w:rPr>
+                <w:sz w:val="19"/>
+              </w:rPr>
+              <w:t xml:space="preserve">Pull </w:t>
+            </w:r>
+            <w:proofErr w:type="spellStart"/>
+            <w:r>
+              <w:rPr>
+                <w:sz w:val="19"/>
+              </w:rPr>
+              <w:t>request</w:t>
+            </w:r>
+            <w:proofErr w:type="spellEnd"/>
+            <w:r>
+              <w:rPr>
+                <w:sz w:val="19"/>
+              </w:rPr>
+              <w:t xml:space="preserve"> aprobado y fusionado.</w:t>
             </w:r>
           </w:p>
         </w:tc>
@@ -3290,7 +3212,7 @@
       <w:tr>
         <w:tc>
           <w:tcPr>
-            <w:tcW w:type="dxa" w:w="900"/>
+            <w:tcW w:w="900" w:type="dxa"/>
           </w:tcPr>
           <w:p>
             <w:pPr>
@@ -3306,7 +3228,7 @@
         </w:tc>
         <w:tc>
           <w:tcPr>
-            <w:tcW w:type="dxa" w:w="1500"/>
+            <w:tcW w:w="1500" w:type="dxa"/>
           </w:tcPr>
           <w:p>
             <w:pPr>
@@ -3322,7 +3244,7 @@
         </w:tc>
         <w:tc>
           <w:tcPr>
-            <w:tcW w:type="dxa" w:w="3728"/>
+            <w:tcW w:w="3728" w:type="dxa"/>
           </w:tcPr>
           <w:p>
             <w:pPr>
@@ -3338,17 +3260,45 @@
         </w:tc>
         <w:tc>
           <w:tcPr>
-            <w:tcW w:type="dxa" w:w="2700"/>
-          </w:tcPr>
-          <w:p>
-            <w:pPr>
-              <w:spacing w:after="0"/>
-            </w:pPr>
-            <w:r>
-              <w:rPr>
-                <w:sz w:val="19"/>
-              </w:rPr>
-              <w:t>Aprobación registrada en el pull request.</w:t>
+            <w:tcW w:w="2700" w:type="dxa"/>
+          </w:tcPr>
+          <w:p>
+            <w:pPr>
+              <w:spacing w:after="0"/>
+            </w:pPr>
+            <w:r>
+              <w:rPr>
+                <w:sz w:val="19"/>
+              </w:rPr>
+              <w:t xml:space="preserve">Aprobación registrada en el </w:t>
+            </w:r>
+            <w:proofErr w:type="spellStart"/>
+            <w:r>
+              <w:rPr>
+                <w:sz w:val="19"/>
+              </w:rPr>
+              <w:t>pull</w:t>
+            </w:r>
+            <w:proofErr w:type="spellEnd"/>
+            <w:r>
+              <w:rPr>
+                <w:sz w:val="19"/>
+              </w:rPr>
+              <w:t xml:space="preserve"> </w:t>
+            </w:r>
+            <w:proofErr w:type="spellStart"/>
+            <w:r>
+              <w:rPr>
+                <w:sz w:val="19"/>
+              </w:rPr>
+              <w:t>request</w:t>
+            </w:r>
+            <w:proofErr w:type="spellEnd"/>
+            <w:r>
+              <w:rPr>
+                <w:sz w:val="19"/>
+              </w:rPr>
+              <w:t>.</w:t>
             </w:r>
           </w:p>
         </w:tc>
@@ -3356,7 +3306,7 @@
       <w:tr>
         <w:tc>
           <w:tcPr>
-            <w:tcW w:type="dxa" w:w="900"/>
+            <w:tcW w:w="900" w:type="dxa"/>
           </w:tcPr>
           <w:p>
             <w:pPr>
@@ -3372,7 +3322,7 @@
         </w:tc>
         <w:tc>
           <w:tcPr>
-            <w:tcW w:type="dxa" w:w="1500"/>
+            <w:tcW w:w="1500" w:type="dxa"/>
           </w:tcPr>
           <w:p>
             <w:pPr>
@@ -3388,33 +3338,125 @@
         </w:tc>
         <w:tc>
           <w:tcPr>
-            <w:tcW w:type="dxa" w:w="3728"/>
-          </w:tcPr>
-          <w:p>
-            <w:pPr>
-              <w:spacing w:after="0"/>
-            </w:pPr>
-            <w:r>
-              <w:rPr>
-                <w:sz w:val="19"/>
-              </w:rPr>
-              <w:t>El código no tiene errores de linter (ESLint) y el frontend compila sin errores.</w:t>
-            </w:r>
-          </w:p>
-        </w:tc>
-        <w:tc>
-          <w:tcPr>
-            <w:tcW w:type="dxa" w:w="2700"/>
-          </w:tcPr>
-          <w:p>
-            <w:pPr>
-              <w:spacing w:after="0"/>
-            </w:pPr>
-            <w:r>
-              <w:rPr>
-                <w:sz w:val="19"/>
-              </w:rPr>
-              <w:t>npm run lint y npm run build sin errores.</w:t>
+            <w:tcW w:w="3728" w:type="dxa"/>
+          </w:tcPr>
+          <w:p>
+            <w:pPr>
+              <w:spacing w:after="0"/>
+            </w:pPr>
+            <w:r>
+              <w:rPr>
+                <w:sz w:val="19"/>
+              </w:rPr>
+              <w:t xml:space="preserve">El código no tiene errores de </w:t>
+            </w:r>
+            <w:proofErr w:type="spellStart"/>
+            <w:r>
+              <w:rPr>
+                <w:sz w:val="19"/>
+              </w:rPr>
+              <w:t>linter</w:t>
+            </w:r>
+            <w:proofErr w:type="spellEnd"/>
+            <w:r>
+              <w:rPr>
+                <w:sz w:val="19"/>
+              </w:rPr>
+              <w:t xml:space="preserve"> (</w:t>
+            </w:r>
+            <w:proofErr w:type="spellStart"/>
+            <w:r>
+              <w:rPr>
+                <w:sz w:val="19"/>
+              </w:rPr>
+              <w:t>ESLint</w:t>
+            </w:r>
+            <w:proofErr w:type="spellEnd"/>
+            <w:r>
+              <w:rPr>
+                <w:sz w:val="19"/>
+              </w:rPr>
+              <w:t xml:space="preserve">) y el </w:t>
+            </w:r>
+            <w:proofErr w:type="spellStart"/>
+            <w:r>
+              <w:rPr>
+                <w:sz w:val="19"/>
+              </w:rPr>
+              <w:t>frontend</w:t>
+            </w:r>
+            <w:proofErr w:type="spellEnd"/>
+            <w:r>
+              <w:rPr>
+                <w:sz w:val="19"/>
+              </w:rPr>
+              <w:t xml:space="preserve"> compila sin errores.</w:t>
+            </w:r>
+          </w:p>
+        </w:tc>
+        <w:tc>
+          <w:tcPr>
+            <w:tcW w:w="2700" w:type="dxa"/>
+          </w:tcPr>
+          <w:p>
+            <w:pPr>
+              <w:spacing w:after="0"/>
+            </w:pPr>
+            <w:proofErr w:type="spellStart"/>
+            <w:r>
+              <w:rPr>
+                <w:sz w:val="19"/>
+              </w:rPr>
+              <w:t>npm</w:t>
+            </w:r>
+            <w:proofErr w:type="spellEnd"/>
+            <w:r>
+              <w:rPr>
+                <w:sz w:val="19"/>
+              </w:rPr>
+              <w:t xml:space="preserve"> run </w:t>
+            </w:r>
+            <w:proofErr w:type="spellStart"/>
+            <w:r>
+              <w:rPr>
+                <w:sz w:val="19"/>
+              </w:rPr>
+              <w:t>lint</w:t>
+            </w:r>
+            <w:proofErr w:type="spellEnd"/>
+            <w:r>
+              <w:rPr>
+                <w:sz w:val="19"/>
+              </w:rPr>
+              <w:t xml:space="preserve"> y </w:t>
+            </w:r>
+            <w:proofErr w:type="spellStart"/>
+            <w:r>
+              <w:rPr>
+                <w:sz w:val="19"/>
+              </w:rPr>
+              <w:t>npm</w:t>
+            </w:r>
+            <w:proofErr w:type="spellEnd"/>
+            <w:r>
+              <w:rPr>
+                <w:sz w:val="19"/>
+              </w:rPr>
+              <w:t xml:space="preserve"> run </w:t>
+            </w:r>
+            <w:proofErr w:type="spellStart"/>
+            <w:r>
+              <w:rPr>
+                <w:sz w:val="19"/>
+              </w:rPr>
+              <w:t>build</w:t>
+            </w:r>
+            <w:proofErr w:type="spellEnd"/>
+            <w:r>
+              <w:rPr>
+                <w:sz w:val="19"/>
+              </w:rPr>
+              <w:t xml:space="preserve"> sin errores.</w:t>
             </w:r>
           </w:p>
         </w:tc>
@@ -3422,7 +3464,7 @@
       <w:tr>
         <w:tc>
           <w:tcPr>
-            <w:tcW w:type="dxa" w:w="900"/>
+            <w:tcW w:w="900" w:type="dxa"/>
           </w:tcPr>
           <w:p>
             <w:pPr>
@@ -3438,7 +3480,7 @@
         </w:tc>
         <w:tc>
           <w:tcPr>
-            <w:tcW w:type="dxa" w:w="1500"/>
+            <w:tcW w:w="1500" w:type="dxa"/>
           </w:tcPr>
           <w:p>
             <w:pPr>
@@ -3454,7 +3496,7 @@
         </w:tc>
         <w:tc>
           <w:tcPr>
-            <w:tcW w:type="dxa" w:w="3728"/>
+            <w:tcW w:w="3728" w:type="dxa"/>
           </w:tcPr>
           <w:p>
             <w:pPr>
@@ -3470,17 +3512,73 @@
         </w:tc>
         <w:tc>
           <w:tcPr>
-            <w:tcW w:type="dxa" w:w="2700"/>
-          </w:tcPr>
-          <w:p>
-            <w:pPr>
-              <w:spacing w:after="0"/>
-            </w:pPr>
-            <w:r>
-              <w:rPr>
-                <w:sz w:val="19"/>
-              </w:rPr>
-              <w:t>Revisión del pull request y archivo .env.example actualizado.</w:t>
+            <w:tcW w:w="2700" w:type="dxa"/>
+          </w:tcPr>
+          <w:p>
+            <w:pPr>
+              <w:spacing w:after="0"/>
+            </w:pPr>
+            <w:r>
+              <w:rPr>
+                <w:sz w:val="19"/>
+              </w:rPr>
+              <w:t xml:space="preserve">Revisión del </w:t>
+            </w:r>
+            <w:proofErr w:type="spellStart"/>
+            <w:r>
+              <w:rPr>
+                <w:sz w:val="19"/>
+              </w:rPr>
+              <w:t>pull</w:t>
+            </w:r>
+            <w:proofErr w:type="spellEnd"/>
+            <w:r>
+              <w:rPr>
+                <w:sz w:val="19"/>
+              </w:rPr>
+              <w:t xml:space="preserve"> </w:t>
+            </w:r>
+            <w:proofErr w:type="spellStart"/>
+            <w:r>
+              <w:rPr>
+                <w:sz w:val="19"/>
+              </w:rPr>
+              <w:t>request</w:t>
+            </w:r>
+            <w:proofErr w:type="spellEnd"/>
+            <w:r>
+              <w:rPr>
+                <w:sz w:val="19"/>
+              </w:rPr>
+              <w:t xml:space="preserve"> y </w:t>
+            </w:r>
+            <w:proofErr w:type="gramStart"/>
+            <w:r>
+              <w:rPr>
+                <w:sz w:val="19"/>
+              </w:rPr>
+              <w:t>archivo .</w:t>
+            </w:r>
+            <w:proofErr w:type="spellStart"/>
+            <w:r>
+              <w:rPr>
+                <w:sz w:val="19"/>
+              </w:rPr>
+              <w:t>env</w:t>
+            </w:r>
+            <w:proofErr w:type="gramEnd"/>
+            <w:r>
+              <w:rPr>
+                <w:sz w:val="19"/>
+              </w:rPr>
+              <w:t>.example</w:t>
+            </w:r>
+            <w:proofErr w:type="spellEnd"/>
+            <w:r>
+              <w:rPr>
+                <w:sz w:val="19"/>
+              </w:rPr>
+              <w:t xml:space="preserve"> actualizado.</w:t>
             </w:r>
           </w:p>
         </w:tc>
@@ -3488,7 +3586,7 @@
       <w:tr>
         <w:tc>
           <w:tcPr>
-            <w:tcW w:type="dxa" w:w="900"/>
+            <w:tcW w:w="900" w:type="dxa"/>
           </w:tcPr>
           <w:p>
             <w:pPr>
@@ -3504,7 +3602,7 @@
         </w:tc>
         <w:tc>
           <w:tcPr>
-            <w:tcW w:type="dxa" w:w="1500"/>
+            <w:tcW w:w="1500" w:type="dxa"/>
           </w:tcPr>
           <w:p>
             <w:pPr>
@@ -3520,33 +3618,111 @@
         </w:tc>
         <w:tc>
           <w:tcPr>
-            <w:tcW w:type="dxa" w:w="3728"/>
-          </w:tcPr>
-          <w:p>
-            <w:pPr>
-              <w:spacing w:after="0"/>
-            </w:pPr>
-            <w:r>
-              <w:rPr>
-                <w:sz w:val="19"/>
-              </w:rPr>
-              <w:t>Existen pruebas unitarias para la lógica nueva o modificada (Jest en el backend, Vitest en el frontend) y todas pasan.</w:t>
-            </w:r>
-          </w:p>
-        </w:tc>
-        <w:tc>
-          <w:tcPr>
-            <w:tcW w:type="dxa" w:w="2700"/>
-          </w:tcPr>
-          <w:p>
-            <w:pPr>
-              <w:spacing w:after="0"/>
-            </w:pPr>
-            <w:r>
-              <w:rPr>
-                <w:sz w:val="19"/>
-              </w:rPr>
-              <w:t>npm test sin fallos en backend y frontend.</w:t>
+            <w:tcW w:w="3728" w:type="dxa"/>
+          </w:tcPr>
+          <w:p>
+            <w:pPr>
+              <w:spacing w:after="0"/>
+            </w:pPr>
+            <w:r>
+              <w:rPr>
+                <w:sz w:val="19"/>
+              </w:rPr>
+              <w:t xml:space="preserve">Existen pruebas unitarias para la lógica nueva o modificada (Jest en el </w:t>
+            </w:r>
+            <w:proofErr w:type="spellStart"/>
+            <w:r>
+              <w:rPr>
+                <w:sz w:val="19"/>
+              </w:rPr>
+              <w:t>backend</w:t>
+            </w:r>
+            <w:proofErr w:type="spellEnd"/>
+            <w:r>
+              <w:rPr>
+                <w:sz w:val="19"/>
+              </w:rPr>
+              <w:t xml:space="preserve">, </w:t>
+            </w:r>
+            <w:proofErr w:type="spellStart"/>
+            <w:r>
+              <w:rPr>
+                <w:sz w:val="19"/>
+              </w:rPr>
+              <w:t>Vitest</w:t>
+            </w:r>
+            <w:proofErr w:type="spellEnd"/>
+            <w:r>
+              <w:rPr>
+                <w:sz w:val="19"/>
+              </w:rPr>
+              <w:t xml:space="preserve"> en el </w:t>
+            </w:r>
+            <w:proofErr w:type="spellStart"/>
+            <w:r>
+              <w:rPr>
+                <w:sz w:val="19"/>
+              </w:rPr>
+              <w:t>frontend</w:t>
+            </w:r>
+            <w:proofErr w:type="spellEnd"/>
+            <w:r>
+              <w:rPr>
+                <w:sz w:val="19"/>
+              </w:rPr>
+              <w:t>) y todas pasan.</w:t>
+            </w:r>
+          </w:p>
+        </w:tc>
+        <w:tc>
+          <w:tcPr>
+            <w:tcW w:w="2700" w:type="dxa"/>
+          </w:tcPr>
+          <w:p>
+            <w:pPr>
+              <w:spacing w:after="0"/>
+            </w:pPr>
+            <w:proofErr w:type="spellStart"/>
+            <w:r>
+              <w:rPr>
+                <w:sz w:val="19"/>
+              </w:rPr>
+              <w:t>npm</w:t>
+            </w:r>
+            <w:proofErr w:type="spellEnd"/>
+            <w:r>
+              <w:rPr>
+                <w:sz w:val="19"/>
+              </w:rPr>
+              <w:t xml:space="preserve"> test sin fallos en </w:t>
+            </w:r>
+            <w:proofErr w:type="spellStart"/>
+            <w:r>
+              <w:rPr>
+                <w:sz w:val="19"/>
+              </w:rPr>
+              <w:t>backend</w:t>
+            </w:r>
+            <w:proofErr w:type="spellEnd"/>
+            <w:r>
+              <w:rPr>
+                <w:sz w:val="19"/>
+              </w:rPr>
+              <w:t xml:space="preserve"> y </w:t>
+            </w:r>
+            <w:proofErr w:type="spellStart"/>
+            <w:r>
+              <w:rPr>
+                <w:sz w:val="19"/>
+              </w:rPr>
+              <w:t>frontend</w:t>
+            </w:r>
+            <w:proofErr w:type="spellEnd"/>
+            <w:r>
+              <w:rPr>
+                <w:sz w:val="19"/>
+              </w:rPr>
+              <w:t>.</w:t>
             </w:r>
           </w:p>
         </w:tc>
@@ -3554,7 +3730,7 @@
       <w:tr>
         <w:tc>
           <w:tcPr>
-            <w:tcW w:type="dxa" w:w="900"/>
+            <w:tcW w:w="900" w:type="dxa"/>
           </w:tcPr>
           <w:p>
             <w:pPr>
@@ -3570,7 +3746,7 @@
         </w:tc>
         <w:tc>
           <w:tcPr>
-            <w:tcW w:type="dxa" w:w="1500"/>
+            <w:tcW w:w="1500" w:type="dxa"/>
           </w:tcPr>
           <w:p>
             <w:pPr>
@@ -3586,33 +3762,61 @@
         </w:tc>
         <w:tc>
           <w:tcPr>
-            <w:tcW w:type="dxa" w:w="3728"/>
-          </w:tcPr>
-          <w:p>
-            <w:pPr>
-              <w:spacing w:after="0"/>
-            </w:pPr>
-            <w:r>
-              <w:rPr>
-                <w:sz w:val="19"/>
-              </w:rPr>
-              <w:t>Los endpoints nuevos o modificados tienen pruebas de integración y todas pasan.</w:t>
-            </w:r>
-          </w:p>
-        </w:tc>
-        <w:tc>
-          <w:tcPr>
-            <w:tcW w:type="dxa" w:w="2700"/>
-          </w:tcPr>
-          <w:p>
-            <w:pPr>
-              <w:spacing w:after="0"/>
-            </w:pPr>
-            <w:r>
-              <w:rPr>
-                <w:sz w:val="19"/>
-              </w:rPr>
-              <w:t>Ejecución de pruebas de integración con Jest y Supertest, o colección Postman.</w:t>
+            <w:tcW w:w="3728" w:type="dxa"/>
+          </w:tcPr>
+          <w:p>
+            <w:pPr>
+              <w:spacing w:after="0"/>
+            </w:pPr>
+            <w:r>
+              <w:rPr>
+                <w:sz w:val="19"/>
+              </w:rPr>
+              <w:t xml:space="preserve">Los </w:t>
+            </w:r>
+            <w:proofErr w:type="spellStart"/>
+            <w:r>
+              <w:rPr>
+                <w:sz w:val="19"/>
+              </w:rPr>
+              <w:t>endpoints</w:t>
+            </w:r>
+            <w:proofErr w:type="spellEnd"/>
+            <w:r>
+              <w:rPr>
+                <w:sz w:val="19"/>
+              </w:rPr>
+              <w:t xml:space="preserve"> nuevos o modificados tienen pruebas de integración y todas pasan.</w:t>
+            </w:r>
+          </w:p>
+        </w:tc>
+        <w:tc>
+          <w:tcPr>
+            <w:tcW w:w="2700" w:type="dxa"/>
+          </w:tcPr>
+          <w:p>
+            <w:pPr>
+              <w:spacing w:after="0"/>
+            </w:pPr>
+            <w:r>
+              <w:rPr>
+                <w:sz w:val="19"/>
+              </w:rPr>
+              <w:t xml:space="preserve">Ejecución de pruebas de integración con Jest y </w:t>
+            </w:r>
+            <w:proofErr w:type="spellStart"/>
+            <w:r>
+              <w:rPr>
+                <w:sz w:val="19"/>
+              </w:rPr>
+              <w:t>Supertest</w:t>
+            </w:r>
+            <w:proofErr w:type="spellEnd"/>
+            <w:r>
+              <w:rPr>
+                <w:sz w:val="19"/>
+              </w:rPr>
+              <w:t>, o colección Postman.</w:t>
             </w:r>
           </w:p>
         </w:tc>
@@ -3620,7 +3824,7 @@
       <w:tr>
         <w:tc>
           <w:tcPr>
-            <w:tcW w:type="dxa" w:w="900"/>
+            <w:tcW w:w="900" w:type="dxa"/>
           </w:tcPr>
           <w:p>
             <w:pPr>
@@ -3636,7 +3840,7 @@
         </w:tc>
         <w:tc>
           <w:tcPr>
-            <w:tcW w:type="dxa" w:w="1500"/>
+            <w:tcW w:w="1500" w:type="dxa"/>
           </w:tcPr>
           <w:p>
             <w:pPr>
@@ -3652,7 +3856,7 @@
         </w:tc>
         <w:tc>
           <w:tcPr>
-            <w:tcW w:type="dxa" w:w="3728"/>
+            <w:tcW w:w="3728" w:type="dxa"/>
           </w:tcPr>
           <w:p>
             <w:pPr>
@@ -3668,7 +3872,7 @@
         </w:tc>
         <w:tc>
           <w:tcPr>
-            <w:tcW w:type="dxa" w:w="2700"/>
+            <w:tcW w:w="2700" w:type="dxa"/>
           </w:tcPr>
           <w:p>
             <w:pPr>
@@ -3686,7 +3890,7 @@
       <w:tr>
         <w:tc>
           <w:tcPr>
-            <w:tcW w:type="dxa" w:w="900"/>
+            <w:tcW w:w="900" w:type="dxa"/>
           </w:tcPr>
           <w:p>
             <w:pPr>
@@ -3702,7 +3906,7 @@
         </w:tc>
         <w:tc>
           <w:tcPr>
-            <w:tcW w:type="dxa" w:w="1500"/>
+            <w:tcW w:w="1500" w:type="dxa"/>
           </w:tcPr>
           <w:p>
             <w:pPr>
@@ -3718,33 +3922,75 @@
         </w:tc>
         <w:tc>
           <w:tcPr>
-            <w:tcW w:type="dxa" w:w="3728"/>
-          </w:tcPr>
-          <w:p>
-            <w:pPr>
-              <w:spacing w:after="0"/>
-            </w:pPr>
-            <w:r>
-              <w:rPr>
-                <w:sz w:val="19"/>
-              </w:rPr>
-              <w:t>Las pantallas nuevas funcionan correctamente en móvil y en escritorio (diseño mobile-first).</w:t>
-            </w:r>
-          </w:p>
-        </w:tc>
-        <w:tc>
-          <w:tcPr>
-            <w:tcW w:type="dxa" w:w="2700"/>
-          </w:tcPr>
-          <w:p>
-            <w:pPr>
-              <w:spacing w:after="0"/>
-            </w:pPr>
-            <w:r>
-              <w:rPr>
-                <w:sz w:val="19"/>
-              </w:rPr>
-              <w:t>Prueba manual en ancho de 360 px y 1366 px.</w:t>
+            <w:tcW w:w="3728" w:type="dxa"/>
+          </w:tcPr>
+          <w:p>
+            <w:pPr>
+              <w:spacing w:after="0"/>
+            </w:pPr>
+            <w:r>
+              <w:rPr>
+                <w:sz w:val="19"/>
+              </w:rPr>
+              <w:t xml:space="preserve">Las pantallas nuevas funcionan correctamente en móvil y en escritorio (diseño </w:t>
+            </w:r>
+            <w:proofErr w:type="spellStart"/>
+            <w:r>
+              <w:rPr>
+                <w:sz w:val="19"/>
+              </w:rPr>
+              <w:t>mobile-first</w:t>
+            </w:r>
+            <w:proofErr w:type="spellEnd"/>
+            <w:r>
+              <w:rPr>
+                <w:sz w:val="19"/>
+              </w:rPr>
+              <w:t>).</w:t>
+            </w:r>
+          </w:p>
+        </w:tc>
+        <w:tc>
+          <w:tcPr>
+            <w:tcW w:w="2700" w:type="dxa"/>
+          </w:tcPr>
+          <w:p>
+            <w:pPr>
+              <w:spacing w:after="0"/>
+            </w:pPr>
+            <w:r>
+              <w:rPr>
+                <w:sz w:val="19"/>
+              </w:rPr>
+              <w:t xml:space="preserve">Prueba manual en ancho de 360 </w:t>
+            </w:r>
+            <w:proofErr w:type="spellStart"/>
+            <w:r>
+              <w:rPr>
+                <w:sz w:val="19"/>
+              </w:rPr>
+              <w:t>px</w:t>
+            </w:r>
+            <w:proofErr w:type="spellEnd"/>
+            <w:r>
+              <w:rPr>
+                <w:sz w:val="19"/>
+              </w:rPr>
+              <w:t xml:space="preserve"> y 1366 </w:t>
+            </w:r>
+            <w:proofErr w:type="spellStart"/>
+            <w:r>
+              <w:rPr>
+                <w:sz w:val="19"/>
+              </w:rPr>
+              <w:t>px</w:t>
+            </w:r>
+            <w:proofErr w:type="spellEnd"/>
+            <w:r>
+              <w:rPr>
+                <w:sz w:val="19"/>
+              </w:rPr>
+              <w:t>.</w:t>
             </w:r>
           </w:p>
         </w:tc>
@@ -3752,23 +3998,24 @@
       <w:tr>
         <w:tc>
           <w:tcPr>
-            <w:tcW w:type="dxa" w:w="900"/>
-          </w:tcPr>
-          <w:p>
-            <w:pPr>
-              <w:spacing w:after="0"/>
-            </w:pPr>
-            <w:r>
-              <w:rPr>
-                <w:sz w:val="19"/>
-              </w:rPr>
+            <w:tcW w:w="900" w:type="dxa"/>
+          </w:tcPr>
+          <w:p>
+            <w:pPr>
+              <w:spacing w:after="0"/>
+            </w:pPr>
+            <w:r>
+              <w:rPr>
+                <w:sz w:val="19"/>
+              </w:rPr>
+              <w:lastRenderedPageBreak/>
               <w:t>DoD-11</w:t>
             </w:r>
           </w:p>
         </w:tc>
         <w:tc>
           <w:tcPr>
-            <w:tcW w:type="dxa" w:w="1500"/>
+            <w:tcW w:w="1500" w:type="dxa"/>
           </w:tcPr>
           <w:p>
             <w:pPr>
@@ -3784,23 +4031,65 @@
         </w:tc>
         <w:tc>
           <w:tcPr>
-            <w:tcW w:type="dxa" w:w="3728"/>
-          </w:tcPr>
-          <w:p>
-            <w:pPr>
-              <w:spacing w:after="0"/>
-            </w:pPr>
-            <w:r>
-              <w:rPr>
-                <w:sz w:val="19"/>
-              </w:rPr>
-              <w:t>Los endpoints protegidos validan el token JWT y el rol; las contraseñas se almacenan con bcrypt; las entradas se validan en el backend.</w:t>
-            </w:r>
-          </w:p>
-        </w:tc>
-        <w:tc>
-          <w:tcPr>
-            <w:tcW w:type="dxa" w:w="2700"/>
+            <w:tcW w:w="3728" w:type="dxa"/>
+          </w:tcPr>
+          <w:p>
+            <w:pPr>
+              <w:spacing w:after="0"/>
+            </w:pPr>
+            <w:r>
+              <w:rPr>
+                <w:sz w:val="19"/>
+              </w:rPr>
+              <w:t xml:space="preserve">Los </w:t>
+            </w:r>
+            <w:proofErr w:type="spellStart"/>
+            <w:r>
+              <w:rPr>
+                <w:sz w:val="19"/>
+              </w:rPr>
+              <w:t>endpoints</w:t>
+            </w:r>
+            <w:proofErr w:type="spellEnd"/>
+            <w:r>
+              <w:rPr>
+                <w:sz w:val="19"/>
+              </w:rPr>
+              <w:t xml:space="preserve"> protegidos validan el token JWT y el rol; las contraseñas se almacenan con </w:t>
+            </w:r>
+            <w:proofErr w:type="spellStart"/>
+            <w:r>
+              <w:rPr>
+                <w:sz w:val="19"/>
+              </w:rPr>
+              <w:t>bcrypt</w:t>
+            </w:r>
+            <w:proofErr w:type="spellEnd"/>
+            <w:r>
+              <w:rPr>
+                <w:sz w:val="19"/>
+              </w:rPr>
+              <w:t xml:space="preserve">; las entradas se validan en el </w:t>
+            </w:r>
+            <w:proofErr w:type="spellStart"/>
+            <w:r>
+              <w:rPr>
+                <w:sz w:val="19"/>
+              </w:rPr>
+              <w:t>backend</w:t>
+            </w:r>
+            <w:proofErr w:type="spellEnd"/>
+            <w:r>
+              <w:rPr>
+                <w:sz w:val="19"/>
+              </w:rPr>
+              <w:t>.</w:t>
+            </w:r>
+          </w:p>
+        </w:tc>
+        <w:tc>
+          <w:tcPr>
+            <w:tcW w:w="2700" w:type="dxa"/>
           </w:tcPr>
           <w:p>
             <w:pPr>
@@ -3818,7 +4107,7 @@
       <w:tr>
         <w:tc>
           <w:tcPr>
-            <w:tcW w:type="dxa" w:w="900"/>
+            <w:tcW w:w="900" w:type="dxa"/>
           </w:tcPr>
           <w:p>
             <w:pPr>
@@ -3834,7 +4123,7 @@
         </w:tc>
         <w:tc>
           <w:tcPr>
-            <w:tcW w:type="dxa" w:w="1500"/>
+            <w:tcW w:w="1500" w:type="dxa"/>
           </w:tcPr>
           <w:p>
             <w:pPr>
@@ -3850,7 +4139,7 @@
         </w:tc>
         <w:tc>
           <w:tcPr>
-            <w:tcW w:type="dxa" w:w="3728"/>
+            <w:tcW w:w="3728" w:type="dxa"/>
           </w:tcPr>
           <w:p>
             <w:pPr>
@@ -3866,17 +4155,46 @@
         </w:tc>
         <w:tc>
           <w:tcPr>
-            <w:tcW w:type="dxa" w:w="2700"/>
-          </w:tcPr>
-          <w:p>
-            <w:pPr>
-              <w:spacing w:after="0"/>
-            </w:pPr>
-            <w:r>
-              <w:rPr>
-                <w:sz w:val="19"/>
-              </w:rPr>
-              <w:t>npm audit en frontend y backend.</w:t>
+            <w:tcW w:w="2700" w:type="dxa"/>
+          </w:tcPr>
+          <w:p>
+            <w:pPr>
+              <w:spacing w:after="0"/>
+              <w:rPr>
+                <w:lang w:val="en-US"/>
+              </w:rPr>
+            </w:pPr>
+            <w:proofErr w:type="spellStart"/>
+            <w:r>
+              <w:rPr>
+                <w:sz w:val="19"/>
+                <w:lang w:val="en-US"/>
+              </w:rPr>
+              <w:t>npm</w:t>
+            </w:r>
+            <w:proofErr w:type="spellEnd"/>
+            <w:r>
+              <w:rPr>
+                <w:sz w:val="19"/>
+                <w:lang w:val="en-US"/>
+              </w:rPr>
+              <w:t xml:space="preserve"> audit </w:t>
+            </w:r>
+            <w:proofErr w:type="spellStart"/>
+            <w:r>
+              <w:rPr>
+                <w:sz w:val="19"/>
+                <w:lang w:val="en-US"/>
+              </w:rPr>
+              <w:t>en</w:t>
+            </w:r>
+            <w:proofErr w:type="spellEnd"/>
+            <w:r>
+              <w:rPr>
+                <w:sz w:val="19"/>
+                <w:lang w:val="en-US"/>
+              </w:rPr>
+              <w:t xml:space="preserve"> frontend y backend.</w:t>
             </w:r>
           </w:p>
         </w:tc>
@@ -3884,7 +4202,7 @@
       <w:tr>
         <w:tc>
           <w:tcPr>
-            <w:tcW w:type="dxa" w:w="900"/>
+            <w:tcW w:w="900" w:type="dxa"/>
           </w:tcPr>
           <w:p>
             <w:pPr>
@@ -3900,7 +4218,7 @@
         </w:tc>
         <w:tc>
           <w:tcPr>
-            <w:tcW w:type="dxa" w:w="1500"/>
+            <w:tcW w:w="1500" w:type="dxa"/>
           </w:tcPr>
           <w:p>
             <w:pPr>
@@ -3916,7 +4234,7 @@
         </w:tc>
         <w:tc>
           <w:tcPr>
-            <w:tcW w:type="dxa" w:w="3728"/>
+            <w:tcW w:w="3728" w:type="dxa"/>
           </w:tcPr>
           <w:p>
             <w:pPr>
@@ -3932,17 +4250,39 @@
         </w:tc>
         <w:tc>
           <w:tcPr>
-            <w:tcW w:type="dxa" w:w="2700"/>
-          </w:tcPr>
-          <w:p>
-            <w:pPr>
-              <w:spacing w:after="0"/>
-            </w:pPr>
-            <w:r>
-              <w:rPr>
-                <w:sz w:val="19"/>
-              </w:rPr>
-              <w:t>Sprints 1 a 4: entorno local según README. Desde el Sprint 5: docker-compose.</w:t>
+            <w:tcW w:w="2700" w:type="dxa"/>
+          </w:tcPr>
+          <w:p>
+            <w:pPr>
+              <w:spacing w:after="0"/>
+            </w:pPr>
+            <w:proofErr w:type="spellStart"/>
+            <w:r>
+              <w:rPr>
+                <w:sz w:val="19"/>
+              </w:rPr>
+              <w:t>Sprints</w:t>
+            </w:r>
+            <w:proofErr w:type="spellEnd"/>
+            <w:r>
+              <w:rPr>
+                <w:sz w:val="19"/>
+              </w:rPr>
+              <w:t xml:space="preserve"> 1 a 4: entorno local según README. Desde el Sprint 5: </w:t>
+            </w:r>
+            <w:proofErr w:type="spellStart"/>
+            <w:r>
+              <w:rPr>
+                <w:sz w:val="19"/>
+              </w:rPr>
+              <w:t>docker-compose</w:t>
+            </w:r>
+            <w:proofErr w:type="spellEnd"/>
+            <w:r>
+              <w:rPr>
+                <w:sz w:val="19"/>
+              </w:rPr>
+              <w:t>.</w:t>
             </w:r>
           </w:p>
         </w:tc>
@@ -3950,7 +4290,7 @@
       <w:tr>
         <w:tc>
           <w:tcPr>
-            <w:tcW w:type="dxa" w:w="900"/>
+            <w:tcW w:w="900" w:type="dxa"/>
           </w:tcPr>
           <w:p>
             <w:pPr>
@@ -3966,7 +4306,7 @@
         </w:tc>
         <w:tc>
           <w:tcPr>
-            <w:tcW w:type="dxa" w:w="1500"/>
+            <w:tcW w:w="1500" w:type="dxa"/>
           </w:tcPr>
           <w:p>
             <w:pPr>
@@ -3982,7 +4322,7 @@
         </w:tc>
         <w:tc>
           <w:tcPr>
-            <w:tcW w:type="dxa" w:w="3728"/>
+            <w:tcW w:w="3728" w:type="dxa"/>
           </w:tcPr>
           <w:p>
             <w:pPr>
@@ -3998,7 +4338,7 @@
         </w:tc>
         <w:tc>
           <w:tcPr>
-            <w:tcW w:type="dxa" w:w="2700"/>
+            <w:tcW w:w="2700" w:type="dxa"/>
           </w:tcPr>
           <w:p>
             <w:pPr>
@@ -4016,7 +4356,7 @@
       <w:tr>
         <w:tc>
           <w:tcPr>
-            <w:tcW w:type="dxa" w:w="900"/>
+            <w:tcW w:w="900" w:type="dxa"/>
           </w:tcPr>
           <w:p>
             <w:pPr>
@@ -4032,7 +4372,7 @@
         </w:tc>
         <w:tc>
           <w:tcPr>
-            <w:tcW w:type="dxa" w:w="1500"/>
+            <w:tcW w:w="1500" w:type="dxa"/>
           </w:tcPr>
           <w:p>
             <w:pPr>
@@ -4048,7 +4388,7 @@
         </w:tc>
         <w:tc>
           <w:tcPr>
-            <w:tcW w:type="dxa" w:w="3728"/>
+            <w:tcW w:w="3728" w:type="dxa"/>
           </w:tcPr>
           <w:p>
             <w:pPr>
@@ -4064,17 +4404,31 @@
         </w:tc>
         <w:tc>
           <w:tcPr>
-            <w:tcW w:type="dxa" w:w="2700"/>
-          </w:tcPr>
-          <w:p>
-            <w:pPr>
-              <w:spacing w:after="0"/>
-            </w:pPr>
-            <w:r>
-              <w:rPr>
-                <w:sz w:val="19"/>
-              </w:rPr>
-              <w:t>Revisión en la Sprint Review.</w:t>
+            <w:tcW w:w="2700" w:type="dxa"/>
+          </w:tcPr>
+          <w:p>
+            <w:pPr>
+              <w:spacing w:after="0"/>
+            </w:pPr>
+            <w:r>
+              <w:rPr>
+                <w:sz w:val="19"/>
+              </w:rPr>
+              <w:t xml:space="preserve">Revisión en la Sprint </w:t>
+            </w:r>
+            <w:proofErr w:type="spellStart"/>
+            <w:r>
+              <w:rPr>
+                <w:sz w:val="19"/>
+              </w:rPr>
+              <w:t>Review</w:t>
+            </w:r>
+            <w:proofErr w:type="spellEnd"/>
+            <w:r>
+              <w:rPr>
+                <w:sz w:val="19"/>
+              </w:rPr>
+              <w:t>.</w:t>
             </w:r>
           </w:p>
         </w:tc>
@@ -4085,14 +4439,15 @@
       <w:pPr>
         <w:pStyle w:val="Heading1"/>
       </w:pPr>
+      <w:bookmarkStart w:id="10" w:name="_Toc241098577"/>
       <w:r>
         <w:t>Criterios de terminado de un sprint</w:t>
       </w:r>
+      <w:bookmarkEnd w:id="10"/>
     </w:p>
     <w:p>
       <w:r>
         <w:rPr>
-          <w:i w:val="0"/>
           <w:sz w:val="21"/>
         </w:rPr>
         <w:t>Un sprint se considera cerrado cuando:</w:t>
@@ -4100,7 +4455,7 @@
     </w:p>
     <w:tbl>
       <w:tblPr>
-        <w:tblW w:type="dxa" w:w="8828"/>
+        <w:tblW w:w="8828" w:type="dxa"/>
         <w:tblBorders>
           <w:top w:val="single" w:sz="4" w:space="0" w:color="000000"/>
           <w:left w:val="single" w:sz="4" w:space="0" w:color="000000"/>
@@ -4110,7 +4465,7 @@
           <w:insideV w:val="single" w:sz="4" w:space="0" w:color="000000"/>
         </w:tblBorders>
         <w:tblLayout w:type="fixed"/>
-        <w:tblLook w:firstColumn="1" w:firstRow="1" w:lastColumn="0" w:lastRow="0" w:noHBand="0" w:noVBand="1" w:val="04A0"/>
+        <w:tblLook w:val="04A0" w:firstRow="1" w:lastRow="0" w:firstColumn="1" w:lastColumn="0" w:noHBand="0" w:noVBand="1"/>
       </w:tblPr>
       <w:tblGrid>
         <w:gridCol w:w="900"/>
@@ -4122,13 +4477,14 @@
         </w:trPr>
         <w:tc>
           <w:tcPr>
-            <w:tcW w:type="dxa" w:w="900"/>
-            <w:shd w:val="clear" w:color="auto" w:fill="c6d9f1"/>
-          </w:tcPr>
-          <w:p>
-            <w:pPr>
-              <w:spacing w:after="0"/>
-            </w:pPr>
+            <w:tcW w:w="900" w:type="dxa"/>
+            <w:shd w:val="clear" w:color="auto" w:fill="C6D9F1"/>
+          </w:tcPr>
+          <w:p>
+            <w:pPr>
+              <w:spacing w:after="0"/>
+            </w:pPr>
+            <w:proofErr w:type="spellStart"/>
             <w:r>
               <w:rPr>
                 <w:b/>
@@ -4136,12 +4492,13 @@
               </w:rPr>
               <w:t>N°</w:t>
             </w:r>
-          </w:p>
-        </w:tc>
-        <w:tc>
-          <w:tcPr>
-            <w:tcW w:type="dxa" w:w="7928"/>
-            <w:shd w:val="clear" w:color="auto" w:fill="c6d9f1"/>
+            <w:proofErr w:type="spellEnd"/>
+          </w:p>
+        </w:tc>
+        <w:tc>
+          <w:tcPr>
+            <w:tcW w:w="7928" w:type="dxa"/>
+            <w:shd w:val="clear" w:color="auto" w:fill="C6D9F1"/>
           </w:tcPr>
           <w:p>
             <w:pPr>
@@ -4160,7 +4517,7 @@
       <w:tr>
         <w:tc>
           <w:tcPr>
-            <w:tcW w:type="dxa" w:w="900"/>
+            <w:tcW w:w="900" w:type="dxa"/>
           </w:tcPr>
           <w:p>
             <w:pPr>
@@ -4176,17 +4533,45 @@
         </w:tc>
         <w:tc>
           <w:tcPr>
-            <w:tcW w:type="dxa" w:w="7928"/>
-          </w:tcPr>
-          <w:p>
-            <w:pPr>
-              <w:spacing w:after="0"/>
-            </w:pPr>
-            <w:r>
-              <w:rPr>
-                <w:sz w:val="19"/>
-              </w:rPr>
-              <w:t>Todas las historias comprometidas cumplen la DoD, o las que no la cumplen se devuelven al Product Backlog para ser repriorizadas.</w:t>
+            <w:tcW w:w="7928" w:type="dxa"/>
+          </w:tcPr>
+          <w:p>
+            <w:pPr>
+              <w:spacing w:after="0"/>
+            </w:pPr>
+            <w:r>
+              <w:rPr>
+                <w:sz w:val="19"/>
+              </w:rPr>
+              <w:t xml:space="preserve">Todas las historias comprometidas cumplen la DoD, o las que no la cumplen se devuelven al </w:t>
+            </w:r>
+            <w:proofErr w:type="spellStart"/>
+            <w:r>
+              <w:rPr>
+                <w:sz w:val="19"/>
+              </w:rPr>
+              <w:t>Product</w:t>
+            </w:r>
+            <w:proofErr w:type="spellEnd"/>
+            <w:r>
+              <w:rPr>
+                <w:sz w:val="19"/>
+              </w:rPr>
+              <w:t xml:space="preserve"> Backlog para ser </w:t>
+            </w:r>
+            <w:proofErr w:type="spellStart"/>
+            <w:r>
+              <w:rPr>
+                <w:sz w:val="19"/>
+              </w:rPr>
+              <w:t>repriorizadas</w:t>
+            </w:r>
+            <w:proofErr w:type="spellEnd"/>
+            <w:r>
+              <w:rPr>
+                <w:sz w:val="19"/>
+              </w:rPr>
+              <w:t>.</w:t>
             </w:r>
           </w:p>
         </w:tc>
@@ -4194,7 +4579,7 @@
       <w:tr>
         <w:tc>
           <w:tcPr>
-            <w:tcW w:type="dxa" w:w="900"/>
+            <w:tcW w:w="900" w:type="dxa"/>
           </w:tcPr>
           <w:p>
             <w:pPr>
@@ -4210,7 +4595,7 @@
         </w:tc>
         <w:tc>
           <w:tcPr>
-            <w:tcW w:type="dxa" w:w="7928"/>
+            <w:tcW w:w="7928" w:type="dxa"/>
           </w:tcPr>
           <w:p>
             <w:pPr>
@@ -4228,7 +4613,7 @@
       <w:tr>
         <w:tc>
           <w:tcPr>
-            <w:tcW w:type="dxa" w:w="900"/>
+            <w:tcW w:w="900" w:type="dxa"/>
           </w:tcPr>
           <w:p>
             <w:pPr>
@@ -4244,17 +4629,45 @@
         </w:tc>
         <w:tc>
           <w:tcPr>
-            <w:tcW w:type="dxa" w:w="7928"/>
-          </w:tcPr>
-          <w:p>
-            <w:pPr>
-              <w:spacing w:after="0"/>
-            </w:pPr>
-            <w:r>
-              <w:rPr>
-                <w:sz w:val="19"/>
-              </w:rPr>
-              <w:t>Se realizó la Sprint Review con el Product Owner y se registró la validación en el documento Validando Sprint.</w:t>
+            <w:tcW w:w="7928" w:type="dxa"/>
+          </w:tcPr>
+          <w:p>
+            <w:pPr>
+              <w:spacing w:after="0"/>
+            </w:pPr>
+            <w:r>
+              <w:rPr>
+                <w:sz w:val="19"/>
+              </w:rPr>
+              <w:t xml:space="preserve">Se realizó la Sprint </w:t>
+            </w:r>
+            <w:proofErr w:type="spellStart"/>
+            <w:r>
+              <w:rPr>
+                <w:sz w:val="19"/>
+              </w:rPr>
+              <w:t>Review</w:t>
+            </w:r>
+            <w:proofErr w:type="spellEnd"/>
+            <w:r>
+              <w:rPr>
+                <w:sz w:val="19"/>
+              </w:rPr>
+              <w:t xml:space="preserve"> con el </w:t>
+            </w:r>
+            <w:proofErr w:type="spellStart"/>
+            <w:r>
+              <w:rPr>
+                <w:sz w:val="19"/>
+              </w:rPr>
+              <w:t>Product</w:t>
+            </w:r>
+            <w:proofErr w:type="spellEnd"/>
+            <w:r>
+              <w:rPr>
+                <w:sz w:val="19"/>
+              </w:rPr>
+              <w:t xml:space="preserve"> Owner y se registró la validación en el documento Validando Sprint.</w:t>
             </w:r>
           </w:p>
         </w:tc>
@@ -4262,7 +4675,7 @@
       <w:tr>
         <w:tc>
           <w:tcPr>
-            <w:tcW w:type="dxa" w:w="900"/>
+            <w:tcW w:w="900" w:type="dxa"/>
           </w:tcPr>
           <w:p>
             <w:pPr>
@@ -4278,17 +4691,31 @@
         </w:tc>
         <w:tc>
           <w:tcPr>
-            <w:tcW w:type="dxa" w:w="7928"/>
-          </w:tcPr>
-          <w:p>
-            <w:pPr>
-              <w:spacing w:after="0"/>
-            </w:pPr>
-            <w:r>
-              <w:rPr>
-                <w:sz w:val="19"/>
-              </w:rPr>
-              <w:t>El Sprint Backlog y el burndown tienen registradas las horas reales y el remanente final.</w:t>
+            <w:tcW w:w="7928" w:type="dxa"/>
+          </w:tcPr>
+          <w:p>
+            <w:pPr>
+              <w:spacing w:after="0"/>
+            </w:pPr>
+            <w:r>
+              <w:rPr>
+                <w:sz w:val="19"/>
+              </w:rPr>
+              <w:t xml:space="preserve">El Sprint Backlog y el </w:t>
+            </w:r>
+            <w:proofErr w:type="spellStart"/>
+            <w:r>
+              <w:rPr>
+                <w:sz w:val="19"/>
+              </w:rPr>
+              <w:t>burndown</w:t>
+            </w:r>
+            <w:proofErr w:type="spellEnd"/>
+            <w:r>
+              <w:rPr>
+                <w:sz w:val="19"/>
+              </w:rPr>
+              <w:t xml:space="preserve"> tienen registradas las horas reales y el remanente final.</w:t>
             </w:r>
           </w:p>
         </w:tc>
@@ -4296,7 +4723,7 @@
       <w:tr>
         <w:tc>
           <w:tcPr>
-            <w:tcW w:type="dxa" w:w="900"/>
+            <w:tcW w:w="900" w:type="dxa"/>
           </w:tcPr>
           <w:p>
             <w:pPr>
@@ -4312,7 +4739,7 @@
         </w:tc>
         <w:tc>
           <w:tcPr>
-            <w:tcW w:type="dxa" w:w="7928"/>
+            <w:tcW w:w="7928" w:type="dxa"/>
           </w:tcPr>
           <w:p>
             <w:pPr>
@@ -4333,30 +4760,61 @@
       <w:pPr>
         <w:pStyle w:val="Heading1"/>
       </w:pPr>
+      <w:bookmarkStart w:id="11" w:name="_Toc241098578"/>
       <w:r>
         <w:t>Incumplimiento y revisión de la DoD</w:t>
       </w:r>
+      <w:bookmarkEnd w:id="11"/>
     </w:p>
     <w:p>
       <w:r>
         <w:rPr>
-          <w:i w:val="0"/>
           <w:sz w:val="21"/>
         </w:rPr>
-        <w:t>Una historia que no cumple la totalidad de los criterios no se considera terminada: no se presenta como completada en la Sprint Review, no suma puntos a la velocidad del equipo y vuelve al Product Backlog. La DoD se revisa en cada retrospectiva; cualquier cambio se acuerda por el equipo completo y se registra en el histórico de revisiones de este documento.</w:t>
+        <w:t xml:space="preserve">Una historia que no cumple la totalidad de los criterios no se considera terminada: no se presenta como completada en la Sprint </w:t>
+      </w:r>
+      <w:proofErr w:type="spellStart"/>
+      <w:r>
+        <w:rPr>
+          <w:sz w:val="21"/>
+        </w:rPr>
+        <w:t>Review</w:t>
+      </w:r>
+      <w:proofErr w:type="spellEnd"/>
+      <w:r>
+        <w:rPr>
+          <w:sz w:val="21"/>
+        </w:rPr>
+        <w:t xml:space="preserve">, no suma puntos a la velocidad del equipo y vuelve al </w:t>
+      </w:r>
+      <w:proofErr w:type="spellStart"/>
+      <w:r>
+        <w:rPr>
+          <w:sz w:val="21"/>
+        </w:rPr>
+        <w:t>Product</w:t>
+      </w:r>
+      <w:proofErr w:type="spellEnd"/>
+      <w:r>
+        <w:rPr>
+          <w:sz w:val="21"/>
+        </w:rPr>
+        <w:t xml:space="preserve"> Backlog. La DoD se revisa en cada retrospectiva; cualquier cambio se acuerda por el equipo completo y se registra en el histórico de revisiones de este documento.</w:t>
       </w:r>
     </w:p>
     <w:p>
       <w:pPr>
         <w:pStyle w:val="Heading1"/>
       </w:pPr>
+      <w:bookmarkStart w:id="12" w:name="_Toc241098579"/>
       <w:r>
         <w:t>Aprobación del equipo</w:t>
       </w:r>
+      <w:bookmarkEnd w:id="12"/>
     </w:p>
     <w:tbl>
       <w:tblPr>
-        <w:tblW w:type="dxa" w:w="8828"/>
+        <w:tblW w:w="8828" w:type="dxa"/>
         <w:tblBorders>
           <w:top w:val="single" w:sz="4" w:space="0" w:color="000000"/>
           <w:left w:val="single" w:sz="4" w:space="0" w:color="000000"/>
@@ -4366,7 +4824,7 @@
           <w:insideV w:val="single" w:sz="4" w:space="0" w:color="000000"/>
         </w:tblBorders>
         <w:tblLayout w:type="fixed"/>
-        <w:tblLook w:firstColumn="1" w:firstRow="1" w:lastColumn="0" w:lastRow="0" w:noHBand="0" w:noVBand="1" w:val="04A0"/>
+        <w:tblLook w:val="04A0" w:firstRow="1" w:lastRow="0" w:firstColumn="1" w:lastColumn="0" w:noHBand="0" w:noVBand="1"/>
       </w:tblPr>
       <w:tblGrid>
         <w:gridCol w:w="3000"/>
@@ -4379,8 +4837,8 @@
         </w:trPr>
         <w:tc>
           <w:tcPr>
-            <w:tcW w:type="dxa" w:w="3000"/>
-            <w:shd w:val="clear" w:color="auto" w:fill="c6d9f1"/>
+            <w:tcW w:w="3000" w:type="dxa"/>
+            <w:shd w:val="clear" w:color="auto" w:fill="C6D9F1"/>
           </w:tcPr>
           <w:p>
             <w:pPr>
@@ -4397,8 +4855,8 @@
         </w:tc>
         <w:tc>
           <w:tcPr>
-            <w:tcW w:type="dxa" w:w="3300"/>
-            <w:shd w:val="clear" w:color="auto" w:fill="c6d9f1"/>
+            <w:tcW w:w="3300" w:type="dxa"/>
+            <w:shd w:val="clear" w:color="auto" w:fill="C6D9F1"/>
           </w:tcPr>
           <w:p>
             <w:pPr>
@@ -4415,8 +4873,8 @@
         </w:tc>
         <w:tc>
           <w:tcPr>
-            <w:tcW w:type="dxa" w:w="2528"/>
-            <w:shd w:val="clear" w:color="auto" w:fill="c6d9f1"/>
+            <w:tcW w:w="2528" w:type="dxa"/>
+            <w:shd w:val="clear" w:color="auto" w:fill="C6D9F1"/>
           </w:tcPr>
           <w:p>
             <w:pPr>
@@ -4435,7 +4893,7 @@
       <w:tr>
         <w:tc>
           <w:tcPr>
-            <w:tcW w:type="dxa" w:w="3000"/>
+            <w:tcW w:w="3000" w:type="dxa"/>
           </w:tcPr>
           <w:p>
             <w:pPr>
@@ -4451,23 +4909,31 @@
         </w:tc>
         <w:tc>
           <w:tcPr>
-            <w:tcW w:type="dxa" w:w="3300"/>
-          </w:tcPr>
-          <w:p>
-            <w:pPr>
-              <w:spacing w:after="0"/>
-            </w:pPr>
-            <w:r>
-              <w:rPr>
-                <w:sz w:val="19"/>
-              </w:rPr>
-              <w:t>Product Owner / Desarrollador</w:t>
-            </w:r>
-          </w:p>
-        </w:tc>
-        <w:tc>
-          <w:tcPr>
-            <w:tcW w:type="dxa" w:w="2528"/>
+            <w:tcW w:w="3300" w:type="dxa"/>
+          </w:tcPr>
+          <w:p>
+            <w:pPr>
+              <w:spacing w:after="0"/>
+            </w:pPr>
+            <w:proofErr w:type="spellStart"/>
+            <w:r>
+              <w:rPr>
+                <w:sz w:val="19"/>
+              </w:rPr>
+              <w:t>Product</w:t>
+            </w:r>
+            <w:proofErr w:type="spellEnd"/>
+            <w:r>
+              <w:rPr>
+                <w:sz w:val="19"/>
+              </w:rPr>
+              <w:t xml:space="preserve"> Owner / Desarrollador</w:t>
+            </w:r>
+          </w:p>
+        </w:tc>
+        <w:tc>
+          <w:tcPr>
+            <w:tcW w:w="2528" w:type="dxa"/>
           </w:tcPr>
           <w:p>
             <w:pPr>
@@ -4485,7 +4951,7 @@
       <w:tr>
         <w:tc>
           <w:tcPr>
-            <w:tcW w:type="dxa" w:w="3000"/>
+            <w:tcW w:w="3000" w:type="dxa"/>
           </w:tcPr>
           <w:p>
             <w:pPr>
@@ -4501,23 +4967,37 @@
         </w:tc>
         <w:tc>
           <w:tcPr>
-            <w:tcW w:type="dxa" w:w="3300"/>
-          </w:tcPr>
-          <w:p>
-            <w:pPr>
-              <w:spacing w:after="0"/>
-            </w:pPr>
-            <w:r>
-              <w:rPr>
-                <w:sz w:val="19"/>
-              </w:rPr>
-              <w:t>Scrum Master / Desarrollador</w:t>
-            </w:r>
-          </w:p>
-        </w:tc>
-        <w:tc>
-          <w:tcPr>
-            <w:tcW w:type="dxa" w:w="2528"/>
+            <w:tcW w:w="3300" w:type="dxa"/>
+          </w:tcPr>
+          <w:p>
+            <w:pPr>
+              <w:spacing w:after="0"/>
+            </w:pPr>
+            <w:r>
+              <w:rPr>
+                <w:sz w:val="19"/>
+              </w:rPr>
+              <w:t xml:space="preserve">Scrum </w:t>
+            </w:r>
+            <w:proofErr w:type="gramStart"/>
+            <w:r>
+              <w:rPr>
+                <w:sz w:val="19"/>
+              </w:rPr>
+              <w:t>Master</w:t>
+            </w:r>
+            <w:proofErr w:type="gramEnd"/>
+            <w:r>
+              <w:rPr>
+                <w:sz w:val="19"/>
+              </w:rPr>
+              <w:t xml:space="preserve"> / Desarrollador</w:t>
+            </w:r>
+          </w:p>
+        </w:tc>
+        <w:tc>
+          <w:tcPr>
+            <w:tcW w:w="2528" w:type="dxa"/>
           </w:tcPr>
           <w:p>
             <w:pPr>
@@ -4535,7 +5015,7 @@
       <w:tr>
         <w:tc>
           <w:tcPr>
-            <w:tcW w:type="dxa" w:w="3000"/>
+            <w:tcW w:w="3000" w:type="dxa"/>
           </w:tcPr>
           <w:p>
             <w:pPr>
@@ -4551,7 +5031,7 @@
         </w:tc>
         <w:tc>
           <w:tcPr>
-            <w:tcW w:type="dxa" w:w="3300"/>
+            <w:tcW w:w="3300" w:type="dxa"/>
           </w:tcPr>
           <w:p>
             <w:pPr>
@@ -4567,16 +5047,14 @@
         </w:tc>
         <w:tc>
           <w:tcPr>
-            <w:tcW w:type="dxa" w:w="2528"/>
-          </w:tcPr>
-          <w:p>
-            <w:pPr>
-              <w:spacing w:after="0"/>
-            </w:pPr>
-            <w:r>
-              <w:rPr>
-                <w:sz w:val="19"/>
-              </w:rPr>
+            <w:tcW w:w="2528" w:type="dxa"/>
+          </w:tcPr>
+          <w:p>
+            <w:pPr>
+              <w:spacing w:after="0"/>
+            </w:pPr>
+            <w:r>
+              <w:t>22-09-2026</w:t>
             </w:r>
           </w:p>
         </w:tc>
@@ -4584,138 +5062,157 @@
     </w:tbl>
     <w:p/>
     <w:sectPr>
-      <w:headerReference r:id="rId8" w:type="default"/>
-      <w:footerReference r:id="rId9" w:type="default"/>
-      <w:pgSz w:h="15840" w:w="12240" w:orient="portrait"/>
-      <w:pgMar w:bottom="1418" w:top="1418" w:left="1701" w:right="1701" w:header="709" w:footer="709"/>
+      <w:headerReference w:type="default" r:id="rId7"/>
+      <w:footerReference w:type="default" r:id="rId8"/>
+      <w:pgSz w:w="12240" w:h="15840"/>
+      <w:pgMar w:top="1418" w:right="1701" w:bottom="1418" w:left="1701" w:header="709" w:footer="709" w:gutter="0"/>
       <w:pgNumType w:start="1"/>
+      <w:cols w:space="720"/>
     </w:sectPr>
   </w:body>
 </w:document>
 </file>
 
+<file path=word/endnotes.xml><?xml version="1.0" encoding="utf-8"?>
+<w:endnotes xmlns:wpc="http://schemas.microsoft.com/office/word/2010/wordprocessingCanvas" xmlns:cx="http://schemas.microsoft.com/office/drawing/2014/chartex" xmlns:cx1="http://schemas.microsoft.com/office/drawing/2015/9/8/chartex" xmlns:cx2="http://schemas.microsoft.com/office/drawing/2015/10/21/chartex" xmlns:cx3="http://schemas.microsoft.com/office/drawing/2016/5/9/chartex" xmlns:cx4="http://schemas.microsoft.com/office/drawing/2016/5/10/chartex" xmlns:cx5="http://schemas.microsoft.com/office/drawing/2016/5/11/chartex" xmlns:cx6="http://schemas.microsoft.com/office/drawing/2016/5/12/chartex" xmlns:cx7="http://schemas.microsoft.com/office/drawing/2016/5/13/chartex" xmlns:cx8="http://schemas.microsoft.com/office/drawing/2016/5/14/chartex" xmlns:mc="http://schemas.openxmlformats.org/markup-compatibility/2006" xmlns:aink="http://schemas.microsoft.com/office/drawing/2016/ink" xmlns:am3d="http://schemas.microsoft.com/office/drawing/2017/model3d" xmlns:o="urn:schemas-microsoft-com:office:office" xmlns:oel="http://schemas.microsoft.com/office/2019/extlst" xmlns:r="http://schemas.openxmlformats.org/officeDocument/2006/relationships" xmlns:m="http://schemas.openxmlformats.org/officeDocument/2006/math" xmlns:v="urn:schemas-microsoft-com:vml" xmlns:wp14="http://schemas.microsoft.com/office/word/2010/wordprocessingDrawing" xmlns:wp="http://schemas.openxmlformats.org/drawingml/2006/wordprocessingDrawing" xmlns:w10="urn:schemas-microsoft-com:office:word" xmlns:w="http://schemas.openxmlformats.org/wordprocessingml/2006/main" xmlns:w14="http://schemas.microsoft.com/office/word/2010/wordml" xmlns:w15="http://schemas.microsoft.com/office/word/2012/wordml" xmlns:w16cex="http://schemas.microsoft.com/office/word/2018/wordml/cex" xmlns:w16cid="http://schemas.microsoft.com/office/word/2016/wordml/cid" xmlns:w16="http://schemas.microsoft.com/office/word/2018/wordml" xmlns:w16du="http://schemas.microsoft.com/office/word/2023/wordml/word16du" xmlns:w16sdtdh="http://schemas.microsoft.com/office/word/2020/wordml/sdtdatahash" xmlns:w16sdtfl="http://schemas.microsoft.com/office/word/2024/wordml/sdtformatlock" xmlns:w16se="http://schemas.microsoft.com/office/word/2015/wordml/symex" xmlns:wpg="http://schemas.microsoft.com/office/word/2010/wordprocessingGroup" xmlns:wpi="http://schemas.microsoft.com/office/word/2010/wordprocessingInk" xmlns:wne="http://schemas.microsoft.com/office/word/2006/wordml" xmlns:wps="http://schemas.microsoft.com/office/word/2010/wordprocessingShape" mc:Ignorable="w14 w15 w16se w16cid w16 w16cex w16sdtdh w16sdtfl w16du wp14">
+  <w:endnote w:type="separator" w:id="-1">
+    <w:p>
+      <w:pPr>
+        <w:spacing w:after="0" w:line="240" w:lineRule="auto"/>
+      </w:pPr>
+      <w:r>
+        <w:separator/>
+      </w:r>
+    </w:p>
+  </w:endnote>
+  <w:endnote w:type="continuationSeparator" w:id="0">
+    <w:p>
+      <w:pPr>
+        <w:spacing w:after="0" w:line="240" w:lineRule="auto"/>
+      </w:pPr>
+      <w:r>
+        <w:continuationSeparator/>
+      </w:r>
+    </w:p>
+  </w:endnote>
+</w:endnotes>
+</file>
+
 <file path=word/footer1.xml><?xml version="1.0" encoding="utf-8"?>
-<w:ftr xmlns:mc="http://schemas.openxmlformats.org/markup-compatibility/2006" xmlns:o="urn:schemas-microsoft-com:office:office" xmlns:r="http://schemas.openxmlformats.org/officeDocument/2006/relationships" xmlns:m="http://schemas.openxmlformats.org/officeDocument/2006/math" xmlns:v="urn:schemas-microsoft-com:vml" xmlns:wp="http://schemas.openxmlformats.org/drawingml/2006/wordprocessingDrawing" xmlns:w10="urn:schemas-microsoft-com:office:word" xmlns:w="http://schemas.openxmlformats.org/wordprocessingml/2006/main" xmlns:wne="http://schemas.microsoft.com/office/word/2006/wordml" xmlns:sl="http://schemas.openxmlformats.org/schemaLibrary/2006/main" xmlns:a="http://schemas.openxmlformats.org/drawingml/2006/main" xmlns:pic="http://schemas.openxmlformats.org/drawingml/2006/picture" xmlns:c="http://schemas.openxmlformats.org/drawingml/2006/chart" xmlns:lc="http://schemas.openxmlformats.org/drawingml/2006/lockedCanvas" xmlns:dgm="http://schemas.openxmlformats.org/drawingml/2006/diagram" xmlns:wps="http://schemas.microsoft.com/office/word/2010/wordprocessingShape" xmlns:wpg="http://schemas.microsoft.com/office/word/2010/wordprocessingGroup" xmlns:w14="http://schemas.microsoft.com/office/word/2010/wordml" xmlns:w15="http://schemas.microsoft.com/office/word/2012/wordml">
+<w:ftr xmlns:wpc="http://schemas.microsoft.com/office/word/2010/wordprocessingCanvas" xmlns:cx="http://schemas.microsoft.com/office/drawing/2014/chartex" xmlns:cx1="http://schemas.microsoft.com/office/drawing/2015/9/8/chartex" xmlns:cx2="http://schemas.microsoft.com/office/drawing/2015/10/21/chartex" xmlns:cx3="http://schemas.microsoft.com/office/drawing/2016/5/9/chartex" xmlns:cx4="http://schemas.microsoft.com/office/drawing/2016/5/10/chartex" xmlns:cx5="http://schemas.microsoft.com/office/drawing/2016/5/11/chartex" xmlns:cx6="http://schemas.microsoft.com/office/drawing/2016/5/12/chartex" xmlns:cx7="http://schemas.microsoft.com/office/drawing/2016/5/13/chartex" xmlns:cx8="http://schemas.microsoft.com/office/drawing/2016/5/14/chartex" xmlns:mc="http://schemas.openxmlformats.org/markup-compatibility/2006" xmlns:aink="http://schemas.microsoft.com/office/drawing/2016/ink" xmlns:am3d="http://schemas.microsoft.com/office/drawing/2017/model3d" xmlns:o="urn:schemas-microsoft-com:office:office" xmlns:oel="http://schemas.microsoft.com/office/2019/extlst" xmlns:r="http://schemas.openxmlformats.org/officeDocument/2006/relationships" xmlns:m="http://schemas.openxmlformats.org/officeDocument/2006/math" xmlns:v="urn:schemas-microsoft-com:vml" xmlns:wp14="http://schemas.microsoft.com/office/word/2010/wordprocessingDrawing" xmlns:wp="http://schemas.openxmlformats.org/drawingml/2006/wordprocessingDrawing" xmlns:w10="urn:schemas-microsoft-com:office:word" xmlns:w="http://schemas.openxmlformats.org/wordprocessingml/2006/main" xmlns:w14="http://schemas.microsoft.com/office/word/2010/wordml" xmlns:w15="http://schemas.microsoft.com/office/word/2012/wordml" xmlns:w16cex="http://schemas.microsoft.com/office/word/2018/wordml/cex" xmlns:w16cid="http://schemas.microsoft.com/office/word/2016/wordml/cid" xmlns:w16="http://schemas.microsoft.com/office/word/2018/wordml" xmlns:w16du="http://schemas.microsoft.com/office/word/2023/wordml/word16du" xmlns:w16sdtdh="http://schemas.microsoft.com/office/word/2020/wordml/sdtdatahash" xmlns:w16sdtfl="http://schemas.microsoft.com/office/word/2024/wordml/sdtformatlock" xmlns:w16se="http://schemas.microsoft.com/office/word/2015/wordml/symex" xmlns:wpg="http://schemas.microsoft.com/office/word/2010/wordprocessingGroup" xmlns:wpi="http://schemas.microsoft.com/office/word/2010/wordprocessingInk" xmlns:wne="http://schemas.microsoft.com/office/word/2006/wordml" xmlns:wps="http://schemas.microsoft.com/office/word/2010/wordprocessingShape" mc:Ignorable="w14 w15 w16se w16cid w16 w16cex w16sdtdh w16sdtfl w16du wp14">
   <w:p>
     <w:pPr>
-      <w:keepNext w:val="0"/>
-      <w:keepLines w:val="0"/>
-      <w:pageBreakBefore w:val="0"/>
-      <w:widowControl w:val="1"/>
       <w:pBdr>
-        <w:top w:space="0" w:sz="0" w:val="nil"/>
-        <w:left w:space="0" w:sz="0" w:val="nil"/>
-        <w:bottom w:space="0" w:sz="0" w:val="nil"/>
-        <w:right w:space="0" w:sz="0" w:val="nil"/>
-        <w:between w:space="0" w:sz="0" w:val="nil"/>
+        <w:top w:val="nil"/>
+        <w:left w:val="nil"/>
+        <w:bottom w:val="nil"/>
+        <w:right w:val="nil"/>
+        <w:between w:val="nil"/>
       </w:pBdr>
-      <w:shd w:fill="auto" w:val="clear"/>
       <w:tabs>
         <w:tab w:val="center" w:pos="4419"/>
         <w:tab w:val="right" w:pos="8838"/>
       </w:tabs>
-      <w:spacing w:after="0" w:before="0" w:line="240" w:lineRule="auto"/>
-      <w:ind w:left="0" w:right="0" w:firstLine="0"/>
+      <w:spacing w:after="0" w:line="240" w:lineRule="auto"/>
       <w:jc w:val="center"/>
       <w:rPr>
-        <w:rFonts w:ascii="Calibri" w:cs="Calibri" w:eastAsia="Calibri" w:hAnsi="Calibri"/>
-        <w:b w:val="0"/>
-        <w:i w:val="0"/>
-        <w:smallCaps w:val="0"/>
-        <w:strike w:val="0"/>
         <w:color w:val="000000"/>
         <w:sz w:val="20"/>
         <w:szCs w:val="20"/>
-        <w:u w:val="none"/>
-        <w:shd w:fill="auto" w:val="clear"/>
-        <w:vertAlign w:val="baseline"/>
       </w:rPr>
     </w:pPr>
     <w:r>
       <w:rPr>
-        <w:rFonts w:ascii="Calibri" w:cs="Calibri" w:eastAsia="Calibri" w:hAnsi="Calibri"/>
-        <w:b w:val="0"/>
-        <w:i w:val="0"/>
-        <w:smallCaps w:val="0"/>
-        <w:strike w:val="0"/>
         <w:color w:val="000000"/>
-        <w:sz w:val="22"/>
-        <w:szCs w:val="22"/>
-        <w:u w:val="none"/>
-        <w:shd w:fill="auto" w:val="clear"/>
-        <w:vertAlign w:val="baseline"/>
-        <w:rtl w:val="0"/>
       </w:rPr>
-      <w:t xml:space="preserve">Documento Product Backlog y Sprint Backlog 1</w:t>
+      <w:t xml:space="preserve">Documento </w:t>
+    </w:r>
+    <w:proofErr w:type="spellStart"/>
+    <w:r>
+      <w:rPr>
+        <w:color w:val="000000"/>
+      </w:rPr>
+      <w:t>Product</w:t>
+    </w:r>
+    <w:proofErr w:type="spellEnd"/>
+    <w:r>
+      <w:rPr>
+        <w:color w:val="000000"/>
+      </w:rPr>
+      <w:t xml:space="preserve"> Backlog y Sprint Backlog 1</w:t>
     </w:r>
     <w:r>
       <w:rPr>
-        <w:rFonts w:ascii="Calibri" w:cs="Calibri" w:eastAsia="Calibri" w:hAnsi="Calibri"/>
-        <w:b w:val="0"/>
-        <w:i w:val="0"/>
-        <w:smallCaps w:val="0"/>
-        <w:strike w:val="0"/>
         <w:color w:val="000000"/>
         <w:sz w:val="20"/>
         <w:szCs w:val="20"/>
-        <w:u w:val="none"/>
-        <w:shd w:fill="auto" w:val="clear"/>
-        <w:vertAlign w:val="baseline"/>
-        <w:rtl w:val="0"/>
       </w:rPr>
-      <w:t xml:space="preserve">, Ingeniería de Software – DuocUC</w:t>
+      <w:t xml:space="preserve">, Ingeniería de Software – </w:t>
     </w:r>
+    <w:proofErr w:type="spellStart"/>
+    <w:r>
+      <w:rPr>
+        <w:color w:val="000000"/>
+        <w:sz w:val="20"/>
+        <w:szCs w:val="20"/>
+      </w:rPr>
+      <w:t>DuocUC</w:t>
+    </w:r>
+    <w:proofErr w:type="spellEnd"/>
   </w:p>
   <w:p>
     <w:pPr>
-      <w:keepNext w:val="0"/>
-      <w:keepLines w:val="0"/>
-      <w:pageBreakBefore w:val="0"/>
-      <w:widowControl w:val="1"/>
       <w:pBdr>
-        <w:top w:space="0" w:sz="0" w:val="nil"/>
-        <w:left w:space="0" w:sz="0" w:val="nil"/>
-        <w:bottom w:space="0" w:sz="0" w:val="nil"/>
-        <w:right w:space="0" w:sz="0" w:val="nil"/>
-        <w:between w:space="0" w:sz="0" w:val="nil"/>
+        <w:top w:val="nil"/>
+        <w:left w:val="nil"/>
+        <w:bottom w:val="nil"/>
+        <w:right w:val="nil"/>
+        <w:between w:val="nil"/>
       </w:pBdr>
-      <w:shd w:fill="auto" w:val="clear"/>
       <w:tabs>
         <w:tab w:val="center" w:pos="4419"/>
         <w:tab w:val="right" w:pos="8838"/>
       </w:tabs>
-      <w:spacing w:after="0" w:before="0" w:line="240" w:lineRule="auto"/>
-      <w:ind w:left="0" w:right="0" w:firstLine="0"/>
-      <w:jc w:val="left"/>
+      <w:spacing w:after="0" w:line="240" w:lineRule="auto"/>
       <w:rPr>
-        <w:rFonts w:ascii="Calibri" w:cs="Calibri" w:eastAsia="Calibri" w:hAnsi="Calibri"/>
-        <w:b w:val="0"/>
-        <w:i w:val="0"/>
-        <w:smallCaps w:val="0"/>
-        <w:strike w:val="0"/>
         <w:color w:val="000000"/>
-        <w:sz w:val="22"/>
-        <w:szCs w:val="22"/>
-        <w:u w:val="none"/>
-        <w:shd w:fill="auto" w:val="clear"/>
-        <w:vertAlign w:val="baseline"/>
       </w:rPr>
     </w:pPr>
-    <w:r>
-      <w:rPr>
-        <w:rtl w:val="0"/>
-      </w:rPr>
-    </w:r>
   </w:p>
 </w:ftr>
 </file>
 
+<file path=word/footnotes.xml><?xml version="1.0" encoding="utf-8"?>
+<w:footnotes xmlns:wpc="http://schemas.microsoft.com/office/word/2010/wordprocessingCanvas" xmlns:cx="http://schemas.microsoft.com/office/drawing/2014/chartex" xmlns:cx1="http://schemas.microsoft.com/office/drawing/2015/9/8/chartex" xmlns:cx2="http://schemas.microsoft.com/office/drawing/2015/10/21/chartex" xmlns:cx3="http://schemas.microsoft.com/office/drawing/2016/5/9/chartex" xmlns:cx4="http://schemas.microsoft.com/office/drawing/2016/5/10/chartex" xmlns:cx5="http://schemas.microsoft.com/office/drawing/2016/5/11/chartex" xmlns:cx6="http://schemas.microsoft.com/office/drawing/2016/5/12/chartex" xmlns:cx7="http://schemas.microsoft.com/office/drawing/2016/5/13/chartex" xmlns:cx8="http://schemas.microsoft.com/office/drawing/2016/5/14/chartex" xmlns:mc="http://schemas.openxmlformats.org/markup-compatibility/2006" xmlns:aink="http://schemas.microsoft.com/office/drawing/2016/ink" xmlns:am3d="http://schemas.microsoft.com/office/drawing/2017/model3d" xmlns:o="urn:schemas-microsoft-com:office:office" xmlns:oel="http://schemas.microsoft.com/office/2019/extlst" xmlns:r="http://schemas.openxmlformats.org/officeDocument/2006/relationships" xmlns:m="http://schemas.openxmlformats.org/officeDocument/2006/math" xmlns:v="urn:schemas-microsoft-com:vml" xmlns:wp14="http://schemas.microsoft.com/office/word/2010/wordprocessingDrawing" xmlns:wp="http://schemas.openxmlformats.org/drawingml/2006/wordprocessingDrawing" xmlns:w10="urn:schemas-microsoft-com:office:word" xmlns:w="http://schemas.openxmlformats.org/wordprocessingml/2006/main" xmlns:w14="http://schemas.microsoft.com/office/word/2010/wordml" xmlns:w15="http://schemas.microsoft.com/office/word/2012/wordml" xmlns:w16cex="http://schemas.microsoft.com/office/word/2018/wordml/cex" xmlns:w16cid="http://schemas.microsoft.com/office/word/2016/wordml/cid" xmlns:w16="http://schemas.microsoft.com/office/word/2018/wordml" xmlns:w16du="http://schemas.microsoft.com/office/word/2023/wordml/word16du" xmlns:w16sdtdh="http://schemas.microsoft.com/office/word/2020/wordml/sdtdatahash" xmlns:w16sdtfl="http://schemas.microsoft.com/office/word/2024/wordml/sdtformatlock" xmlns:w16se="http://schemas.microsoft.com/office/word/2015/wordml/symex" xmlns:wpg="http://schemas.microsoft.com/office/word/2010/wordprocessingGroup" xmlns:wpi="http://schemas.microsoft.com/office/word/2010/wordprocessingInk" xmlns:wne="http://schemas.microsoft.com/office/word/2006/wordml" xmlns:wps="http://schemas.microsoft.com/office/word/2010/wordprocessingShape" mc:Ignorable="w14 w15 w16se w16cid w16 w16cex w16sdtdh w16sdtfl w16du wp14">
+  <w:footnote w:type="separator" w:id="-1">
+    <w:p>
+      <w:pPr>
+        <w:spacing w:after="0" w:line="240" w:lineRule="auto"/>
+      </w:pPr>
+      <w:r>
+        <w:separator/>
+      </w:r>
+    </w:p>
+  </w:footnote>
+  <w:footnote w:type="continuationSeparator" w:id="0">
+    <w:p>
+      <w:pPr>
+        <w:spacing w:after="0" w:line="240" w:lineRule="auto"/>
+      </w:pPr>
+      <w:r>
+        <w:continuationSeparator/>
+      </w:r>
+    </w:p>
+  </w:footnote>
+</w:footnotes>
+</file>
+
 <file path=word/header1.xml><?xml version="1.0" encoding="utf-8"?>
-<w:hdr xmlns:mc="http://schemas.openxmlformats.org/markup-compatibility/2006" xmlns:o="urn:schemas-microsoft-com:office:office" xmlns:r="http://schemas.openxmlformats.org/officeDocument/2006/relationships" xmlns:m="http://schemas.openxmlformats.org/officeDocument/2006/math" xmlns:v="urn:schemas-microsoft-com:vml" xmlns:wp="http://schemas.openxmlformats.org/drawingml/2006/wordprocessingDrawing" xmlns:w10="urn:schemas-microsoft-com:office:word" xmlns:w="http://schemas.openxmlformats.org/wordprocessingml/2006/main" xmlns:wne="http://schemas.microsoft.com/office/word/2006/wordml" xmlns:sl="http://schemas.openxmlformats.org/schemaLibrary/2006/main" xmlns:a="http://schemas.openxmlformats.org/drawingml/2006/main" xmlns:pic="http://schemas.openxmlformats.org/drawingml/2006/picture" xmlns:c="http://schemas.openxmlformats.org/drawingml/2006/chart" xmlns:lc="http://schemas.openxmlformats.org/drawingml/2006/lockedCanvas" xmlns:dgm="http://schemas.openxmlformats.org/drawingml/2006/diagram" xmlns:wps="http://schemas.microsoft.com/office/word/2010/wordprocessingShape" xmlns:wpg="http://schemas.microsoft.com/office/word/2010/wordprocessingGroup" xmlns:w14="http://schemas.microsoft.com/office/word/2010/wordml" xmlns:w15="http://schemas.microsoft.com/office/word/2012/wordml">
+<w:hdr xmlns:wpc="http://schemas.microsoft.com/office/word/2010/wordprocessingCanvas" xmlns:cx="http://schemas.microsoft.com/office/drawing/2014/chartex" xmlns:cx1="http://schemas.microsoft.com/office/drawing/2015/9/8/chartex" xmlns:cx2="http://schemas.microsoft.com/office/drawing/2015/10/21/chartex" xmlns:cx3="http://schemas.microsoft.com/office/drawing/2016/5/9/chartex" xmlns:cx4="http://schemas.microsoft.com/office/drawing/2016/5/10/chartex" xmlns:cx5="http://schemas.microsoft.com/office/drawing/2016/5/11/chartex" xmlns:cx6="http://schemas.microsoft.com/office/drawing/2016/5/12/chartex" xmlns:cx7="http://schemas.microsoft.com/office/drawing/2016/5/13/chartex" xmlns:cx8="http://schemas.microsoft.com/office/drawing/2016/5/14/chartex" xmlns:mc="http://schemas.openxmlformats.org/markup-compatibility/2006" xmlns:aink="http://schemas.microsoft.com/office/drawing/2016/ink" xmlns:am3d="http://schemas.microsoft.com/office/drawing/2017/model3d" xmlns:o="urn:schemas-microsoft-com:office:office" xmlns:oel="http://schemas.microsoft.com/office/2019/extlst" xmlns:r="http://schemas.openxmlformats.org/officeDocument/2006/relationships" xmlns:m="http://schemas.openxmlformats.org/officeDocument/2006/math" xmlns:v="urn:schemas-microsoft-com:vml" xmlns:wp14="http://schemas.microsoft.com/office/word/2010/wordprocessingDrawing" xmlns:wp="http://schemas.openxmlformats.org/drawingml/2006/wordprocessingDrawing" xmlns:w10="urn:schemas-microsoft-com:office:word" xmlns:w="http://schemas.openxmlformats.org/wordprocessingml/2006/main" xmlns:w14="http://schemas.microsoft.com/office/word/2010/wordml" xmlns:w15="http://schemas.microsoft.com/office/word/2012/wordml" xmlns:w16cex="http://schemas.microsoft.com/office/word/2018/wordml/cex" xmlns:w16cid="http://schemas.microsoft.com/office/word/2016/wordml/cid" xmlns:w16="http://schemas.microsoft.com/office/word/2018/wordml" xmlns:w16du="http://schemas.microsoft.com/office/word/2023/wordml/word16du" xmlns:w16sdtdh="http://schemas.microsoft.com/office/word/2020/wordml/sdtdatahash" xmlns:w16sdtfl="http://schemas.microsoft.com/office/word/2024/wordml/sdtformatlock" xmlns:w16se="http://schemas.microsoft.com/office/word/2015/wordml/symex" xmlns:wpg="http://schemas.microsoft.com/office/word/2010/wordprocessingGroup" xmlns:wpi="http://schemas.microsoft.com/office/word/2010/wordprocessingInk" xmlns:wne="http://schemas.microsoft.com/office/word/2006/wordml" xmlns:wps="http://schemas.microsoft.com/office/word/2010/wordprocessingShape" mc:Ignorable="w14 w15 w16se w16cid w16 w16cex w16sdtdh w16sdtfl w16du wp14">
   <w:p>
     <w:pPr>
       <w:pBdr>
-        <w:bottom w:color="000000" w:space="1" w:sz="4" w:val="single"/>
+        <w:bottom w:val="single" w:sz="4" w:space="1" w:color="000000"/>
       </w:pBdr>
       <w:tabs>
         <w:tab w:val="center" w:pos="4419"/>
@@ -4724,19 +5221,21 @@
       <w:spacing w:after="0" w:line="240" w:lineRule="auto"/>
       <w:jc w:val="right"/>
       <w:rPr>
-        <w:rFonts w:ascii="Calibri" w:cs="Calibri" w:eastAsia="Calibri" w:hAnsi="Calibri"/>
+        <w:lang w:val="en-US"/>
       </w:rPr>
     </w:pPr>
     <w:r>
       <w:rPr>
-        <w:rFonts w:ascii="Calibri" w:cs="Calibri" w:eastAsia="Calibri" w:hAnsi="Calibri"/>
-        <w:rtl w:val="0"/>
+        <w:lang w:val="en-US"/>
       </w:rPr>
-      <w:t xml:space="preserve">Documento Product Backlog y Sprint Backlog 1</w:t>
+      <w:t>Documento Product Backlog y Sprint Backlog 1</w:t>
     </w:r>
     <w:r>
+      <w:rPr>
+        <w:noProof/>
+      </w:rPr>
       <w:drawing>
-        <wp:anchor allowOverlap="1" behindDoc="0" distB="0" distT="0" distL="114300" distR="114300" hidden="0" layoutInCell="1" locked="0" relativeHeight="0" simplePos="0">
+        <wp:anchor distT="0" distB="0" distL="114300" distR="114300" simplePos="0" relativeHeight="251658240" behindDoc="0" locked="0" layoutInCell="1" hidden="0" allowOverlap="1" wp14:anchorId="21DCD013" wp14:editId="2F272153">
           <wp:simplePos x="0" y="0"/>
           <wp:positionH relativeFrom="column">
             <wp:posOffset>131977</wp:posOffset>
@@ -4745,19 +5244,20 @@
             <wp:posOffset>-152561</wp:posOffset>
           </wp:positionV>
           <wp:extent cx="932815" cy="231775"/>
-          <wp:effectExtent b="0" l="0" r="0" t="0"/>
-          <wp:wrapSquare wrapText="bothSides" distB="0" distT="0" distL="114300" distR="114300"/>
+          <wp:effectExtent l="0" t="0" r="0" b="0"/>
+          <wp:wrapSquare wrapText="bothSides" distT="0" distB="0" distL="114300" distR="114300"/>
           <wp:docPr id="5" name="image1.png"/>
-          <a:graphic>
+          <wp:cNvGraphicFramePr/>
+          <a:graphic xmlns:a="http://schemas.openxmlformats.org/drawingml/2006/main">
             <a:graphicData uri="http://schemas.openxmlformats.org/drawingml/2006/picture">
-              <pic:pic>
+              <pic:pic xmlns:pic="http://schemas.openxmlformats.org/drawingml/2006/picture">
                 <pic:nvPicPr>
                   <pic:cNvPr id="0" name="image1.png"/>
                   <pic:cNvPicPr preferRelativeResize="0"/>
                 </pic:nvPicPr>
                 <pic:blipFill>
                   <a:blip r:embed="rId1"/>
-                  <a:srcRect b="0" l="0" r="0" t="0"/>
+                  <a:srcRect/>
                   <a:stretch>
                     <a:fillRect/>
                   </a:stretch>
@@ -4767,7 +5267,9 @@
                     <a:off x="0" y="0"/>
                     <a:ext cx="932815" cy="231775"/>
                   </a:xfrm>
-                  <a:prstGeom prst="rect"/>
+                  <a:prstGeom prst="rect">
+                    <a:avLst/>
+                  </a:prstGeom>
                   <a:ln/>
                 </pic:spPr>
               </pic:pic>
@@ -4780,19 +5282,15 @@
 </w:hdr>
 </file>
 
-<file path=word/numbering.xml><?xml version="1.0" encoding="utf-8"?>
-<w:numbering xmlns:mc="http://schemas.openxmlformats.org/markup-compatibility/2006" xmlns:o="urn:schemas-microsoft-com:office:office" xmlns:r="http://schemas.openxmlformats.org/officeDocument/2006/relationships" xmlns:m="http://schemas.openxmlformats.org/officeDocument/2006/math" xmlns:v="urn:schemas-microsoft-com:vml" xmlns:wp="http://schemas.openxmlformats.org/drawingml/2006/wordprocessingDrawing" xmlns:w10="urn:schemas-microsoft-com:office:word" xmlns:w="http://schemas.openxmlformats.org/wordprocessingml/2006/main" xmlns:wne="http://schemas.microsoft.com/office/word/2006/wordml" xmlns:sl="http://schemas.openxmlformats.org/schemaLibrary/2006/main" xmlns:a="http://schemas.openxmlformats.org/drawingml/2006/main" xmlns:pic="http://schemas.openxmlformats.org/drawingml/2006/picture" xmlns:c="http://schemas.openxmlformats.org/drawingml/2006/chart" xmlns:lc="http://schemas.openxmlformats.org/drawingml/2006/lockedCanvas" xmlns:dgm="http://schemas.openxmlformats.org/drawingml/2006/diagram" xmlns:wps="http://schemas.microsoft.com/office/word/2010/wordprocessingShape" xmlns:wpg="http://schemas.microsoft.com/office/word/2010/wordprocessingGroup" xmlns:w14="http://schemas.microsoft.com/office/word/2010/wordml" xmlns:w15="http://schemas.microsoft.com/office/word/2012/wordml"/>
-</file>
-
 <file path=word/styles.xml><?xml version="1.0" encoding="utf-8"?>
-<w:styles xmlns:mc="http://schemas.openxmlformats.org/markup-compatibility/2006" xmlns:o="urn:schemas-microsoft-com:office:office" xmlns:r="http://schemas.openxmlformats.org/officeDocument/2006/relationships" xmlns:m="http://schemas.openxmlformats.org/officeDocument/2006/math" xmlns:v="urn:schemas-microsoft-com:vml" xmlns:wp="http://schemas.openxmlformats.org/drawingml/2006/wordprocessingDrawing" xmlns:w10="urn:schemas-microsoft-com:office:word" xmlns:w="http://schemas.openxmlformats.org/wordprocessingml/2006/main" xmlns:wne="http://schemas.microsoft.com/office/word/2006/wordml" xmlns:sl="http://schemas.openxmlformats.org/schemaLibrary/2006/main" xmlns:a="http://schemas.openxmlformats.org/drawingml/2006/main" xmlns:pic="http://schemas.openxmlformats.org/drawingml/2006/picture" xmlns:c="http://schemas.openxmlformats.org/drawingml/2006/chart" xmlns:lc="http://schemas.openxmlformats.org/drawingml/2006/lockedCanvas" xmlns:dgm="http://schemas.openxmlformats.org/drawingml/2006/diagram" xmlns:wps="http://schemas.microsoft.com/office/word/2010/wordprocessingShape" xmlns:wpg="http://schemas.microsoft.com/office/word/2010/wordprocessingGroup" xmlns:w14="http://schemas.microsoft.com/office/word/2010/wordml" xmlns:w15="http://schemas.microsoft.com/office/word/2012/wordml">
+<w:styles xmlns:mc="http://schemas.openxmlformats.org/markup-compatibility/2006" xmlns:r="http://schemas.openxmlformats.org/officeDocument/2006/relationships" xmlns:w="http://schemas.openxmlformats.org/wordprocessingml/2006/main" xmlns:w14="http://schemas.microsoft.com/office/word/2010/wordml" xmlns:w15="http://schemas.microsoft.com/office/word/2012/wordml" xmlns:w16cex="http://schemas.microsoft.com/office/word/2018/wordml/cex" xmlns:w16cid="http://schemas.microsoft.com/office/word/2016/wordml/cid" xmlns:w16="http://schemas.microsoft.com/office/word/2018/wordml" xmlns:w16du="http://schemas.microsoft.com/office/word/2023/wordml/word16du" xmlns:w16sdtdh="http://schemas.microsoft.com/office/word/2020/wordml/sdtdatahash" xmlns:w16sdtfl="http://schemas.microsoft.com/office/word/2024/wordml/sdtformatlock" xmlns:w16se="http://schemas.microsoft.com/office/word/2015/wordml/symex" mc:Ignorable="w14 w15 w16se w16cid w16 w16cex w16sdtdh w16sdtfl w16du">
   <w:docDefaults>
     <w:rPrDefault>
       <w:rPr>
-        <w:rFonts w:ascii="Calibri" w:cs="Calibri" w:eastAsia="Calibri" w:hAnsi="Calibri"/>
+        <w:rFonts w:ascii="Calibri" w:eastAsia="Calibri" w:hAnsi="Calibri" w:cs="Calibri"/>
         <w:sz w:val="22"/>
         <w:szCs w:val="22"/>
-        <w:lang w:val="es-CL"/>
+        <w:lang w:val="es-CL" w:eastAsia="es-ES" w:bidi="ar-SA"/>
       </w:rPr>
     </w:rPrDefault>
     <w:pPrDefault>
@@ -4801,25 +5299,408 @@
       </w:pPr>
     </w:pPrDefault>
   </w:docDefaults>
-  <w:style w:type="paragraph" w:styleId="Normal" w:default="1">
-    <w:name w:val="normal"/>
-  </w:style>
-  <w:style w:type="table" w:styleId="TableNormal" w:default="1">
-    <w:name w:val="Table Normal"/>
+  <w:latentStyles w:defLockedState="0" w:defUIPriority="99" w:defSemiHidden="0" w:defUnhideWhenUsed="0" w:defQFormat="0" w:count="376">
+    <w:lsdException w:name="Normal" w:uiPriority="0" w:qFormat="1"/>
+    <w:lsdException w:name="heading 1" w:uiPriority="9" w:qFormat="1"/>
+    <w:lsdException w:name="heading 2" w:semiHidden="1" w:uiPriority="9" w:unhideWhenUsed="1" w:qFormat="1"/>
+    <w:lsdException w:name="heading 3" w:semiHidden="1" w:uiPriority="9" w:unhideWhenUsed="1" w:qFormat="1"/>
+    <w:lsdException w:name="heading 4" w:semiHidden="1" w:uiPriority="9" w:unhideWhenUsed="1" w:qFormat="1"/>
+    <w:lsdException w:name="heading 5" w:semiHidden="1" w:uiPriority="9" w:unhideWhenUsed="1" w:qFormat="1"/>
+    <w:lsdException w:name="heading 6" w:semiHidden="1" w:uiPriority="9" w:unhideWhenUsed="1" w:qFormat="1"/>
+    <w:lsdException w:name="heading 7" w:semiHidden="1" w:uiPriority="9" w:unhideWhenUsed="1" w:qFormat="1"/>
+    <w:lsdException w:name="heading 8" w:semiHidden="1" w:uiPriority="9" w:unhideWhenUsed="1" w:qFormat="1"/>
+    <w:lsdException w:name="heading 9" w:semiHidden="1" w:uiPriority="9" w:unhideWhenUsed="1" w:qFormat="1"/>
+    <w:lsdException w:name="index 1" w:semiHidden="1" w:unhideWhenUsed="1"/>
+    <w:lsdException w:name="index 2" w:semiHidden="1" w:unhideWhenUsed="1"/>
+    <w:lsdException w:name="index 3" w:semiHidden="1" w:unhideWhenUsed="1"/>
+    <w:lsdException w:name="index 4" w:semiHidden="1" w:unhideWhenUsed="1"/>
+    <w:lsdException w:name="index 5" w:semiHidden="1" w:unhideWhenUsed="1"/>
+    <w:lsdException w:name="index 6" w:semiHidden="1" w:unhideWhenUsed="1"/>
+    <w:lsdException w:name="index 7" w:semiHidden="1" w:unhideWhenUsed="1"/>
+    <w:lsdException w:name="index 8" w:semiHidden="1" w:unhideWhenUsed="1"/>
+    <w:lsdException w:name="index 9" w:semiHidden="1" w:unhideWhenUsed="1"/>
+    <w:lsdException w:name="toc 1" w:semiHidden="1" w:uiPriority="39" w:unhideWhenUsed="1"/>
+    <w:lsdException w:name="toc 2" w:semiHidden="1" w:uiPriority="39" w:unhideWhenUsed="1"/>
+    <w:lsdException w:name="toc 3" w:semiHidden="1" w:uiPriority="39" w:unhideWhenUsed="1"/>
+    <w:lsdException w:name="toc 4" w:semiHidden="1" w:uiPriority="39" w:unhideWhenUsed="1"/>
+    <w:lsdException w:name="toc 5" w:semiHidden="1" w:uiPriority="39" w:unhideWhenUsed="1"/>
+    <w:lsdException w:name="toc 6" w:semiHidden="1" w:uiPriority="39" w:unhideWhenUsed="1"/>
+    <w:lsdException w:name="toc 7" w:semiHidden="1" w:uiPriority="39" w:unhideWhenUsed="1"/>
+    <w:lsdException w:name="toc 8" w:semiHidden="1" w:uiPriority="39" w:unhideWhenUsed="1"/>
+    <w:lsdException w:name="toc 9" w:semiHidden="1" w:uiPriority="39" w:unhideWhenUsed="1"/>
+    <w:lsdException w:name="Normal Indent" w:semiHidden="1" w:unhideWhenUsed="1"/>
+    <w:lsdException w:name="footnote text" w:semiHidden="1" w:unhideWhenUsed="1"/>
+    <w:lsdException w:name="annotation text" w:semiHidden="1" w:unhideWhenUsed="1"/>
+    <w:lsdException w:name="header" w:semiHidden="1" w:unhideWhenUsed="1"/>
+    <w:lsdException w:name="footer" w:semiHidden="1" w:unhideWhenUsed="1"/>
+    <w:lsdException w:name="index heading" w:semiHidden="1" w:unhideWhenUsed="1"/>
+    <w:lsdException w:name="caption" w:semiHidden="1" w:uiPriority="35" w:unhideWhenUsed="1" w:qFormat="1"/>
+    <w:lsdException w:name="table of figures" w:semiHidden="1" w:unhideWhenUsed="1"/>
+    <w:lsdException w:name="envelope address" w:semiHidden="1" w:unhideWhenUsed="1"/>
+    <w:lsdException w:name="envelope return" w:semiHidden="1" w:unhideWhenUsed="1"/>
+    <w:lsdException w:name="footnote reference" w:semiHidden="1" w:unhideWhenUsed="1"/>
+    <w:lsdException w:name="annotation reference" w:semiHidden="1" w:unhideWhenUsed="1"/>
+    <w:lsdException w:name="line number" w:semiHidden="1" w:unhideWhenUsed="1"/>
+    <w:lsdException w:name="page number" w:semiHidden="1" w:unhideWhenUsed="1"/>
+    <w:lsdException w:name="endnote reference" w:semiHidden="1" w:unhideWhenUsed="1"/>
+    <w:lsdException w:name="endnote text" w:semiHidden="1" w:unhideWhenUsed="1"/>
+    <w:lsdException w:name="table of authorities" w:semiHidden="1" w:unhideWhenUsed="1"/>
+    <w:lsdException w:name="macro" w:semiHidden="1" w:unhideWhenUsed="1"/>
+    <w:lsdException w:name="toa heading" w:semiHidden="1" w:unhideWhenUsed="1"/>
+    <w:lsdException w:name="List" w:semiHidden="1" w:unhideWhenUsed="1"/>
+    <w:lsdException w:name="List Bullet" w:semiHidden="1" w:unhideWhenUsed="1"/>
+    <w:lsdException w:name="List Number" w:semiHidden="1" w:unhideWhenUsed="1"/>
+    <w:lsdException w:name="List 2" w:semiHidden="1" w:unhideWhenUsed="1"/>
+    <w:lsdException w:name="List 3" w:semiHidden="1" w:unhideWhenUsed="1"/>
+    <w:lsdException w:name="List 4" w:semiHidden="1" w:unhideWhenUsed="1"/>
+    <w:lsdException w:name="List 5" w:semiHidden="1" w:unhideWhenUsed="1"/>
+    <w:lsdException w:name="List Bullet 2" w:semiHidden="1" w:unhideWhenUsed="1"/>
+    <w:lsdException w:name="List Bullet 3" w:semiHidden="1" w:unhideWhenUsed="1"/>
+    <w:lsdException w:name="List Bullet 4" w:semiHidden="1" w:unhideWhenUsed="1"/>
+    <w:lsdException w:name="List Bullet 5" w:semiHidden="1" w:unhideWhenUsed="1"/>
+    <w:lsdException w:name="List Number 2" w:semiHidden="1" w:unhideWhenUsed="1"/>
+    <w:lsdException w:name="List Number 3" w:semiHidden="1" w:unhideWhenUsed="1"/>
+    <w:lsdException w:name="List Number 4" w:semiHidden="1" w:unhideWhenUsed="1"/>
+    <w:lsdException w:name="List Number 5" w:semiHidden="1" w:unhideWhenUsed="1"/>
+    <w:lsdException w:name="Title" w:uiPriority="10" w:qFormat="1"/>
+    <w:lsdException w:name="Closing" w:semiHidden="1" w:unhideWhenUsed="1"/>
+    <w:lsdException w:name="Signature" w:semiHidden="1" w:unhideWhenUsed="1"/>
+    <w:lsdException w:name="Default Paragraph Font" w:semiHidden="1" w:uiPriority="1" w:unhideWhenUsed="1"/>
+    <w:lsdException w:name="Body Text" w:semiHidden="1" w:unhideWhenUsed="1"/>
+    <w:lsdException w:name="Body Text Indent" w:semiHidden="1" w:unhideWhenUsed="1"/>
+    <w:lsdException w:name="List Continue" w:semiHidden="1" w:unhideWhenUsed="1"/>
+    <w:lsdException w:name="List Continue 2" w:semiHidden="1" w:unhideWhenUsed="1"/>
+    <w:lsdException w:name="List Continue 3" w:semiHidden="1" w:unhideWhenUsed="1"/>
+    <w:lsdException w:name="List Continue 4" w:semiHidden="1" w:unhideWhenUsed="1"/>
+    <w:lsdException w:name="List Continue 5" w:semiHidden="1" w:unhideWhenUsed="1"/>
+    <w:lsdException w:name="Message Header" w:semiHidden="1" w:unhideWhenUsed="1"/>
+    <w:lsdException w:name="Subtitle" w:uiPriority="11" w:qFormat="1"/>
+    <w:lsdException w:name="Salutation" w:semiHidden="1" w:unhideWhenUsed="1"/>
+    <w:lsdException w:name="Date" w:semiHidden="1" w:unhideWhenUsed="1"/>
+    <w:lsdException w:name="Body Text First Indent" w:semiHidden="1" w:unhideWhenUsed="1"/>
+    <w:lsdException w:name="Body Text First Indent 2" w:semiHidden="1" w:unhideWhenUsed="1"/>
+    <w:lsdException w:name="Note Heading" w:semiHidden="1" w:unhideWhenUsed="1"/>
+    <w:lsdException w:name="Body Text 2" w:semiHidden="1" w:unhideWhenUsed="1"/>
+    <w:lsdException w:name="Body Text 3" w:semiHidden="1" w:unhideWhenUsed="1"/>
+    <w:lsdException w:name="Body Text Indent 2" w:semiHidden="1" w:unhideWhenUsed="1"/>
+    <w:lsdException w:name="Body Text Indent 3" w:semiHidden="1" w:unhideWhenUsed="1"/>
+    <w:lsdException w:name="Block Text" w:semiHidden="1" w:unhideWhenUsed="1"/>
+    <w:lsdException w:name="Hyperlink" w:semiHidden="1" w:unhideWhenUsed="1"/>
+    <w:lsdException w:name="FollowedHyperlink" w:semiHidden="1" w:unhideWhenUsed="1"/>
+    <w:lsdException w:name="Strong" w:uiPriority="22" w:qFormat="1"/>
+    <w:lsdException w:name="Emphasis" w:uiPriority="20" w:qFormat="1"/>
+    <w:lsdException w:name="Document Map" w:semiHidden="1" w:unhideWhenUsed="1"/>
+    <w:lsdException w:name="Plain Text" w:semiHidden="1" w:unhideWhenUsed="1"/>
+    <w:lsdException w:name="E-mail Signature" w:semiHidden="1" w:unhideWhenUsed="1"/>
+    <w:lsdException w:name="HTML Top of Form" w:semiHidden="1" w:unhideWhenUsed="1"/>
+    <w:lsdException w:name="HTML Bottom of Form" w:semiHidden="1" w:unhideWhenUsed="1"/>
+    <w:lsdException w:name="Normal (Web)" w:semiHidden="1" w:unhideWhenUsed="1"/>
+    <w:lsdException w:name="HTML Acronym" w:semiHidden="1" w:unhideWhenUsed="1"/>
+    <w:lsdException w:name="HTML Address" w:semiHidden="1" w:unhideWhenUsed="1"/>
+    <w:lsdException w:name="HTML Cite" w:semiHidden="1" w:unhideWhenUsed="1"/>
+    <w:lsdException w:name="HTML Code" w:semiHidden="1" w:unhideWhenUsed="1"/>
+    <w:lsdException w:name="HTML Definition" w:semiHidden="1" w:unhideWhenUsed="1"/>
+    <w:lsdException w:name="HTML Keyboard" w:semiHidden="1" w:unhideWhenUsed="1"/>
+    <w:lsdException w:name="HTML Preformatted" w:semiHidden="1" w:unhideWhenUsed="1"/>
+    <w:lsdException w:name="HTML Sample" w:semiHidden="1" w:unhideWhenUsed="1"/>
+    <w:lsdException w:name="HTML Typewriter" w:semiHidden="1" w:unhideWhenUsed="1"/>
+    <w:lsdException w:name="HTML Variable" w:semiHidden="1" w:unhideWhenUsed="1"/>
+    <w:lsdException w:name="Normal Table" w:semiHidden="1" w:unhideWhenUsed="1"/>
+    <w:lsdException w:name="annotation subject" w:semiHidden="1" w:unhideWhenUsed="1"/>
+    <w:lsdException w:name="No List" w:semiHidden="1" w:unhideWhenUsed="1"/>
+    <w:lsdException w:name="Outline List 1" w:semiHidden="1" w:unhideWhenUsed="1"/>
+    <w:lsdException w:name="Outline List 2" w:semiHidden="1" w:unhideWhenUsed="1"/>
+    <w:lsdException w:name="Outline List 3" w:semiHidden="1" w:unhideWhenUsed="1"/>
+    <w:lsdException w:name="Table Simple 1" w:semiHidden="1" w:unhideWhenUsed="1"/>
+    <w:lsdException w:name="Table Simple 2" w:semiHidden="1" w:unhideWhenUsed="1"/>
+    <w:lsdException w:name="Table Simple 3" w:semiHidden="1" w:unhideWhenUsed="1"/>
+    <w:lsdException w:name="Table Classic 1" w:semiHidden="1" w:unhideWhenUsed="1"/>
+    <w:lsdException w:name="Table Classic 2" w:semiHidden="1" w:unhideWhenUsed="1"/>
+    <w:lsdException w:name="Table Classic 3" w:semiHidden="1" w:unhideWhenUsed="1"/>
+    <w:lsdException w:name="Table Classic 4" w:semiHidden="1" w:unhideWhenUsed="1"/>
+    <w:lsdException w:name="Table Colorful 1" w:semiHidden="1" w:unhideWhenUsed="1"/>
+    <w:lsdException w:name="Table Colorful 2" w:semiHidden="1" w:unhideWhenUsed="1"/>
+    <w:lsdException w:name="Table Colorful 3" w:semiHidden="1" w:unhideWhenUsed="1"/>
+    <w:lsdException w:name="Table Columns 1" w:semiHidden="1" w:unhideWhenUsed="1"/>
+    <w:lsdException w:name="Table Columns 2" w:semiHidden="1" w:unhideWhenUsed="1"/>
+    <w:lsdException w:name="Table Columns 3" w:semiHidden="1" w:unhideWhenUsed="1"/>
+    <w:lsdException w:name="Table Columns 4" w:semiHidden="1" w:unhideWhenUsed="1"/>
+    <w:lsdException w:name="Table Columns 5" w:semiHidden="1" w:unhideWhenUsed="1"/>
+    <w:lsdException w:name="Table Grid 1" w:semiHidden="1" w:unhideWhenUsed="1"/>
+    <w:lsdException w:name="Table Grid 2" w:semiHidden="1" w:unhideWhenUsed="1"/>
+    <w:lsdException w:name="Table Grid 3" w:semiHidden="1" w:unhideWhenUsed="1"/>
+    <w:lsdException w:name="Table Grid 4" w:semiHidden="1" w:unhideWhenUsed="1"/>
+    <w:lsdException w:name="Table Grid 5" w:semiHidden="1" w:unhideWhenUsed="1"/>
+    <w:lsdException w:name="Table Grid 6" w:semiHidden="1" w:unhideWhenUsed="1"/>
+    <w:lsdException w:name="Table Grid 7" w:semiHidden="1" w:unhideWhenUsed="1"/>
+    <w:lsdException w:name="Table Grid 8" w:semiHidden="1" w:unhideWhenUsed="1"/>
+    <w:lsdException w:name="Table List 1" w:semiHidden="1" w:unhideWhenUsed="1"/>
+    <w:lsdException w:name="Table List 2" w:semiHidden="1" w:unhideWhenUsed="1"/>
+    <w:lsdException w:name="Table List 3" w:semiHidden="1" w:unhideWhenUsed="1"/>
+    <w:lsdException w:name="Table List 4" w:semiHidden="1" w:unhideWhenUsed="1"/>
+    <w:lsdException w:name="Table List 5" w:semiHidden="1" w:unhideWhenUsed="1"/>
+    <w:lsdException w:name="Table List 6" w:semiHidden="1" w:unhideWhenUsed="1"/>
+    <w:lsdException w:name="Table List 7" w:semiHidden="1" w:unhideWhenUsed="1"/>
+    <w:lsdException w:name="Table List 8" w:semiHidden="1" w:unhideWhenUsed="1"/>
+    <w:lsdException w:name="Table 3D effects 1" w:semiHidden="1" w:unhideWhenUsed="1"/>
+    <w:lsdException w:name="Table 3D effects 2" w:semiHidden="1" w:unhideWhenUsed="1"/>
+    <w:lsdException w:name="Table 3D effects 3" w:semiHidden="1" w:unhideWhenUsed="1"/>
+    <w:lsdException w:name="Table Contemporary" w:semiHidden="1" w:unhideWhenUsed="1"/>
+    <w:lsdException w:name="Table Elegant" w:semiHidden="1" w:unhideWhenUsed="1"/>
+    <w:lsdException w:name="Table Professional" w:semiHidden="1" w:unhideWhenUsed="1"/>
+    <w:lsdException w:name="Table Subtle 1" w:semiHidden="1" w:unhideWhenUsed="1"/>
+    <w:lsdException w:name="Table Subtle 2" w:semiHidden="1" w:unhideWhenUsed="1"/>
+    <w:lsdException w:name="Table Web 1" w:semiHidden="1" w:unhideWhenUsed="1"/>
+    <w:lsdException w:name="Table Web 2" w:semiHidden="1" w:unhideWhenUsed="1"/>
+    <w:lsdException w:name="Table Web 3" w:semiHidden="1" w:unhideWhenUsed="1"/>
+    <w:lsdException w:name="Balloon Text" w:semiHidden="1" w:unhideWhenUsed="1"/>
+    <w:lsdException w:name="Table Grid" w:uiPriority="39"/>
+    <w:lsdException w:name="Table Theme" w:semiHidden="1" w:unhideWhenUsed="1"/>
+    <w:lsdException w:name="Placeholder Text" w:semiHidden="1"/>
+    <w:lsdException w:name="No Spacing" w:uiPriority="1" w:qFormat="1"/>
+    <w:lsdException w:name="Light Shading" w:uiPriority="60"/>
+    <w:lsdException w:name="Light List" w:uiPriority="61"/>
+    <w:lsdException w:name="Light Grid" w:uiPriority="62"/>
+    <w:lsdException w:name="Medium Shading 1" w:uiPriority="63"/>
+    <w:lsdException w:name="Medium Shading 2" w:uiPriority="64"/>
+    <w:lsdException w:name="Medium List 1" w:uiPriority="65"/>
+    <w:lsdException w:name="Medium List 2" w:uiPriority="66"/>
+    <w:lsdException w:name="Medium Grid 1" w:uiPriority="67"/>
+    <w:lsdException w:name="Medium Grid 2" w:uiPriority="68"/>
+    <w:lsdException w:name="Medium Grid 3" w:uiPriority="69"/>
+    <w:lsdException w:name="Dark List" w:uiPriority="70"/>
+    <w:lsdException w:name="Colorful Shading" w:uiPriority="71"/>
+    <w:lsdException w:name="Colorful List" w:uiPriority="72"/>
+    <w:lsdException w:name="Colorful Grid" w:uiPriority="73"/>
+    <w:lsdException w:name="Light Shading Accent 1" w:uiPriority="60"/>
+    <w:lsdException w:name="Light List Accent 1" w:uiPriority="61"/>
+    <w:lsdException w:name="Light Grid Accent 1" w:uiPriority="62"/>
+    <w:lsdException w:name="Medium Shading 1 Accent 1" w:uiPriority="63"/>
+    <w:lsdException w:name="Medium Shading 2 Accent 1" w:uiPriority="64"/>
+    <w:lsdException w:name="Medium List 1 Accent 1" w:uiPriority="65"/>
+    <w:lsdException w:name="Revision" w:semiHidden="1"/>
+    <w:lsdException w:name="List Paragraph" w:uiPriority="34" w:qFormat="1"/>
+    <w:lsdException w:name="Quote" w:uiPriority="29" w:qFormat="1"/>
+    <w:lsdException w:name="Intense Quote" w:uiPriority="30" w:qFormat="1"/>
+    <w:lsdException w:name="Medium List 2 Accent 1" w:uiPriority="66"/>
+    <w:lsdException w:name="Medium Grid 1 Accent 1" w:uiPriority="67"/>
+    <w:lsdException w:name="Medium Grid 2 Accent 1" w:uiPriority="68"/>
+    <w:lsdException w:name="Medium Grid 3 Accent 1" w:uiPriority="69"/>
+    <w:lsdException w:name="Dark List Accent 1" w:uiPriority="70"/>
+    <w:lsdException w:name="Colorful Shading Accent 1" w:uiPriority="71"/>
+    <w:lsdException w:name="Colorful List Accent 1" w:uiPriority="72"/>
+    <w:lsdException w:name="Colorful Grid Accent 1" w:uiPriority="73"/>
+    <w:lsdException w:name="Light Shading Accent 2" w:uiPriority="60"/>
+    <w:lsdException w:name="Light List Accent 2" w:uiPriority="61"/>
+    <w:lsdException w:name="Light Grid Accent 2" w:uiPriority="62"/>
+    <w:lsdException w:name="Medium Shading 1 Accent 2" w:uiPriority="63"/>
+    <w:lsdException w:name="Medium Shading 2 Accent 2" w:uiPriority="64"/>
+    <w:lsdException w:name="Medium List 1 Accent 2" w:uiPriority="65"/>
+    <w:lsdException w:name="Medium List 2 Accent 2" w:uiPriority="66"/>
+    <w:lsdException w:name="Medium Grid 1 Accent 2" w:uiPriority="67"/>
+    <w:lsdException w:name="Medium Grid 2 Accent 2" w:uiPriority="68"/>
+    <w:lsdException w:name="Medium Grid 3 Accent 2" w:uiPriority="69"/>
+    <w:lsdException w:name="Dark List Accent 2" w:uiPriority="70"/>
+    <w:lsdException w:name="Colorful Shading Accent 2" w:uiPriority="71"/>
+    <w:lsdException w:name="Colorful List Accent 2" w:uiPriority="72"/>
+    <w:lsdException w:name="Colorful Grid Accent 2" w:uiPriority="73"/>
+    <w:lsdException w:name="Light Shading Accent 3" w:uiPriority="60"/>
+    <w:lsdException w:name="Light List Accent 3" w:uiPriority="61"/>
+    <w:lsdException w:name="Light Grid Accent 3" w:uiPriority="62"/>
+    <w:lsdException w:name="Medium Shading 1 Accent 3" w:uiPriority="63"/>
+    <w:lsdException w:name="Medium Shading 2 Accent 3" w:uiPriority="64"/>
+    <w:lsdException w:name="Medium List 1 Accent 3" w:uiPriority="65"/>
+    <w:lsdException w:name="Medium List 2 Accent 3" w:uiPriority="66"/>
+    <w:lsdException w:name="Medium Grid 1 Accent 3" w:uiPriority="67"/>
+    <w:lsdException w:name="Medium Grid 2 Accent 3" w:uiPriority="68"/>
+    <w:lsdException w:name="Medium Grid 3 Accent 3" w:uiPriority="69"/>
+    <w:lsdException w:name="Dark List Accent 3" w:uiPriority="70"/>
+    <w:lsdException w:name="Colorful Shading Accent 3" w:uiPriority="71"/>
+    <w:lsdException w:name="Colorful List Accent 3" w:uiPriority="72"/>
+    <w:lsdException w:name="Colorful Grid Accent 3" w:uiPriority="73"/>
+    <w:lsdException w:name="Light Shading Accent 4" w:uiPriority="60"/>
+    <w:lsdException w:name="Light List Accent 4" w:uiPriority="61"/>
+    <w:lsdException w:name="Light Grid Accent 4" w:uiPriority="62"/>
+    <w:lsdException w:name="Medium Shading 1 Accent 4" w:uiPriority="63"/>
+    <w:lsdException w:name="Medium Shading 2 Accent 4" w:uiPriority="64"/>
+    <w:lsdException w:name="Medium List 1 Accent 4" w:uiPriority="65"/>
+    <w:lsdException w:name="Medium List 2 Accent 4" w:uiPriority="66"/>
+    <w:lsdException w:name="Medium Grid 1 Accent 4" w:uiPriority="67"/>
+    <w:lsdException w:name="Medium Grid 2 Accent 4" w:uiPriority="68"/>
+    <w:lsdException w:name="Medium Grid 3 Accent 4" w:uiPriority="69"/>
+    <w:lsdException w:name="Dark List Accent 4" w:uiPriority="70"/>
+    <w:lsdException w:name="Colorful Shading Accent 4" w:uiPriority="71"/>
+    <w:lsdException w:name="Colorful List Accent 4" w:uiPriority="72"/>
+    <w:lsdException w:name="Colorful Grid Accent 4" w:uiPriority="73"/>
+    <w:lsdException w:name="Light Shading Accent 5" w:uiPriority="60"/>
+    <w:lsdException w:name="Light List Accent 5" w:uiPriority="61"/>
+    <w:lsdException w:name="Light Grid Accent 5" w:uiPriority="62"/>
+    <w:lsdException w:name="Medium Shading 1 Accent 5" w:uiPriority="63"/>
+    <w:lsdException w:name="Medium Shading 2 Accent 5" w:uiPriority="64"/>
+    <w:lsdException w:name="Medium List 1 Accent 5" w:uiPriority="65"/>
+    <w:lsdException w:name="Medium List 2 Accent 5" w:uiPriority="66"/>
+    <w:lsdException w:name="Medium Grid 1 Accent 5" w:uiPriority="67"/>
+    <w:lsdException w:name="Medium Grid 2 Accent 5" w:uiPriority="68"/>
+    <w:lsdException w:name="Medium Grid 3 Accent 5" w:uiPriority="69"/>
+    <w:lsdException w:name="Dark List Accent 5" w:uiPriority="70"/>
+    <w:lsdException w:name="Colorful Shading Accent 5" w:uiPriority="71"/>
+    <w:lsdException w:name="Colorful List Accent 5" w:uiPriority="72"/>
+    <w:lsdException w:name="Colorful Grid Accent 5" w:uiPriority="73"/>
+    <w:lsdException w:name="Light Shading Accent 6" w:uiPriority="60"/>
+    <w:lsdException w:name="Light List Accent 6" w:uiPriority="61"/>
+    <w:lsdException w:name="Light Grid Accent 6" w:uiPriority="62"/>
+    <w:lsdException w:name="Medium Shading 1 Accent 6" w:uiPriority="63"/>
+    <w:lsdException w:name="Medium Shading 2 Accent 6" w:uiPriority="64"/>
+    <w:lsdException w:name="Medium List 1 Accent 6" w:uiPriority="65"/>
+    <w:lsdException w:name="Medium List 2 Accent 6" w:uiPriority="66"/>
+    <w:lsdException w:name="Medium Grid 1 Accent 6" w:uiPriority="67"/>
+    <w:lsdException w:name="Medium Grid 2 Accent 6" w:uiPriority="68"/>
+    <w:lsdException w:name="Medium Grid 3 Accent 6" w:uiPriority="69"/>
+    <w:lsdException w:name="Dark List Accent 6" w:uiPriority="70"/>
+    <w:lsdException w:name="Colorful Shading Accent 6" w:uiPriority="71"/>
+    <w:lsdException w:name="Colorful List Accent 6" w:uiPriority="72"/>
+    <w:lsdException w:name="Colorful Grid Accent 6" w:uiPriority="73"/>
+    <w:lsdException w:name="Subtle Emphasis" w:uiPriority="19" w:qFormat="1"/>
+    <w:lsdException w:name="Intense Emphasis" w:uiPriority="21" w:qFormat="1"/>
+    <w:lsdException w:name="Subtle Reference" w:uiPriority="31" w:qFormat="1"/>
+    <w:lsdException w:name="Intense Reference" w:uiPriority="32" w:qFormat="1"/>
+    <w:lsdException w:name="Book Title" w:uiPriority="33" w:qFormat="1"/>
+    <w:lsdException w:name="Bibliography" w:semiHidden="1" w:uiPriority="37" w:unhideWhenUsed="1"/>
+    <w:lsdException w:name="TOC Heading" w:semiHidden="1" w:uiPriority="39" w:unhideWhenUsed="1" w:qFormat="1"/>
+    <w:lsdException w:name="Plain Table 1" w:uiPriority="41"/>
+    <w:lsdException w:name="Plain Table 2" w:uiPriority="42"/>
+    <w:lsdException w:name="Plain Table 3" w:uiPriority="43"/>
+    <w:lsdException w:name="Plain Table 4" w:uiPriority="44"/>
+    <w:lsdException w:name="Plain Table 5" w:uiPriority="45"/>
+    <w:lsdException w:name="Grid Table Light" w:uiPriority="40"/>
+    <w:lsdException w:name="Grid Table 1 Light" w:uiPriority="46"/>
+    <w:lsdException w:name="Grid Table 2" w:uiPriority="47"/>
+    <w:lsdException w:name="Grid Table 3" w:uiPriority="48"/>
+    <w:lsdException w:name="Grid Table 4" w:uiPriority="49"/>
+    <w:lsdException w:name="Grid Table 5 Dark" w:uiPriority="50"/>
+    <w:lsdException w:name="Grid Table 6 Colorful" w:uiPriority="51"/>
+    <w:lsdException w:name="Grid Table 7 Colorful" w:uiPriority="52"/>
+    <w:lsdException w:name="Grid Table 1 Light Accent 1" w:uiPriority="46"/>
+    <w:lsdException w:name="Grid Table 2 Accent 1" w:uiPriority="47"/>
+    <w:lsdException w:name="Grid Table 3 Accent 1" w:uiPriority="48"/>
+    <w:lsdException w:name="Grid Table 4 Accent 1" w:uiPriority="49"/>
+    <w:lsdException w:name="Grid Table 5 Dark Accent 1" w:uiPriority="50"/>
+    <w:lsdException w:name="Grid Table 6 Colorful Accent 1" w:uiPriority="51"/>
+    <w:lsdException w:name="Grid Table 7 Colorful Accent 1" w:uiPriority="52"/>
+    <w:lsdException w:name="Grid Table 1 Light Accent 2" w:uiPriority="46"/>
+    <w:lsdException w:name="Grid Table 2 Accent 2" w:uiPriority="47"/>
+    <w:lsdException w:name="Grid Table 3 Accent 2" w:uiPriority="48"/>
+    <w:lsdException w:name="Grid Table 4 Accent 2" w:uiPriority="49"/>
+    <w:lsdException w:name="Grid Table 5 Dark Accent 2" w:uiPriority="50"/>
+    <w:lsdException w:name="Grid Table 6 Colorful Accent 2" w:uiPriority="51"/>
+    <w:lsdException w:name="Grid Table 7 Colorful Accent 2" w:uiPriority="52"/>
+    <w:lsdException w:name="Grid Table 1 Light Accent 3" w:uiPriority="46"/>
+    <w:lsdException w:name="Grid Table 2 Accent 3" w:uiPriority="47"/>
+    <w:lsdException w:name="Grid Table 3 Accent 3" w:uiPriority="48"/>
+    <w:lsdException w:name="Grid Table 4 Accent 3" w:uiPriority="49"/>
+    <w:lsdException w:name="Grid Table 5 Dark Accent 3" w:uiPriority="50"/>
+    <w:lsdException w:name="Grid Table 6 Colorful Accent 3" w:uiPriority="51"/>
+    <w:lsdException w:name="Grid Table 7 Colorful Accent 3" w:uiPriority="52"/>
+    <w:lsdException w:name="Grid Table 1 Light Accent 4" w:uiPriority="46"/>
+    <w:lsdException w:name="Grid Table 2 Accent 4" w:uiPriority="47"/>
+    <w:lsdException w:name="Grid Table 3 Accent 4" w:uiPriority="48"/>
+    <w:lsdException w:name="Grid Table 4 Accent 4" w:uiPriority="49"/>
+    <w:lsdException w:name="Grid Table 5 Dark Accent 4" w:uiPriority="50"/>
+    <w:lsdException w:name="Grid Table 6 Colorful Accent 4" w:uiPriority="51"/>
+    <w:lsdException w:name="Grid Table 7 Colorful Accent 4" w:uiPriority="52"/>
+    <w:lsdException w:name="Grid Table 1 Light Accent 5" w:uiPriority="46"/>
+    <w:lsdException w:name="Grid Table 2 Accent 5" w:uiPriority="47"/>
+    <w:lsdException w:name="Grid Table 3 Accent 5" w:uiPriority="48"/>
+    <w:lsdException w:name="Grid Table 4 Accent 5" w:uiPriority="49"/>
+    <w:lsdException w:name="Grid Table 5 Dark Accent 5" w:uiPriority="50"/>
+    <w:lsdException w:name="Grid Table 6 Colorful Accent 5" w:uiPriority="51"/>
+    <w:lsdException w:name="Grid Table 7 Colorful Accent 5" w:uiPriority="52"/>
+    <w:lsdException w:name="Grid Table 1 Light Accent 6" w:uiPriority="46"/>
+    <w:lsdException w:name="Grid Table 2 Accent 6" w:uiPriority="47"/>
+    <w:lsdException w:name="Grid Table 3 Accent 6" w:uiPriority="48"/>
+    <w:lsdException w:name="Grid Table 4 Accent 6" w:uiPriority="49"/>
+    <w:lsdException w:name="Grid Table 5 Dark Accent 6" w:uiPriority="50"/>
+    <w:lsdException w:name="Grid Table 6 Colorful Accent 6" w:uiPriority="51"/>
+    <w:lsdException w:name="Grid Table 7 Colorful Accent 6" w:uiPriority="52"/>
+    <w:lsdException w:name="List Table 1 Light" w:uiPriority="46"/>
+    <w:lsdException w:name="List Table 2" w:uiPriority="47"/>
+    <w:lsdException w:name="List Table 3" w:uiPriority="48"/>
+    <w:lsdException w:name="List Table 4" w:uiPriority="49"/>
+    <w:lsdException w:name="List Table 5 Dark" w:uiPriority="50"/>
+    <w:lsdException w:name="List Table 6 Colorful" w:uiPriority="51"/>
+    <w:lsdException w:name="List Table 7 Colorful" w:uiPriority="52"/>
+    <w:lsdException w:name="List Table 1 Light Accent 1" w:uiPriority="46"/>
+    <w:lsdException w:name="List Table 2 Accent 1" w:uiPriority="47"/>
+    <w:lsdException w:name="List Table 3 Accent 1" w:uiPriority="48"/>
+    <w:lsdException w:name="List Table 4 Accent 1" w:uiPriority="49"/>
+    <w:lsdException w:name="List Table 5 Dark Accent 1" w:uiPriority="50"/>
+    <w:lsdException w:name="List Table 6 Colorful Accent 1" w:uiPriority="51"/>
+    <w:lsdException w:name="List Table 7 Colorful Accent 1" w:uiPriority="52"/>
+    <w:lsdException w:name="List Table 1 Light Accent 2" w:uiPriority="46"/>
+    <w:lsdException w:name="List Table 2 Accent 2" w:uiPriority="47"/>
+    <w:lsdException w:name="List Table 3 Accent 2" w:uiPriority="48"/>
+    <w:lsdException w:name="List Table 4 Accent 2" w:uiPriority="49"/>
+    <w:lsdException w:name="List Table 5 Dark Accent 2" w:uiPriority="50"/>
+    <w:lsdException w:name="List Table 6 Colorful Accent 2" w:uiPriority="51"/>
+    <w:lsdException w:name="List Table 7 Colorful Accent 2" w:uiPriority="52"/>
+    <w:lsdException w:name="List Table 1 Light Accent 3" w:uiPriority="46"/>
+    <w:lsdException w:name="List Table 2 Accent 3" w:uiPriority="47"/>
+    <w:lsdException w:name="List Table 3 Accent 3" w:uiPriority="48"/>
+    <w:lsdException w:name="List Table 4 Accent 3" w:uiPriority="49"/>
+    <w:lsdException w:name="List Table 5 Dark Accent 3" w:uiPriority="50"/>
+    <w:lsdException w:name="List Table 6 Colorful Accent 3" w:uiPriority="51"/>
+    <w:lsdException w:name="List Table 7 Colorful Accent 3" w:uiPriority="52"/>
+    <w:lsdException w:name="List Table 1 Light Accent 4" w:uiPriority="46"/>
+    <w:lsdException w:name="List Table 2 Accent 4" w:uiPriority="47"/>
+    <w:lsdException w:name="List Table 3 Accent 4" w:uiPriority="48"/>
+    <w:lsdException w:name="List Table 4 Accent 4" w:uiPriority="49"/>
+    <w:lsdException w:name="List Table 5 Dark Accent 4" w:uiPriority="50"/>
+    <w:lsdException w:name="List Table 6 Colorful Accent 4" w:uiPriority="51"/>
+    <w:lsdException w:name="List Table 7 Colorful Accent 4" w:uiPriority="52"/>
+    <w:lsdException w:name="List Table 1 Light Accent 5" w:uiPriority="46"/>
+    <w:lsdException w:name="List Table 2 Accent 5" w:uiPriority="47"/>
+    <w:lsdException w:name="List Table 3 Accent 5" w:uiPriority="48"/>
+    <w:lsdException w:name="List Table 4 Accent 5" w:uiPriority="49"/>
+    <w:lsdException w:name="List Table 5 Dark Accent 5" w:uiPriority="50"/>
+    <w:lsdException w:name="List Table 6 Colorful Accent 5" w:uiPriority="51"/>
+    <w:lsdException w:name="List Table 7 Colorful Accent 5" w:uiPriority="52"/>
+    <w:lsdException w:name="List Table 1 Light Accent 6" w:uiPriority="46"/>
+    <w:lsdException w:name="List Table 2 Accent 6" w:uiPriority="47"/>
+    <w:lsdException w:name="List Table 3 Accent 6" w:uiPriority="48"/>
+    <w:lsdException w:name="List Table 4 Accent 6" w:uiPriority="49"/>
+    <w:lsdException w:name="List Table 5 Dark Accent 6" w:uiPriority="50"/>
+    <w:lsdException w:name="List Table 6 Colorful Accent 6" w:uiPriority="51"/>
+    <w:lsdException w:name="List Table 7 Colorful Accent 6" w:uiPriority="52"/>
+    <w:lsdException w:name="Mention" w:semiHidden="1" w:unhideWhenUsed="1"/>
+    <w:lsdException w:name="Smart Hyperlink" w:semiHidden="1" w:unhideWhenUsed="1"/>
+    <w:lsdException w:name="Hashtag" w:semiHidden="1" w:unhideWhenUsed="1"/>
+    <w:lsdException w:name="Unresolved Mention" w:semiHidden="1" w:unhideWhenUsed="1"/>
+    <w:lsdException w:name="Smart Link" w:semiHidden="1" w:unhideWhenUsed="1"/>
+  </w:latentStyles>
+  <w:style w:type="paragraph" w:default="1" w:styleId="Normal">
+    <w:name w:val="Normal"/>
+    <w:qFormat/>
+    <w:rsid w:val="002C589F"/>
   </w:style>
   <w:style w:type="paragraph" w:styleId="Heading1">
     <w:name w:val="heading 1"/>
     <w:basedOn w:val="Normal"/>
     <w:next w:val="Normal"/>
+    <w:link w:val="Heading1Char"/>
+    <w:uiPriority w:val="9"/>
+    <w:qFormat/>
+    <w:rsid w:val="00616CDB"/>
     <w:pPr>
-      <w:keepNext w:val="1"/>
-      <w:keepLines w:val="1"/>
-      <w:spacing w:after="0" w:before="480" w:lineRule="auto"/>
+      <w:keepNext/>
+      <w:keepLines/>
+      <w:spacing w:before="480" w:after="0"/>
+      <w:outlineLvl w:val="0"/>
     </w:pPr>
     <w:rPr>
-      <w:rFonts w:ascii="Cambria" w:cs="Cambria" w:eastAsia="Cambria" w:hAnsi="Cambria"/>
-      <w:b w:val="1"/>
-      <w:color w:val="366091"/>
+      <w:rFonts w:asciiTheme="majorHAnsi" w:eastAsiaTheme="majorEastAsia" w:hAnsiTheme="majorHAnsi" w:cstheme="majorBidi"/>
+      <w:b/>
+      <w:bCs/>
+      <w:color w:val="365F91" w:themeColor="accent1" w:themeShade="BF"/>
       <w:sz w:val="28"/>
       <w:szCs w:val="28"/>
     </w:rPr>
@@ -4828,193 +5709,74 @@
     <w:name w:val="heading 2"/>
     <w:basedOn w:val="Normal"/>
     <w:next w:val="Normal"/>
+    <w:link w:val="Heading2Char"/>
+    <w:uiPriority w:val="9"/>
+    <w:semiHidden/>
+    <w:unhideWhenUsed/>
+    <w:qFormat/>
+    <w:rsid w:val="00616CDB"/>
     <w:pPr>
-      <w:keepNext w:val="1"/>
-      <w:keepLines w:val="1"/>
-      <w:spacing w:after="0" w:before="200" w:lineRule="auto"/>
+      <w:keepNext/>
+      <w:keepLines/>
+      <w:spacing w:before="200" w:after="0"/>
+      <w:outlineLvl w:val="1"/>
     </w:pPr>
     <w:rPr>
-      <w:rFonts w:ascii="Cambria" w:cs="Cambria" w:eastAsia="Cambria" w:hAnsi="Cambria"/>
-      <w:b w:val="1"/>
-      <w:color w:val="4f81bd"/>
+      <w:rFonts w:asciiTheme="majorHAnsi" w:eastAsiaTheme="majorEastAsia" w:hAnsiTheme="majorHAnsi" w:cstheme="majorBidi"/>
+      <w:b/>
+      <w:bCs/>
+      <w:color w:val="4F81BD" w:themeColor="accent1"/>
       <w:sz w:val="26"/>
       <w:szCs w:val="26"/>
     </w:rPr>
   </w:style>
   <w:style w:type="paragraph" w:styleId="Heading3">
     <w:name w:val="heading 3"/>
-    <w:basedOn w:val="Normal"/>
+    <w:basedOn w:val="Heading1"/>
     <w:next w:val="Normal"/>
-    <w:pPr>
-      <w:keepNext w:val="1"/>
-      <w:keepLines w:val="0"/>
-      <w:widowControl w:val="0"/>
-      <w:spacing w:after="60" w:before="120" w:lineRule="auto"/>
-      <w:jc w:val="both"/>
-    </w:pPr>
-    <w:rPr>
-      <w:rFonts w:ascii="Arial" w:cs="Arial" w:eastAsia="Arial" w:hAnsi="Arial"/>
-      <w:b w:val="0"/>
-      <w:i w:val="1"/>
-      <w:color w:val="000000"/>
-      <w:sz w:val="20"/>
-      <w:szCs w:val="20"/>
-    </w:rPr>
-  </w:style>
-  <w:style w:type="paragraph" w:styleId="Heading4">
-    <w:name w:val="heading 4"/>
-    <w:basedOn w:val="Normal"/>
-    <w:next w:val="Normal"/>
-    <w:pPr>
-      <w:keepNext w:val="1"/>
-      <w:keepLines w:val="0"/>
-      <w:widowControl w:val="0"/>
-      <w:spacing w:after="60" w:before="120" w:lineRule="auto"/>
-      <w:jc w:val="both"/>
-    </w:pPr>
-    <w:rPr>
-      <w:rFonts w:ascii="Arial" w:cs="Arial" w:eastAsia="Arial" w:hAnsi="Arial"/>
-      <w:b w:val="0"/>
-      <w:color w:val="000000"/>
-      <w:sz w:val="20"/>
-      <w:szCs w:val="20"/>
-    </w:rPr>
-  </w:style>
-  <w:style w:type="paragraph" w:styleId="Heading5">
-    <w:name w:val="heading 5"/>
-    <w:basedOn w:val="Normal"/>
-    <w:next w:val="Normal"/>
-    <w:pPr>
-      <w:widowControl w:val="0"/>
-      <w:spacing w:after="60" w:before="240" w:lineRule="auto"/>
-      <w:ind w:left="2880"/>
-      <w:jc w:val="both"/>
-    </w:pPr>
-    <w:rPr>
-      <w:rFonts w:ascii="Verdana" w:cs="Verdana" w:eastAsia="Verdana" w:hAnsi="Verdana"/>
-    </w:rPr>
-  </w:style>
-  <w:style w:type="paragraph" w:styleId="Heading6">
-    <w:name w:val="heading 6"/>
-    <w:basedOn w:val="Normal"/>
-    <w:next w:val="Normal"/>
-    <w:pPr>
-      <w:widowControl w:val="0"/>
-      <w:spacing w:after="60" w:before="240" w:lineRule="auto"/>
-      <w:ind w:left="2880"/>
-      <w:jc w:val="both"/>
-    </w:pPr>
-    <w:rPr>
-      <w:rFonts w:ascii="Verdana" w:cs="Verdana" w:eastAsia="Verdana" w:hAnsi="Verdana"/>
-      <w:i w:val="1"/>
-    </w:rPr>
-  </w:style>
-  <w:style w:type="paragraph" w:styleId="Title">
-    <w:name w:val="Title"/>
-    <w:basedOn w:val="Normal"/>
-    <w:next w:val="Normal"/>
-    <w:pPr>
-      <w:spacing w:after="0" w:line="240" w:lineRule="auto"/>
-      <w:jc w:val="center"/>
-    </w:pPr>
-    <w:rPr>
-      <w:rFonts w:ascii="Arial" w:cs="Arial" w:eastAsia="Arial" w:hAnsi="Arial"/>
-      <w:b w:val="1"/>
-      <w:sz w:val="36"/>
-      <w:szCs w:val="36"/>
-    </w:rPr>
-  </w:style>
-  <w:style w:type="paragraph" w:styleId="Normal" w:default="1">
-    <w:name w:val="Normal"/>
-    <w:qFormat w:val="1"/>
-    <w:rsid w:val="002C589F"/>
-  </w:style>
-  <w:style w:type="paragraph" w:styleId="Ttulo1">
-    <w:name w:val="heading 1"/>
-    <w:basedOn w:val="Normal"/>
-    <w:next w:val="Normal"/>
-    <w:link w:val="Ttulo1Car"/>
-    <w:qFormat w:val="1"/>
-    <w:rsid w:val="00616CDB"/>
-    <w:pPr>
-      <w:keepNext w:val="1"/>
-      <w:keepLines w:val="1"/>
-      <w:spacing w:after="0" w:before="480"/>
-      <w:outlineLvl w:val="0"/>
-    </w:pPr>
-    <w:rPr>
-      <w:rFonts w:asciiTheme="majorHAnsi" w:cstheme="majorBidi" w:eastAsiaTheme="majorEastAsia" w:hAnsiTheme="majorHAnsi"/>
-      <w:b w:val="1"/>
-      <w:bCs w:val="1"/>
-      <w:color w:val="365f91" w:themeColor="accent1" w:themeShade="0000BF"/>
-      <w:sz w:val="28"/>
-      <w:szCs w:val="28"/>
-    </w:rPr>
-  </w:style>
-  <w:style w:type="paragraph" w:styleId="Ttulo2">
-    <w:name w:val="heading 2"/>
-    <w:basedOn w:val="Normal"/>
-    <w:next w:val="Normal"/>
-    <w:link w:val="Ttulo2Car"/>
-    <w:unhideWhenUsed w:val="1"/>
-    <w:qFormat w:val="1"/>
-    <w:rsid w:val="00616CDB"/>
-    <w:pPr>
-      <w:keepNext w:val="1"/>
-      <w:keepLines w:val="1"/>
-      <w:spacing w:after="0" w:before="200"/>
-      <w:outlineLvl w:val="1"/>
-    </w:pPr>
-    <w:rPr>
-      <w:rFonts w:asciiTheme="majorHAnsi" w:cstheme="majorBidi" w:eastAsiaTheme="majorEastAsia" w:hAnsiTheme="majorHAnsi"/>
-      <w:b w:val="1"/>
-      <w:bCs w:val="1"/>
-      <w:color w:val="4f81bd" w:themeColor="accent1"/>
-      <w:sz w:val="26"/>
-      <w:szCs w:val="26"/>
-    </w:rPr>
-  </w:style>
-  <w:style w:type="paragraph" w:styleId="Ttulo3">
-    <w:name w:val="heading 3"/>
-    <w:basedOn w:val="Ttulo1"/>
-    <w:next w:val="Normal"/>
-    <w:link w:val="Ttulo3Car"/>
-    <w:qFormat w:val="1"/>
+    <w:link w:val="Heading3Char"/>
+    <w:uiPriority w:val="9"/>
+    <w:semiHidden/>
+    <w:unhideWhenUsed/>
+    <w:qFormat/>
     <w:rsid w:val="000A2611"/>
     <w:pPr>
       <w:keepLines w:val="0"/>
       <w:widowControl w:val="0"/>
-      <w:spacing w:after="60" w:before="120" w:line="240" w:lineRule="atLeast"/>
+      <w:spacing w:before="120" w:after="60" w:line="240" w:lineRule="atLeast"/>
       <w:jc w:val="both"/>
       <w:outlineLvl w:val="2"/>
     </w:pPr>
     <w:rPr>
-      <w:rFonts w:ascii="Arial" w:cs="Times New Roman" w:eastAsia="Times New Roman" w:hAnsi="Arial"/>
+      <w:rFonts w:ascii="Arial" w:eastAsia="Times New Roman" w:hAnsi="Arial" w:cs="Times New Roman"/>
       <w:b w:val="0"/>
       <w:bCs w:val="0"/>
-      <w:i w:val="1"/>
+      <w:i/>
       <w:color w:val="auto"/>
       <w:sz w:val="20"/>
       <w:szCs w:val="20"/>
       <w:lang w:val="en-US"/>
     </w:rPr>
   </w:style>
-  <w:style w:type="paragraph" w:styleId="Ttulo4">
+  <w:style w:type="paragraph" w:styleId="Heading4">
     <w:name w:val="heading 4"/>
-    <w:basedOn w:val="Ttulo1"/>
+    <w:basedOn w:val="Heading1"/>
     <w:next w:val="Normal"/>
-    <w:link w:val="Ttulo4Car"/>
-    <w:qFormat w:val="1"/>
+    <w:link w:val="Heading4Char"/>
+    <w:uiPriority w:val="9"/>
+    <w:semiHidden/>
+    <w:unhideWhenUsed/>
+    <w:qFormat/>
     <w:rsid w:val="000A2611"/>
     <w:pPr>
       <w:keepLines w:val="0"/>
       <w:widowControl w:val="0"/>
-      <w:spacing w:after="60" w:before="120" w:line="240" w:lineRule="atLeast"/>
+      <w:spacing w:before="120" w:after="60" w:line="240" w:lineRule="atLeast"/>
       <w:jc w:val="both"/>
       <w:outlineLvl w:val="3"/>
     </w:pPr>
     <w:rPr>
-      <w:rFonts w:ascii="Arial" w:cs="Times New Roman" w:eastAsia="Times New Roman" w:hAnsi="Arial"/>
+      <w:rFonts w:ascii="Arial" w:eastAsia="Times New Roman" w:hAnsi="Arial" w:cs="Times New Roman"/>
       <w:b w:val="0"/>
       <w:bCs w:val="0"/>
       <w:color w:val="auto"/>
@@ -5023,170 +5785,196 @@
       <w:lang w:val="en-US"/>
     </w:rPr>
   </w:style>
-  <w:style w:type="paragraph" w:styleId="Ttulo5">
+  <w:style w:type="paragraph" w:styleId="Heading5">
     <w:name w:val="heading 5"/>
     <w:basedOn w:val="Normal"/>
     <w:next w:val="Normal"/>
-    <w:link w:val="Ttulo5Car"/>
-    <w:qFormat w:val="1"/>
+    <w:link w:val="Heading5Char"/>
+    <w:uiPriority w:val="9"/>
+    <w:semiHidden/>
+    <w:unhideWhenUsed/>
+    <w:qFormat/>
     <w:rsid w:val="000A2611"/>
     <w:pPr>
       <w:widowControl w:val="0"/>
-      <w:spacing w:after="60" w:before="240" w:line="240" w:lineRule="atLeast"/>
+      <w:spacing w:before="240" w:after="60" w:line="240" w:lineRule="atLeast"/>
       <w:ind w:left="2880"/>
       <w:jc w:val="both"/>
       <w:outlineLvl w:val="4"/>
     </w:pPr>
     <w:rPr>
-      <w:rFonts w:ascii="Verdana" w:cs="Times New Roman" w:eastAsia="Times New Roman" w:hAnsi="Verdana"/>
+      <w:rFonts w:ascii="Verdana" w:eastAsia="Times New Roman" w:hAnsi="Verdana" w:cs="Times New Roman"/>
       <w:szCs w:val="20"/>
       <w:lang w:val="en-US"/>
     </w:rPr>
   </w:style>
-  <w:style w:type="paragraph" w:styleId="Ttulo6">
+  <w:style w:type="paragraph" w:styleId="Heading6">
     <w:name w:val="heading 6"/>
     <w:basedOn w:val="Normal"/>
     <w:next w:val="Normal"/>
-    <w:link w:val="Ttulo6Car"/>
-    <w:qFormat w:val="1"/>
+    <w:link w:val="Heading6Char"/>
+    <w:uiPriority w:val="9"/>
+    <w:semiHidden/>
+    <w:unhideWhenUsed/>
+    <w:qFormat/>
     <w:rsid w:val="000A2611"/>
     <w:pPr>
       <w:widowControl w:val="0"/>
-      <w:spacing w:after="60" w:before="240" w:line="240" w:lineRule="atLeast"/>
+      <w:spacing w:before="240" w:after="60" w:line="240" w:lineRule="atLeast"/>
       <w:ind w:left="2880"/>
       <w:jc w:val="both"/>
       <w:outlineLvl w:val="5"/>
     </w:pPr>
     <w:rPr>
-      <w:rFonts w:ascii="Verdana" w:cs="Times New Roman" w:eastAsia="Times New Roman" w:hAnsi="Verdana"/>
-      <w:i w:val="1"/>
+      <w:rFonts w:ascii="Verdana" w:eastAsia="Times New Roman" w:hAnsi="Verdana" w:cs="Times New Roman"/>
+      <w:i/>
       <w:szCs w:val="20"/>
       <w:lang w:val="en-US"/>
     </w:rPr>
   </w:style>
-  <w:style w:type="paragraph" w:styleId="Ttulo7">
+  <w:style w:type="paragraph" w:styleId="Heading7">
     <w:name w:val="heading 7"/>
     <w:basedOn w:val="Normal"/>
     <w:next w:val="Normal"/>
-    <w:link w:val="Ttulo7Car"/>
-    <w:qFormat w:val="1"/>
+    <w:link w:val="Heading7Char"/>
+    <w:qFormat/>
     <w:rsid w:val="000A2611"/>
     <w:pPr>
       <w:widowControl w:val="0"/>
-      <w:spacing w:after="60" w:before="240" w:line="240" w:lineRule="atLeast"/>
+      <w:spacing w:before="240" w:after="60" w:line="240" w:lineRule="atLeast"/>
       <w:ind w:left="2880"/>
       <w:jc w:val="both"/>
       <w:outlineLvl w:val="6"/>
     </w:pPr>
     <w:rPr>
-      <w:rFonts w:ascii="Verdana" w:cs="Times New Roman" w:eastAsia="Times New Roman" w:hAnsi="Verdana"/>
+      <w:rFonts w:ascii="Verdana" w:eastAsia="Times New Roman" w:hAnsi="Verdana" w:cs="Times New Roman"/>
       <w:sz w:val="20"/>
       <w:szCs w:val="20"/>
       <w:lang w:val="en-US"/>
     </w:rPr>
   </w:style>
-  <w:style w:type="paragraph" w:styleId="Ttulo8">
+  <w:style w:type="paragraph" w:styleId="Heading8">
     <w:name w:val="heading 8"/>
     <w:basedOn w:val="Normal"/>
     <w:next w:val="Normal"/>
-    <w:link w:val="Ttulo8Car"/>
-    <w:qFormat w:val="1"/>
+    <w:link w:val="Heading8Char"/>
+    <w:qFormat/>
     <w:rsid w:val="000A2611"/>
     <w:pPr>
       <w:widowControl w:val="0"/>
-      <w:spacing w:after="60" w:before="240" w:line="240" w:lineRule="atLeast"/>
+      <w:spacing w:before="240" w:after="60" w:line="240" w:lineRule="atLeast"/>
       <w:ind w:left="2880"/>
       <w:jc w:val="both"/>
       <w:outlineLvl w:val="7"/>
     </w:pPr>
     <w:rPr>
-      <w:rFonts w:ascii="Verdana" w:cs="Times New Roman" w:eastAsia="Times New Roman" w:hAnsi="Verdana"/>
-      <w:i w:val="1"/>
+      <w:rFonts w:ascii="Verdana" w:eastAsia="Times New Roman" w:hAnsi="Verdana" w:cs="Times New Roman"/>
+      <w:i/>
       <w:sz w:val="20"/>
       <w:szCs w:val="20"/>
       <w:lang w:val="en-US"/>
     </w:rPr>
   </w:style>
-  <w:style w:type="paragraph" w:styleId="Ttulo9">
+  <w:style w:type="paragraph" w:styleId="Heading9">
     <w:name w:val="heading 9"/>
     <w:basedOn w:val="Normal"/>
     <w:next w:val="Normal"/>
-    <w:link w:val="Ttulo9Car"/>
-    <w:qFormat w:val="1"/>
+    <w:link w:val="Heading9Char"/>
+    <w:qFormat/>
     <w:rsid w:val="000A2611"/>
     <w:pPr>
       <w:widowControl w:val="0"/>
-      <w:spacing w:after="60" w:before="240" w:line="240" w:lineRule="atLeast"/>
+      <w:spacing w:before="240" w:after="60" w:line="240" w:lineRule="atLeast"/>
       <w:ind w:left="2880"/>
       <w:jc w:val="both"/>
       <w:outlineLvl w:val="8"/>
     </w:pPr>
     <w:rPr>
-      <w:rFonts w:ascii="Verdana" w:cs="Times New Roman" w:eastAsia="Times New Roman" w:hAnsi="Verdana"/>
-      <w:b w:val="1"/>
-      <w:i w:val="1"/>
+      <w:rFonts w:ascii="Verdana" w:eastAsia="Times New Roman" w:hAnsi="Verdana" w:cs="Times New Roman"/>
+      <w:b/>
+      <w:i/>
       <w:sz w:val="18"/>
       <w:szCs w:val="20"/>
       <w:lang w:val="en-US"/>
     </w:rPr>
   </w:style>
-  <w:style w:type="character" w:styleId="Fuentedeprrafopredeter" w:default="1">
+  <w:style w:type="character" w:default="1" w:styleId="DefaultParagraphFont">
     <w:name w:val="Default Paragraph Font"/>
     <w:uiPriority w:val="1"/>
-    <w:semiHidden w:val="1"/>
-    <w:unhideWhenUsed w:val="1"/>
+    <w:semiHidden/>
+    <w:unhideWhenUsed/>
   </w:style>
-  <w:style w:type="table" w:styleId="Tablanormal" w:default="1">
+  <w:style w:type="table" w:default="1" w:styleId="TableNormal">
     <w:name w:val="Normal Table"/>
     <w:uiPriority w:val="99"/>
-    <w:semiHidden w:val="1"/>
-    <w:unhideWhenUsed w:val="1"/>
+    <w:semiHidden/>
+    <w:unhideWhenUsed/>
     <w:tblPr>
-      <w:tblInd w:w="0.0" w:type="dxa"/>
+      <w:tblInd w:w="0" w:type="dxa"/>
       <w:tblCellMar>
-        <w:top w:w="0.0" w:type="dxa"/>
-        <w:left w:w="108.0" w:type="dxa"/>
-        <w:bottom w:w="0.0" w:type="dxa"/>
-        <w:right w:w="108.0" w:type="dxa"/>
+        <w:top w:w="0" w:type="dxa"/>
+        <w:left w:w="108" w:type="dxa"/>
+        <w:bottom w:w="0" w:type="dxa"/>
+        <w:right w:w="108" w:type="dxa"/>
       </w:tblCellMar>
     </w:tblPr>
   </w:style>
-  <w:style w:type="numbering" w:styleId="Sinlista" w:default="1">
+  <w:style w:type="numbering" w:default="1" w:styleId="NoList">
     <w:name w:val="No List"/>
     <w:uiPriority w:val="99"/>
-    <w:semiHidden w:val="1"/>
-    <w:unhideWhenUsed w:val="1"/>
+    <w:semiHidden/>
+    <w:unhideWhenUsed/>
   </w:style>
-  <w:style w:type="paragraph" w:styleId="Prrafodelista">
+  <w:style w:type="paragraph" w:styleId="Title">
+    <w:name w:val="Title"/>
+    <w:basedOn w:val="Normal"/>
+    <w:link w:val="TitleChar"/>
+    <w:uiPriority w:val="10"/>
+    <w:qFormat/>
+    <w:rsid w:val="005F3456"/>
+    <w:pPr>
+      <w:spacing w:after="0" w:line="240" w:lineRule="auto"/>
+      <w:jc w:val="center"/>
+    </w:pPr>
+    <w:rPr>
+      <w:rFonts w:ascii="Arial" w:eastAsia="Times New Roman" w:hAnsi="Arial" w:cs="Arial"/>
+      <w:b/>
+      <w:bCs/>
+      <w:sz w:val="36"/>
+      <w:szCs w:val="36"/>
+      <w:lang w:val="es-ES"/>
+    </w:rPr>
+  </w:style>
+  <w:style w:type="paragraph" w:styleId="ListParagraph">
     <w:name w:val="List Paragraph"/>
     <w:basedOn w:val="Normal"/>
     <w:uiPriority w:val="34"/>
-    <w:qFormat w:val="1"/>
+    <w:qFormat/>
     <w:rsid w:val="00403D57"/>
     <w:pPr>
       <w:ind w:left="720"/>
-      <w:contextualSpacing w:val="1"/>
+      <w:contextualSpacing/>
     </w:pPr>
   </w:style>
   <w:style w:type="paragraph" w:styleId="NormalWeb">
     <w:name w:val="Normal (Web)"/>
     <w:basedOn w:val="Normal"/>
     <w:uiPriority w:val="99"/>
-    <w:unhideWhenUsed w:val="1"/>
+    <w:unhideWhenUsed/>
     <w:rsid w:val="00B83719"/>
     <w:pPr>
-      <w:spacing w:after="100" w:afterAutospacing="1" w:before="100" w:beforeAutospacing="1" w:line="240" w:lineRule="auto"/>
+      <w:spacing w:before="100" w:beforeAutospacing="1" w:after="100" w:afterAutospacing="1" w:line="240" w:lineRule="auto"/>
     </w:pPr>
     <w:rPr>
-      <w:rFonts w:ascii="Times New Roman" w:cs="Times New Roman" w:eastAsia="Times New Roman" w:hAnsi="Times New Roman"/>
+      <w:rFonts w:ascii="Times New Roman" w:eastAsia="Times New Roman" w:hAnsi="Times New Roman" w:cs="Times New Roman"/>
       <w:sz w:val="24"/>
       <w:szCs w:val="24"/>
       <w:lang w:eastAsia="es-CL"/>
     </w:rPr>
   </w:style>
-  <w:style w:type="table" w:styleId="Tablaconcuadrcula">
+  <w:style w:type="table" w:styleId="TableGrid">
     <w:name w:val="Table Grid"/>
-    <w:basedOn w:val="Tablanormal"/>
+    <w:basedOn w:val="TableNormal"/>
     <w:uiPriority w:val="39"/>
     <w:rsid w:val="00B83719"/>
     <w:pPr>
@@ -5194,21 +5982,21 @@
     </w:pPr>
     <w:tblPr>
       <w:tblBorders>
-        <w:top w:color="auto" w:space="0" w:sz="4" w:val="single"/>
-        <w:left w:color="auto" w:space="0" w:sz="4" w:val="single"/>
-        <w:bottom w:color="auto" w:space="0" w:sz="4" w:val="single"/>
-        <w:right w:color="auto" w:space="0" w:sz="4" w:val="single"/>
-        <w:insideH w:color="auto" w:space="0" w:sz="4" w:val="single"/>
-        <w:insideV w:color="auto" w:space="0" w:sz="4" w:val="single"/>
+        <w:top w:val="single" w:sz="4" w:space="0" w:color="auto"/>
+        <w:left w:val="single" w:sz="4" w:space="0" w:color="auto"/>
+        <w:bottom w:val="single" w:sz="4" w:space="0" w:color="auto"/>
+        <w:right w:val="single" w:sz="4" w:space="0" w:color="auto"/>
+        <w:insideH w:val="single" w:sz="4" w:space="0" w:color="auto"/>
+        <w:insideV w:val="single" w:sz="4" w:space="0" w:color="auto"/>
       </w:tblBorders>
     </w:tblPr>
   </w:style>
-  <w:style w:type="paragraph" w:styleId="Encabezado">
+  <w:style w:type="paragraph" w:styleId="Header">
     <w:name w:val="header"/>
     <w:basedOn w:val="Normal"/>
-    <w:link w:val="EncabezadoCar"/>
+    <w:link w:val="HeaderChar"/>
     <w:uiPriority w:val="99"/>
-    <w:unhideWhenUsed w:val="1"/>
+    <w:unhideWhenUsed/>
     <w:rsid w:val="001A7D2F"/>
     <w:pPr>
       <w:tabs>
@@ -5218,19 +6006,19 @@
       <w:spacing w:after="0" w:line="240" w:lineRule="auto"/>
     </w:pPr>
   </w:style>
-  <w:style w:type="character" w:styleId="EncabezadoCar" w:customStyle="1">
-    <w:name w:val="Encabezado Car"/>
-    <w:basedOn w:val="Fuentedeprrafopredeter"/>
-    <w:link w:val="Encabezado"/>
+  <w:style w:type="character" w:customStyle="1" w:styleId="HeaderChar">
+    <w:name w:val="Header Char"/>
+    <w:basedOn w:val="DefaultParagraphFont"/>
+    <w:link w:val="Header"/>
     <w:uiPriority w:val="99"/>
     <w:rsid w:val="001A7D2F"/>
   </w:style>
-  <w:style w:type="paragraph" w:styleId="Piedepgina">
+  <w:style w:type="paragraph" w:styleId="Footer">
     <w:name w:val="footer"/>
     <w:basedOn w:val="Normal"/>
-    <w:link w:val="PiedepginaCar"/>
+    <w:link w:val="FooterChar"/>
     <w:uiPriority w:val="99"/>
-    <w:unhideWhenUsed w:val="1"/>
+    <w:unhideWhenUsed/>
     <w:rsid w:val="001A7D2F"/>
     <w:pPr>
       <w:tabs>
@@ -5240,77 +6028,58 @@
       <w:spacing w:after="0" w:line="240" w:lineRule="auto"/>
     </w:pPr>
   </w:style>
-  <w:style w:type="character" w:styleId="PiedepginaCar" w:customStyle="1">
-    <w:name w:val="Pie de página Car"/>
-    <w:basedOn w:val="Fuentedeprrafopredeter"/>
-    <w:link w:val="Piedepgina"/>
+  <w:style w:type="character" w:customStyle="1" w:styleId="FooterChar">
+    <w:name w:val="Footer Char"/>
+    <w:basedOn w:val="DefaultParagraphFont"/>
+    <w:link w:val="Footer"/>
     <w:uiPriority w:val="99"/>
     <w:rsid w:val="001A7D2F"/>
   </w:style>
-  <w:style w:type="paragraph" w:styleId="Textodeglobo">
+  <w:style w:type="paragraph" w:styleId="BalloonText">
     <w:name w:val="Balloon Text"/>
     <w:basedOn w:val="Normal"/>
-    <w:link w:val="TextodegloboCar"/>
+    <w:link w:val="BalloonTextChar"/>
     <w:uiPriority w:val="99"/>
-    <w:semiHidden w:val="1"/>
-    <w:unhideWhenUsed w:val="1"/>
+    <w:semiHidden/>
+    <w:unhideWhenUsed/>
     <w:rsid w:val="001A7D2F"/>
     <w:pPr>
       <w:spacing w:after="0" w:line="240" w:lineRule="auto"/>
     </w:pPr>
     <w:rPr>
-      <w:rFonts w:ascii="Tahoma" w:cs="Tahoma" w:hAnsi="Tahoma"/>
+      <w:rFonts w:ascii="Tahoma" w:hAnsi="Tahoma" w:cs="Tahoma"/>
       <w:sz w:val="16"/>
       <w:szCs w:val="16"/>
     </w:rPr>
   </w:style>
-  <w:style w:type="character" w:styleId="TextodegloboCar" w:customStyle="1">
-    <w:name w:val="Texto de globo Car"/>
-    <w:basedOn w:val="Fuentedeprrafopredeter"/>
-    <w:link w:val="Textodeglobo"/>
+  <w:style w:type="character" w:customStyle="1" w:styleId="BalloonTextChar">
+    <w:name w:val="Balloon Text Char"/>
+    <w:basedOn w:val="DefaultParagraphFont"/>
+    <w:link w:val="BalloonText"/>
     <w:uiPriority w:val="99"/>
-    <w:semiHidden w:val="1"/>
+    <w:semiHidden/>
     <w:rsid w:val="001A7D2F"/>
     <w:rPr>
-      <w:rFonts w:ascii="Tahoma" w:cs="Tahoma" w:hAnsi="Tahoma"/>
+      <w:rFonts w:ascii="Tahoma" w:hAnsi="Tahoma" w:cs="Tahoma"/>
       <w:sz w:val="16"/>
       <w:szCs w:val="16"/>
     </w:rPr>
   </w:style>
-  <w:style w:type="paragraph" w:styleId="Ttulo">
-    <w:name w:val="Title"/>
-    <w:basedOn w:val="Normal"/>
-    <w:link w:val="TtuloCar"/>
-    <w:qFormat w:val="1"/>
+  <w:style w:type="character" w:customStyle="1" w:styleId="TitleChar">
+    <w:name w:val="Title Char"/>
+    <w:basedOn w:val="DefaultParagraphFont"/>
+    <w:link w:val="Title"/>
     <w:rsid w:val="005F3456"/>
-    <w:pPr>
-      <w:spacing w:after="0" w:line="240" w:lineRule="auto"/>
-      <w:jc w:val="center"/>
-    </w:pPr>
     <w:rPr>
-      <w:rFonts w:ascii="Arial" w:cs="Arial" w:eastAsia="Times New Roman" w:hAnsi="Arial"/>
-      <w:b w:val="1"/>
-      <w:bCs w:val="1"/>
+      <w:rFonts w:ascii="Arial" w:eastAsia="Times New Roman" w:hAnsi="Arial" w:cs="Arial"/>
+      <w:b/>
+      <w:bCs/>
       <w:sz w:val="36"/>
       <w:szCs w:val="36"/>
-      <w:lang w:eastAsia="es-ES" w:val="es-ES"/>
+      <w:lang w:val="es-ES" w:eastAsia="es-ES"/>
     </w:rPr>
   </w:style>
-  <w:style w:type="character" w:styleId="TtuloCar" w:customStyle="1">
-    <w:name w:val="Título Car"/>
-    <w:basedOn w:val="Fuentedeprrafopredeter"/>
-    <w:link w:val="Ttulo"/>
-    <w:rsid w:val="005F3456"/>
-    <w:rPr>
-      <w:rFonts w:ascii="Arial" w:cs="Arial" w:eastAsia="Times New Roman" w:hAnsi="Arial"/>
-      <w:b w:val="1"/>
-      <w:bCs w:val="1"/>
-      <w:sz w:val="36"/>
-      <w:szCs w:val="36"/>
-      <w:lang w:eastAsia="es-ES" w:val="es-ES"/>
-    </w:rPr>
-  </w:style>
-  <w:style w:type="paragraph" w:styleId="tabletext" w:customStyle="1">
+  <w:style w:type="paragraph" w:customStyle="1" w:styleId="tabletext">
     <w:name w:val="tabletext"/>
     <w:basedOn w:val="Normal"/>
     <w:rsid w:val="005F3456"/>
@@ -5318,17 +6087,17 @@
       <w:spacing w:after="120" w:line="240" w:lineRule="atLeast"/>
     </w:pPr>
     <w:rPr>
-      <w:rFonts w:ascii="Arial" w:cs="Times New Roman" w:eastAsia="Times New Roman" w:hAnsi="Arial"/>
+      <w:rFonts w:ascii="Arial" w:eastAsia="Times New Roman" w:hAnsi="Arial" w:cs="Times New Roman"/>
       <w:sz w:val="20"/>
       <w:szCs w:val="20"/>
-      <w:lang w:eastAsia="es-ES" w:val="es-ES"/>
+      <w:lang w:val="es-ES"/>
     </w:rPr>
   </w:style>
-  <w:style w:type="paragraph" w:styleId="Sinespaciado">
+  <w:style w:type="paragraph" w:styleId="NoSpacing">
     <w:name w:val="No Spacing"/>
-    <w:link w:val="SinespaciadoCar"/>
+    <w:link w:val="NoSpacingChar"/>
     <w:uiPriority w:val="1"/>
-    <w:qFormat w:val="1"/>
+    <w:qFormat/>
     <w:rsid w:val="009E382B"/>
     <w:pPr>
       <w:spacing w:after="0" w:line="240" w:lineRule="auto"/>
@@ -5338,10 +6107,10 @@
       <w:lang w:val="es-ES"/>
     </w:rPr>
   </w:style>
-  <w:style w:type="character" w:styleId="SinespaciadoCar" w:customStyle="1">
-    <w:name w:val="Sin espaciado Car"/>
-    <w:basedOn w:val="Fuentedeprrafopredeter"/>
-    <w:link w:val="Sinespaciado"/>
+  <w:style w:type="character" w:customStyle="1" w:styleId="NoSpacingChar">
+    <w:name w:val="No Spacing Char"/>
+    <w:basedOn w:val="DefaultParagraphFont"/>
+    <w:link w:val="NoSpacing"/>
     <w:uiPriority w:val="1"/>
     <w:rsid w:val="009E382B"/>
     <w:rPr>
@@ -5349,68 +6118,68 @@
       <w:lang w:val="es-ES"/>
     </w:rPr>
   </w:style>
-  <w:style w:type="paragraph" w:styleId="Estilo1" w:customStyle="1">
+  <w:style w:type="paragraph" w:customStyle="1" w:styleId="Estilo1">
     <w:name w:val="Estilo1"/>
     <w:basedOn w:val="Normal"/>
     <w:link w:val="Estilo1Car"/>
-    <w:qFormat w:val="1"/>
+    <w:qFormat/>
     <w:rsid w:val="00616CDB"/>
     <w:rPr>
-      <w:rFonts w:ascii="Times New Roman" w:cs="Times New Roman" w:hAnsi="Times New Roman"/>
+      <w:rFonts w:ascii="Times New Roman" w:hAnsi="Times New Roman" w:cs="Times New Roman"/>
       <w:sz w:val="24"/>
       <w:szCs w:val="24"/>
       <w:u w:val="single"/>
     </w:rPr>
   </w:style>
-  <w:style w:type="character" w:styleId="Ttulo1Car" w:customStyle="1">
-    <w:name w:val="Título 1 Car"/>
-    <w:basedOn w:val="Fuentedeprrafopredeter"/>
-    <w:link w:val="Ttulo1"/>
+  <w:style w:type="character" w:customStyle="1" w:styleId="Heading1Char">
+    <w:name w:val="Heading 1 Char"/>
+    <w:basedOn w:val="DefaultParagraphFont"/>
+    <w:link w:val="Heading1"/>
     <w:uiPriority w:val="9"/>
     <w:rsid w:val="00616CDB"/>
     <w:rPr>
-      <w:rFonts w:asciiTheme="majorHAnsi" w:cstheme="majorBidi" w:eastAsiaTheme="majorEastAsia" w:hAnsiTheme="majorHAnsi"/>
-      <w:b w:val="1"/>
-      <w:bCs w:val="1"/>
-      <w:color w:val="365f91" w:themeColor="accent1" w:themeShade="0000BF"/>
+      <w:rFonts w:asciiTheme="majorHAnsi" w:eastAsiaTheme="majorEastAsia" w:hAnsiTheme="majorHAnsi" w:cstheme="majorBidi"/>
+      <w:b/>
+      <w:bCs/>
+      <w:color w:val="365F91" w:themeColor="accent1" w:themeShade="BF"/>
       <w:sz w:val="28"/>
       <w:szCs w:val="28"/>
     </w:rPr>
   </w:style>
-  <w:style w:type="character" w:styleId="Estilo1Car" w:customStyle="1">
+  <w:style w:type="character" w:customStyle="1" w:styleId="Estilo1Car">
     <w:name w:val="Estilo1 Car"/>
-    <w:basedOn w:val="Fuentedeprrafopredeter"/>
+    <w:basedOn w:val="DefaultParagraphFont"/>
     <w:link w:val="Estilo1"/>
     <w:rsid w:val="00616CDB"/>
     <w:rPr>
-      <w:rFonts w:ascii="Times New Roman" w:cs="Times New Roman" w:hAnsi="Times New Roman"/>
+      <w:rFonts w:ascii="Times New Roman" w:hAnsi="Times New Roman" w:cs="Times New Roman"/>
       <w:sz w:val="24"/>
       <w:szCs w:val="24"/>
       <w:u w:val="single"/>
     </w:rPr>
   </w:style>
-  <w:style w:type="character" w:styleId="Ttulo2Car" w:customStyle="1">
-    <w:name w:val="Título 2 Car"/>
-    <w:basedOn w:val="Fuentedeprrafopredeter"/>
-    <w:link w:val="Ttulo2"/>
+  <w:style w:type="character" w:customStyle="1" w:styleId="Heading2Char">
+    <w:name w:val="Heading 2 Char"/>
+    <w:basedOn w:val="DefaultParagraphFont"/>
+    <w:link w:val="Heading2"/>
     <w:uiPriority w:val="9"/>
     <w:rsid w:val="00616CDB"/>
     <w:rPr>
-      <w:rFonts w:asciiTheme="majorHAnsi" w:cstheme="majorBidi" w:eastAsiaTheme="majorEastAsia" w:hAnsiTheme="majorHAnsi"/>
-      <w:b w:val="1"/>
-      <w:bCs w:val="1"/>
-      <w:color w:val="4f81bd" w:themeColor="accent1"/>
+      <w:rFonts w:asciiTheme="majorHAnsi" w:eastAsiaTheme="majorEastAsia" w:hAnsiTheme="majorHAnsi" w:cstheme="majorBidi"/>
+      <w:b/>
+      <w:bCs/>
+      <w:color w:val="4F81BD" w:themeColor="accent1"/>
       <w:sz w:val="26"/>
       <w:szCs w:val="26"/>
     </w:rPr>
   </w:style>
-  <w:style w:type="paragraph" w:styleId="TtuloTDC">
+  <w:style w:type="paragraph" w:styleId="TOCHeading">
     <w:name w:val="TOC Heading"/>
-    <w:basedOn w:val="Ttulo1"/>
+    <w:basedOn w:val="Heading1"/>
     <w:next w:val="Normal"/>
     <w:uiPriority w:val="39"/>
-    <w:unhideWhenUsed w:val="1"/>
-    <w:qFormat w:val="1"/>
+    <w:unhideWhenUsed/>
+    <w:qFormat/>
     <w:rsid w:val="00005FA5"/>
     <w:pPr>
       <w:outlineLvl w:val="9"/>
@@ -5419,43 +6188,43 @@
       <w:lang w:val="es-ES"/>
     </w:rPr>
   </w:style>
-  <w:style w:type="paragraph" w:styleId="TDC1">
+  <w:style w:type="paragraph" w:styleId="TOC1">
     <w:name w:val="toc 1"/>
     <w:basedOn w:val="Normal"/>
     <w:next w:val="Normal"/>
-    <w:autoRedefine w:val="1"/>
+    <w:autoRedefine/>
     <w:uiPriority w:val="39"/>
-    <w:unhideWhenUsed w:val="1"/>
+    <w:unhideWhenUsed/>
     <w:rsid w:val="00005FA5"/>
     <w:pPr>
       <w:spacing w:after="100"/>
     </w:pPr>
   </w:style>
-  <w:style w:type="paragraph" w:styleId="TDC2">
+  <w:style w:type="paragraph" w:styleId="TOC2">
     <w:name w:val="toc 2"/>
     <w:basedOn w:val="Normal"/>
     <w:next w:val="Normal"/>
-    <w:autoRedefine w:val="1"/>
+    <w:autoRedefine/>
     <w:uiPriority w:val="39"/>
-    <w:unhideWhenUsed w:val="1"/>
+    <w:unhideWhenUsed/>
     <w:rsid w:val="00005FA5"/>
     <w:pPr>
       <w:spacing w:after="100"/>
       <w:ind w:left="220"/>
     </w:pPr>
   </w:style>
-  <w:style w:type="character" w:styleId="Hipervnculo">
+  <w:style w:type="character" w:styleId="Hyperlink">
     <w:name w:val="Hyperlink"/>
-    <w:basedOn w:val="Fuentedeprrafopredeter"/>
+    <w:basedOn w:val="DefaultParagraphFont"/>
     <w:uiPriority w:val="99"/>
-    <w:unhideWhenUsed w:val="1"/>
+    <w:unhideWhenUsed/>
     <w:rsid w:val="00005FA5"/>
     <w:rPr>
-      <w:color w:val="0000ff" w:themeColor="hyperlink"/>
+      <w:color w:val="0000FF" w:themeColor="hyperlink"/>
       <w:u w:val="single"/>
     </w:rPr>
   </w:style>
-  <w:style w:type="paragraph" w:styleId="TableText0" w:customStyle="1">
+  <w:style w:type="paragraph" w:customStyle="1" w:styleId="TableText0">
     <w:name w:val="Table Text"/>
     <w:basedOn w:val="Normal"/>
     <w:rsid w:val="002D4AD6"/>
@@ -5464,127 +6233,127 @@
       <w:jc w:val="center"/>
     </w:pPr>
     <w:rPr>
-      <w:rFonts w:ascii="Times New Roman" w:cs="Times New Roman" w:eastAsia="Times New Roman" w:hAnsi="Times New Roman"/>
-      <w:b w:val="1"/>
-      <w:bCs w:val="1"/>
+      <w:rFonts w:ascii="Times New Roman" w:eastAsia="Times New Roman" w:hAnsi="Times New Roman" w:cs="Times New Roman"/>
+      <w:b/>
+      <w:bCs/>
       <w:sz w:val="20"/>
       <w:szCs w:val="24"/>
       <w:lang w:val="es-CO"/>
     </w:rPr>
   </w:style>
-  <w:style w:type="character" w:styleId="Ttulo3Car" w:customStyle="1">
-    <w:name w:val="Título 3 Car"/>
-    <w:basedOn w:val="Fuentedeprrafopredeter"/>
-    <w:link w:val="Ttulo3"/>
+  <w:style w:type="character" w:customStyle="1" w:styleId="Heading3Char">
+    <w:name w:val="Heading 3 Char"/>
+    <w:basedOn w:val="DefaultParagraphFont"/>
+    <w:link w:val="Heading3"/>
     <w:rsid w:val="000A2611"/>
     <w:rPr>
-      <w:rFonts w:ascii="Arial" w:cs="Times New Roman" w:eastAsia="Times New Roman" w:hAnsi="Arial"/>
-      <w:i w:val="1"/>
+      <w:rFonts w:ascii="Arial" w:eastAsia="Times New Roman" w:hAnsi="Arial" w:cs="Times New Roman"/>
+      <w:i/>
       <w:sz w:val="20"/>
       <w:szCs w:val="20"/>
       <w:lang w:val="en-US"/>
     </w:rPr>
   </w:style>
-  <w:style w:type="character" w:styleId="Ttulo4Car" w:customStyle="1">
-    <w:name w:val="Título 4 Car"/>
-    <w:basedOn w:val="Fuentedeprrafopredeter"/>
-    <w:link w:val="Ttulo4"/>
+  <w:style w:type="character" w:customStyle="1" w:styleId="Heading4Char">
+    <w:name w:val="Heading 4 Char"/>
+    <w:basedOn w:val="DefaultParagraphFont"/>
+    <w:link w:val="Heading4"/>
     <w:rsid w:val="000A2611"/>
     <w:rPr>
-      <w:rFonts w:ascii="Arial" w:cs="Times New Roman" w:eastAsia="Times New Roman" w:hAnsi="Arial"/>
+      <w:rFonts w:ascii="Arial" w:eastAsia="Times New Roman" w:hAnsi="Arial" w:cs="Times New Roman"/>
       <w:sz w:val="20"/>
       <w:szCs w:val="20"/>
       <w:lang w:val="en-US"/>
     </w:rPr>
   </w:style>
-  <w:style w:type="character" w:styleId="Ttulo5Car" w:customStyle="1">
-    <w:name w:val="Título 5 Car"/>
-    <w:basedOn w:val="Fuentedeprrafopredeter"/>
-    <w:link w:val="Ttulo5"/>
+  <w:style w:type="character" w:customStyle="1" w:styleId="Heading5Char">
+    <w:name w:val="Heading 5 Char"/>
+    <w:basedOn w:val="DefaultParagraphFont"/>
+    <w:link w:val="Heading5"/>
     <w:rsid w:val="000A2611"/>
     <w:rPr>
-      <w:rFonts w:ascii="Verdana" w:cs="Times New Roman" w:eastAsia="Times New Roman" w:hAnsi="Verdana"/>
+      <w:rFonts w:ascii="Verdana" w:eastAsia="Times New Roman" w:hAnsi="Verdana" w:cs="Times New Roman"/>
       <w:szCs w:val="20"/>
       <w:lang w:val="en-US"/>
     </w:rPr>
   </w:style>
-  <w:style w:type="character" w:styleId="Ttulo6Car" w:customStyle="1">
-    <w:name w:val="Título 6 Car"/>
-    <w:basedOn w:val="Fuentedeprrafopredeter"/>
-    <w:link w:val="Ttulo6"/>
+  <w:style w:type="character" w:customStyle="1" w:styleId="Heading6Char">
+    <w:name w:val="Heading 6 Char"/>
+    <w:basedOn w:val="DefaultParagraphFont"/>
+    <w:link w:val="Heading6"/>
     <w:rsid w:val="000A2611"/>
     <w:rPr>
-      <w:rFonts w:ascii="Verdana" w:cs="Times New Roman" w:eastAsia="Times New Roman" w:hAnsi="Verdana"/>
-      <w:i w:val="1"/>
+      <w:rFonts w:ascii="Verdana" w:eastAsia="Times New Roman" w:hAnsi="Verdana" w:cs="Times New Roman"/>
+      <w:i/>
       <w:szCs w:val="20"/>
       <w:lang w:val="en-US"/>
     </w:rPr>
   </w:style>
-  <w:style w:type="character" w:styleId="Ttulo7Car" w:customStyle="1">
-    <w:name w:val="Título 7 Car"/>
-    <w:basedOn w:val="Fuentedeprrafopredeter"/>
-    <w:link w:val="Ttulo7"/>
+  <w:style w:type="character" w:customStyle="1" w:styleId="Heading7Char">
+    <w:name w:val="Heading 7 Char"/>
+    <w:basedOn w:val="DefaultParagraphFont"/>
+    <w:link w:val="Heading7"/>
     <w:rsid w:val="000A2611"/>
     <w:rPr>
-      <w:rFonts w:ascii="Verdana" w:cs="Times New Roman" w:eastAsia="Times New Roman" w:hAnsi="Verdana"/>
+      <w:rFonts w:ascii="Verdana" w:eastAsia="Times New Roman" w:hAnsi="Verdana" w:cs="Times New Roman"/>
       <w:sz w:val="20"/>
       <w:szCs w:val="20"/>
       <w:lang w:val="en-US"/>
     </w:rPr>
   </w:style>
-  <w:style w:type="character" w:styleId="Ttulo8Car" w:customStyle="1">
-    <w:name w:val="Título 8 Car"/>
-    <w:basedOn w:val="Fuentedeprrafopredeter"/>
-    <w:link w:val="Ttulo8"/>
+  <w:style w:type="character" w:customStyle="1" w:styleId="Heading8Char">
+    <w:name w:val="Heading 8 Char"/>
+    <w:basedOn w:val="DefaultParagraphFont"/>
+    <w:link w:val="Heading8"/>
     <w:rsid w:val="000A2611"/>
     <w:rPr>
-      <w:rFonts w:ascii="Verdana" w:cs="Times New Roman" w:eastAsia="Times New Roman" w:hAnsi="Verdana"/>
-      <w:i w:val="1"/>
+      <w:rFonts w:ascii="Verdana" w:eastAsia="Times New Roman" w:hAnsi="Verdana" w:cs="Times New Roman"/>
+      <w:i/>
       <w:sz w:val="20"/>
       <w:szCs w:val="20"/>
       <w:lang w:val="en-US"/>
     </w:rPr>
   </w:style>
-  <w:style w:type="character" w:styleId="Ttulo9Car" w:customStyle="1">
-    <w:name w:val="Título 9 Car"/>
-    <w:basedOn w:val="Fuentedeprrafopredeter"/>
-    <w:link w:val="Ttulo9"/>
+  <w:style w:type="character" w:customStyle="1" w:styleId="Heading9Char">
+    <w:name w:val="Heading 9 Char"/>
+    <w:basedOn w:val="DefaultParagraphFont"/>
+    <w:link w:val="Heading9"/>
     <w:rsid w:val="000A2611"/>
     <w:rPr>
-      <w:rFonts w:ascii="Verdana" w:cs="Times New Roman" w:eastAsia="Times New Roman" w:hAnsi="Verdana"/>
-      <w:b w:val="1"/>
-      <w:i w:val="1"/>
+      <w:rFonts w:ascii="Verdana" w:eastAsia="Times New Roman" w:hAnsi="Verdana" w:cs="Times New Roman"/>
+      <w:b/>
+      <w:i/>
       <w:sz w:val="18"/>
       <w:szCs w:val="20"/>
       <w:lang w:val="en-US"/>
     </w:rPr>
   </w:style>
-  <w:style w:type="paragraph" w:styleId="Textoindependiente">
+  <w:style w:type="paragraph" w:styleId="BodyText">
     <w:name w:val="Body Text"/>
     <w:basedOn w:val="Normal"/>
-    <w:link w:val="TextoindependienteCar"/>
+    <w:link w:val="BodyTextChar"/>
     <w:rsid w:val="000A2611"/>
     <w:pPr>
-      <w:keepLines w:val="1"/>
+      <w:keepLines/>
       <w:widowControl w:val="0"/>
       <w:spacing w:after="120" w:line="240" w:lineRule="atLeast"/>
       <w:ind w:left="720"/>
       <w:jc w:val="both"/>
     </w:pPr>
     <w:rPr>
-      <w:rFonts w:ascii="Verdana" w:cs="Times New Roman" w:eastAsia="Times New Roman" w:hAnsi="Verdana"/>
+      <w:rFonts w:ascii="Verdana" w:eastAsia="Times New Roman" w:hAnsi="Verdana" w:cs="Times New Roman"/>
       <w:sz w:val="20"/>
       <w:szCs w:val="20"/>
       <w:lang w:val="en-US"/>
     </w:rPr>
   </w:style>
-  <w:style w:type="character" w:styleId="TextoindependienteCar" w:customStyle="1">
-    <w:name w:val="Texto independiente Car"/>
-    <w:basedOn w:val="Fuentedeprrafopredeter"/>
-    <w:link w:val="Textoindependiente"/>
+  <w:style w:type="character" w:customStyle="1" w:styleId="BodyTextChar">
+    <w:name w:val="Body Text Char"/>
+    <w:basedOn w:val="DefaultParagraphFont"/>
+    <w:link w:val="BodyText"/>
     <w:rsid w:val="000A2611"/>
     <w:rPr>
-      <w:rFonts w:ascii="Verdana" w:cs="Times New Roman" w:eastAsia="Times New Roman" w:hAnsi="Verdana"/>
+      <w:rFonts w:ascii="Verdana" w:eastAsia="Times New Roman" w:hAnsi="Verdana" w:cs="Times New Roman"/>
       <w:sz w:val="20"/>
       <w:szCs w:val="20"/>
       <w:lang w:val="en-US"/>
@@ -5594,21 +6363,22 @@
     <w:name w:val="Subtitle"/>
     <w:basedOn w:val="Normal"/>
     <w:next w:val="Normal"/>
+    <w:uiPriority w:val="11"/>
+    <w:qFormat/>
     <w:pPr>
-      <w:keepNext w:val="1"/>
-      <w:keepLines w:val="1"/>
-      <w:pageBreakBefore w:val="0"/>
-      <w:spacing w:after="80" w:before="360" w:lineRule="auto"/>
+      <w:keepNext/>
+      <w:keepLines/>
+      <w:spacing w:before="360" w:after="80"/>
     </w:pPr>
     <w:rPr>
-      <w:rFonts w:ascii="Georgia" w:cs="Georgia" w:eastAsia="Georgia" w:hAnsi="Georgia"/>
-      <w:i w:val="1"/>
+      <w:rFonts w:ascii="Georgia" w:eastAsia="Georgia" w:hAnsi="Georgia" w:cs="Georgia"/>
+      <w:i/>
       <w:color w:val="666666"/>
       <w:sz w:val="48"/>
       <w:szCs w:val="48"/>
     </w:rPr>
   </w:style>
-  <w:style w:type="table" w:styleId="Table1">
+  <w:style w:type="table" w:customStyle="1" w:styleId="a">
     <w:basedOn w:val="TableNormal"/>
     <w:pPr>
       <w:spacing w:after="0" w:line="240" w:lineRule="auto"/>
@@ -5616,41 +6386,31 @@
     <w:tblPr>
       <w:tblStyleRowBandSize w:val="1"/>
       <w:tblStyleColBandSize w:val="1"/>
-      <w:tblCellMar>
-        <w:top w:w="0.0" w:type="dxa"/>
-        <w:left w:w="108.0" w:type="dxa"/>
-        <w:bottom w:w="0.0" w:type="dxa"/>
-        <w:right w:w="108.0" w:type="dxa"/>
-      </w:tblCellMar>
     </w:tblPr>
   </w:style>
-  <w:style w:type="table" w:styleId="Table2">
+  <w:style w:type="table" w:customStyle="1" w:styleId="a0">
     <w:basedOn w:val="TableNormal"/>
     <w:tblPr>
       <w:tblStyleRowBandSize w:val="1"/>
       <w:tblStyleColBandSize w:val="1"/>
       <w:tblCellMar>
-        <w:top w:w="0.0" w:type="dxa"/>
-        <w:left w:w="115.0" w:type="dxa"/>
-        <w:bottom w:w="0.0" w:type="dxa"/>
-        <w:right w:w="115.0" w:type="dxa"/>
+        <w:left w:w="115" w:type="dxa"/>
+        <w:right w:w="115" w:type="dxa"/>
       </w:tblCellMar>
     </w:tblPr>
   </w:style>
-  <w:style w:type="table" w:styleId="Table3">
+  <w:style w:type="table" w:customStyle="1" w:styleId="a1">
     <w:basedOn w:val="TableNormal"/>
     <w:tblPr>
       <w:tblStyleRowBandSize w:val="1"/>
       <w:tblStyleColBandSize w:val="1"/>
       <w:tblCellMar>
-        <w:top w:w="0.0" w:type="dxa"/>
-        <w:left w:w="115.0" w:type="dxa"/>
-        <w:bottom w:w="0.0" w:type="dxa"/>
-        <w:right w:w="115.0" w:type="dxa"/>
+        <w:left w:w="115" w:type="dxa"/>
+        <w:right w:w="115" w:type="dxa"/>
       </w:tblCellMar>
     </w:tblPr>
   </w:style>
-  <w:style w:type="table" w:styleId="Table4">
+  <w:style w:type="table" w:customStyle="1" w:styleId="a2">
     <w:basedOn w:val="TableNormal"/>
     <w:pPr>
       <w:spacing w:after="0" w:line="240" w:lineRule="auto"/>
@@ -5658,15 +6418,9 @@
     <w:tblPr>
       <w:tblStyleRowBandSize w:val="1"/>
       <w:tblStyleColBandSize w:val="1"/>
-      <w:tblCellMar>
-        <w:top w:w="0.0" w:type="dxa"/>
-        <w:left w:w="108.0" w:type="dxa"/>
-        <w:bottom w:w="0.0" w:type="dxa"/>
-        <w:right w:w="108.0" w:type="dxa"/>
-      </w:tblCellMar>
     </w:tblPr>
   </w:style>
-  <w:style w:type="table" w:styleId="Table5">
+  <w:style w:type="table" w:customStyle="1" w:styleId="a3">
     <w:basedOn w:val="TableNormal"/>
     <w:pPr>
       <w:spacing w:after="0" w:line="240" w:lineRule="auto"/>
@@ -5674,15 +6428,9 @@
     <w:tblPr>
       <w:tblStyleRowBandSize w:val="1"/>
       <w:tblStyleColBandSize w:val="1"/>
-      <w:tblCellMar>
-        <w:top w:w="0.0" w:type="dxa"/>
-        <w:left w:w="108.0" w:type="dxa"/>
-        <w:bottom w:w="0.0" w:type="dxa"/>
-        <w:right w:w="108.0" w:type="dxa"/>
-      </w:tblCellMar>
     </w:tblPr>
   </w:style>
-  <w:style w:type="table" w:styleId="Table6">
+  <w:style w:type="table" w:customStyle="1" w:styleId="a4">
     <w:basedOn w:val="TableNormal"/>
     <w:pPr>
       <w:spacing w:after="0" w:line="240" w:lineRule="auto"/>
@@ -5690,15 +6438,9 @@
     <w:tblPr>
       <w:tblStyleRowBandSize w:val="1"/>
       <w:tblStyleColBandSize w:val="1"/>
-      <w:tblCellMar>
-        <w:top w:w="0.0" w:type="dxa"/>
-        <w:left w:w="108.0" w:type="dxa"/>
-        <w:bottom w:w="0.0" w:type="dxa"/>
-        <w:right w:w="108.0" w:type="dxa"/>
-      </w:tblCellMar>
     </w:tblPr>
   </w:style>
-  <w:style w:type="table" w:styleId="Table7">
+  <w:style w:type="table" w:customStyle="1" w:styleId="a5">
     <w:basedOn w:val="TableNormal"/>
     <w:pPr>
       <w:spacing w:after="0" w:line="240" w:lineRule="auto"/>
@@ -5706,12 +6448,6 @@
     <w:tblPr>
       <w:tblStyleRowBandSize w:val="1"/>
       <w:tblStyleColBandSize w:val="1"/>
-      <w:tblCellMar>
-        <w:top w:w="0.0" w:type="dxa"/>
-        <w:left w:w="108.0" w:type="dxa"/>
-        <w:bottom w:w="0.0" w:type="dxa"/>
-        <w:right w:w="108.0" w:type="dxa"/>
-      </w:tblCellMar>
     </w:tblPr>
   </w:style>
 </w:styles>
@@ -6002,17 +6738,17 @@
 </a:theme>
 </file>
 
-<file path=customXML/item1.xml><?xml version="1.0" encoding="utf-8"?>
+<file path=customXml/item1.xml><?xml version="1.0" encoding="utf-8"?>
 <go:gDocsCustomXmlDataStorage xmlns:go="http://customooxmlschemas.google.com/" xmlns:r="http://schemas.openxmlformats.org/officeDocument/2006/relationships">
   <go:docsCustomData xmlns:go="http://customooxmlschemas.google.com/" roundtripDataSignature="AMtx7mgtACpWJGtPp44mtwvXbkLBWDMpfA==">AMUW2mXcfJDq/FtJrQYWVbs6khvVpwFXOnMDgBED1H7nSo782yEE58NdEk+7AiJg+Px0keCbKLCCs+ipY/0nLhpD0IyV28chu18F+UpveDZ6Q1rzPaMMqc8pvQmD7BtSdyGhu8l3MibgMpVGPoFqBzJlCWYF1xxr3gALociLqJ6aWfMhtLwyi38ddwUySHZPSyU2ZeHbjsghJDxSYpBg+5VQe8HpzqTEyN0oWQGaWKm4C+vDH8FHaXHuCZHQMwMTq/YOX397XrQuSeskBwy94zImnR1PQv9jDyqgSutJygytUwpfHkoRuhE=</go:docsCustomData>
 </go:gDocsCustomXmlDataStorage>
 </file>
 
-<file path=customXML/itemProps1.xml><?xml version="1.0" encoding="utf-8"?>
+<file path=customXml/itemProps1.xml><?xml version="1.0" encoding="utf-8"?>
 <ds:datastoreItem xmlns:ds="http://schemas.openxmlformats.org/officeDocument/2006/customXml" ds:itemID="{11111111-1234-1234-1234-123412341234}">
   <ds:schemaRefs>
+    <ds:schemaRef ds:uri="http://customooxmlschemas.google.com/"/>
     <ds:schemaRef ds:uri="http://schemas.openxmlformats.org/officeDocument/2006/relationships"/>
-    <ds:schemaRef ds:uri="http://customooxmlschemas.google.com/"/>
   </ds:schemaRefs>
 </ds:datastoreItem>
 </file>
--- a/FASE 2/Evidencias Proyecto/Evidencias de documentación/Definition_of_Done.docx
+++ b/FASE 2/Evidencias Proyecto/Evidencias de documentación/Definition_of_Done.docx
@@ -550,7 +550,7 @@
     </w:p>
     <w:sdt>
       <w:sdtPr>
-        <w:id w:val="2121338518"/>
+        <w:id w:val="-1768147376"/>
         <w:docPartObj>
           <w:docPartGallery w:val="Table of Contents"/>
           <w:docPartUnique/>
@@ -559,7 +559,7 @@
       <w:sdtContent>
         <w:p>
           <w:pPr>
-            <w:pStyle w:val="TOC1"/>
+            <w:pStyle w:val="TDC1"/>
             <w:tabs>
               <w:tab w:val="right" w:pos="8828"/>
             </w:tabs>
@@ -582,10 +582,10 @@
           <w:r>
             <w:fldChar w:fldCharType="separate"/>
           </w:r>
-          <w:hyperlink w:anchor="_Toc241098573" w:history="1">
-            <w:r>
-              <w:rPr>
-                <w:rStyle w:val="Hyperlink"/>
+          <w:hyperlink w:anchor="_Toc241099566" w:history="1">
+            <w:r>
+              <w:rPr>
+                <w:rStyle w:val="Hipervnculo"/>
                 <w:noProof/>
               </w:rPr>
               <w:t>Datos del documento</w:t>
@@ -609,7 +609,7 @@
                 <w:noProof/>
                 <w:webHidden/>
               </w:rPr>
-              <w:instrText xml:space="preserve"> PAGEREF _Toc241098573 \h </w:instrText>
+              <w:instrText xml:space="preserve"> PAGEREF _Toc241099566 \h </w:instrText>
             </w:r>
             <w:r>
               <w:rPr>
@@ -629,7 +629,7 @@
                 <w:noProof/>
                 <w:webHidden/>
               </w:rPr>
-              <w:t>1</w:t>
+              <w:t>4</w:t>
             </w:r>
             <w:r>
               <w:rPr>
@@ -642,7 +642,7 @@
         </w:p>
         <w:p>
           <w:pPr>
-            <w:pStyle w:val="TOC1"/>
+            <w:pStyle w:val="TDC1"/>
             <w:tabs>
               <w:tab w:val="right" w:pos="8828"/>
             </w:tabs>
@@ -656,10 +656,10 @@
               <w14:ligatures w14:val="standardContextual"/>
             </w:rPr>
           </w:pPr>
-          <w:hyperlink w:anchor="_Toc241098574" w:history="1">
-            <w:r>
-              <w:rPr>
-                <w:rStyle w:val="Hyperlink"/>
+          <w:hyperlink w:anchor="_Toc241099567" w:history="1">
+            <w:r>
+              <w:rPr>
+                <w:rStyle w:val="Hipervnculo"/>
                 <w:noProof/>
               </w:rPr>
               <w:t>Propósito</w:t>
@@ -683,7 +683,7 @@
                 <w:noProof/>
                 <w:webHidden/>
               </w:rPr>
-              <w:instrText xml:space="preserve"> PAGEREF _Toc241098574 \h </w:instrText>
+              <w:instrText xml:space="preserve"> PAGEREF _Toc241099567 \h </w:instrText>
             </w:r>
             <w:r>
               <w:rPr>
@@ -703,7 +703,7 @@
                 <w:noProof/>
                 <w:webHidden/>
               </w:rPr>
-              <w:t>1</w:t>
+              <w:t>5</w:t>
             </w:r>
             <w:r>
               <w:rPr>
@@ -716,7 +716,7 @@
         </w:p>
         <w:p>
           <w:pPr>
-            <w:pStyle w:val="TOC1"/>
+            <w:pStyle w:val="TDC1"/>
             <w:tabs>
               <w:tab w:val="right" w:pos="8828"/>
             </w:tabs>
@@ -730,10 +730,10 @@
               <w14:ligatures w14:val="standardContextual"/>
             </w:rPr>
           </w:pPr>
-          <w:hyperlink w:anchor="_Toc241098575" w:history="1">
-            <w:r>
-              <w:rPr>
-                <w:rStyle w:val="Hyperlink"/>
+          <w:hyperlink w:anchor="_Toc241099568" w:history="1">
+            <w:r>
+              <w:rPr>
+                <w:rStyle w:val="Hipervnculo"/>
                 <w:noProof/>
               </w:rPr>
               <w:t>Alcance</w:t>
@@ -757,7 +757,7 @@
                 <w:noProof/>
                 <w:webHidden/>
               </w:rPr>
-              <w:instrText xml:space="preserve"> PAGEREF _Toc241098575 \h </w:instrText>
+              <w:instrText xml:space="preserve"> PAGEREF _Toc241099568 \h </w:instrText>
             </w:r>
             <w:r>
               <w:rPr>
@@ -777,7 +777,7 @@
                 <w:noProof/>
                 <w:webHidden/>
               </w:rPr>
-              <w:t>1</w:t>
+              <w:t>5</w:t>
             </w:r>
             <w:r>
               <w:rPr>
@@ -790,7 +790,7 @@
         </w:p>
         <w:p>
           <w:pPr>
-            <w:pStyle w:val="TOC1"/>
+            <w:pStyle w:val="TDC1"/>
             <w:tabs>
               <w:tab w:val="right" w:pos="8828"/>
             </w:tabs>
@@ -804,10 +804,10 @@
               <w14:ligatures w14:val="standardContextual"/>
             </w:rPr>
           </w:pPr>
-          <w:hyperlink w:anchor="_Toc241098576" w:history="1">
-            <w:r>
-              <w:rPr>
-                <w:rStyle w:val="Hyperlink"/>
+          <w:hyperlink w:anchor="_Toc241099569" w:history="1">
+            <w:r>
+              <w:rPr>
+                <w:rStyle w:val="Hipervnculo"/>
                 <w:noProof/>
               </w:rPr>
               <w:t>Criterios de terminado de una historia de usuario</w:t>
@@ -831,7 +831,7 @@
                 <w:noProof/>
                 <w:webHidden/>
               </w:rPr>
-              <w:instrText xml:space="preserve"> PAGEREF _Toc241098576 \h </w:instrText>
+              <w:instrText xml:space="preserve"> PAGEREF _Toc241099569 \h </w:instrText>
             </w:r>
             <w:r>
               <w:rPr>
@@ -851,7 +851,7 @@
                 <w:noProof/>
                 <w:webHidden/>
               </w:rPr>
-              <w:t>1</w:t>
+              <w:t>5</w:t>
             </w:r>
             <w:r>
               <w:rPr>
@@ -864,7 +864,7 @@
         </w:p>
         <w:p>
           <w:pPr>
-            <w:pStyle w:val="TOC1"/>
+            <w:pStyle w:val="TDC1"/>
             <w:tabs>
               <w:tab w:val="right" w:pos="8828"/>
             </w:tabs>
@@ -878,10 +878,10 @@
               <w14:ligatures w14:val="standardContextual"/>
             </w:rPr>
           </w:pPr>
-          <w:hyperlink w:anchor="_Toc241098577" w:history="1">
-            <w:r>
-              <w:rPr>
-                <w:rStyle w:val="Hyperlink"/>
+          <w:hyperlink w:anchor="_Toc241099570" w:history="1">
+            <w:r>
+              <w:rPr>
+                <w:rStyle w:val="Hipervnculo"/>
                 <w:noProof/>
               </w:rPr>
               <w:t>Criterios de terminado de un sprint</w:t>
@@ -905,7 +905,7 @@
                 <w:noProof/>
                 <w:webHidden/>
               </w:rPr>
-              <w:instrText xml:space="preserve"> PAGEREF _Toc241098577 \h </w:instrText>
+              <w:instrText xml:space="preserve"> PAGEREF _Toc241099570 \h </w:instrText>
             </w:r>
             <w:r>
               <w:rPr>
@@ -925,7 +925,7 @@
                 <w:noProof/>
                 <w:webHidden/>
               </w:rPr>
-              <w:t>1</w:t>
+              <w:t>6</w:t>
             </w:r>
             <w:r>
               <w:rPr>
@@ -938,7 +938,7 @@
         </w:p>
         <w:p>
           <w:pPr>
-            <w:pStyle w:val="TOC1"/>
+            <w:pStyle w:val="TDC1"/>
             <w:tabs>
               <w:tab w:val="right" w:pos="8828"/>
             </w:tabs>
@@ -952,10 +952,10 @@
               <w14:ligatures w14:val="standardContextual"/>
             </w:rPr>
           </w:pPr>
-          <w:hyperlink w:anchor="_Toc241098578" w:history="1">
-            <w:r>
-              <w:rPr>
-                <w:rStyle w:val="Hyperlink"/>
+          <w:hyperlink w:anchor="_Toc241099571" w:history="1">
+            <w:r>
+              <w:rPr>
+                <w:rStyle w:val="Hipervnculo"/>
                 <w:noProof/>
               </w:rPr>
               <w:t>Incumplimiento y revisión de la DoD</w:t>
@@ -979,7 +979,7 @@
                 <w:noProof/>
                 <w:webHidden/>
               </w:rPr>
-              <w:instrText xml:space="preserve"> PAGEREF _Toc241098578 \h </w:instrText>
+              <w:instrText xml:space="preserve"> PAGEREF _Toc241099571 \h </w:instrText>
             </w:r>
             <w:r>
               <w:rPr>
@@ -999,7 +999,7 @@
                 <w:noProof/>
                 <w:webHidden/>
               </w:rPr>
-              <w:t>1</w:t>
+              <w:t>6</w:t>
             </w:r>
             <w:r>
               <w:rPr>
@@ -1012,7 +1012,7 @@
         </w:p>
         <w:p>
           <w:pPr>
-            <w:pStyle w:val="TOC1"/>
+            <w:pStyle w:val="TDC1"/>
             <w:tabs>
               <w:tab w:val="right" w:pos="8828"/>
             </w:tabs>
@@ -1026,10 +1026,10 @@
               <w14:ligatures w14:val="standardContextual"/>
             </w:rPr>
           </w:pPr>
-          <w:hyperlink w:anchor="_Toc241098579" w:history="1">
-            <w:r>
-              <w:rPr>
-                <w:rStyle w:val="Hyperlink"/>
+          <w:hyperlink w:anchor="_Toc241099572" w:history="1">
+            <w:r>
+              <w:rPr>
+                <w:rStyle w:val="Hipervnculo"/>
                 <w:noProof/>
               </w:rPr>
               <w:t>Aprobación del equipo</w:t>
@@ -1053,7 +1053,7 @@
                 <w:noProof/>
                 <w:webHidden/>
               </w:rPr>
-              <w:instrText xml:space="preserve"> PAGEREF _Toc241098579 \h </w:instrText>
+              <w:instrText xml:space="preserve"> PAGEREF _Toc241099572 \h </w:instrText>
             </w:r>
             <w:r>
               <w:rPr>
@@ -1073,7 +1073,7 @@
                 <w:noProof/>
                 <w:webHidden/>
               </w:rPr>
-              <w:t>1</w:t>
+              <w:t>6</w:t>
             </w:r>
             <w:r>
               <w:rPr>
@@ -1107,10 +1107,10 @@
     </w:p>
     <w:p>
       <w:pPr>
-        <w:pStyle w:val="Heading1"/>
+        <w:pStyle w:val="Ttulo1"/>
       </w:pPr>
       <w:bookmarkStart w:id="3" w:name="_heading=h.1fob9te" w:colFirst="0" w:colLast="0"/>
-      <w:bookmarkStart w:id="4" w:name="_Toc241098573"/>
+      <w:bookmarkStart w:id="4" w:name="_Toc241099566"/>
       <w:bookmarkEnd w:id="3"/>
       <w:r>
         <w:lastRenderedPageBreak/>
@@ -1150,6 +1150,7 @@
       <w:tblPr>
         <w:tblStyle w:val="a"/>
         <w:tblW w:w="8828" w:type="dxa"/>
+        <w:tblInd w:w="0" w:type="dxa"/>
         <w:tblBorders>
           <w:top w:val="single" w:sz="4" w:space="0" w:color="000000"/>
           <w:left w:val="single" w:sz="4" w:space="0" w:color="000000"/>
@@ -2691,9 +2692,9 @@
     </w:p>
     <w:p>
       <w:pPr>
-        <w:pStyle w:val="Heading1"/>
+        <w:pStyle w:val="Ttulo1"/>
       </w:pPr>
-      <w:bookmarkStart w:id="7" w:name="_Toc241098574"/>
+      <w:bookmarkStart w:id="7" w:name="_Toc241099567"/>
       <w:r>
         <w:lastRenderedPageBreak/>
         <w:t>Propósito</w:t>
@@ -2780,9 +2781,9 @@
     </w:p>
     <w:p>
       <w:pPr>
-        <w:pStyle w:val="Heading1"/>
+        <w:pStyle w:val="Ttulo1"/>
       </w:pPr>
-      <w:bookmarkStart w:id="8" w:name="_Toc241098575"/>
+      <w:bookmarkStart w:id="8" w:name="_Toc241099568"/>
       <w:r>
         <w:t>Alcance</w:t>
       </w:r>
@@ -2826,9 +2827,9 @@
     </w:p>
     <w:p>
       <w:pPr>
-        <w:pStyle w:val="Heading1"/>
+        <w:pStyle w:val="Ttulo1"/>
       </w:pPr>
-      <w:bookmarkStart w:id="9" w:name="_Toc241098576"/>
+      <w:bookmarkStart w:id="9" w:name="_Toc241099569"/>
       <w:r>
         <w:t>Criterios de terminado de una historia de usuario</w:t>
       </w:r>
@@ -4160,15 +4161,11 @@
           <w:p>
             <w:pPr>
               <w:spacing w:after="0"/>
-              <w:rPr>
-                <w:lang w:val="en-US"/>
-              </w:rPr>
             </w:pPr>
             <w:proofErr w:type="spellStart"/>
             <w:r>
               <w:rPr>
                 <w:sz w:val="19"/>
-                <w:lang w:val="en-US"/>
               </w:rPr>
               <w:t>npm</w:t>
             </w:r>
@@ -4176,25 +4173,50 @@
             <w:r>
               <w:rPr>
                 <w:sz w:val="19"/>
-                <w:lang w:val="en-US"/>
-              </w:rPr>
-              <w:t xml:space="preserve"> audit </w:t>
+              </w:rPr>
+              <w:t xml:space="preserve"> </w:t>
             </w:r>
             <w:proofErr w:type="spellStart"/>
             <w:r>
               <w:rPr>
                 <w:sz w:val="19"/>
-                <w:lang w:val="en-US"/>
-              </w:rPr>
-              <w:t>en</w:t>
+              </w:rPr>
+              <w:t>audit</w:t>
             </w:r>
             <w:proofErr w:type="spellEnd"/>
             <w:r>
               <w:rPr>
                 <w:sz w:val="19"/>
-                <w:lang w:val="en-US"/>
-              </w:rPr>
-              <w:t xml:space="preserve"> frontend y backend.</w:t>
+              </w:rPr>
+              <w:t xml:space="preserve"> en </w:t>
+            </w:r>
+            <w:proofErr w:type="spellStart"/>
+            <w:r>
+              <w:rPr>
+                <w:sz w:val="19"/>
+              </w:rPr>
+              <w:t>frontend</w:t>
+            </w:r>
+            <w:proofErr w:type="spellEnd"/>
+            <w:r>
+              <w:rPr>
+                <w:sz w:val="19"/>
+              </w:rPr>
+              <w:t xml:space="preserve"> y </w:t>
+            </w:r>
+            <w:proofErr w:type="spellStart"/>
+            <w:r>
+              <w:rPr>
+                <w:sz w:val="19"/>
+              </w:rPr>
+              <w:t>backend</w:t>
+            </w:r>
+            <w:proofErr w:type="spellEnd"/>
+            <w:r>
+              <w:rPr>
+                <w:sz w:val="19"/>
+              </w:rPr>
+              <w:t>.</w:t>
             </w:r>
           </w:p>
         </w:tc>
@@ -4437,9 +4459,9 @@
     <w:p/>
     <w:p>
       <w:pPr>
-        <w:pStyle w:val="Heading1"/>
+        <w:pStyle w:val="Ttulo1"/>
       </w:pPr>
-      <w:bookmarkStart w:id="10" w:name="_Toc241098577"/>
+      <w:bookmarkStart w:id="10" w:name="_Toc241099570"/>
       <w:r>
         <w:t>Criterios de terminado de un sprint</w:t>
       </w:r>
@@ -4758,9 +4780,9 @@
     <w:p/>
     <w:p>
       <w:pPr>
-        <w:pStyle w:val="Heading1"/>
+        <w:pStyle w:val="Ttulo1"/>
       </w:pPr>
-      <w:bookmarkStart w:id="11" w:name="_Toc241098578"/>
+      <w:bookmarkStart w:id="11" w:name="_Toc241099571"/>
       <w:r>
         <w:t>Incumplimiento y revisión de la DoD</w:t>
       </w:r>
@@ -4804,9 +4826,9 @@
     </w:p>
     <w:p>
       <w:pPr>
-        <w:pStyle w:val="Heading1"/>
+        <w:pStyle w:val="Ttulo1"/>
       </w:pPr>
-      <w:bookmarkStart w:id="12" w:name="_Toc241098579"/>
+      <w:bookmarkStart w:id="12" w:name="_Toc241099572"/>
       <w:r>
         <w:t>Aprobación del equipo</w:t>
       </w:r>
@@ -5054,6 +5076,9 @@
               <w:spacing w:after="0"/>
             </w:pPr>
             <w:r>
+              <w:rPr>
+                <w:sz w:val="19"/>
+              </w:rPr>
               <w:t>22-09-2026</w:t>
             </w:r>
           </w:p>
@@ -5220,22 +5245,24 @@
       </w:tabs>
       <w:spacing w:after="0" w:line="240" w:lineRule="auto"/>
       <w:jc w:val="right"/>
-      <w:rPr>
-        <w:lang w:val="en-US"/>
-      </w:rPr>
     </w:pPr>
     <w:r>
-      <w:rPr>
-        <w:lang w:val="en-US"/>
-      </w:rPr>
-      <w:t>Documento Product Backlog y Sprint Backlog 1</w:t>
+      <w:t xml:space="preserve">Documento </w:t>
+    </w:r>
+    <w:proofErr w:type="spellStart"/>
+    <w:r>
+      <w:t>Product</w:t>
+    </w:r>
+    <w:proofErr w:type="spellEnd"/>
+    <w:r>
+      <w:t xml:space="preserve"> Backlog y Sprint Backlog 1</w:t>
     </w:r>
     <w:r>
       <w:rPr>
         <w:noProof/>
       </w:rPr>
       <w:drawing>
-        <wp:anchor distT="0" distB="0" distL="114300" distR="114300" simplePos="0" relativeHeight="251658240" behindDoc="0" locked="0" layoutInCell="1" hidden="0" allowOverlap="1" wp14:anchorId="21DCD013" wp14:editId="2F272153">
+        <wp:anchor distT="0" distB="0" distL="114300" distR="114300" simplePos="0" relativeHeight="251658240" behindDoc="0" locked="0" layoutInCell="1" hidden="0" allowOverlap="1" wp14:anchorId="59272D10" wp14:editId="4EF8B32D">
           <wp:simplePos x="0" y="0"/>
           <wp:positionH relativeFrom="column">
             <wp:posOffset>131977</wp:posOffset>
@@ -5682,11 +5709,11 @@
     <w:qFormat/>
     <w:rsid w:val="002C589F"/>
   </w:style>
-  <w:style w:type="paragraph" w:styleId="Heading1">
+  <w:style w:type="paragraph" w:styleId="Ttulo1">
     <w:name w:val="heading 1"/>
     <w:basedOn w:val="Normal"/>
     <w:next w:val="Normal"/>
-    <w:link w:val="Heading1Char"/>
+    <w:link w:val="Ttulo1Car"/>
     <w:uiPriority w:val="9"/>
     <w:qFormat/>
     <w:rsid w:val="00616CDB"/>
@@ -5705,11 +5732,11 @@
       <w:szCs w:val="28"/>
     </w:rPr>
   </w:style>
-  <w:style w:type="paragraph" w:styleId="Heading2">
+  <w:style w:type="paragraph" w:styleId="Ttulo2">
     <w:name w:val="heading 2"/>
     <w:basedOn w:val="Normal"/>
     <w:next w:val="Normal"/>
-    <w:link w:val="Heading2Char"/>
+    <w:link w:val="Ttulo2Car"/>
     <w:uiPriority w:val="9"/>
     <w:semiHidden/>
     <w:unhideWhenUsed/>
@@ -5730,11 +5757,11 @@
       <w:szCs w:val="26"/>
     </w:rPr>
   </w:style>
-  <w:style w:type="paragraph" w:styleId="Heading3">
+  <w:style w:type="paragraph" w:styleId="Ttulo3">
     <w:name w:val="heading 3"/>
-    <w:basedOn w:val="Heading1"/>
+    <w:basedOn w:val="Ttulo1"/>
     <w:next w:val="Normal"/>
-    <w:link w:val="Heading3Char"/>
+    <w:link w:val="Ttulo3Car"/>
     <w:uiPriority w:val="9"/>
     <w:semiHidden/>
     <w:unhideWhenUsed/>
@@ -5758,11 +5785,11 @@
       <w:lang w:val="en-US"/>
     </w:rPr>
   </w:style>
-  <w:style w:type="paragraph" w:styleId="Heading4">
+  <w:style w:type="paragraph" w:styleId="Ttulo4">
     <w:name w:val="heading 4"/>
-    <w:basedOn w:val="Heading1"/>
+    <w:basedOn w:val="Ttulo1"/>
     <w:next w:val="Normal"/>
-    <w:link w:val="Heading4Char"/>
+    <w:link w:val="Ttulo4Car"/>
     <w:uiPriority w:val="9"/>
     <w:semiHidden/>
     <w:unhideWhenUsed/>
@@ -5785,11 +5812,11 @@
       <w:lang w:val="en-US"/>
     </w:rPr>
   </w:style>
-  <w:style w:type="paragraph" w:styleId="Heading5">
+  <w:style w:type="paragraph" w:styleId="Ttulo5">
     <w:name w:val="heading 5"/>
     <w:basedOn w:val="Normal"/>
     <w:next w:val="Normal"/>
-    <w:link w:val="Heading5Char"/>
+    <w:link w:val="Ttulo5Car"/>
     <w:uiPriority w:val="9"/>
     <w:semiHidden/>
     <w:unhideWhenUsed/>
@@ -5808,11 +5835,11 @@
       <w:lang w:val="en-US"/>
     </w:rPr>
   </w:style>
-  <w:style w:type="paragraph" w:styleId="Heading6">
+  <w:style w:type="paragraph" w:styleId="Ttulo6">
     <w:name w:val="heading 6"/>
     <w:basedOn w:val="Normal"/>
     <w:next w:val="Normal"/>
-    <w:link w:val="Heading6Char"/>
+    <w:link w:val="Ttulo6Car"/>
     <w:uiPriority w:val="9"/>
     <w:semiHidden/>
     <w:unhideWhenUsed/>
@@ -5832,11 +5859,11 @@
       <w:lang w:val="en-US"/>
     </w:rPr>
   </w:style>
-  <w:style w:type="paragraph" w:styleId="Heading7">
+  <w:style w:type="paragraph" w:styleId="Ttulo7">
     <w:name w:val="heading 7"/>
     <w:basedOn w:val="Normal"/>
     <w:next w:val="Normal"/>
-    <w:link w:val="Heading7Char"/>
+    <w:link w:val="Ttulo7Car"/>
     <w:qFormat/>
     <w:rsid w:val="000A2611"/>
     <w:pPr>
@@ -5853,11 +5880,11 @@
       <w:lang w:val="en-US"/>
     </w:rPr>
   </w:style>
-  <w:style w:type="paragraph" w:styleId="Heading8">
+  <w:style w:type="paragraph" w:styleId="Ttulo8">
     <w:name w:val="heading 8"/>
     <w:basedOn w:val="Normal"/>
     <w:next w:val="Normal"/>
-    <w:link w:val="Heading8Char"/>
+    <w:link w:val="Ttulo8Car"/>
     <w:qFormat/>
     <w:rsid w:val="000A2611"/>
     <w:pPr>
@@ -5875,11 +5902,11 @@
       <w:lang w:val="en-US"/>
     </w:rPr>
   </w:style>
-  <w:style w:type="paragraph" w:styleId="Heading9">
+  <w:style w:type="paragraph" w:styleId="Ttulo9">
     <w:name w:val="heading 9"/>
     <w:basedOn w:val="Normal"/>
     <w:next w:val="Normal"/>
-    <w:link w:val="Heading9Char"/>
+    <w:link w:val="Ttulo9Car"/>
     <w:qFormat/>
     <w:rsid w:val="000A2611"/>
     <w:pPr>
@@ -5898,13 +5925,13 @@
       <w:lang w:val="en-US"/>
     </w:rPr>
   </w:style>
-  <w:style w:type="character" w:default="1" w:styleId="DefaultParagraphFont">
+  <w:style w:type="character" w:default="1" w:styleId="Fuentedeprrafopredeter">
     <w:name w:val="Default Paragraph Font"/>
     <w:uiPriority w:val="1"/>
     <w:semiHidden/>
     <w:unhideWhenUsed/>
   </w:style>
-  <w:style w:type="table" w:default="1" w:styleId="TableNormal">
+  <w:style w:type="table" w:default="1" w:styleId="Tablanormal">
     <w:name w:val="Normal Table"/>
     <w:uiPriority w:val="99"/>
     <w:semiHidden/>
@@ -5919,16 +5946,27 @@
       </w:tblCellMar>
     </w:tblPr>
   </w:style>
-  <w:style w:type="numbering" w:default="1" w:styleId="NoList">
+  <w:style w:type="numbering" w:default="1" w:styleId="Sinlista">
     <w:name w:val="No List"/>
     <w:uiPriority w:val="99"/>
     <w:semiHidden/>
     <w:unhideWhenUsed/>
   </w:style>
-  <w:style w:type="paragraph" w:styleId="Title">
+  <w:style w:type="table" w:customStyle="1" w:styleId="TableNormal">
+    <w:name w:val="Table Normal"/>
+    <w:tblPr>
+      <w:tblCellMar>
+        <w:top w:w="0" w:type="dxa"/>
+        <w:left w:w="0" w:type="dxa"/>
+        <w:bottom w:w="0" w:type="dxa"/>
+        <w:right w:w="0" w:type="dxa"/>
+      </w:tblCellMar>
+    </w:tblPr>
+  </w:style>
+  <w:style w:type="paragraph" w:styleId="Ttulo">
     <w:name w:val="Title"/>
     <w:basedOn w:val="Normal"/>
-    <w:link w:val="TitleChar"/>
+    <w:link w:val="TtuloCar"/>
     <w:uiPriority w:val="10"/>
     <w:qFormat/>
     <w:rsid w:val="005F3456"/>
@@ -5945,7 +5983,7 @@
       <w:lang w:val="es-ES"/>
     </w:rPr>
   </w:style>
-  <w:style w:type="paragraph" w:styleId="ListParagraph">
+  <w:style w:type="paragraph" w:styleId="Prrafodelista">
     <w:name w:val="List Paragraph"/>
     <w:basedOn w:val="Normal"/>
     <w:uiPriority w:val="34"/>
@@ -5972,9 +6010,9 @@
       <w:lang w:eastAsia="es-CL"/>
     </w:rPr>
   </w:style>
-  <w:style w:type="table" w:styleId="TableGrid">
+  <w:style w:type="table" w:styleId="Tablaconcuadrcula">
     <w:name w:val="Table Grid"/>
-    <w:basedOn w:val="TableNormal"/>
+    <w:basedOn w:val="Tablanormal"/>
     <w:uiPriority w:val="39"/>
     <w:rsid w:val="00B83719"/>
     <w:pPr>
@@ -5991,10 +6029,10 @@
       </w:tblBorders>
     </w:tblPr>
   </w:style>
-  <w:style w:type="paragraph" w:styleId="Header">
+  <w:style w:type="paragraph" w:styleId="Encabezado">
     <w:name w:val="header"/>
     <w:basedOn w:val="Normal"/>
-    <w:link w:val="HeaderChar"/>
+    <w:link w:val="EncabezadoCar"/>
     <w:uiPriority w:val="99"/>
     <w:unhideWhenUsed/>
     <w:rsid w:val="001A7D2F"/>
@@ -6006,17 +6044,17 @@
       <w:spacing w:after="0" w:line="240" w:lineRule="auto"/>
     </w:pPr>
   </w:style>
-  <w:style w:type="character" w:customStyle="1" w:styleId="HeaderChar">
-    <w:name w:val="Header Char"/>
-    <w:basedOn w:val="DefaultParagraphFont"/>
-    <w:link w:val="Header"/>
+  <w:style w:type="character" w:customStyle="1" w:styleId="EncabezadoCar">
+    <w:name w:val="Encabezado Car"/>
+    <w:basedOn w:val="Fuentedeprrafopredeter"/>
+    <w:link w:val="Encabezado"/>
     <w:uiPriority w:val="99"/>
     <w:rsid w:val="001A7D2F"/>
   </w:style>
-  <w:style w:type="paragraph" w:styleId="Footer">
+  <w:style w:type="paragraph" w:styleId="Piedepgina">
     <w:name w:val="footer"/>
     <w:basedOn w:val="Normal"/>
-    <w:link w:val="FooterChar"/>
+    <w:link w:val="PiedepginaCar"/>
     <w:uiPriority w:val="99"/>
     <w:unhideWhenUsed/>
     <w:rsid w:val="001A7D2F"/>
@@ -6028,17 +6066,17 @@
       <w:spacing w:after="0" w:line="240" w:lineRule="auto"/>
     </w:pPr>
   </w:style>
-  <w:style w:type="character" w:customStyle="1" w:styleId="FooterChar">
-    <w:name w:val="Footer Char"/>
-    <w:basedOn w:val="DefaultParagraphFont"/>
-    <w:link w:val="Footer"/>
+  <w:style w:type="character" w:customStyle="1" w:styleId="PiedepginaCar">
+    <w:name w:val="Pie de página Car"/>
+    <w:basedOn w:val="Fuentedeprrafopredeter"/>
+    <w:link w:val="Piedepgina"/>
     <w:uiPriority w:val="99"/>
     <w:rsid w:val="001A7D2F"/>
   </w:style>
-  <w:style w:type="paragraph" w:styleId="BalloonText">
+  <w:style w:type="paragraph" w:styleId="Textodeglobo">
     <w:name w:val="Balloon Text"/>
     <w:basedOn w:val="Normal"/>
-    <w:link w:val="BalloonTextChar"/>
+    <w:link w:val="TextodegloboCar"/>
     <w:uiPriority w:val="99"/>
     <w:semiHidden/>
     <w:unhideWhenUsed/>
@@ -6052,10 +6090,10 @@
       <w:szCs w:val="16"/>
     </w:rPr>
   </w:style>
-  <w:style w:type="character" w:customStyle="1" w:styleId="BalloonTextChar">
-    <w:name w:val="Balloon Text Char"/>
-    <w:basedOn w:val="DefaultParagraphFont"/>
-    <w:link w:val="BalloonText"/>
+  <w:style w:type="character" w:customStyle="1" w:styleId="TextodegloboCar">
+    <w:name w:val="Texto de globo Car"/>
+    <w:basedOn w:val="Fuentedeprrafopredeter"/>
+    <w:link w:val="Textodeglobo"/>
     <w:uiPriority w:val="99"/>
     <w:semiHidden/>
     <w:rsid w:val="001A7D2F"/>
@@ -6065,10 +6103,10 @@
       <w:szCs w:val="16"/>
     </w:rPr>
   </w:style>
-  <w:style w:type="character" w:customStyle="1" w:styleId="TitleChar">
-    <w:name w:val="Title Char"/>
-    <w:basedOn w:val="DefaultParagraphFont"/>
-    <w:link w:val="Title"/>
+  <w:style w:type="character" w:customStyle="1" w:styleId="TtuloCar">
+    <w:name w:val="Título Car"/>
+    <w:basedOn w:val="Fuentedeprrafopredeter"/>
+    <w:link w:val="Ttulo"/>
     <w:rsid w:val="005F3456"/>
     <w:rPr>
       <w:rFonts w:ascii="Arial" w:eastAsia="Times New Roman" w:hAnsi="Arial" w:cs="Arial"/>
@@ -6093,9 +6131,9 @@
       <w:lang w:val="es-ES"/>
     </w:rPr>
   </w:style>
-  <w:style w:type="paragraph" w:styleId="NoSpacing">
+  <w:style w:type="paragraph" w:styleId="Sinespaciado">
     <w:name w:val="No Spacing"/>
-    <w:link w:val="NoSpacingChar"/>
+    <w:link w:val="SinespaciadoCar"/>
     <w:uiPriority w:val="1"/>
     <w:qFormat/>
     <w:rsid w:val="009E382B"/>
@@ -6107,10 +6145,10 @@
       <w:lang w:val="es-ES"/>
     </w:rPr>
   </w:style>
-  <w:style w:type="character" w:customStyle="1" w:styleId="NoSpacingChar">
-    <w:name w:val="No Spacing Char"/>
-    <w:basedOn w:val="DefaultParagraphFont"/>
-    <w:link w:val="NoSpacing"/>
+  <w:style w:type="character" w:customStyle="1" w:styleId="SinespaciadoCar">
+    <w:name w:val="Sin espaciado Car"/>
+    <w:basedOn w:val="Fuentedeprrafopredeter"/>
+    <w:link w:val="Sinespaciado"/>
     <w:uiPriority w:val="1"/>
     <w:rsid w:val="009E382B"/>
     <w:rPr>
@@ -6131,10 +6169,10 @@
       <w:u w:val="single"/>
     </w:rPr>
   </w:style>
-  <w:style w:type="character" w:customStyle="1" w:styleId="Heading1Char">
-    <w:name w:val="Heading 1 Char"/>
-    <w:basedOn w:val="DefaultParagraphFont"/>
-    <w:link w:val="Heading1"/>
+  <w:style w:type="character" w:customStyle="1" w:styleId="Ttulo1Car">
+    <w:name w:val="Título 1 Car"/>
+    <w:basedOn w:val="Fuentedeprrafopredeter"/>
+    <w:link w:val="Ttulo1"/>
     <w:uiPriority w:val="9"/>
     <w:rsid w:val="00616CDB"/>
     <w:rPr>
@@ -6148,7 +6186,7 @@
   </w:style>
   <w:style w:type="character" w:customStyle="1" w:styleId="Estilo1Car">
     <w:name w:val="Estilo1 Car"/>
-    <w:basedOn w:val="DefaultParagraphFont"/>
+    <w:basedOn w:val="Fuentedeprrafopredeter"/>
     <w:link w:val="Estilo1"/>
     <w:rsid w:val="00616CDB"/>
     <w:rPr>
@@ -6158,10 +6196,10 @@
       <w:u w:val="single"/>
     </w:rPr>
   </w:style>
-  <w:style w:type="character" w:customStyle="1" w:styleId="Heading2Char">
-    <w:name w:val="Heading 2 Char"/>
-    <w:basedOn w:val="DefaultParagraphFont"/>
-    <w:link w:val="Heading2"/>
+  <w:style w:type="character" w:customStyle="1" w:styleId="Ttulo2Car">
+    <w:name w:val="Título 2 Car"/>
+    <w:basedOn w:val="Fuentedeprrafopredeter"/>
+    <w:link w:val="Ttulo2"/>
     <w:uiPriority w:val="9"/>
     <w:rsid w:val="00616CDB"/>
     <w:rPr>
@@ -6173,9 +6211,9 @@
       <w:szCs w:val="26"/>
     </w:rPr>
   </w:style>
-  <w:style w:type="paragraph" w:styleId="TOCHeading">
+  <w:style w:type="paragraph" w:styleId="TtuloTDC">
     <w:name w:val="TOC Heading"/>
-    <w:basedOn w:val="Heading1"/>
+    <w:basedOn w:val="Ttulo1"/>
     <w:next w:val="Normal"/>
     <w:uiPriority w:val="39"/>
     <w:unhideWhenUsed/>
@@ -6188,7 +6226,7 @@
       <w:lang w:val="es-ES"/>
     </w:rPr>
   </w:style>
-  <w:style w:type="paragraph" w:styleId="TOC1">
+  <w:style w:type="paragraph" w:styleId="TDC1">
     <w:name w:val="toc 1"/>
     <w:basedOn w:val="Normal"/>
     <w:next w:val="Normal"/>
@@ -6200,7 +6238,7 @@
       <w:spacing w:after="100"/>
     </w:pPr>
   </w:style>
-  <w:style w:type="paragraph" w:styleId="TOC2">
+  <w:style w:type="paragraph" w:styleId="TDC2">
     <w:name w:val="toc 2"/>
     <w:basedOn w:val="Normal"/>
     <w:next w:val="Normal"/>
@@ -6213,9 +6251,9 @@
       <w:ind w:left="220"/>
     </w:pPr>
   </w:style>
-  <w:style w:type="character" w:styleId="Hyperlink">
+  <w:style w:type="character" w:styleId="Hipervnculo">
     <w:name w:val="Hyperlink"/>
-    <w:basedOn w:val="DefaultParagraphFont"/>
+    <w:basedOn w:val="Fuentedeprrafopredeter"/>
     <w:uiPriority w:val="99"/>
     <w:unhideWhenUsed/>
     <w:rsid w:val="00005FA5"/>
@@ -6241,10 +6279,10 @@
       <w:lang w:val="es-CO"/>
     </w:rPr>
   </w:style>
-  <w:style w:type="character" w:customStyle="1" w:styleId="Heading3Char">
-    <w:name w:val="Heading 3 Char"/>
-    <w:basedOn w:val="DefaultParagraphFont"/>
-    <w:link w:val="Heading3"/>
+  <w:style w:type="character" w:customStyle="1" w:styleId="Ttulo3Car">
+    <w:name w:val="Título 3 Car"/>
+    <w:basedOn w:val="Fuentedeprrafopredeter"/>
+    <w:link w:val="Ttulo3"/>
     <w:rsid w:val="000A2611"/>
     <w:rPr>
       <w:rFonts w:ascii="Arial" w:eastAsia="Times New Roman" w:hAnsi="Arial" w:cs="Times New Roman"/>
@@ -6254,10 +6292,10 @@
       <w:lang w:val="en-US"/>
     </w:rPr>
   </w:style>
-  <w:style w:type="character" w:customStyle="1" w:styleId="Heading4Char">
-    <w:name w:val="Heading 4 Char"/>
-    <w:basedOn w:val="DefaultParagraphFont"/>
-    <w:link w:val="Heading4"/>
+  <w:style w:type="character" w:customStyle="1" w:styleId="Ttulo4Car">
+    <w:name w:val="Título 4 Car"/>
+    <w:basedOn w:val="Fuentedeprrafopredeter"/>
+    <w:link w:val="Ttulo4"/>
     <w:rsid w:val="000A2611"/>
     <w:rPr>
       <w:rFonts w:ascii="Arial" w:eastAsia="Times New Roman" w:hAnsi="Arial" w:cs="Times New Roman"/>
@@ -6266,10 +6304,10 @@
       <w:lang w:val="en-US"/>
     </w:rPr>
   </w:style>
-  <w:style w:type="character" w:customStyle="1" w:styleId="Heading5Char">
-    <w:name w:val="Heading 5 Char"/>
-    <w:basedOn w:val="DefaultParagraphFont"/>
-    <w:link w:val="Heading5"/>
+  <w:style w:type="character" w:customStyle="1" w:styleId="Ttulo5Car">
+    <w:name w:val="Título 5 Car"/>
+    <w:basedOn w:val="Fuentedeprrafopredeter"/>
+    <w:link w:val="Ttulo5"/>
     <w:rsid w:val="000A2611"/>
     <w:rPr>
       <w:rFonts w:ascii="Verdana" w:eastAsia="Times New Roman" w:hAnsi="Verdana" w:cs="Times New Roman"/>
@@ -6277,10 +6315,10 @@
       <w:lang w:val="en-US"/>
     </w:rPr>
   </w:style>
-  <w:style w:type="character" w:customStyle="1" w:styleId="Heading6Char">
-    <w:name w:val="Heading 6 Char"/>
-    <w:basedOn w:val="DefaultParagraphFont"/>
-    <w:link w:val="Heading6"/>
+  <w:style w:type="character" w:customStyle="1" w:styleId="Ttulo6Car">
+    <w:name w:val="Título 6 Car"/>
+    <w:basedOn w:val="Fuentedeprrafopredeter"/>
+    <w:link w:val="Ttulo6"/>
     <w:rsid w:val="000A2611"/>
     <w:rPr>
       <w:rFonts w:ascii="Verdana" w:eastAsia="Times New Roman" w:hAnsi="Verdana" w:cs="Times New Roman"/>
@@ -6289,10 +6327,10 @@
       <w:lang w:val="en-US"/>
     </w:rPr>
   </w:style>
-  <w:style w:type="character" w:customStyle="1" w:styleId="Heading7Char">
-    <w:name w:val="Heading 7 Char"/>
-    <w:basedOn w:val="DefaultParagraphFont"/>
-    <w:link w:val="Heading7"/>
+  <w:style w:type="character" w:customStyle="1" w:styleId="Ttulo7Car">
+    <w:name w:val="Título 7 Car"/>
+    <w:basedOn w:val="Fuentedeprrafopredeter"/>
+    <w:link w:val="Ttulo7"/>
     <w:rsid w:val="000A2611"/>
     <w:rPr>
       <w:rFonts w:ascii="Verdana" w:eastAsia="Times New Roman" w:hAnsi="Verdana" w:cs="Times New Roman"/>
@@ -6301,10 +6339,10 @@
       <w:lang w:val="en-US"/>
     </w:rPr>
   </w:style>
-  <w:style w:type="character" w:customStyle="1" w:styleId="Heading8Char">
-    <w:name w:val="Heading 8 Char"/>
-    <w:basedOn w:val="DefaultParagraphFont"/>
-    <w:link w:val="Heading8"/>
+  <w:style w:type="character" w:customStyle="1" w:styleId="Ttulo8Car">
+    <w:name w:val="Título 8 Car"/>
+    <w:basedOn w:val="Fuentedeprrafopredeter"/>
+    <w:link w:val="Ttulo8"/>
     <w:rsid w:val="000A2611"/>
     <w:rPr>
       <w:rFonts w:ascii="Verdana" w:eastAsia="Times New Roman" w:hAnsi="Verdana" w:cs="Times New Roman"/>
@@ -6314,10 +6352,10 @@
       <w:lang w:val="en-US"/>
     </w:rPr>
   </w:style>
-  <w:style w:type="character" w:customStyle="1" w:styleId="Heading9Char">
-    <w:name w:val="Heading 9 Char"/>
-    <w:basedOn w:val="DefaultParagraphFont"/>
-    <w:link w:val="Heading9"/>
+  <w:style w:type="character" w:customStyle="1" w:styleId="Ttulo9Car">
+    <w:name w:val="Título 9 Car"/>
+    <w:basedOn w:val="Fuentedeprrafopredeter"/>
+    <w:link w:val="Ttulo9"/>
     <w:rsid w:val="000A2611"/>
     <w:rPr>
       <w:rFonts w:ascii="Verdana" w:eastAsia="Times New Roman" w:hAnsi="Verdana" w:cs="Times New Roman"/>
@@ -6328,10 +6366,10 @@
       <w:lang w:val="en-US"/>
     </w:rPr>
   </w:style>
-  <w:style w:type="paragraph" w:styleId="BodyText">
+  <w:style w:type="paragraph" w:styleId="Textoindependiente">
     <w:name w:val="Body Text"/>
     <w:basedOn w:val="Normal"/>
-    <w:link w:val="BodyTextChar"/>
+    <w:link w:val="TextoindependienteCar"/>
     <w:rsid w:val="000A2611"/>
     <w:pPr>
       <w:keepLines/>
@@ -6347,10 +6385,10 @@
       <w:lang w:val="en-US"/>
     </w:rPr>
   </w:style>
-  <w:style w:type="character" w:customStyle="1" w:styleId="BodyTextChar">
-    <w:name w:val="Body Text Char"/>
-    <w:basedOn w:val="DefaultParagraphFont"/>
-    <w:link w:val="BodyText"/>
+  <w:style w:type="character" w:customStyle="1" w:styleId="TextoindependienteCar">
+    <w:name w:val="Texto independiente Car"/>
+    <w:basedOn w:val="Fuentedeprrafopredeter"/>
+    <w:link w:val="Textoindependiente"/>
     <w:rsid w:val="000A2611"/>
     <w:rPr>
       <w:rFonts w:ascii="Verdana" w:eastAsia="Times New Roman" w:hAnsi="Verdana" w:cs="Times New Roman"/>
@@ -6359,7 +6397,7 @@
       <w:lang w:val="en-US"/>
     </w:rPr>
   </w:style>
-  <w:style w:type="paragraph" w:styleId="Subtitle">
+  <w:style w:type="paragraph" w:styleId="Subttulo">
     <w:name w:val="Subtitle"/>
     <w:basedOn w:val="Normal"/>
     <w:next w:val="Normal"/>
@@ -6386,6 +6424,12 @@
     <w:tblPr>
       <w:tblStyleRowBandSize w:val="1"/>
       <w:tblStyleColBandSize w:val="1"/>
+      <w:tblCellMar>
+        <w:top w:w="0" w:type="dxa"/>
+        <w:left w:w="108" w:type="dxa"/>
+        <w:bottom w:w="0" w:type="dxa"/>
+        <w:right w:w="108" w:type="dxa"/>
+      </w:tblCellMar>
     </w:tblPr>
   </w:style>
   <w:style w:type="table" w:customStyle="1" w:styleId="a0">
@@ -6394,7 +6438,9 @@
       <w:tblStyleRowBandSize w:val="1"/>
       <w:tblStyleColBandSize w:val="1"/>
       <w:tblCellMar>
+        <w:top w:w="0" w:type="dxa"/>
         <w:left w:w="115" w:type="dxa"/>
+        <w:bottom w:w="0" w:type="dxa"/>
         <w:right w:w="115" w:type="dxa"/>
       </w:tblCellMar>
     </w:tblPr>
@@ -6405,7 +6451,9 @@
       <w:tblStyleRowBandSize w:val="1"/>
       <w:tblStyleColBandSize w:val="1"/>
       <w:tblCellMar>
+        <w:top w:w="0" w:type="dxa"/>
         <w:left w:w="115" w:type="dxa"/>
+        <w:bottom w:w="0" w:type="dxa"/>
         <w:right w:w="115" w:type="dxa"/>
       </w:tblCellMar>
     </w:tblPr>
@@ -6418,6 +6466,12 @@
     <w:tblPr>
       <w:tblStyleRowBandSize w:val="1"/>
       <w:tblStyleColBandSize w:val="1"/>
+      <w:tblCellMar>
+        <w:top w:w="0" w:type="dxa"/>
+        <w:left w:w="108" w:type="dxa"/>
+        <w:bottom w:w="0" w:type="dxa"/>
+        <w:right w:w="108" w:type="dxa"/>
+      </w:tblCellMar>
     </w:tblPr>
   </w:style>
   <w:style w:type="table" w:customStyle="1" w:styleId="a3">
@@ -6428,6 +6482,12 @@
     <w:tblPr>
       <w:tblStyleRowBandSize w:val="1"/>
       <w:tblStyleColBandSize w:val="1"/>
+      <w:tblCellMar>
+        <w:top w:w="0" w:type="dxa"/>
+        <w:left w:w="108" w:type="dxa"/>
+        <w:bottom w:w="0" w:type="dxa"/>
+        <w:right w:w="108" w:type="dxa"/>
+      </w:tblCellMar>
     </w:tblPr>
   </w:style>
   <w:style w:type="table" w:customStyle="1" w:styleId="a4">
@@ -6438,6 +6498,12 @@
     <w:tblPr>
       <w:tblStyleRowBandSize w:val="1"/>
       <w:tblStyleColBandSize w:val="1"/>
+      <w:tblCellMar>
+        <w:top w:w="0" w:type="dxa"/>
+        <w:left w:w="108" w:type="dxa"/>
+        <w:bottom w:w="0" w:type="dxa"/>
+        <w:right w:w="108" w:type="dxa"/>
+      </w:tblCellMar>
     </w:tblPr>
   </w:style>
   <w:style w:type="table" w:customStyle="1" w:styleId="a5">
@@ -6448,6 +6514,12 @@
     <w:tblPr>
       <w:tblStyleRowBandSize w:val="1"/>
       <w:tblStyleColBandSize w:val="1"/>
+      <w:tblCellMar>
+        <w:top w:w="0" w:type="dxa"/>
+        <w:left w:w="108" w:type="dxa"/>
+        <w:bottom w:w="0" w:type="dxa"/>
+        <w:right w:w="108" w:type="dxa"/>
+      </w:tblCellMar>
     </w:tblPr>
   </w:style>
 </w:styles>
